--- a/docs/PDF编辑器操作手册.docx
+++ b/docs/PDF编辑器操作手册.docx
@@ -43,7 +43,7 @@
           <w:color w:val="64748b"/>
           <w:sz w:val="24"/>
         </w:rPr>
-        <w:t>Windows 10 桌面版 · 图文操作指南</w:t>
+        <w:t>Windows 10 桌面版 · 图文操作指南（WPS 风格界面）</w:t>
       </w:r>
     </w:p>
     <w:p>
@@ -61,7 +61,7 @@
           <w:color w:val="94a3b8"/>
           <w:sz w:val="20"/>
         </w:rPr>
-        <w:t>版本 v0.1.0 | 适用平台：Windows 10 / 11 | 生成日期：2026-10-16</w:t>
+        <w:t>版本 v0.2.0 | 适用平台：Windows 10 / 11（64 位） | 生成日期：2026-10-16</w:t>
       </w:r>
     </w:p>
     <w:p>
@@ -104,7 +104,24 @@
           <w:color w:val="1f2937"/>
           <w:sz w:val="22"/>
         </w:rPr>
-        <w:t>PDF 编辑器是一款轻量的本地桌面工具，用于对 PDF 文件进行日常编辑处理。所有操作均在</w:t>
+        <w:t xml:space="preserve">PDF 编辑器是一款轻量的本地桌面工具，界面参照 </w:t>
+      </w:r>
+      <w:r>
+        <w:rPr>
+          <w:rFonts w:ascii="Microsoft YaHei" w:hAnsi="Microsoft YaHei" w:eastAsia="Microsoft YaHei" w:cs="Microsoft YaHei"/>
+          <w:b w:val="1"/>
+          <w:color w:val="1f2937"/>
+          <w:sz w:val="22"/>
+        </w:rPr>
+        <w:t>WPS PDF</w:t>
+      </w:r>
+      <w:r>
+        <w:rPr>
+          <w:rFonts w:hint="eastAsia" w:ascii="Microsoft YaHei" w:hAnsi="Microsoft YaHei" w:eastAsia="Microsoft YaHei" w:cs="Microsoft YaHei"/>
+          <w:color w:val="1f2937"/>
+          <w:sz w:val="22"/>
+        </w:rPr>
+        <w:t xml:space="preserve"> 设计，提供页面可视化预览与完整的页面级编辑能力。所有操作均在</w:t>
       </w:r>
       <w:r>
         <w:rPr>
@@ -138,7 +155,7 @@
           <w:color w:val="1f2937"/>
           <w:sz w:val="22"/>
         </w:rPr>
-        <w:t>当前版本支持以下 7 项核心功能：</w:t>
+        <w:t>当前版本（v0.2.0）支持以下 10 项核心功能：</w:t>
       </w:r>
     </w:p>
     <w:tbl>
@@ -154,8 +171,8 @@
         </w:tblCellMar>
       </w:tblPr>
       <w:tblGrid>
-        <w:gridCol w:w="1993"/>
-        <w:gridCol w:w="6313"/>
+        <w:gridCol w:w="2159"/>
+        <w:gridCol w:w="6147"/>
       </w:tblGrid>
       <w:tr>
         <w:trPr>
@@ -163,7 +180,7 @@
         </w:trPr>
         <w:tc>
           <w:tcPr>
-            <w:tcW w:w="1993" w:type="dxa"/>
+            <w:tcW w:w="2159" w:type="dxa"/>
             <w:tcBorders>
               <w:top w:val="single" w:color="cbd5e1" w:sz="6"/>
               <w:left w:val="single" w:color="cbd5e1" w:sz="6"/>
@@ -201,7 +218,7 @@
         </w:tc>
         <w:tc>
           <w:tcPr>
-            <w:tcW w:w="6313" w:type="dxa"/>
+            <w:tcW w:w="6147" w:type="dxa"/>
             <w:tcBorders>
               <w:top w:val="single" w:color="cbd5e1" w:sz="6"/>
               <w:left w:val="single" w:color="cbd5e1" w:sz="6"/>
@@ -242,7 +259,7 @@
         <w:trPr/>
         <w:tc>
           <w:tcPr>
-            <w:tcW w:w="1993" w:type="dxa"/>
+            <w:tcW w:w="2159" w:type="dxa"/>
             <w:tcBorders>
               <w:top w:val="single" w:color="cbd5e1" w:sz="6"/>
               <w:left w:val="single" w:color="cbd5e1" w:sz="6"/>
@@ -276,7 +293,7 @@
         </w:tc>
         <w:tc>
           <w:tcPr>
-            <w:tcW w:w="6313" w:type="dxa"/>
+            <w:tcW w:w="6147" w:type="dxa"/>
             <w:tcBorders>
               <w:top w:val="single" w:color="cbd5e1" w:sz="6"/>
               <w:left w:val="single" w:color="cbd5e1" w:sz="6"/>
@@ -313,7 +330,7 @@
         <w:trPr/>
         <w:tc>
           <w:tcPr>
-            <w:tcW w:w="1993" w:type="dxa"/>
+            <w:tcW w:w="2159" w:type="dxa"/>
             <w:tcBorders>
               <w:top w:val="single" w:color="cbd5e1" w:sz="6"/>
               <w:left w:val="single" w:color="cbd5e1" w:sz="6"/>
@@ -346,7 +363,7 @@
         </w:tc>
         <w:tc>
           <w:tcPr>
-            <w:tcW w:w="6313" w:type="dxa"/>
+            <w:tcW w:w="6147" w:type="dxa"/>
             <w:tcBorders>
               <w:top w:val="single" w:color="cbd5e1" w:sz="6"/>
               <w:left w:val="single" w:color="cbd5e1" w:sz="6"/>
@@ -382,7 +399,7 @@
         <w:trPr/>
         <w:tc>
           <w:tcPr>
-            <w:tcW w:w="1993" w:type="dxa"/>
+            <w:tcW w:w="2159" w:type="dxa"/>
             <w:tcBorders>
               <w:top w:val="single" w:color="cbd5e1" w:sz="6"/>
               <w:left w:val="single" w:color="cbd5e1" w:sz="6"/>
@@ -410,13 +427,13 @@
                 <w:color w:val="1f2937"/>
                 <w:sz w:val="21"/>
               </w:rPr>
-              <w:t>旋转 PDF</w:t>
-            </w:r>
-          </w:p>
-        </w:tc>
-        <w:tc>
-          <w:tcPr>
-            <w:tcW w:w="6313" w:type="dxa"/>
+              <w:t>旋转页面</w:t>
+            </w:r>
+          </w:p>
+        </w:tc>
+        <w:tc>
+          <w:tcPr>
+            <w:tcW w:w="6147" w:type="dxa"/>
             <w:tcBorders>
               <w:top w:val="single" w:color="cbd5e1" w:sz="6"/>
               <w:left w:val="single" w:color="cbd5e1" w:sz="6"/>
@@ -444,7 +461,7 @@
                 <w:color w:val="1f2937"/>
                 <w:sz w:val="21"/>
               </w:rPr>
-              <w:t>将页面顺时针旋转 90°（适用于扫描件方向不正）</w:t>
+              <w:t>将当前页顺时针旋转 90° 或 180°（校正扫描件方向）</w:t>
             </w:r>
           </w:p>
         </w:tc>
@@ -453,7 +470,7 @@
         <w:trPr/>
         <w:tc>
           <w:tcPr>
-            <w:tcW w:w="1993" w:type="dxa"/>
+            <w:tcW w:w="2159" w:type="dxa"/>
             <w:tcBorders>
               <w:top w:val="single" w:color="cbd5e1" w:sz="6"/>
               <w:left w:val="single" w:color="cbd5e1" w:sz="6"/>
@@ -486,7 +503,7 @@
         </w:tc>
         <w:tc>
           <w:tcPr>
-            <w:tcW w:w="6313" w:type="dxa"/>
+            <w:tcW w:w="6147" w:type="dxa"/>
             <w:tcBorders>
               <w:top w:val="single" w:color="cbd5e1" w:sz="6"/>
               <w:left w:val="single" w:color="cbd5e1" w:sz="6"/>
@@ -522,7 +539,7 @@
         <w:trPr/>
         <w:tc>
           <w:tcPr>
-            <w:tcW w:w="1993" w:type="dxa"/>
+            <w:tcW w:w="2159" w:type="dxa"/>
             <w:tcBorders>
               <w:top w:val="single" w:color="cbd5e1" w:sz="6"/>
               <w:left w:val="single" w:color="cbd5e1" w:sz="6"/>
@@ -550,13 +567,13 @@
                 <w:color w:val="1f2937"/>
                 <w:sz w:val="21"/>
               </w:rPr>
-              <w:t>文字水印</w:t>
-            </w:r>
-          </w:p>
-        </w:tc>
-        <w:tc>
-          <w:tcPr>
-            <w:tcW w:w="6313" w:type="dxa"/>
+              <w:t>删除页面</w:t>
+            </w:r>
+          </w:p>
+        </w:tc>
+        <w:tc>
+          <w:tcPr>
+            <w:tcW w:w="6147" w:type="dxa"/>
             <w:tcBorders>
               <w:top w:val="single" w:color="cbd5e1" w:sz="6"/>
               <w:left w:val="single" w:color="cbd5e1" w:sz="6"/>
@@ -584,7 +601,7 @@
                 <w:color w:val="1f2937"/>
                 <w:sz w:val="21"/>
               </w:rPr>
-              <w:t>在每页居中叠加文字水印，支持中文，默认 45° 斜向</w:t>
+              <w:t>删除当前选中的页面</w:t>
             </w:r>
           </w:p>
         </w:tc>
@@ -593,7 +610,7 @@
         <w:trPr/>
         <w:tc>
           <w:tcPr>
-            <w:tcW w:w="1993" w:type="dxa"/>
+            <w:tcW w:w="2159" w:type="dxa"/>
             <w:tcBorders>
               <w:top w:val="single" w:color="cbd5e1" w:sz="6"/>
               <w:left w:val="single" w:color="cbd5e1" w:sz="6"/>
@@ -620,13 +637,13 @@
                 <w:color w:val="1f2937"/>
                 <w:sz w:val="21"/>
               </w:rPr>
-              <w:t>图片水印</w:t>
-            </w:r>
-          </w:p>
-        </w:tc>
-        <w:tc>
-          <w:tcPr>
-            <w:tcW w:w="6313" w:type="dxa"/>
+              <w:t>提取页面</w:t>
+            </w:r>
+          </w:p>
+        </w:tc>
+        <w:tc>
+          <w:tcPr>
+            <w:tcW w:w="6147" w:type="dxa"/>
             <w:tcBorders>
               <w:top w:val="single" w:color="cbd5e1" w:sz="6"/>
               <w:left w:val="single" w:color="cbd5e1" w:sz="6"/>
@@ -653,7 +670,7 @@
                 <w:color w:val="1f2937"/>
                 <w:sz w:val="21"/>
               </w:rPr>
-              <w:t>在每页居中叠加图片（如公司印章、Logo）</w:t>
+              <w:t>按页码抽取指定页，另存为新文件</w:t>
             </w:r>
           </w:p>
         </w:tc>
@@ -662,7 +679,7 @@
         <w:trPr/>
         <w:tc>
           <w:tcPr>
-            <w:tcW w:w="1993" w:type="dxa"/>
+            <w:tcW w:w="2159" w:type="dxa"/>
             <w:tcBorders>
               <w:top w:val="single" w:color="cbd5e1" w:sz="6"/>
               <w:left w:val="single" w:color="cbd5e1" w:sz="6"/>
@@ -690,13 +707,13 @@
                 <w:color w:val="1f2937"/>
                 <w:sz w:val="21"/>
               </w:rPr>
-              <w:t>提取文字</w:t>
-            </w:r>
-          </w:p>
-        </w:tc>
-        <w:tc>
-          <w:tcPr>
-            <w:tcW w:w="6313" w:type="dxa"/>
+              <w:t>插入页面</w:t>
+            </w:r>
+          </w:p>
+        </w:tc>
+        <w:tc>
+          <w:tcPr>
+            <w:tcW w:w="6147" w:type="dxa"/>
             <w:tcBorders>
               <w:top w:val="single" w:color="cbd5e1" w:sz="6"/>
               <w:left w:val="single" w:color="cbd5e1" w:sz="6"/>
@@ -724,6 +741,215 @@
                 <w:color w:val="1f2937"/>
                 <w:sz w:val="21"/>
               </w:rPr>
+              <w:t>把另一个 PDF 的页面插入到当前位置/最前/末尾</w:t>
+            </w:r>
+          </w:p>
+        </w:tc>
+      </w:tr>
+      <w:tr>
+        <w:trPr/>
+        <w:tc>
+          <w:tcPr>
+            <w:tcW w:w="2159" w:type="dxa"/>
+            <w:tcBorders>
+              <w:top w:val="single" w:color="cbd5e1" w:sz="6"/>
+              <w:left w:val="single" w:color="cbd5e1" w:sz="6"/>
+              <w:bottom w:val="single" w:color="cbd5e1" w:sz="6"/>
+              <w:right w:val="single" w:color="cbd5e1" w:sz="6"/>
+            </w:tcBorders>
+            <w:tcMar>
+              <w:top w:w="120" w:type="dxa"/>
+              <w:left w:w="160" w:type="dxa"/>
+              <w:bottom w:w="120" w:type="dxa"/>
+              <w:right w:w="160" w:type="dxa"/>
+            </w:tcMar>
+            <w:vAlign w:val="center"/>
+          </w:tcPr>
+          <w:p>
+            <w:pPr>
+              <w:rPr>
+                <w:color w:val="1f2937"/>
+              </w:rPr>
+            </w:pPr>
+            <w:r>
+              <w:rPr>
+                <w:rFonts w:hint="eastAsia" w:ascii="Microsoft YaHei" w:hAnsi="Microsoft YaHei" w:eastAsia="Microsoft YaHei" w:cs="Microsoft YaHei"/>
+                <w:color w:val="1f2937"/>
+                <w:sz w:val="21"/>
+              </w:rPr>
+              <w:t>文字水印</w:t>
+            </w:r>
+          </w:p>
+        </w:tc>
+        <w:tc>
+          <w:tcPr>
+            <w:tcW w:w="6147" w:type="dxa"/>
+            <w:tcBorders>
+              <w:top w:val="single" w:color="cbd5e1" w:sz="6"/>
+              <w:left w:val="single" w:color="cbd5e1" w:sz="6"/>
+              <w:bottom w:val="single" w:color="cbd5e1" w:sz="6"/>
+              <w:right w:val="single" w:color="cbd5e1" w:sz="6"/>
+            </w:tcBorders>
+            <w:tcMar>
+              <w:top w:w="120" w:type="dxa"/>
+              <w:left w:w="160" w:type="dxa"/>
+              <w:bottom w:w="120" w:type="dxa"/>
+              <w:right w:w="160" w:type="dxa"/>
+            </w:tcMar>
+            <w:vAlign w:val="center"/>
+          </w:tcPr>
+          <w:p>
+            <w:pPr>
+              <w:rPr>
+                <w:color w:val="1f2937"/>
+              </w:rPr>
+            </w:pPr>
+            <w:r>
+              <w:rPr>
+                <w:rFonts w:hint="eastAsia" w:ascii="Microsoft YaHei" w:hAnsi="Microsoft YaHei" w:eastAsia="Microsoft YaHei" w:cs="Microsoft YaHei"/>
+                <w:color w:val="1f2937"/>
+                <w:sz w:val="21"/>
+              </w:rPr>
+              <w:t>在每页居中叠加文字水印，支持中文，默认 45° 斜向</w:t>
+            </w:r>
+          </w:p>
+        </w:tc>
+      </w:tr>
+      <w:tr>
+        <w:trPr/>
+        <w:tc>
+          <w:tcPr>
+            <w:tcW w:w="2159" w:type="dxa"/>
+            <w:tcBorders>
+              <w:top w:val="single" w:color="cbd5e1" w:sz="6"/>
+              <w:left w:val="single" w:color="cbd5e1" w:sz="6"/>
+              <w:bottom w:val="single" w:color="cbd5e1" w:sz="6"/>
+              <w:right w:val="single" w:color="cbd5e1" w:sz="6"/>
+            </w:tcBorders>
+            <w:shd w:val="clear" w:fill="f8fafc"/>
+            <w:tcMar>
+              <w:top w:w="120" w:type="dxa"/>
+              <w:left w:w="160" w:type="dxa"/>
+              <w:bottom w:w="120" w:type="dxa"/>
+              <w:right w:w="160" w:type="dxa"/>
+            </w:tcMar>
+            <w:vAlign w:val="center"/>
+          </w:tcPr>
+          <w:p>
+            <w:pPr>
+              <w:rPr>
+                <w:color w:val="1f2937"/>
+              </w:rPr>
+            </w:pPr>
+            <w:r>
+              <w:rPr>
+                <w:rFonts w:hint="eastAsia" w:ascii="Microsoft YaHei" w:hAnsi="Microsoft YaHei" w:eastAsia="Microsoft YaHei" w:cs="Microsoft YaHei"/>
+                <w:color w:val="1f2937"/>
+                <w:sz w:val="21"/>
+              </w:rPr>
+              <w:t>图片水印</w:t>
+            </w:r>
+          </w:p>
+        </w:tc>
+        <w:tc>
+          <w:tcPr>
+            <w:tcW w:w="6147" w:type="dxa"/>
+            <w:tcBorders>
+              <w:top w:val="single" w:color="cbd5e1" w:sz="6"/>
+              <w:left w:val="single" w:color="cbd5e1" w:sz="6"/>
+              <w:bottom w:val="single" w:color="cbd5e1" w:sz="6"/>
+              <w:right w:val="single" w:color="cbd5e1" w:sz="6"/>
+            </w:tcBorders>
+            <w:shd w:val="clear" w:fill="f8fafc"/>
+            <w:tcMar>
+              <w:top w:w="120" w:type="dxa"/>
+              <w:left w:w="160" w:type="dxa"/>
+              <w:bottom w:w="120" w:type="dxa"/>
+              <w:right w:w="160" w:type="dxa"/>
+            </w:tcMar>
+            <w:vAlign w:val="center"/>
+          </w:tcPr>
+          <w:p>
+            <w:pPr>
+              <w:rPr>
+                <w:color w:val="1f2937"/>
+              </w:rPr>
+            </w:pPr>
+            <w:r>
+              <w:rPr>
+                <w:rFonts w:hint="eastAsia" w:ascii="Microsoft YaHei" w:hAnsi="Microsoft YaHei" w:eastAsia="Microsoft YaHei" w:cs="Microsoft YaHei"/>
+                <w:color w:val="1f2937"/>
+                <w:sz w:val="21"/>
+              </w:rPr>
+              <w:t>在每页居中叠加图片（如公司印章、Logo）</w:t>
+            </w:r>
+          </w:p>
+        </w:tc>
+      </w:tr>
+      <w:tr>
+        <w:trPr/>
+        <w:tc>
+          <w:tcPr>
+            <w:tcW w:w="2159" w:type="dxa"/>
+            <w:tcBorders>
+              <w:top w:val="single" w:color="cbd5e1" w:sz="6"/>
+              <w:left w:val="single" w:color="cbd5e1" w:sz="6"/>
+              <w:bottom w:val="single" w:color="cbd5e1" w:sz="6"/>
+              <w:right w:val="single" w:color="cbd5e1" w:sz="6"/>
+            </w:tcBorders>
+            <w:tcMar>
+              <w:top w:w="120" w:type="dxa"/>
+              <w:left w:w="160" w:type="dxa"/>
+              <w:bottom w:w="120" w:type="dxa"/>
+              <w:right w:w="160" w:type="dxa"/>
+            </w:tcMar>
+            <w:vAlign w:val="center"/>
+          </w:tcPr>
+          <w:p>
+            <w:pPr>
+              <w:rPr>
+                <w:color w:val="1f2937"/>
+              </w:rPr>
+            </w:pPr>
+            <w:r>
+              <w:rPr>
+                <w:rFonts w:hint="eastAsia" w:ascii="Microsoft YaHei" w:hAnsi="Microsoft YaHei" w:eastAsia="Microsoft YaHei" w:cs="Microsoft YaHei"/>
+                <w:color w:val="1f2937"/>
+                <w:sz w:val="21"/>
+              </w:rPr>
+              <w:t>提取文字</w:t>
+            </w:r>
+          </w:p>
+        </w:tc>
+        <w:tc>
+          <w:tcPr>
+            <w:tcW w:w="6147" w:type="dxa"/>
+            <w:tcBorders>
+              <w:top w:val="single" w:color="cbd5e1" w:sz="6"/>
+              <w:left w:val="single" w:color="cbd5e1" w:sz="6"/>
+              <w:bottom w:val="single" w:color="cbd5e1" w:sz="6"/>
+              <w:right w:val="single" w:color="cbd5e1" w:sz="6"/>
+            </w:tcBorders>
+            <w:tcMar>
+              <w:top w:w="120" w:type="dxa"/>
+              <w:left w:w="160" w:type="dxa"/>
+              <w:bottom w:w="120" w:type="dxa"/>
+              <w:right w:w="160" w:type="dxa"/>
+            </w:tcMar>
+            <w:vAlign w:val="center"/>
+          </w:tcPr>
+          <w:p>
+            <w:pPr>
+              <w:rPr>
+                <w:color w:val="1f2937"/>
+              </w:rPr>
+            </w:pPr>
+            <w:r>
+              <w:rPr>
+                <w:rFonts w:hint="eastAsia" w:ascii="Microsoft YaHei" w:hAnsi="Microsoft YaHei" w:eastAsia="Microsoft YaHei" w:cs="Microsoft YaHei"/>
+                <w:color w:val="1f2937"/>
+                <w:sz w:val="21"/>
+              </w:rPr>
               <w:t>把 PDF 中的文字内容提取出来并显示</w:t>
             </w:r>
           </w:p>
@@ -742,7 +968,7 @@
       <w:r>
         <w:drawing>
           <wp:inline>
-            <wp:extent cx="5274310" cy="4255147"/>
+            <wp:extent cx="5274310" cy="3699954"/>
             <wp:docPr id="2" name=""/>
             <wp:cNvGraphicFramePr>
               <a:graphicFrameLocks noChangeAspect="1"/>
@@ -763,7 +989,7 @@
                   <pic:spPr>
                     <a:xfrm>
                       <a:off x="0" y="0"/>
-                      <a:ext cx="5274310" cy="4255147"/>
+                      <a:ext cx="5274310" cy="3699954"/>
                     </a:xfrm>
                     <a:prstGeom prst="rect">
                       <a:avLst/>
@@ -791,7 +1017,7 @@
           <w:color w:val="64748b"/>
           <w:sz w:val="19"/>
         </w:rPr>
-        <w:t>图 1　PDF 编辑器主界面</w:t>
+        <w:t>图 1　PDF 编辑器主界面（WPS 风格三栏布局）</w:t>
       </w:r>
     </w:p>
     <w:p>
@@ -1533,7 +1759,24 @@
           <w:color w:val="1f2937"/>
           <w:sz w:val="22"/>
         </w:rPr>
-        <w:t>程序启动后进入主界面，整体分为工具区、文件区、参数区与日志区四部分，布局如下图。</w:t>
+        <w:t>程序启动后进入主界面，整体采用 WPS PDF 风格的</w:t>
+      </w:r>
+      <w:r>
+        <w:rPr>
+          <w:rFonts w:hint="eastAsia" w:ascii="Microsoft YaHei" w:hAnsi="Microsoft YaHei" w:eastAsia="Microsoft YaHei" w:cs="Microsoft YaHei"/>
+          <w:b w:val="1"/>
+          <w:color w:val="1f2937"/>
+          <w:sz w:val="22"/>
+        </w:rPr>
+        <w:t>三栏布局</w:t>
+      </w:r>
+      <w:r>
+        <w:rPr>
+          <w:rFonts w:hint="eastAsia" w:ascii="Microsoft YaHei" w:hAnsi="Microsoft YaHei" w:eastAsia="Microsoft YaHei" w:cs="Microsoft YaHei"/>
+          <w:color w:val="1f2937"/>
+          <w:sz w:val="22"/>
+        </w:rPr>
+        <w:t>：顶部为菜单栏与 Ribbon 工具栏，左侧为页面缩略图导航，中间为页面预览区，底部为操作日志与状态栏。</w:t>
       </w:r>
     </w:p>
     <w:p>
@@ -1548,7 +1791,7 @@
       <w:r>
         <w:drawing>
           <wp:inline>
-            <wp:extent cx="5274310" cy="4255147"/>
+            <wp:extent cx="5274310" cy="3699954"/>
             <wp:docPr id="5" name=""/>
             <wp:cNvGraphicFramePr>
               <a:graphicFrameLocks noChangeAspect="1"/>
@@ -1569,7 +1812,7 @@
                   <pic:spPr>
                     <a:xfrm>
                       <a:off x="0" y="0"/>
-                      <a:ext cx="5274310" cy="4255147"/>
+                      <a:ext cx="5274310" cy="3699954"/>
                     </a:xfrm>
                     <a:prstGeom prst="rect">
                       <a:avLst/>
@@ -1613,9 +1856,9 @@
         </w:tblCellMar>
       </w:tblPr>
       <w:tblGrid>
-        <w:gridCol w:w="1328"/>
-        <w:gridCol w:w="3489"/>
-        <w:gridCol w:w="3489"/>
+        <w:gridCol w:w="1162"/>
+        <w:gridCol w:w="1827"/>
+        <w:gridCol w:w="5317"/>
       </w:tblGrid>
       <w:tr>
         <w:trPr>
@@ -1623,7 +1866,7 @@
         </w:trPr>
         <w:tc>
           <w:tcPr>
-            <w:tcW w:w="1328" w:type="dxa"/>
+            <w:tcW w:w="1162" w:type="dxa"/>
             <w:tcBorders>
               <w:top w:val="single" w:color="cbd5e1" w:sz="6"/>
               <w:left w:val="single" w:color="cbd5e1" w:sz="6"/>
@@ -1661,7 +1904,7 @@
         </w:tc>
         <w:tc>
           <w:tcPr>
-            <w:tcW w:w="3489" w:type="dxa"/>
+            <w:tcW w:w="1827" w:type="dxa"/>
             <w:tcBorders>
               <w:top w:val="single" w:color="cbd5e1" w:sz="6"/>
               <w:left w:val="single" w:color="cbd5e1" w:sz="6"/>
@@ -1699,7 +1942,7 @@
         </w:tc>
         <w:tc>
           <w:tcPr>
-            <w:tcW w:w="3489" w:type="dxa"/>
+            <w:tcW w:w="5317" w:type="dxa"/>
             <w:tcBorders>
               <w:top w:val="single" w:color="cbd5e1" w:sz="6"/>
               <w:left w:val="single" w:color="cbd5e1" w:sz="6"/>
@@ -1740,7 +1983,7 @@
         <w:trPr/>
         <w:tc>
           <w:tcPr>
-            <w:tcW w:w="1328" w:type="dxa"/>
+            <w:tcW w:w="1162" w:type="dxa"/>
             <w:tcBorders>
               <w:top w:val="single" w:color="cbd5e1" w:sz="6"/>
               <w:left w:val="single" w:color="cbd5e1" w:sz="6"/>
@@ -1774,7 +2017,7 @@
         </w:tc>
         <w:tc>
           <w:tcPr>
-            <w:tcW w:w="3489" w:type="dxa"/>
+            <w:tcW w:w="1827" w:type="dxa"/>
             <w:tcBorders>
               <w:top w:val="single" w:color="cbd5e1" w:sz="6"/>
               <w:left w:val="single" w:color="cbd5e1" w:sz="6"/>
@@ -1802,13 +2045,13 @@
                 <w:color w:val="1f2937"/>
                 <w:sz w:val="21"/>
               </w:rPr>
-              <w:t>工具栏</w:t>
-            </w:r>
-          </w:p>
-        </w:tc>
-        <w:tc>
-          <w:tcPr>
-            <w:tcW w:w="3489" w:type="dxa"/>
+              <w:t>Ribbon 工具栏</w:t>
+            </w:r>
+          </w:p>
+        </w:tc>
+        <w:tc>
+          <w:tcPr>
+            <w:tcW w:w="5317" w:type="dxa"/>
             <w:tcBorders>
               <w:top w:val="single" w:color="cbd5e1" w:sz="6"/>
               <w:left w:val="single" w:color="cbd5e1" w:sz="6"/>
@@ -1836,7 +2079,7 @@
                 <w:color w:val="1f2937"/>
                 <w:sz w:val="21"/>
               </w:rPr>
-              <w:t>集中放置 9 个按钮：添加文件、清空与 7 项功能</w:t>
+              <w:t>按"文件 / 页面 / 旋转 / 插入 / 水印 / 工具"分组排列全部功能按钮</w:t>
             </w:r>
           </w:p>
         </w:tc>
@@ -1845,7 +2088,7 @@
         <w:trPr/>
         <w:tc>
           <w:tcPr>
-            <w:tcW w:w="1328" w:type="dxa"/>
+            <w:tcW w:w="1162" w:type="dxa"/>
             <w:tcBorders>
               <w:top w:val="single" w:color="cbd5e1" w:sz="6"/>
               <w:left w:val="single" w:color="cbd5e1" w:sz="6"/>
@@ -1878,7 +2121,7 @@
         </w:tc>
         <w:tc>
           <w:tcPr>
-            <w:tcW w:w="3489" w:type="dxa"/>
+            <w:tcW w:w="1827" w:type="dxa"/>
             <w:tcBorders>
               <w:top w:val="single" w:color="cbd5e1" w:sz="6"/>
               <w:left w:val="single" w:color="cbd5e1" w:sz="6"/>
@@ -1905,13 +2148,13 @@
                 <w:color w:val="1f2937"/>
                 <w:sz w:val="21"/>
               </w:rPr>
-              <w:t>文件列表</w:t>
-            </w:r>
-          </w:p>
-        </w:tc>
-        <w:tc>
-          <w:tcPr>
-            <w:tcW w:w="3489" w:type="dxa"/>
+              <w:t>页面缩略图导航</w:t>
+            </w:r>
+          </w:p>
+        </w:tc>
+        <w:tc>
+          <w:tcPr>
+            <w:tcW w:w="5317" w:type="dxa"/>
             <w:tcBorders>
               <w:top w:val="single" w:color="cbd5e1" w:sz="6"/>
               <w:left w:val="single" w:color="cbd5e1" w:sz="6"/>
@@ -1938,7 +2181,7 @@
                 <w:color w:val="1f2937"/>
                 <w:sz w:val="21"/>
               </w:rPr>
-              <w:t>显示已添加的 PDF；支持按住 Ctrl / Shift 多选</w:t>
+              <w:t>显示全部页面缩略图，点击任意缩略图即可跳转到该页</w:t>
             </w:r>
           </w:p>
         </w:tc>
@@ -1947,7 +2190,7 @@
         <w:trPr/>
         <w:tc>
           <w:tcPr>
-            <w:tcW w:w="1328" w:type="dxa"/>
+            <w:tcW w:w="1162" w:type="dxa"/>
             <w:tcBorders>
               <w:top w:val="single" w:color="cbd5e1" w:sz="6"/>
               <w:left w:val="single" w:color="cbd5e1" w:sz="6"/>
@@ -1981,7 +2224,7 @@
         </w:tc>
         <w:tc>
           <w:tcPr>
-            <w:tcW w:w="3489" w:type="dxa"/>
+            <w:tcW w:w="1827" w:type="dxa"/>
             <w:tcBorders>
               <w:top w:val="single" w:color="cbd5e1" w:sz="6"/>
               <w:left w:val="single" w:color="cbd5e1" w:sz="6"/>
@@ -2009,13 +2252,13 @@
                 <w:color w:val="1f2937"/>
                 <w:sz w:val="21"/>
               </w:rPr>
-              <w:t>重排顺序</w:t>
-            </w:r>
-          </w:p>
-        </w:tc>
-        <w:tc>
-          <w:tcPr>
-            <w:tcW w:w="3489" w:type="dxa"/>
+              <w:t>页面预览区</w:t>
+            </w:r>
+          </w:p>
+        </w:tc>
+        <w:tc>
+          <w:tcPr>
+            <w:tcW w:w="5317" w:type="dxa"/>
             <w:tcBorders>
               <w:top w:val="single" w:color="cbd5e1" w:sz="6"/>
               <w:left w:val="single" w:color="cbd5e1" w:sz="6"/>
@@ -2043,16 +2286,7 @@
                 <w:color w:val="1f2937"/>
                 <w:sz w:val="21"/>
               </w:rPr>
-              <w:t xml:space="preserve">输入新的页序，如 </w:t>
-            </w:r>
-            <w:r>
-              <w:rPr>
-                <w:rFonts w:ascii="Consolas" w:hAnsi="Consolas" w:eastAsia="Consolas" w:cs="Consolas"/>
-                <w:color w:val="be123c"/>
-                <w:sz w:val="20"/>
-                <w:shd w:val="clear" w:fill="f1f5f9"/>
-              </w:rPr>
-              <w:t>3,1,2</w:t>
+              <w:t>大图预览当前页，支持滚轮翻页、缩放、适应宽度</w:t>
             </w:r>
           </w:p>
         </w:tc>
@@ -2061,7 +2295,7 @@
         <w:trPr/>
         <w:tc>
           <w:tcPr>
-            <w:tcW w:w="1328" w:type="dxa"/>
+            <w:tcW w:w="1162" w:type="dxa"/>
             <w:tcBorders>
               <w:top w:val="single" w:color="cbd5e1" w:sz="6"/>
               <w:left w:val="single" w:color="cbd5e1" w:sz="6"/>
@@ -2094,7 +2328,7 @@
         </w:tc>
         <w:tc>
           <w:tcPr>
-            <w:tcW w:w="3489" w:type="dxa"/>
+            <w:tcW w:w="1827" w:type="dxa"/>
             <w:tcBorders>
               <w:top w:val="single" w:color="cbd5e1" w:sz="6"/>
               <w:left w:val="single" w:color="cbd5e1" w:sz="6"/>
@@ -2121,13 +2355,13 @@
                 <w:color w:val="1f2937"/>
                 <w:sz w:val="21"/>
               </w:rPr>
-              <w:t>拆分范围</w:t>
-            </w:r>
-          </w:p>
-        </w:tc>
-        <w:tc>
-          <w:tcPr>
-            <w:tcW w:w="3489" w:type="dxa"/>
+              <w:t>操作日志</w:t>
+            </w:r>
+          </w:p>
+        </w:tc>
+        <w:tc>
+          <w:tcPr>
+            <w:tcW w:w="5317" w:type="dxa"/>
             <w:tcBorders>
               <w:top w:val="single" w:color="cbd5e1" w:sz="6"/>
               <w:left w:val="single" w:color="cbd5e1" w:sz="6"/>
@@ -2154,16 +2388,7 @@
                 <w:color w:val="1f2937"/>
                 <w:sz w:val="21"/>
               </w:rPr>
-              <w:t xml:space="preserve">输入拆分区间，如 </w:t>
-            </w:r>
-            <w:r>
-              <w:rPr>
-                <w:rFonts w:ascii="Consolas" w:hAnsi="Consolas" w:eastAsia="Consolas" w:cs="Consolas"/>
-                <w:color w:val="be123c"/>
-                <w:sz w:val="20"/>
-                <w:shd w:val="clear" w:fill="f1f5f9"/>
-              </w:rPr>
-              <w:t>1-3,4-6</w:t>
+              <w:t>实时显示每一步操作的结果与输出文件路径</w:t>
             </w:r>
           </w:p>
         </w:tc>
@@ -2172,7 +2397,7 @@
         <w:trPr/>
         <w:tc>
           <w:tcPr>
-            <w:tcW w:w="1328" w:type="dxa"/>
+            <w:tcW w:w="1162" w:type="dxa"/>
             <w:tcBorders>
               <w:top w:val="single" w:color="cbd5e1" w:sz="6"/>
               <w:left w:val="single" w:color="cbd5e1" w:sz="6"/>
@@ -2206,7 +2431,7 @@
         </w:tc>
         <w:tc>
           <w:tcPr>
-            <w:tcW w:w="3489" w:type="dxa"/>
+            <w:tcW w:w="1827" w:type="dxa"/>
             <w:tcBorders>
               <w:top w:val="single" w:color="cbd5e1" w:sz="6"/>
               <w:left w:val="single" w:color="cbd5e1" w:sz="6"/>
@@ -2234,13 +2459,13 @@
                 <w:color w:val="1f2937"/>
                 <w:sz w:val="21"/>
               </w:rPr>
-              <w:t>水印文字</w:t>
-            </w:r>
-          </w:p>
-        </w:tc>
-        <w:tc>
-          <w:tcPr>
-            <w:tcW w:w="3489" w:type="dxa"/>
+              <w:t>状态栏</w:t>
+            </w:r>
+          </w:p>
+        </w:tc>
+        <w:tc>
+          <w:tcPr>
+            <w:tcW w:w="5317" w:type="dxa"/>
             <w:tcBorders>
               <w:top w:val="single" w:color="cbd5e1" w:sz="6"/>
               <w:left w:val="single" w:color="cbd5e1" w:sz="6"/>
@@ -2268,109 +2493,7 @@
                 <w:color w:val="1f2937"/>
                 <w:sz w:val="21"/>
               </w:rPr>
-              <w:t>输入文字水印内容</w:t>
-            </w:r>
-          </w:p>
-        </w:tc>
-      </w:tr>
-      <w:tr>
-        <w:trPr/>
-        <w:tc>
-          <w:tcPr>
-            <w:tcW w:w="1328" w:type="dxa"/>
-            <w:tcBorders>
-              <w:top w:val="single" w:color="cbd5e1" w:sz="6"/>
-              <w:left w:val="single" w:color="cbd5e1" w:sz="6"/>
-              <w:bottom w:val="single" w:color="cbd5e1" w:sz="6"/>
-              <w:right w:val="single" w:color="cbd5e1" w:sz="6"/>
-            </w:tcBorders>
-            <w:tcMar>
-              <w:top w:w="120" w:type="dxa"/>
-              <w:left w:w="160" w:type="dxa"/>
-              <w:bottom w:w="120" w:type="dxa"/>
-              <w:right w:w="160" w:type="dxa"/>
-            </w:tcMar>
-            <w:vAlign w:val="center"/>
-          </w:tcPr>
-          <w:p>
-            <w:pPr>
-              <w:rPr>
-                <w:color w:val="1f2937"/>
-              </w:rPr>
-            </w:pPr>
-            <w:r>
-              <w:rPr>
-                <w:rFonts w:ascii="Microsoft YaHei" w:hAnsi="Microsoft YaHei" w:eastAsia="Microsoft YaHei" w:cs="Microsoft YaHei"/>
-                <w:color w:val="1f2937"/>
-                <w:sz w:val="21"/>
-              </w:rPr>
-              <w:t>⑥</w:t>
-            </w:r>
-          </w:p>
-        </w:tc>
-        <w:tc>
-          <w:tcPr>
-            <w:tcW w:w="3489" w:type="dxa"/>
-            <w:tcBorders>
-              <w:top w:val="single" w:color="cbd5e1" w:sz="6"/>
-              <w:left w:val="single" w:color="cbd5e1" w:sz="6"/>
-              <w:bottom w:val="single" w:color="cbd5e1" w:sz="6"/>
-              <w:right w:val="single" w:color="cbd5e1" w:sz="6"/>
-            </w:tcBorders>
-            <w:tcMar>
-              <w:top w:w="120" w:type="dxa"/>
-              <w:left w:w="160" w:type="dxa"/>
-              <w:bottom w:w="120" w:type="dxa"/>
-              <w:right w:w="160" w:type="dxa"/>
-            </w:tcMar>
-            <w:vAlign w:val="center"/>
-          </w:tcPr>
-          <w:p>
-            <w:pPr>
-              <w:rPr>
-                <w:color w:val="1f2937"/>
-              </w:rPr>
-            </w:pPr>
-            <w:r>
-              <w:rPr>
-                <w:rFonts w:hint="eastAsia" w:ascii="Microsoft YaHei" w:hAnsi="Microsoft YaHei" w:eastAsia="Microsoft YaHei" w:cs="Microsoft YaHei"/>
-                <w:color w:val="1f2937"/>
-                <w:sz w:val="21"/>
-              </w:rPr>
-              <w:t>日志区</w:t>
-            </w:r>
-          </w:p>
-        </w:tc>
-        <w:tc>
-          <w:tcPr>
-            <w:tcW w:w="3489" w:type="dxa"/>
-            <w:tcBorders>
-              <w:top w:val="single" w:color="cbd5e1" w:sz="6"/>
-              <w:left w:val="single" w:color="cbd5e1" w:sz="6"/>
-              <w:bottom w:val="single" w:color="cbd5e1" w:sz="6"/>
-              <w:right w:val="single" w:color="cbd5e1" w:sz="6"/>
-            </w:tcBorders>
-            <w:tcMar>
-              <w:top w:w="120" w:type="dxa"/>
-              <w:left w:w="160" w:type="dxa"/>
-              <w:bottom w:w="120" w:type="dxa"/>
-              <w:right w:w="160" w:type="dxa"/>
-            </w:tcMar>
-            <w:vAlign w:val="center"/>
-          </w:tcPr>
-          <w:p>
-            <w:pPr>
-              <w:rPr>
-                <w:color w:val="1f2937"/>
-              </w:rPr>
-            </w:pPr>
-            <w:r>
-              <w:rPr>
-                <w:rFonts w:hint="eastAsia" w:ascii="Microsoft YaHei" w:hAnsi="Microsoft YaHei" w:eastAsia="Microsoft YaHei" w:cs="Microsoft YaHei"/>
-                <w:color w:val="1f2937"/>
-                <w:sz w:val="21"/>
-              </w:rPr>
-              <w:t>实时显示每一步操作的结果与输出路径</w:t>
+              <w:t>显示当前页码、缩放比例，并提供上一页/下一页按钮</w:t>
             </w:r>
           </w:p>
         </w:tc>
@@ -2434,49 +2557,32 @@
                 <w:color w:val="1f2937"/>
                 <w:sz w:val="22"/>
               </w:rPr>
-              <w:t>规则说明：</w:t>
-            </w:r>
-            <w:r>
-              <w:rPr>
-                <w:rFonts w:hint="eastAsia" w:ascii="Microsoft YaHei" w:hAnsi="Microsoft YaHei" w:eastAsia="Microsoft YaHei" w:cs="Microsoft YaHei"/>
-                <w:color w:val="1f2937"/>
-                <w:sz w:val="22"/>
-              </w:rPr>
-              <w:t>除"合并"外，拆分、旋转、重排、水印、提取文字均作用于</w:t>
-            </w:r>
-            <w:r>
-              <w:rPr>
-                <w:rFonts w:hint="eastAsia" w:ascii="Microsoft YaHei" w:hAnsi="Microsoft YaHei" w:eastAsia="Microsoft YaHei" w:cs="Microsoft YaHei"/>
-                <w:b w:val="1"/>
-                <w:color w:val="1f2937"/>
-                <w:sz w:val="22"/>
-              </w:rPr>
-              <w:t>列表中选中的文件</w:t>
-            </w:r>
-            <w:r>
-              <w:rPr>
-                <w:rFonts w:hint="eastAsia" w:ascii="Microsoft YaHei" w:hAnsi="Microsoft YaHei" w:eastAsia="Microsoft YaHei" w:cs="Microsoft YaHei"/>
-                <w:color w:val="1f2937"/>
-                <w:sz w:val="22"/>
-              </w:rPr>
-              <w:t>；未选中时默认使用列表中的</w:t>
-            </w:r>
-            <w:r>
-              <w:rPr>
-                <w:rFonts w:hint="eastAsia" w:ascii="Microsoft YaHei" w:hAnsi="Microsoft YaHei" w:eastAsia="Microsoft YaHei" w:cs="Microsoft YaHei"/>
-                <w:b w:val="1"/>
-                <w:color w:val="1f2937"/>
-                <w:sz w:val="22"/>
-              </w:rPr>
-              <w:t>第一个文件</w:t>
-            </w:r>
-            <w:r>
-              <w:rPr>
-                <w:rFonts w:hint="eastAsia" w:ascii="Microsoft YaHei" w:hAnsi="Microsoft YaHei" w:eastAsia="Microsoft YaHei" w:cs="Microsoft YaHei"/>
-                <w:color w:val="1f2937"/>
-                <w:sz w:val="22"/>
-              </w:rPr>
-              <w:t>。</w:t>
+              <w:t>菜单栏：</w:t>
+            </w:r>
+            <w:r>
+              <w:rPr>
+                <w:rFonts w:hint="eastAsia" w:ascii="Microsoft YaHei" w:hAnsi="Microsoft YaHei" w:eastAsia="Microsoft YaHei" w:cs="Microsoft YaHei"/>
+                <w:color w:val="1f2937"/>
+                <w:sz w:val="22"/>
+              </w:rPr>
+              <w:t xml:space="preserve">除工具栏按钮外，顶部菜单栏（文件 / 编辑 / 页面 / 插入 / 水印 / 帮助）提供同样的功能入口，快捷键 </w:t>
+            </w:r>
+            <w:r>
+              <w:rPr>
+                <w:rFonts w:ascii="Consolas" w:hAnsi="Consolas" w:eastAsia="Consolas" w:cs="Consolas"/>
+                <w:color w:val="be123c"/>
+                <w:sz w:val="20"/>
+                <w:shd w:val="clear" w:fill="f1f5f9"/>
+              </w:rPr>
+              <w:t>Ctrl+O</w:t>
+            </w:r>
+            <w:r>
+              <w:rPr>
+                <w:rFonts w:hint="eastAsia" w:ascii="Microsoft YaHei" w:hAnsi="Microsoft YaHei" w:eastAsia="Microsoft YaHei" w:cs="Microsoft YaHei"/>
+                <w:color w:val="1f2937"/>
+                <w:sz w:val="22"/>
+              </w:rPr>
+              <w:t xml:space="preserve"> 可快速打开文件。</w:t>
             </w:r>
           </w:p>
         </w:tc>
@@ -2505,7 +2611,7 @@
           <w:color w:val="1d4ed8"/>
           <w:sz w:val="30"/>
         </w:rPr>
-        <w:t>四、基础操作：添加与清空文件</w:t>
+        <w:t>四、打开文件与页面浏览</w:t>
       </w:r>
     </w:p>
     <w:p>
@@ -2528,7 +2634,7 @@
           <w:color w:val="0f172a"/>
           <w:sz w:val="25"/>
         </w:rPr>
-        <w:t>4.1 添加文件</w:t>
+        <w:t>4.1 打开 PDF</w:t>
       </w:r>
     </w:p>
     <w:tbl>
@@ -2586,7 +2692,7 @@
                 <w:color w:val="1f2937"/>
                 <w:sz w:val="22"/>
               </w:rPr>
-              <w:t xml:space="preserve">　点击工具栏的 </w:t>
+              <w:t xml:space="preserve">　点击工具栏 </w:t>
             </w:r>
             <w:r>
               <w:rPr>
@@ -2595,15 +2701,32 @@
                 <w:color w:val="1d4ed8"/>
                 <w:sz w:val="22"/>
               </w:rPr>
-              <w:t>添加文件</w:t>
-            </w:r>
-            <w:r>
-              <w:rPr>
-                <w:rFonts w:hint="eastAsia" w:ascii="Microsoft YaHei" w:hAnsi="Microsoft YaHei" w:eastAsia="Microsoft YaHei" w:cs="Microsoft YaHei"/>
-                <w:color w:val="1f2937"/>
-                <w:sz w:val="22"/>
-              </w:rPr>
-              <w:t xml:space="preserve"> 按钮。</w:t>
+              <w:t>打开</w:t>
+            </w:r>
+            <w:r>
+              <w:rPr>
+                <w:rFonts w:hint="eastAsia" w:ascii="Microsoft YaHei" w:hAnsi="Microsoft YaHei" w:eastAsia="Microsoft YaHei" w:cs="Microsoft YaHei"/>
+                <w:color w:val="1f2937"/>
+                <w:sz w:val="22"/>
+              </w:rPr>
+              <w:t xml:space="preserve"> 按钮（或菜单"文件 → 打开 PDF…"，或按 </w:t>
+            </w:r>
+            <w:r>
+              <w:rPr>
+                <w:rFonts w:ascii="Consolas" w:hAnsi="Consolas" w:eastAsia="Consolas" w:cs="Consolas"/>
+                <w:color w:val="be123c"/>
+                <w:sz w:val="20"/>
+                <w:shd w:val="clear" w:fill="f1f5f9"/>
+              </w:rPr>
+              <w:t>Ctrl+O</w:t>
+            </w:r>
+            <w:r>
+              <w:rPr>
+                <w:rFonts w:hint="eastAsia" w:ascii="Microsoft YaHei" w:hAnsi="Microsoft YaHei" w:eastAsia="Microsoft YaHei" w:cs="Microsoft YaHei"/>
+                <w:color w:val="1f2937"/>
+                <w:sz w:val="22"/>
+              </w:rPr>
+              <w:t>）。</w:t>
             </w:r>
           </w:p>
         </w:tc>
@@ -2675,24 +2798,7 @@
                 <w:color w:val="1f2937"/>
                 <w:sz w:val="22"/>
               </w:rPr>
-              <w:t>　在弹出的文件对话框中，可一次选择</w:t>
-            </w:r>
-            <w:r>
-              <w:rPr>
-                <w:rFonts w:hint="eastAsia" w:ascii="Microsoft YaHei" w:hAnsi="Microsoft YaHei" w:eastAsia="Microsoft YaHei" w:cs="Microsoft YaHei"/>
-                <w:b w:val="1"/>
-                <w:color w:val="1d4ed8"/>
-                <w:sz w:val="22"/>
-              </w:rPr>
-              <w:t>一个或多个</w:t>
-            </w:r>
-            <w:r>
-              <w:rPr>
-                <w:rFonts w:hint="eastAsia" w:ascii="Microsoft YaHei" w:hAnsi="Microsoft YaHei" w:eastAsia="Microsoft YaHei" w:cs="Microsoft YaHei"/>
-                <w:color w:val="1f2937"/>
-                <w:sz w:val="22"/>
-              </w:rPr>
-              <w:t xml:space="preserve"> PDF 文件，点击"打开"。</w:t>
+              <w:t>　在文件对话框中选择一个 PDF 文件并确认。</w:t>
             </w:r>
           </w:p>
         </w:tc>
@@ -2764,7 +2870,7 @@
                 <w:color w:val="1f2937"/>
                 <w:sz w:val="22"/>
               </w:rPr>
-              <w:t>　所选文件随即出现在文件列表中，日志区提示"已添加 N 个文件"。</w:t>
+              <w:t>　左侧自动生成全部页面缩略图，中间显示第 1 页大图，标题栏显示文件名，状态栏显示总页数。</w:t>
             </w:r>
           </w:p>
         </w:tc>
@@ -2790,148 +2896,467 @@
           <w:color w:val="0f172a"/>
           <w:sz w:val="25"/>
         </w:rPr>
-        <w:t>4.2 清空列表</w:t>
+        <w:t>4.2 翻页与缩放</w:t>
       </w:r>
     </w:p>
+    <w:tbl>
+      <w:tblPr>
+        <w:tblW w:w="8306" w:type="dxa"/>
+        <w:shd w:color="1f2937"/>
+        <w:tblLayout w:type="autofit"/>
+        <w:tblCellMar>
+          <w:top w:w="15" w:type="dxa"/>
+          <w:left w:w="15" w:type="dxa"/>
+          <w:bottom w:w="15" w:type="dxa"/>
+          <w:right w:w="15" w:type="dxa"/>
+        </w:tblCellMar>
+      </w:tblPr>
+      <w:tblGrid>
+        <w:gridCol w:w="2824"/>
+        <w:gridCol w:w="5482"/>
+      </w:tblGrid>
+      <w:tr>
+        <w:trPr>
+          <w:tblHeader w:val="1"/>
+        </w:trPr>
+        <w:tc>
+          <w:tcPr>
+            <w:tcW w:w="2824" w:type="dxa"/>
+            <w:tcBorders>
+              <w:top w:val="single" w:color="cbd5e1" w:sz="6"/>
+              <w:left w:val="single" w:color="cbd5e1" w:sz="6"/>
+              <w:bottom w:val="single" w:color="cbd5e1" w:sz="6"/>
+              <w:right w:val="single" w:color="cbd5e1" w:sz="6"/>
+            </w:tcBorders>
+            <w:shd w:val="clear" w:fill="2563eb"/>
+            <w:tcMar>
+              <w:top w:w="120" w:type="dxa"/>
+              <w:left w:w="160" w:type="dxa"/>
+              <w:bottom w:w="120" w:type="dxa"/>
+              <w:right w:w="160" w:type="dxa"/>
+            </w:tcMar>
+            <w:vAlign w:val="center"/>
+          </w:tcPr>
+          <w:p>
+            <w:pPr>
+              <w:jc w:val="left"/>
+              <w:rPr>
+                <w:b w:val="1"/>
+                <w:bCs w:val="1"/>
+                <w:color w:val="ffffff"/>
+              </w:rPr>
+            </w:pPr>
+            <w:r>
+              <w:rPr>
+                <w:rFonts w:hint="eastAsia" w:ascii="Microsoft YaHei" w:hAnsi="Microsoft YaHei" w:eastAsia="Microsoft YaHei" w:cs="Microsoft YaHei"/>
+                <w:b w:val="1"/>
+                <w:color w:val="ffffff"/>
+                <w:sz w:val="21"/>
+              </w:rPr>
+              <w:t>操作</w:t>
+            </w:r>
+          </w:p>
+        </w:tc>
+        <w:tc>
+          <w:tcPr>
+            <w:tcW w:w="5482" w:type="dxa"/>
+            <w:tcBorders>
+              <w:top w:val="single" w:color="cbd5e1" w:sz="6"/>
+              <w:left w:val="single" w:color="cbd5e1" w:sz="6"/>
+              <w:bottom w:val="single" w:color="cbd5e1" w:sz="6"/>
+              <w:right w:val="single" w:color="cbd5e1" w:sz="6"/>
+            </w:tcBorders>
+            <w:shd w:val="clear" w:fill="2563eb"/>
+            <w:tcMar>
+              <w:top w:w="120" w:type="dxa"/>
+              <w:left w:w="160" w:type="dxa"/>
+              <w:bottom w:w="120" w:type="dxa"/>
+              <w:right w:w="160" w:type="dxa"/>
+            </w:tcMar>
+            <w:vAlign w:val="center"/>
+          </w:tcPr>
+          <w:p>
+            <w:pPr>
+              <w:jc w:val="left"/>
+              <w:rPr>
+                <w:b w:val="1"/>
+                <w:bCs w:val="1"/>
+                <w:color w:val="ffffff"/>
+              </w:rPr>
+            </w:pPr>
+            <w:r>
+              <w:rPr>
+                <w:rFonts w:hint="eastAsia" w:ascii="Microsoft YaHei" w:hAnsi="Microsoft YaHei" w:eastAsia="Microsoft YaHei" w:cs="Microsoft YaHei"/>
+                <w:b w:val="1"/>
+                <w:color w:val="ffffff"/>
+                <w:sz w:val="21"/>
+              </w:rPr>
+              <w:t>效果</w:t>
+            </w:r>
+          </w:p>
+        </w:tc>
+      </w:tr>
+      <w:tr>
+        <w:trPr/>
+        <w:tc>
+          <w:tcPr>
+            <w:tcW w:w="2824" w:type="dxa"/>
+            <w:tcBorders>
+              <w:top w:val="single" w:color="cbd5e1" w:sz="6"/>
+              <w:left w:val="single" w:color="cbd5e1" w:sz="6"/>
+              <w:bottom w:val="single" w:color="cbd5e1" w:sz="6"/>
+              <w:right w:val="single" w:color="cbd5e1" w:sz="6"/>
+            </w:tcBorders>
+            <w:shd w:val="clear" w:fill="f8fafc"/>
+            <w:tcMar>
+              <w:top w:w="120" w:type="dxa"/>
+              <w:left w:w="160" w:type="dxa"/>
+              <w:bottom w:w="120" w:type="dxa"/>
+              <w:right w:w="160" w:type="dxa"/>
+            </w:tcMar>
+            <w:vAlign w:val="center"/>
+          </w:tcPr>
+          <w:p>
+            <w:pPr>
+              <w:rPr>
+                <w:color w:val="1f2937"/>
+              </w:rPr>
+            </w:pPr>
+            <w:r>
+              <w:rPr>
+                <w:rFonts w:hint="eastAsia" w:ascii="Microsoft YaHei" w:hAnsi="Microsoft YaHei" w:eastAsia="Microsoft YaHei" w:cs="Microsoft YaHei"/>
+                <w:color w:val="1f2937"/>
+                <w:sz w:val="21"/>
+              </w:rPr>
+              <w:t>点击左侧缩略图</w:t>
+            </w:r>
+          </w:p>
+        </w:tc>
+        <w:tc>
+          <w:tcPr>
+            <w:tcW w:w="5482" w:type="dxa"/>
+            <w:tcBorders>
+              <w:top w:val="single" w:color="cbd5e1" w:sz="6"/>
+              <w:left w:val="single" w:color="cbd5e1" w:sz="6"/>
+              <w:bottom w:val="single" w:color="cbd5e1" w:sz="6"/>
+              <w:right w:val="single" w:color="cbd5e1" w:sz="6"/>
+            </w:tcBorders>
+            <w:shd w:val="clear" w:fill="f8fafc"/>
+            <w:tcMar>
+              <w:top w:w="120" w:type="dxa"/>
+              <w:left w:w="160" w:type="dxa"/>
+              <w:bottom w:w="120" w:type="dxa"/>
+              <w:right w:w="160" w:type="dxa"/>
+            </w:tcMar>
+            <w:vAlign w:val="center"/>
+          </w:tcPr>
+          <w:p>
+            <w:pPr>
+              <w:rPr>
+                <w:color w:val="1f2937"/>
+              </w:rPr>
+            </w:pPr>
+            <w:r>
+              <w:rPr>
+                <w:rFonts w:hint="eastAsia" w:ascii="Microsoft YaHei" w:hAnsi="Microsoft YaHei" w:eastAsia="Microsoft YaHei" w:cs="Microsoft YaHei"/>
+                <w:color w:val="1f2937"/>
+                <w:sz w:val="21"/>
+              </w:rPr>
+              <w:t>直接跳转到对应页面</w:t>
+            </w:r>
+          </w:p>
+        </w:tc>
+      </w:tr>
+      <w:tr>
+        <w:trPr/>
+        <w:tc>
+          <w:tcPr>
+            <w:tcW w:w="2824" w:type="dxa"/>
+            <w:tcBorders>
+              <w:top w:val="single" w:color="cbd5e1" w:sz="6"/>
+              <w:left w:val="single" w:color="cbd5e1" w:sz="6"/>
+              <w:bottom w:val="single" w:color="cbd5e1" w:sz="6"/>
+              <w:right w:val="single" w:color="cbd5e1" w:sz="6"/>
+            </w:tcBorders>
+            <w:tcMar>
+              <w:top w:w="120" w:type="dxa"/>
+              <w:left w:w="160" w:type="dxa"/>
+              <w:bottom w:w="120" w:type="dxa"/>
+              <w:right w:w="160" w:type="dxa"/>
+            </w:tcMar>
+            <w:vAlign w:val="center"/>
+          </w:tcPr>
+          <w:p>
+            <w:pPr>
+              <w:rPr>
+                <w:color w:val="1f2937"/>
+              </w:rPr>
+            </w:pPr>
+            <w:r>
+              <w:rPr>
+                <w:rFonts w:hint="eastAsia" w:ascii="Microsoft YaHei" w:hAnsi="Microsoft YaHei" w:eastAsia="Microsoft YaHei" w:cs="Microsoft YaHei"/>
+                <w:color w:val="1f2937"/>
+                <w:sz w:val="21"/>
+              </w:rPr>
+              <w:t>预览区滚动鼠标滚轮</w:t>
+            </w:r>
+          </w:p>
+        </w:tc>
+        <w:tc>
+          <w:tcPr>
+            <w:tcW w:w="5482" w:type="dxa"/>
+            <w:tcBorders>
+              <w:top w:val="single" w:color="cbd5e1" w:sz="6"/>
+              <w:left w:val="single" w:color="cbd5e1" w:sz="6"/>
+              <w:bottom w:val="single" w:color="cbd5e1" w:sz="6"/>
+              <w:right w:val="single" w:color="cbd5e1" w:sz="6"/>
+            </w:tcBorders>
+            <w:tcMar>
+              <w:top w:w="120" w:type="dxa"/>
+              <w:left w:w="160" w:type="dxa"/>
+              <w:bottom w:w="120" w:type="dxa"/>
+              <w:right w:w="160" w:type="dxa"/>
+            </w:tcMar>
+            <w:vAlign w:val="center"/>
+          </w:tcPr>
+          <w:p>
+            <w:pPr>
+              <w:rPr>
+                <w:color w:val="1f2937"/>
+              </w:rPr>
+            </w:pPr>
+            <w:r>
+              <w:rPr>
+                <w:rFonts w:hint="eastAsia" w:ascii="Microsoft YaHei" w:hAnsi="Microsoft YaHei" w:eastAsia="Microsoft YaHei" w:cs="Microsoft YaHei"/>
+                <w:color w:val="1f2937"/>
+                <w:sz w:val="21"/>
+              </w:rPr>
+              <w:t>向下滚＝下一页，向上滚＝上一页</w:t>
+            </w:r>
+          </w:p>
+        </w:tc>
+      </w:tr>
+      <w:tr>
+        <w:trPr/>
+        <w:tc>
+          <w:tcPr>
+            <w:tcW w:w="2824" w:type="dxa"/>
+            <w:tcBorders>
+              <w:top w:val="single" w:color="cbd5e1" w:sz="6"/>
+              <w:left w:val="single" w:color="cbd5e1" w:sz="6"/>
+              <w:bottom w:val="single" w:color="cbd5e1" w:sz="6"/>
+              <w:right w:val="single" w:color="cbd5e1" w:sz="6"/>
+            </w:tcBorders>
+            <w:shd w:val="clear" w:fill="f8fafc"/>
+            <w:tcMar>
+              <w:top w:w="120" w:type="dxa"/>
+              <w:left w:w="160" w:type="dxa"/>
+              <w:bottom w:w="120" w:type="dxa"/>
+              <w:right w:w="160" w:type="dxa"/>
+            </w:tcMar>
+            <w:vAlign w:val="center"/>
+          </w:tcPr>
+          <w:p>
+            <w:pPr>
+              <w:rPr>
+                <w:color w:val="1f2937"/>
+              </w:rPr>
+            </w:pPr>
+            <w:r>
+              <w:rPr>
+                <w:rFonts w:hint="eastAsia" w:ascii="Microsoft YaHei" w:hAnsi="Microsoft YaHei" w:eastAsia="Microsoft YaHei" w:cs="Microsoft YaHei"/>
+                <w:color w:val="1f2937"/>
+                <w:sz w:val="21"/>
+              </w:rPr>
+              <w:t>状态栏"上一页 / 下一页"</w:t>
+            </w:r>
+          </w:p>
+        </w:tc>
+        <w:tc>
+          <w:tcPr>
+            <w:tcW w:w="5482" w:type="dxa"/>
+            <w:tcBorders>
+              <w:top w:val="single" w:color="cbd5e1" w:sz="6"/>
+              <w:left w:val="single" w:color="cbd5e1" w:sz="6"/>
+              <w:bottom w:val="single" w:color="cbd5e1" w:sz="6"/>
+              <w:right w:val="single" w:color="cbd5e1" w:sz="6"/>
+            </w:tcBorders>
+            <w:shd w:val="clear" w:fill="f8fafc"/>
+            <w:tcMar>
+              <w:top w:w="120" w:type="dxa"/>
+              <w:left w:w="160" w:type="dxa"/>
+              <w:bottom w:w="120" w:type="dxa"/>
+              <w:right w:w="160" w:type="dxa"/>
+            </w:tcMar>
+            <w:vAlign w:val="center"/>
+          </w:tcPr>
+          <w:p>
+            <w:pPr>
+              <w:rPr>
+                <w:color w:val="1f2937"/>
+              </w:rPr>
+            </w:pPr>
+            <w:r>
+              <w:rPr>
+                <w:rFonts w:hint="eastAsia" w:ascii="Microsoft YaHei" w:hAnsi="Microsoft YaHei" w:eastAsia="Microsoft YaHei" w:cs="Microsoft YaHei"/>
+                <w:color w:val="1f2937"/>
+                <w:sz w:val="21"/>
+              </w:rPr>
+              <w:t>逐页前后翻页</w:t>
+            </w:r>
+          </w:p>
+        </w:tc>
+      </w:tr>
+      <w:tr>
+        <w:trPr/>
+        <w:tc>
+          <w:tcPr>
+            <w:tcW w:w="2824" w:type="dxa"/>
+            <w:tcBorders>
+              <w:top w:val="single" w:color="cbd5e1" w:sz="6"/>
+              <w:left w:val="single" w:color="cbd5e1" w:sz="6"/>
+              <w:bottom w:val="single" w:color="cbd5e1" w:sz="6"/>
+              <w:right w:val="single" w:color="cbd5e1" w:sz="6"/>
+            </w:tcBorders>
+            <w:tcMar>
+              <w:top w:w="120" w:type="dxa"/>
+              <w:left w:w="160" w:type="dxa"/>
+              <w:bottom w:w="120" w:type="dxa"/>
+              <w:right w:w="160" w:type="dxa"/>
+            </w:tcMar>
+            <w:vAlign w:val="center"/>
+          </w:tcPr>
+          <w:p>
+            <w:pPr>
+              <w:rPr>
+                <w:color w:val="1f2937"/>
+              </w:rPr>
+            </w:pPr>
+            <w:r>
+              <w:rPr>
+                <w:rFonts w:hint="eastAsia" w:ascii="Microsoft YaHei" w:hAnsi="Microsoft YaHei" w:eastAsia="Microsoft YaHei" w:cs="Microsoft YaHei"/>
+                <w:color w:val="1f2937"/>
+                <w:sz w:val="21"/>
+              </w:rPr>
+              <w:t>工具栏"缩放＋ / 缩放−"</w:t>
+            </w:r>
+          </w:p>
+        </w:tc>
+        <w:tc>
+          <w:tcPr>
+            <w:tcW w:w="5482" w:type="dxa"/>
+            <w:tcBorders>
+              <w:top w:val="single" w:color="cbd5e1" w:sz="6"/>
+              <w:left w:val="single" w:color="cbd5e1" w:sz="6"/>
+              <w:bottom w:val="single" w:color="cbd5e1" w:sz="6"/>
+              <w:right w:val="single" w:color="cbd5e1" w:sz="6"/>
+            </w:tcBorders>
+            <w:tcMar>
+              <w:top w:w="120" w:type="dxa"/>
+              <w:left w:w="160" w:type="dxa"/>
+              <w:bottom w:w="120" w:type="dxa"/>
+              <w:right w:w="160" w:type="dxa"/>
+            </w:tcMar>
+            <w:vAlign w:val="center"/>
+          </w:tcPr>
+          <w:p>
+            <w:pPr>
+              <w:rPr>
+                <w:color w:val="1f2937"/>
+              </w:rPr>
+            </w:pPr>
+            <w:r>
+              <w:rPr>
+                <w:rFonts w:hint="eastAsia" w:ascii="Microsoft YaHei" w:hAnsi="Microsoft YaHei" w:eastAsia="Microsoft YaHei" w:cs="Microsoft YaHei"/>
+                <w:color w:val="1f2937"/>
+                <w:sz w:val="21"/>
+              </w:rPr>
+              <w:t>放大或缩小预览（20% ~ 500%）</w:t>
+            </w:r>
+          </w:p>
+        </w:tc>
+      </w:tr>
+      <w:tr>
+        <w:trPr/>
+        <w:tc>
+          <w:tcPr>
+            <w:tcW w:w="2824" w:type="dxa"/>
+            <w:tcBorders>
+              <w:top w:val="single" w:color="cbd5e1" w:sz="6"/>
+              <w:left w:val="single" w:color="cbd5e1" w:sz="6"/>
+              <w:bottom w:val="single" w:color="cbd5e1" w:sz="6"/>
+              <w:right w:val="single" w:color="cbd5e1" w:sz="6"/>
+            </w:tcBorders>
+            <w:shd w:val="clear" w:fill="f8fafc"/>
+            <w:tcMar>
+              <w:top w:w="120" w:type="dxa"/>
+              <w:left w:w="160" w:type="dxa"/>
+              <w:bottom w:w="120" w:type="dxa"/>
+              <w:right w:w="160" w:type="dxa"/>
+            </w:tcMar>
+            <w:vAlign w:val="center"/>
+          </w:tcPr>
+          <w:p>
+            <w:pPr>
+              <w:rPr>
+                <w:color w:val="1f2937"/>
+              </w:rPr>
+            </w:pPr>
+            <w:r>
+              <w:rPr>
+                <w:rFonts w:hint="eastAsia" w:ascii="Microsoft YaHei" w:hAnsi="Microsoft YaHei" w:eastAsia="Microsoft YaHei" w:cs="Microsoft YaHei"/>
+                <w:color w:val="1f2937"/>
+                <w:sz w:val="21"/>
+              </w:rPr>
+              <w:t>工具栏"适应宽度"</w:t>
+            </w:r>
+          </w:p>
+        </w:tc>
+        <w:tc>
+          <w:tcPr>
+            <w:tcW w:w="5482" w:type="dxa"/>
+            <w:tcBorders>
+              <w:top w:val="single" w:color="cbd5e1" w:sz="6"/>
+              <w:left w:val="single" w:color="cbd5e1" w:sz="6"/>
+              <w:bottom w:val="single" w:color="cbd5e1" w:sz="6"/>
+              <w:right w:val="single" w:color="cbd5e1" w:sz="6"/>
+            </w:tcBorders>
+            <w:shd w:val="clear" w:fill="f8fafc"/>
+            <w:tcMar>
+              <w:top w:w="120" w:type="dxa"/>
+              <w:left w:w="160" w:type="dxa"/>
+              <w:bottom w:w="120" w:type="dxa"/>
+              <w:right w:w="160" w:type="dxa"/>
+            </w:tcMar>
+            <w:vAlign w:val="center"/>
+          </w:tcPr>
+          <w:p>
+            <w:pPr>
+              <w:rPr>
+                <w:color w:val="1f2937"/>
+              </w:rPr>
+            </w:pPr>
+            <w:r>
+              <w:rPr>
+                <w:rFonts w:hint="eastAsia" w:ascii="Microsoft YaHei" w:hAnsi="Microsoft YaHei" w:eastAsia="Microsoft YaHei" w:cs="Microsoft YaHei"/>
+                <w:color w:val="1f2937"/>
+                <w:sz w:val="21"/>
+              </w:rPr>
+              <w:t>自动缩放使页面宽度铺满预览区</w:t>
+            </w:r>
+          </w:p>
+        </w:tc>
+      </w:tr>
+    </w:tbl>
     <w:p>
       <w:pPr>
-        <w:spacing w:before="100" w:after="100" w:line="420"/>
-        <w:ind w:left="100" w:right="100"/>
-        <w:rPr>
-          <w:color w:val="1f2937"/>
-        </w:rPr>
+        <w:spacing w:line="240"/>
       </w:pPr>
       <w:r>
         <w:rPr>
-          <w:rFonts w:hint="eastAsia" w:ascii="Microsoft YaHei" w:hAnsi="Microsoft YaHei" w:eastAsia="Microsoft YaHei" w:cs="Microsoft YaHei"/>
-          <w:color w:val="1f2937"/>
-          <w:sz w:val="22"/>
-        </w:rPr>
-        <w:t xml:space="preserve">点击 </w:t>
-      </w:r>
-      <w:r>
-        <w:rPr>
-          <w:rFonts w:hint="eastAsia" w:ascii="Microsoft YaHei" w:hAnsi="Microsoft YaHei" w:eastAsia="Microsoft YaHei" w:cs="Microsoft YaHei"/>
-          <w:b w:val="1"/>
-          <w:color w:val="1f2937"/>
-          <w:sz w:val="22"/>
-        </w:rPr>
-        <w:t>清空</w:t>
-      </w:r>
-      <w:r>
-        <w:rPr>
-          <w:rFonts w:hint="eastAsia" w:ascii="Microsoft YaHei" w:hAnsi="Microsoft YaHei" w:eastAsia="Microsoft YaHei" w:cs="Microsoft YaHei"/>
-          <w:color w:val="1f2937"/>
-          <w:sz w:val="22"/>
-        </w:rPr>
-        <w:t xml:space="preserve"> 按钮即可移除列表中的全部文件（不会删除磁盘上的原文件）。</w:t>
-      </w:r>
-    </w:p>
-    <w:p>
-      <w:pPr>
-        <w:spacing w:before="200" w:after="200" w:line="420"/>
-        <w:ind w:left="200" w:right="200"/>
-        <w:jc w:val="center"/>
-        <w:rPr>
-          <w:color w:val="1f2937"/>
-        </w:rPr>
-      </w:pPr>
-      <w:r>
-        <w:drawing>
-          <wp:inline>
-            <wp:extent cx="5274310" cy="1704362"/>
-            <wp:docPr id="8" name=""/>
-            <wp:cNvGraphicFramePr>
-              <a:graphicFrameLocks noChangeAspect="1"/>
-            </wp:cNvGraphicFramePr>
-            <a:graphic>
-              <a:graphicData uri="http://schemas.openxmlformats.org/drawingml/2006/picture">
-                <pic:pic>
-                  <pic:nvPicPr>
-                    <pic:cNvPr id="9" name=""/>
-                    <pic:cNvPicPr/>
-                  </pic:nvPicPr>
-                  <pic:blipFill>
-                    <a:blip r:embed="rId6"/>
-                    <a:stretch>
-                      <a:fillRect/>
-                    </a:stretch>
-                  </pic:blipFill>
-                  <pic:spPr>
-                    <a:xfrm>
-                      <a:off x="0" y="0"/>
-                      <a:ext cx="5274310" cy="1704362"/>
-                    </a:xfrm>
-                    <a:prstGeom prst="rect">
-                      <a:avLst/>
-                    </a:prstGeom>
-                  </pic:spPr>
-                </pic:pic>
-              </a:graphicData>
-            </a:graphic>
-          </wp:inline>
-        </w:drawing>
-      </w:r>
-    </w:p>
-    <w:p>
-      <w:pPr>
-        <w:spacing w:before="60" w:after="100" w:line="420"/>
-        <w:ind w:left="100" w:right="100"/>
-        <w:jc w:val="center"/>
-        <w:rPr>
-          <w:color w:val="64748b"/>
-        </w:rPr>
-      </w:pPr>
-      <w:r>
-        <w:rPr>
-          <w:rFonts w:hint="eastAsia" w:ascii="Microsoft YaHei" w:hAnsi="Microsoft YaHei" w:eastAsia="Microsoft YaHei" w:cs="Microsoft YaHei"/>
-          <w:color w:val="64748b"/>
-          <w:sz w:val="19"/>
-        </w:rPr>
-        <w:t>图 3　日志区实时反馈操作结果</w:t>
-      </w:r>
-    </w:p>
-    <w:p>
-      <w:pPr>
-        <w:pStyle w:val="000003"/>
-        <w:keepNext w:val="1"/>
-        <w:keepLines w:val="1"/>
-        <w:pBdr>
-          <w:left w:val="single" w:color="2563eb" w:sz="30" w:space="7"/>
-        </w:pBdr>
-        <w:spacing w:before="400" w:beforeAutospacing="1" w:after="160" w:afterAutospacing="1" w:line="420"/>
-        <w:outlineLvl w:val="1"/>
-        <w:rPr>
-          <w:color w:val="1d4ed8"/>
-          <w:sz w:val="32"/>
-          <w:szCs w:val="32"/>
-        </w:rPr>
-      </w:pPr>
-      <w:r>
-        <w:rPr>
-          <w:rFonts w:hint="eastAsia" w:ascii="Microsoft YaHei" w:hAnsi="Microsoft YaHei" w:eastAsia="Microsoft YaHei" w:cs="Microsoft YaHei"/>
-          <w:b w:val="1"/>
-          <w:color w:val="1d4ed8"/>
-          <w:sz w:val="30"/>
-        </w:rPr>
-        <w:t>五、功能一：合并 PDF</w:t>
-      </w:r>
-    </w:p>
-    <w:p>
-      <w:pPr>
-        <w:spacing w:before="100" w:after="100" w:line="420"/>
-        <w:ind w:left="100" w:right="100"/>
-        <w:rPr>
-          <w:color w:val="1f2937"/>
-        </w:rPr>
-      </w:pPr>
-      <w:r>
-        <w:rPr>
-          <w:rFonts w:hint="eastAsia" w:ascii="Microsoft YaHei" w:hAnsi="Microsoft YaHei" w:eastAsia="Microsoft YaHei" w:cs="Microsoft YaHei"/>
-          <w:color w:val="1f2937"/>
-          <w:sz w:val="22"/>
-        </w:rPr>
-        <w:t>把多个 PDF 按列表顺序拼接成一个完整文件，常用于合并报告的各章节。</w:t>
+          <w:sz w:val="4"/>
+        </w:rPr>
+        <w:t xml:space="preserve"> </w:t>
       </w:r>
     </w:p>
     <w:tbl>
@@ -2960,12 +3385,12 @@
           <w:tcPr>
             <w:tcW w:w="8306" w:type="dxa"/>
             <w:tcBorders>
-              <w:top w:val="none" w:sz="8"/>
-              <w:left w:val="single" w:color="2563eb" w:sz="24"/>
-              <w:bottom w:val="none" w:sz="8"/>
-              <w:right w:val="none" w:sz="8"/>
-            </w:tcBorders>
-            <w:shd w:val="clear" w:fill="f1f5f9"/>
+              <w:top w:val="single" w:color="bfdbfe" w:sz="6"/>
+              <w:left w:val="single" w:color="bfdbfe" w:sz="6"/>
+              <w:bottom w:val="single" w:color="bfdbfe" w:sz="6"/>
+              <w:right w:val="single" w:color="bfdbfe" w:sz="6"/>
+            </w:tcBorders>
+            <w:shd w:val="clear" w:fill="eff6ff"/>
             <w:vAlign w:val="center"/>
           </w:tcPr>
           <w:p>
@@ -2978,35 +3403,35 @@
               <w:rPr>
                 <w:rFonts w:hint="eastAsia" w:ascii="Microsoft YaHei" w:hAnsi="Microsoft YaHei" w:eastAsia="Microsoft YaHei" w:cs="Microsoft YaHei"/>
                 <w:b w:val="1"/>
-                <w:color w:val="1d4ed8"/>
-                <w:sz w:val="22"/>
-              </w:rPr>
-              <w:t>第 1 步</w:t>
-            </w:r>
-            <w:r>
-              <w:rPr>
-                <w:rFonts w:hint="eastAsia" w:ascii="Microsoft YaHei" w:hAnsi="Microsoft YaHei" w:eastAsia="Microsoft YaHei" w:cs="Microsoft YaHei"/>
-                <w:color w:val="1f2937"/>
-                <w:sz w:val="22"/>
-              </w:rPr>
-              <w:t xml:space="preserve">　点击 </w:t>
+                <w:color w:val="1f2937"/>
+                <w:sz w:val="22"/>
+              </w:rPr>
+              <w:t>提示：</w:t>
+            </w:r>
+            <w:r>
+              <w:rPr>
+                <w:rFonts w:hint="eastAsia" w:ascii="Microsoft YaHei" w:hAnsi="Microsoft YaHei" w:eastAsia="Microsoft YaHei" w:cs="Microsoft YaHei"/>
+                <w:color w:val="1f2937"/>
+                <w:sz w:val="22"/>
+              </w:rPr>
+              <w:t>页面预览由 PDF 引擎实时渲染，所见即所得的编辑结果。所有编辑操作都会输出到</w:t>
             </w:r>
             <w:r>
               <w:rPr>
                 <w:rFonts w:hint="eastAsia" w:ascii="Microsoft YaHei" w:hAnsi="Microsoft YaHei" w:eastAsia="Microsoft YaHei" w:cs="Microsoft YaHei"/>
                 <w:b w:val="1"/>
-                <w:color w:val="1d4ed8"/>
-                <w:sz w:val="22"/>
-              </w:rPr>
-              <w:t>添加文件</w:t>
-            </w:r>
-            <w:r>
-              <w:rPr>
-                <w:rFonts w:hint="eastAsia" w:ascii="Microsoft YaHei" w:hAnsi="Microsoft YaHei" w:eastAsia="Microsoft YaHei" w:cs="Microsoft YaHei"/>
-                <w:color w:val="1f2937"/>
-                <w:sz w:val="22"/>
-              </w:rPr>
-              <w:t>，一次选中所有待合并的 PDF（至少 2 个）。</w:t>
+                <w:color w:val="1f2937"/>
+                <w:sz w:val="22"/>
+              </w:rPr>
+              <w:t>新文件</w:t>
+            </w:r>
+            <w:r>
+              <w:rPr>
+                <w:rFonts w:hint="eastAsia" w:ascii="Microsoft YaHei" w:hAnsi="Microsoft YaHei" w:eastAsia="Microsoft YaHei" w:cs="Microsoft YaHei"/>
+                <w:color w:val="1f2937"/>
+                <w:sz w:val="22"/>
+              </w:rPr>
+              <w:t>，原文件保持不变。</w:t>
             </w:r>
           </w:p>
         </w:tc>
@@ -3014,13 +3439,45 @@
     </w:tbl>
     <w:p>
       <w:pPr>
-        <w:spacing w:line="240"/>
+        <w:pStyle w:val="000003"/>
+        <w:keepNext w:val="1"/>
+        <w:keepLines w:val="1"/>
+        <w:pBdr>
+          <w:left w:val="single" w:color="2563eb" w:sz="30" w:space="7"/>
+        </w:pBdr>
+        <w:spacing w:before="400" w:beforeAutospacing="1" w:after="160" w:afterAutospacing="1" w:line="420"/>
+        <w:outlineLvl w:val="1"/>
+        <w:rPr>
+          <w:color w:val="1d4ed8"/>
+          <w:sz w:val="32"/>
+          <w:szCs w:val="32"/>
+        </w:rPr>
       </w:pPr>
       <w:r>
         <w:rPr>
-          <w:sz w:val="4"/>
-        </w:rPr>
-        <w:t xml:space="preserve"> </w:t>
+          <w:rFonts w:hint="eastAsia" w:ascii="Microsoft YaHei" w:hAnsi="Microsoft YaHei" w:eastAsia="Microsoft YaHei" w:cs="Microsoft YaHei"/>
+          <w:b w:val="1"/>
+          <w:color w:val="1d4ed8"/>
+          <w:sz w:val="30"/>
+        </w:rPr>
+        <w:t>五、功能一：合并 PDF</w:t>
+      </w:r>
+    </w:p>
+    <w:p>
+      <w:pPr>
+        <w:spacing w:before="100" w:after="100" w:line="420"/>
+        <w:ind w:left="100" w:right="100"/>
+        <w:rPr>
+          <w:color w:val="1f2937"/>
+        </w:rPr>
+      </w:pPr>
+      <w:r>
+        <w:rPr>
+          <w:rFonts w:hint="eastAsia" w:ascii="Microsoft YaHei" w:hAnsi="Microsoft YaHei" w:eastAsia="Microsoft YaHei" w:cs="Microsoft YaHei"/>
+          <w:color w:val="1f2937"/>
+          <w:sz w:val="22"/>
+        </w:rPr>
+        <w:t>把多个 PDF 按选择顺序拼接成一个完整文件，常用于合并报告的各章节。</w:t>
       </w:r>
     </w:p>
     <w:tbl>
@@ -3070,15 +3527,15 @@
                 <w:color w:val="1d4ed8"/>
                 <w:sz w:val="22"/>
               </w:rPr>
-              <w:t>第 2 步</w:t>
-            </w:r>
-            <w:r>
-              <w:rPr>
-                <w:rFonts w:hint="eastAsia" w:ascii="Microsoft YaHei" w:hAnsi="Microsoft YaHei" w:eastAsia="Microsoft YaHei" w:cs="Microsoft YaHei"/>
-                <w:color w:val="1f2937"/>
-                <w:sz w:val="22"/>
-              </w:rPr>
-              <w:t>　核对列表顺序——合并结果将</w:t>
+              <w:t>第 1 步</w:t>
+            </w:r>
+            <w:r>
+              <w:rPr>
+                <w:rFonts w:hint="eastAsia" w:ascii="Microsoft YaHei" w:hAnsi="Microsoft YaHei" w:eastAsia="Microsoft YaHei" w:cs="Microsoft YaHei"/>
+                <w:color w:val="1f2937"/>
+                <w:sz w:val="22"/>
+              </w:rPr>
+              <w:t xml:space="preserve">　点击工具栏 </w:t>
             </w:r>
             <w:r>
               <w:rPr>
@@ -3087,15 +3544,15 @@
                 <w:color w:val="1d4ed8"/>
                 <w:sz w:val="22"/>
               </w:rPr>
-              <w:t>按列表从上到下</w:t>
-            </w:r>
-            <w:r>
-              <w:rPr>
-                <w:rFonts w:hint="eastAsia" w:ascii="Microsoft YaHei" w:hAnsi="Microsoft YaHei" w:eastAsia="Microsoft YaHei" w:cs="Microsoft YaHei"/>
-                <w:color w:val="1f2937"/>
-                <w:sz w:val="22"/>
-              </w:rPr>
-              <w:t>排列。</w:t>
+              <w:t>合并</w:t>
+            </w:r>
+            <w:r>
+              <w:rPr>
+                <w:rFonts w:hint="eastAsia" w:ascii="Microsoft YaHei" w:hAnsi="Microsoft YaHei" w:eastAsia="Microsoft YaHei" w:cs="Microsoft YaHei"/>
+                <w:color w:val="1f2937"/>
+                <w:sz w:val="22"/>
+              </w:rPr>
+              <w:t xml:space="preserve"> 按钮。</w:t>
             </w:r>
           </w:p>
         </w:tc>
@@ -3159,15 +3616,41 @@
                 <w:color w:val="1d4ed8"/>
                 <w:sz w:val="22"/>
               </w:rPr>
-              <w:t>第 3 步</w:t>
-            </w:r>
-            <w:r>
-              <w:rPr>
-                <w:rFonts w:hint="eastAsia" w:ascii="Microsoft YaHei" w:hAnsi="Microsoft YaHei" w:eastAsia="Microsoft YaHei" w:cs="Microsoft YaHei"/>
-                <w:color w:val="1f2937"/>
-                <w:sz w:val="22"/>
-              </w:rPr>
-              <w:t xml:space="preserve">　点击 </w:t>
+              <w:t>第 2 步</w:t>
+            </w:r>
+            <w:r>
+              <w:rPr>
+                <w:rFonts w:hint="eastAsia" w:ascii="Microsoft YaHei" w:hAnsi="Microsoft YaHei" w:eastAsia="Microsoft YaHei" w:cs="Microsoft YaHei"/>
+                <w:color w:val="1f2937"/>
+                <w:sz w:val="22"/>
+              </w:rPr>
+              <w:t xml:space="preserve">　在文件对话框中按住 </w:t>
+            </w:r>
+            <w:r>
+              <w:rPr>
+                <w:rFonts w:ascii="Consolas" w:hAnsi="Consolas" w:eastAsia="Consolas" w:cs="Consolas"/>
+                <w:color w:val="be123c"/>
+                <w:sz w:val="20"/>
+                <w:shd w:val="clear" w:fill="f1f5f9"/>
+              </w:rPr>
+              <w:t>Ctrl</w:t>
+            </w:r>
+            <w:r>
+              <w:rPr>
+                <w:rFonts w:hint="eastAsia" w:ascii="Microsoft YaHei" w:hAnsi="Microsoft YaHei" w:eastAsia="Microsoft YaHei" w:cs="Microsoft YaHei"/>
+                <w:color w:val="1f2937"/>
+                <w:sz w:val="22"/>
+              </w:rPr>
+              <w:t xml:space="preserve"> 或 </w:t>
+            </w:r>
+            <w:r>
+              <w:rPr>
+                <w:rFonts w:ascii="Consolas" w:hAnsi="Consolas" w:eastAsia="Consolas" w:cs="Consolas"/>
+                <w:color w:val="be123c"/>
+                <w:sz w:val="20"/>
+                <w:shd w:val="clear" w:fill="f1f5f9"/>
+              </w:rPr>
+              <w:t>Shift</w:t>
             </w:r>
             <w:r>
               <w:rPr>
@@ -3176,15 +3659,15 @@
                 <w:color w:val="1d4ed8"/>
                 <w:sz w:val="22"/>
               </w:rPr>
-              <w:t>合并</w:t>
-            </w:r>
-            <w:r>
-              <w:rPr>
-                <w:rFonts w:hint="eastAsia" w:ascii="Microsoft YaHei" w:hAnsi="Microsoft YaHei" w:eastAsia="Microsoft YaHei" w:cs="Microsoft YaHei"/>
-                <w:color w:val="1f2937"/>
-                <w:sz w:val="22"/>
-              </w:rPr>
-              <w:t xml:space="preserve"> 按钮，在弹出对话框中选择保存位置与文件名。</w:t>
+              <w:t>多选</w:t>
+            </w:r>
+            <w:r>
+              <w:rPr>
+                <w:rFonts w:hint="eastAsia" w:ascii="Microsoft YaHei" w:hAnsi="Microsoft YaHei" w:eastAsia="Microsoft YaHei" w:cs="Microsoft YaHei"/>
+                <w:color w:val="1f2937"/>
+                <w:sz w:val="22"/>
+              </w:rPr>
+              <w:t>待合并的 PDF（至少 2 个，按点选顺序排列）。</w:t>
             </w:r>
           </w:p>
         </w:tc>
@@ -3248,15 +3731,15 @@
                 <w:color w:val="1d4ed8"/>
                 <w:sz w:val="22"/>
               </w:rPr>
-              <w:t>第 4 步</w:t>
-            </w:r>
-            <w:r>
-              <w:rPr>
-                <w:rFonts w:hint="eastAsia" w:ascii="Microsoft YaHei" w:hAnsi="Microsoft YaHei" w:eastAsia="Microsoft YaHei" w:cs="Microsoft YaHei"/>
-                <w:color w:val="1f2937"/>
-                <w:sz w:val="22"/>
-              </w:rPr>
-              <w:t>　保存后日志区显示"合并完成"，并给出输出路径。</w:t>
+              <w:t>第 3 步</w:t>
+            </w:r>
+            <w:r>
+              <w:rPr>
+                <w:rFonts w:hint="eastAsia" w:ascii="Microsoft YaHei" w:hAnsi="Microsoft YaHei" w:eastAsia="Microsoft YaHei" w:cs="Microsoft YaHei"/>
+                <w:color w:val="1f2937"/>
+                <w:sz w:val="22"/>
+              </w:rPr>
+              <w:t>　选择保存位置与文件名。</w:t>
             </w:r>
           </w:p>
         </w:tc>
@@ -3264,66 +3747,13 @@
     </w:tbl>
     <w:p>
       <w:pPr>
-        <w:spacing w:before="200" w:after="200" w:line="420"/>
-        <w:ind w:left="200" w:right="200"/>
-        <w:jc w:val="center"/>
-        <w:rPr>
-          <w:color w:val="1f2937"/>
-        </w:rPr>
+        <w:spacing w:line="240"/>
       </w:pPr>
       <w:r>
-        <w:drawing>
-          <wp:inline>
-            <wp:extent cx="5274310" cy="1879464"/>
-            <wp:docPr id="11" name=""/>
-            <wp:cNvGraphicFramePr>
-              <a:graphicFrameLocks noChangeAspect="1"/>
-            </wp:cNvGraphicFramePr>
-            <a:graphic>
-              <a:graphicData uri="http://schemas.openxmlformats.org/drawingml/2006/picture">
-                <pic:pic>
-                  <pic:nvPicPr>
-                    <pic:cNvPr id="12" name=""/>
-                    <pic:cNvPicPr/>
-                  </pic:nvPicPr>
-                  <pic:blipFill>
-                    <a:blip r:embed="rId7"/>
-                    <a:stretch>
-                      <a:fillRect/>
-                    </a:stretch>
-                  </pic:blipFill>
-                  <pic:spPr>
-                    <a:xfrm>
-                      <a:off x="0" y="0"/>
-                      <a:ext cx="5274310" cy="1879464"/>
-                    </a:xfrm>
-                    <a:prstGeom prst="rect">
-                      <a:avLst/>
-                    </a:prstGeom>
-                  </pic:spPr>
-                </pic:pic>
-              </a:graphicData>
-            </a:graphic>
-          </wp:inline>
-        </w:drawing>
-      </w:r>
-    </w:p>
-    <w:p>
-      <w:pPr>
-        <w:spacing w:before="60" w:after="100" w:line="420"/>
-        <w:ind w:left="100" w:right="100"/>
-        <w:jc w:val="center"/>
-        <w:rPr>
-          <w:color w:val="64748b"/>
-        </w:rPr>
-      </w:pPr>
-      <w:r>
-        <w:rPr>
-          <w:rFonts w:hint="eastAsia" w:ascii="Microsoft YaHei" w:hAnsi="Microsoft YaHei" w:eastAsia="Microsoft YaHei" w:cs="Microsoft YaHei"/>
-          <w:color w:val="64748b"/>
-          <w:sz w:val="19"/>
-        </w:rPr>
-        <w:t>图 4　3 个文件（3+2+2 页）合并为 7 页的单一 PDF</w:t>
+        <w:rPr>
+          <w:sz w:val="4"/>
+        </w:rPr>
+        <w:t xml:space="preserve"> </w:t>
       </w:r>
     </w:p>
     <w:tbl>
@@ -3352,12 +3782,12 @@
           <w:tcPr>
             <w:tcW w:w="8306" w:type="dxa"/>
             <w:tcBorders>
-              <w:top w:val="single" w:color="bfdbfe" w:sz="6"/>
-              <w:left w:val="single" w:color="bfdbfe" w:sz="6"/>
-              <w:bottom w:val="single" w:color="bfdbfe" w:sz="6"/>
-              <w:right w:val="single" w:color="bfdbfe" w:sz="6"/>
-            </w:tcBorders>
-            <w:shd w:val="clear" w:fill="eff6ff"/>
+              <w:top w:val="none" w:sz="8"/>
+              <w:left w:val="single" w:color="2563eb" w:sz="24"/>
+              <w:bottom w:val="none" w:sz="8"/>
+              <w:right w:val="none" w:sz="8"/>
+            </w:tcBorders>
+            <w:shd w:val="clear" w:fill="f1f5f9"/>
             <w:vAlign w:val="center"/>
           </w:tcPr>
           <w:p>
@@ -3370,23 +3800,87 @@
               <w:rPr>
                 <w:rFonts w:hint="eastAsia" w:ascii="Microsoft YaHei" w:hAnsi="Microsoft YaHei" w:eastAsia="Microsoft YaHei" w:cs="Microsoft YaHei"/>
                 <w:b w:val="1"/>
-                <w:color w:val="1f2937"/>
-                <w:sz w:val="22"/>
-              </w:rPr>
-              <w:t>提示：</w:t>
-            </w:r>
-            <w:r>
-              <w:rPr>
-                <w:rFonts w:hint="eastAsia" w:ascii="Microsoft YaHei" w:hAnsi="Microsoft YaHei" w:eastAsia="Microsoft YaHei" w:cs="Microsoft YaHei"/>
-                <w:color w:val="1f2937"/>
-                <w:sz w:val="22"/>
-              </w:rPr>
-              <w:t>若列表顺序有误，可点击"清空"后重新按目标顺序添加文件。</w:t>
+                <w:color w:val="1d4ed8"/>
+                <w:sz w:val="22"/>
+              </w:rPr>
+              <w:t>第 4 步</w:t>
+            </w:r>
+            <w:r>
+              <w:rPr>
+                <w:rFonts w:hint="eastAsia" w:ascii="Microsoft YaHei" w:hAnsi="Microsoft YaHei" w:eastAsia="Microsoft YaHei" w:cs="Microsoft YaHei"/>
+                <w:color w:val="1f2937"/>
+                <w:sz w:val="22"/>
+              </w:rPr>
+              <w:t>　合并完成后自动载入结果文件，日志区显示"合并完成"。</w:t>
             </w:r>
           </w:p>
         </w:tc>
       </w:tr>
     </w:tbl>
+    <w:p>
+      <w:pPr>
+        <w:spacing w:before="200" w:after="200" w:line="420"/>
+        <w:ind w:left="200" w:right="200"/>
+        <w:jc w:val="center"/>
+        <w:rPr>
+          <w:color w:val="1f2937"/>
+        </w:rPr>
+      </w:pPr>
+      <w:r>
+        <w:drawing>
+          <wp:inline>
+            <wp:extent cx="5274310" cy="1879464"/>
+            <wp:docPr id="8" name=""/>
+            <wp:cNvGraphicFramePr>
+              <a:graphicFrameLocks noChangeAspect="1"/>
+            </wp:cNvGraphicFramePr>
+            <a:graphic>
+              <a:graphicData uri="http://schemas.openxmlformats.org/drawingml/2006/picture">
+                <pic:pic>
+                  <pic:nvPicPr>
+                    <pic:cNvPr id="9" name=""/>
+                    <pic:cNvPicPr/>
+                  </pic:nvPicPr>
+                  <pic:blipFill>
+                    <a:blip r:embed="rId6"/>
+                    <a:stretch>
+                      <a:fillRect/>
+                    </a:stretch>
+                  </pic:blipFill>
+                  <pic:spPr>
+                    <a:xfrm>
+                      <a:off x="0" y="0"/>
+                      <a:ext cx="5274310" cy="1879464"/>
+                    </a:xfrm>
+                    <a:prstGeom prst="rect">
+                      <a:avLst/>
+                    </a:prstGeom>
+                  </pic:spPr>
+                </pic:pic>
+              </a:graphicData>
+            </a:graphic>
+          </wp:inline>
+        </w:drawing>
+      </w:r>
+    </w:p>
+    <w:p>
+      <w:pPr>
+        <w:spacing w:before="60" w:after="100" w:line="420"/>
+        <w:ind w:left="100" w:right="100"/>
+        <w:jc w:val="center"/>
+        <w:rPr>
+          <w:color w:val="64748b"/>
+        </w:rPr>
+      </w:pPr>
+      <w:r>
+        <w:rPr>
+          <w:rFonts w:hint="eastAsia" w:ascii="Microsoft YaHei" w:hAnsi="Microsoft YaHei" w:eastAsia="Microsoft YaHei" w:cs="Microsoft YaHei"/>
+          <w:color w:val="64748b"/>
+          <w:sz w:val="19"/>
+        </w:rPr>
+        <w:t>图 3　3 个文件（3+2+2 页）合并为 7 页的单一 PDF</w:t>
+      </w:r>
+    </w:p>
     <w:p>
       <w:pPr>
         <w:pStyle w:val="000003"/>
@@ -3427,7 +3921,7 @@
           <w:color w:val="1f2937"/>
           <w:sz w:val="22"/>
         </w:rPr>
-        <w:t>按页码范围把一个 PDF 拆成多个独立文件，适合提取报告的某一章节单独发送。</w:t>
+        <w:t>按页码范围把一个 PDF 拆成多个独立文件，适合把某一章节单独抽出。</w:t>
       </w:r>
     </w:p>
     <w:tbl>
@@ -3485,7 +3979,7 @@
                 <w:color w:val="1f2937"/>
                 <w:sz w:val="22"/>
               </w:rPr>
-              <w:t>　在列表中</w:t>
+              <w:t xml:space="preserve">　点击工具栏 </w:t>
             </w:r>
             <w:r>
               <w:rPr>
@@ -3494,15 +3988,15 @@
                 <w:color w:val="1d4ed8"/>
                 <w:sz w:val="22"/>
               </w:rPr>
-              <w:t>点击选中</w:t>
-            </w:r>
-            <w:r>
-              <w:rPr>
-                <w:rFonts w:hint="eastAsia" w:ascii="Microsoft YaHei" w:hAnsi="Microsoft YaHei" w:eastAsia="Microsoft YaHei" w:cs="Microsoft YaHei"/>
-                <w:color w:val="1f2937"/>
-                <w:sz w:val="22"/>
-              </w:rPr>
-              <w:t>要拆分的 PDF。</w:t>
+              <w:t>拆分</w:t>
+            </w:r>
+            <w:r>
+              <w:rPr>
+                <w:rFonts w:hint="eastAsia" w:ascii="Microsoft YaHei" w:hAnsi="Microsoft YaHei" w:eastAsia="Microsoft YaHei" w:cs="Microsoft YaHei"/>
+                <w:color w:val="1f2937"/>
+                <w:sz w:val="22"/>
+              </w:rPr>
+              <w:t xml:space="preserve"> 按钮。</w:t>
             </w:r>
           </w:p>
         </w:tc>
@@ -3574,24 +4068,7 @@
                 <w:color w:val="1f2937"/>
                 <w:sz w:val="22"/>
               </w:rPr>
-              <w:t>　在"</w:t>
-            </w:r>
-            <w:r>
-              <w:rPr>
-                <w:rFonts w:hint="eastAsia" w:ascii="Microsoft YaHei" w:hAnsi="Microsoft YaHei" w:eastAsia="Microsoft YaHei" w:cs="Microsoft YaHei"/>
-                <w:b w:val="1"/>
-                <w:color w:val="1d4ed8"/>
-                <w:sz w:val="22"/>
-              </w:rPr>
-              <w:t>拆分范围</w:t>
-            </w:r>
-            <w:r>
-              <w:rPr>
-                <w:rFonts w:hint="eastAsia" w:ascii="Microsoft YaHei" w:hAnsi="Microsoft YaHei" w:eastAsia="Microsoft YaHei" w:cs="Microsoft YaHei"/>
-                <w:color w:val="1f2937"/>
-                <w:sz w:val="22"/>
-              </w:rPr>
-              <w:t xml:space="preserve">"输入框中填写区间，格式为 </w:t>
+              <w:t xml:space="preserve">　在弹出的输入框中填写拆分范围，格式为 </w:t>
             </w:r>
             <w:r>
               <w:rPr>
@@ -3608,7 +4085,7 @@
                 <w:color w:val="1f2937"/>
                 <w:sz w:val="22"/>
               </w:rPr>
-              <w:t xml:space="preserve">；多段用英文逗号分隔，例如 </w:t>
+              <w:t xml:space="preserve">，多段用英文逗号分隔，例如 </w:t>
             </w:r>
             <w:r>
               <w:rPr>
@@ -3617,7 +4094,7 @@
                 <w:sz w:val="20"/>
                 <w:shd w:val="clear" w:fill="f1f5f9"/>
               </w:rPr>
-              <w:t>1-2,3-3</w:t>
+              <w:t>1-3,4-6</w:t>
             </w:r>
             <w:r>
               <w:rPr>
@@ -3697,24 +4174,7 @@
                 <w:color w:val="1f2937"/>
                 <w:sz w:val="22"/>
               </w:rPr>
-              <w:t xml:space="preserve">　点击 </w:t>
-            </w:r>
-            <w:r>
-              <w:rPr>
-                <w:rFonts w:hint="eastAsia" w:ascii="Microsoft YaHei" w:hAnsi="Microsoft YaHei" w:eastAsia="Microsoft YaHei" w:cs="Microsoft YaHei"/>
-                <w:b w:val="1"/>
-                <w:color w:val="1d4ed8"/>
-                <w:sz w:val="22"/>
-              </w:rPr>
-              <w:t>拆分</w:t>
-            </w:r>
-            <w:r>
-              <w:rPr>
-                <w:rFonts w:hint="eastAsia" w:ascii="Microsoft YaHei" w:hAnsi="Microsoft YaHei" w:eastAsia="Microsoft YaHei" w:cs="Microsoft YaHei"/>
-                <w:color w:val="1f2937"/>
-                <w:sz w:val="22"/>
-              </w:rPr>
-              <w:t xml:space="preserve"> 按钮，选择输出目录。</w:t>
+              <w:t>　选择输出目录。</w:t>
             </w:r>
           </w:p>
         </w:tc>
@@ -3795,7 +4255,7 @@
                 <w:sz w:val="20"/>
                 <w:shd w:val="clear" w:fill="f1f5f9"/>
               </w:rPr>
-              <w:t>原名_part1_1-2.pdf</w:t>
+              <w:t>原名_part1_1-3.pdf</w:t>
             </w:r>
             <w:r>
               <w:rPr>
@@ -3822,7 +4282,7 @@
         <w:drawing>
           <wp:inline>
             <wp:extent cx="5029200" cy="3638550"/>
-            <wp:docPr id="14" name=""/>
+            <wp:docPr id="11" name=""/>
             <wp:cNvGraphicFramePr>
               <a:graphicFrameLocks noChangeAspect="1"/>
             </wp:cNvGraphicFramePr>
@@ -3830,11 +4290,11 @@
               <a:graphicData uri="http://schemas.openxmlformats.org/drawingml/2006/picture">
                 <pic:pic>
                   <pic:nvPicPr>
-                    <pic:cNvPr id="15" name=""/>
+                    <pic:cNvPr id="12" name=""/>
                     <pic:cNvPicPr/>
                   </pic:nvPicPr>
                   <pic:blipFill>
-                    <a:blip r:embed="rId8"/>
+                    <a:blip r:embed="rId7"/>
                     <a:stretch>
                       <a:fillRect/>
                     </a:stretch>
@@ -3870,7 +4330,7 @@
           <w:color w:val="64748b"/>
           <w:sz w:val="19"/>
         </w:rPr>
-        <w:t>图 5　按 1-1、2-3 两段拆分，生成 2 个文件</w:t>
+        <w:t>图 4　按 1-1、2-3 两段拆分，生成 2 个文件</w:t>
       </w:r>
     </w:p>
     <w:tbl>
@@ -3957,7 +4417,7 @@
           <w:color w:val="1d4ed8"/>
           <w:sz w:val="30"/>
         </w:rPr>
-        <w:t>七、功能三：旋转 PDF</w:t>
+        <w:t>七、功能三：旋转页面</w:t>
       </w:r>
     </w:p>
     <w:p>
@@ -3974,7 +4434,7 @@
           <w:color w:val="1f2937"/>
           <w:sz w:val="22"/>
         </w:rPr>
-        <w:t>用于校正横向/倒置的扫描件。当前版本旋转角度固定为</w:t>
+        <w:t>用于校正横向或倒置的扫描件。旋转作用于</w:t>
       </w:r>
       <w:r>
         <w:rPr>
@@ -3983,7 +4443,7 @@
           <w:color w:val="1f2937"/>
           <w:sz w:val="22"/>
         </w:rPr>
-        <w:t>顺时针 90°</w:t>
+        <w:t>当前显示页</w:t>
       </w:r>
       <w:r>
         <w:rPr>
@@ -4049,7 +4509,7 @@
                 <w:color w:val="1f2937"/>
                 <w:sz w:val="22"/>
               </w:rPr>
-              <w:t>　选中要旋转的 PDF。</w:t>
+              <w:t>　在左侧缩略图或预览区定位到要旋转的页面。</w:t>
             </w:r>
           </w:p>
         </w:tc>
@@ -4121,24 +4581,41 @@
                 <w:color w:val="1f2937"/>
                 <w:sz w:val="22"/>
               </w:rPr>
-              <w:t xml:space="preserve">　点击 </w:t>
-            </w:r>
-            <w:r>
-              <w:rPr>
-                <w:rFonts w:hint="eastAsia" w:ascii="Microsoft YaHei" w:hAnsi="Microsoft YaHei" w:eastAsia="Microsoft YaHei" w:cs="Microsoft YaHei"/>
+              <w:t xml:space="preserve">　点击工具栏 </w:t>
+            </w:r>
+            <w:r>
+              <w:rPr>
+                <w:rFonts w:ascii="Microsoft YaHei" w:hAnsi="Microsoft YaHei" w:eastAsia="Microsoft YaHei" w:cs="Microsoft YaHei"/>
                 <w:b w:val="1"/>
                 <w:color w:val="1d4ed8"/>
                 <w:sz w:val="22"/>
               </w:rPr>
-              <w:t>旋转</w:t>
-            </w:r>
-            <w:r>
-              <w:rPr>
-                <w:rFonts w:hint="eastAsia" w:ascii="Microsoft YaHei" w:hAnsi="Microsoft YaHei" w:eastAsia="Microsoft YaHei" w:cs="Microsoft YaHei"/>
-                <w:color w:val="1f2937"/>
-                <w:sz w:val="22"/>
-              </w:rPr>
-              <w:t xml:space="preserve"> 按钮，选择保存位置。</w:t>
+              <w:t>↻ 90°</w:t>
+            </w:r>
+            <w:r>
+              <w:rPr>
+                <w:rFonts w:hint="eastAsia" w:ascii="Microsoft YaHei" w:hAnsi="Microsoft YaHei" w:eastAsia="Microsoft YaHei" w:cs="Microsoft YaHei"/>
+                <w:color w:val="1f2937"/>
+                <w:sz w:val="22"/>
+              </w:rPr>
+              <w:t xml:space="preserve"> 或 </w:t>
+            </w:r>
+            <w:r>
+              <w:rPr>
+                <w:rFonts w:ascii="Microsoft YaHei" w:hAnsi="Microsoft YaHei" w:eastAsia="Microsoft YaHei" w:cs="Microsoft YaHei"/>
+                <w:b w:val="1"/>
+                <w:color w:val="1d4ed8"/>
+                <w:sz w:val="22"/>
+              </w:rPr>
+              <w:t>↻ 180°</w:t>
+            </w:r>
+            <w:r>
+              <w:rPr>
+                <w:rFonts w:hint="eastAsia" w:ascii="Microsoft YaHei" w:hAnsi="Microsoft YaHei" w:eastAsia="Microsoft YaHei" w:cs="Microsoft YaHei"/>
+                <w:color w:val="1f2937"/>
+                <w:sz w:val="22"/>
+              </w:rPr>
+              <w:t xml:space="preserve"> 按钮，确认后选择保存位置。</w:t>
             </w:r>
           </w:p>
         </w:tc>
@@ -4210,7 +4687,7 @@
                 <w:color w:val="1f2937"/>
                 <w:sz w:val="22"/>
               </w:rPr>
-              <w:t xml:space="preserve">　日志区显示"旋转完成"，输出文件为 </w:t>
+              <w:t xml:space="preserve">　输出文件命名为 </w:t>
             </w:r>
             <w:r>
               <w:rPr>
@@ -4227,7 +4704,7 @@
                 <w:color w:val="1f2937"/>
                 <w:sz w:val="22"/>
               </w:rPr>
-              <w:t>。</w:t>
+              <w:t>，随后自动载入并可预览旋转结果。</w:t>
             </w:r>
           </w:p>
         </w:tc>
@@ -4246,7 +4723,7 @@
         <w:drawing>
           <wp:inline>
             <wp:extent cx="5274310" cy="3122250"/>
-            <wp:docPr id="17" name=""/>
+            <wp:docPr id="14" name=""/>
             <wp:cNvGraphicFramePr>
               <a:graphicFrameLocks noChangeAspect="1"/>
             </wp:cNvGraphicFramePr>
@@ -4254,11 +4731,11 @@
               <a:graphicData uri="http://schemas.openxmlformats.org/drawingml/2006/picture">
                 <pic:pic>
                   <pic:nvPicPr>
-                    <pic:cNvPr id="18" name=""/>
+                    <pic:cNvPr id="15" name=""/>
                     <pic:cNvPicPr/>
                   </pic:nvPicPr>
                   <pic:blipFill>
-                    <a:blip r:embed="rId9"/>
+                    <a:blip r:embed="rId8"/>
                     <a:stretch>
                       <a:fillRect/>
                     </a:stretch>
@@ -4294,7 +4771,7 @@
           <w:color w:val="64748b"/>
           <w:sz w:val="19"/>
         </w:rPr>
-        <w:t>图 6　旋转前后对比：纵向页面变为横向（90°）</w:t>
+        <w:t>图 5　旋转前后对比：纵向页面变为横向（90°）</w:t>
       </w:r>
     </w:p>
     <w:tbl>
@@ -4352,7 +4829,7 @@
                 <w:color w:val="1f2937"/>
                 <w:sz w:val="22"/>
               </w:rPr>
-              <w:t>旋转作用于</w:t>
+              <w:t>若需对</w:t>
             </w:r>
             <w:r>
               <w:rPr>
@@ -4369,7 +4846,7 @@
                 <w:color w:val="1f2937"/>
                 <w:sz w:val="22"/>
               </w:rPr>
-              <w:t>。如需连续旋转（如 180°），可对输出文件再执行一次旋转。</w:t>
+              <w:t>旋转，可分别定位到各页执行；如需连续旋转（如 180°），可对输出文件再执行一次 90°。</w:t>
             </w:r>
           </w:p>
         </w:tc>
@@ -4473,7 +4950,24 @@
                 <w:color w:val="1f2937"/>
                 <w:sz w:val="22"/>
               </w:rPr>
-              <w:t>　选中要重排的 PDF。</w:t>
+              <w:t xml:space="preserve">　点击工具栏 </w:t>
+            </w:r>
+            <w:r>
+              <w:rPr>
+                <w:rFonts w:hint="eastAsia" w:ascii="Microsoft YaHei" w:hAnsi="Microsoft YaHei" w:eastAsia="Microsoft YaHei" w:cs="Microsoft YaHei"/>
+                <w:b w:val="1"/>
+                <w:color w:val="1d4ed8"/>
+                <w:sz w:val="22"/>
+              </w:rPr>
+              <w:t>重排</w:t>
+            </w:r>
+            <w:r>
+              <w:rPr>
+                <w:rFonts w:hint="eastAsia" w:ascii="Microsoft YaHei" w:hAnsi="Microsoft YaHei" w:eastAsia="Microsoft YaHei" w:cs="Microsoft YaHei"/>
+                <w:color w:val="1f2937"/>
+                <w:sz w:val="22"/>
+              </w:rPr>
+              <w:t xml:space="preserve"> 按钮。</w:t>
             </w:r>
           </w:p>
         </w:tc>
@@ -4545,24 +5039,7 @@
                 <w:color w:val="1f2937"/>
                 <w:sz w:val="22"/>
               </w:rPr>
-              <w:t>　在"</w:t>
-            </w:r>
-            <w:r>
-              <w:rPr>
-                <w:rFonts w:hint="eastAsia" w:ascii="Microsoft YaHei" w:hAnsi="Microsoft YaHei" w:eastAsia="Microsoft YaHei" w:cs="Microsoft YaHei"/>
-                <w:b w:val="1"/>
-                <w:color w:val="1d4ed8"/>
-                <w:sz w:val="22"/>
-              </w:rPr>
-              <w:t>重排顺序</w:t>
-            </w:r>
-            <w:r>
-              <w:rPr>
-                <w:rFonts w:hint="eastAsia" w:ascii="Microsoft YaHei" w:hAnsi="Microsoft YaHei" w:eastAsia="Microsoft YaHei" w:cs="Microsoft YaHei"/>
-                <w:color w:val="1f2937"/>
-                <w:sz w:val="22"/>
-              </w:rPr>
-              <w:t xml:space="preserve">"输入框填写新页序，用英文逗号分隔，例如 </w:t>
+              <w:t xml:space="preserve">　在弹出的输入框中填写新页序，用英文逗号分隔，例如 </w:t>
             </w:r>
             <w:r>
               <w:rPr>
@@ -4651,24 +5128,24 @@
                 <w:color w:val="1f2937"/>
                 <w:sz w:val="22"/>
               </w:rPr>
-              <w:t xml:space="preserve">　点击 </w:t>
-            </w:r>
-            <w:r>
-              <w:rPr>
-                <w:rFonts w:hint="eastAsia" w:ascii="Microsoft YaHei" w:hAnsi="Microsoft YaHei" w:eastAsia="Microsoft YaHei" w:cs="Microsoft YaHei"/>
-                <w:b w:val="1"/>
-                <w:color w:val="1d4ed8"/>
-                <w:sz w:val="22"/>
-              </w:rPr>
-              <w:t>重排</w:t>
-            </w:r>
-            <w:r>
-              <w:rPr>
-                <w:rFonts w:hint="eastAsia" w:ascii="Microsoft YaHei" w:hAnsi="Microsoft YaHei" w:eastAsia="Microsoft YaHei" w:cs="Microsoft YaHei"/>
-                <w:color w:val="1f2937"/>
-                <w:sz w:val="22"/>
-              </w:rPr>
-              <w:t xml:space="preserve"> 按钮，选择保存位置。</w:t>
+              <w:t xml:space="preserve">　选择保存位置，输出文件为 </w:t>
+            </w:r>
+            <w:r>
+              <w:rPr>
+                <w:rFonts w:hint="eastAsia" w:ascii="Consolas" w:hAnsi="Consolas" w:eastAsia="Consolas" w:cs="Consolas"/>
+                <w:color w:val="be123c"/>
+                <w:sz w:val="20"/>
+                <w:shd w:val="clear" w:fill="f1f5f9"/>
+              </w:rPr>
+              <w:t>原名_reordered.pdf</w:t>
+            </w:r>
+            <w:r>
+              <w:rPr>
+                <w:rFonts w:hint="eastAsia" w:ascii="Microsoft YaHei" w:hAnsi="Microsoft YaHei" w:eastAsia="Microsoft YaHei" w:cs="Microsoft YaHei"/>
+                <w:color w:val="1f2937"/>
+                <w:sz w:val="22"/>
+              </w:rPr>
+              <w:t>。</w:t>
             </w:r>
           </w:p>
         </w:tc>
@@ -4676,13 +5153,66 @@
     </w:tbl>
     <w:p>
       <w:pPr>
-        <w:spacing w:line="240"/>
+        <w:spacing w:before="200" w:after="200" w:line="420"/>
+        <w:ind w:left="200" w:right="200"/>
+        <w:jc w:val="center"/>
+        <w:rPr>
+          <w:color w:val="1f2937"/>
+        </w:rPr>
       </w:pPr>
       <w:r>
-        <w:rPr>
-          <w:sz w:val="4"/>
-        </w:rPr>
-        <w:t xml:space="preserve"> </w:t>
+        <w:drawing>
+          <wp:inline>
+            <wp:extent cx="5274310" cy="2528566"/>
+            <wp:docPr id="17" name=""/>
+            <wp:cNvGraphicFramePr>
+              <a:graphicFrameLocks noChangeAspect="1"/>
+            </wp:cNvGraphicFramePr>
+            <a:graphic>
+              <a:graphicData uri="http://schemas.openxmlformats.org/drawingml/2006/picture">
+                <pic:pic>
+                  <pic:nvPicPr>
+                    <pic:cNvPr id="18" name=""/>
+                    <pic:cNvPicPr/>
+                  </pic:nvPicPr>
+                  <pic:blipFill>
+                    <a:blip r:embed="rId9"/>
+                    <a:stretch>
+                      <a:fillRect/>
+                    </a:stretch>
+                  </pic:blipFill>
+                  <pic:spPr>
+                    <a:xfrm>
+                      <a:off x="0" y="0"/>
+                      <a:ext cx="5274310" cy="2528566"/>
+                    </a:xfrm>
+                    <a:prstGeom prst="rect">
+                      <a:avLst/>
+                    </a:prstGeom>
+                  </pic:spPr>
+                </pic:pic>
+              </a:graphicData>
+            </a:graphic>
+          </wp:inline>
+        </w:drawing>
+      </w:r>
+    </w:p>
+    <w:p>
+      <w:pPr>
+        <w:spacing w:before="60" w:after="100" w:line="420"/>
+        <w:ind w:left="100" w:right="100"/>
+        <w:jc w:val="center"/>
+        <w:rPr>
+          <w:color w:val="64748b"/>
+        </w:rPr>
+      </w:pPr>
+      <w:r>
+        <w:rPr>
+          <w:rFonts w:hint="eastAsia" w:ascii="Microsoft YaHei" w:hAnsi="Microsoft YaHei" w:eastAsia="Microsoft YaHei" w:cs="Microsoft YaHei"/>
+          <w:color w:val="64748b"/>
+          <w:sz w:val="19"/>
+        </w:rPr>
+        <w:t>图 6　按 3,1,2 重排后：新第 1 页为原第 3 页，依次类推</w:t>
       </w:r>
     </w:p>
     <w:tbl>
@@ -4711,12 +5241,12 @@
           <w:tcPr>
             <w:tcW w:w="8306" w:type="dxa"/>
             <w:tcBorders>
-              <w:top w:val="none" w:sz="8"/>
-              <w:left w:val="single" w:color="2563eb" w:sz="24"/>
-              <w:bottom w:val="none" w:sz="8"/>
-              <w:right w:val="none" w:sz="8"/>
-            </w:tcBorders>
-            <w:shd w:val="clear" w:fill="f1f5f9"/>
+              <w:top w:val="single" w:color="fcd34d" w:sz="6"/>
+              <w:left w:val="single" w:color="fcd34d" w:sz="6"/>
+              <w:bottom w:val="single" w:color="fcd34d" w:sz="6"/>
+              <w:right w:val="single" w:color="fcd34d" w:sz="6"/>
+            </w:tcBorders>
+            <w:shd w:val="clear" w:fill="fef3c7"/>
             <w:vAlign w:val="center"/>
           </w:tcPr>
           <w:p>
@@ -4729,35 +5259,35 @@
               <w:rPr>
                 <w:rFonts w:hint="eastAsia" w:ascii="Microsoft YaHei" w:hAnsi="Microsoft YaHei" w:eastAsia="Microsoft YaHei" w:cs="Microsoft YaHei"/>
                 <w:b w:val="1"/>
-                <w:color w:val="1d4ed8"/>
-                <w:sz w:val="22"/>
-              </w:rPr>
-              <w:t>第 4 步</w:t>
-            </w:r>
-            <w:r>
-              <w:rPr>
-                <w:rFonts w:hint="eastAsia" w:ascii="Microsoft YaHei" w:hAnsi="Microsoft YaHei" w:eastAsia="Microsoft YaHei" w:cs="Microsoft YaHei"/>
-                <w:color w:val="1f2937"/>
-                <w:sz w:val="22"/>
-              </w:rPr>
-              <w:t xml:space="preserve">　日志区显示"重排完成"，输出文件为 </w:t>
-            </w:r>
-            <w:r>
-              <w:rPr>
-                <w:rFonts w:hint="eastAsia" w:ascii="Consolas" w:hAnsi="Consolas" w:eastAsia="Consolas" w:cs="Consolas"/>
-                <w:color w:val="be123c"/>
-                <w:sz w:val="20"/>
-                <w:shd w:val="clear" w:fill="f1f5f9"/>
-              </w:rPr>
-              <w:t>原名_reordered.pdf</w:t>
-            </w:r>
-            <w:r>
-              <w:rPr>
-                <w:rFonts w:hint="eastAsia" w:ascii="Microsoft YaHei" w:hAnsi="Microsoft YaHei" w:eastAsia="Microsoft YaHei" w:cs="Microsoft YaHei"/>
-                <w:color w:val="1f2937"/>
-                <w:sz w:val="22"/>
-              </w:rPr>
-              <w:t>。</w:t>
+                <w:color w:val="1f2937"/>
+                <w:sz w:val="22"/>
+              </w:rPr>
+              <w:t>注意：</w:t>
+            </w:r>
+            <w:r>
+              <w:rPr>
+                <w:rFonts w:hint="eastAsia" w:ascii="Microsoft YaHei" w:hAnsi="Microsoft YaHei" w:eastAsia="Microsoft YaHei" w:cs="Microsoft YaHei"/>
+                <w:color w:val="1f2937"/>
+                <w:sz w:val="22"/>
+              </w:rPr>
+              <w:t>所填数字必须恰好是 1 到总页数的</w:t>
+            </w:r>
+            <w:r>
+              <w:rPr>
+                <w:rFonts w:hint="eastAsia" w:ascii="Microsoft YaHei" w:hAnsi="Microsoft YaHei" w:eastAsia="Microsoft YaHei" w:cs="Microsoft YaHei"/>
+                <w:b w:val="1"/>
+                <w:color w:val="1f2937"/>
+                <w:sz w:val="22"/>
+              </w:rPr>
+              <w:t>完整排列</w:t>
+            </w:r>
+            <w:r>
+              <w:rPr>
+                <w:rFonts w:hint="eastAsia" w:ascii="Microsoft YaHei" w:hAnsi="Microsoft YaHei" w:eastAsia="Microsoft YaHei" w:cs="Microsoft YaHei"/>
+                <w:color w:val="1f2937"/>
+                <w:sz w:val="22"/>
+              </w:rPr>
+              <w:t>（每页出现且仅出现一次），否则程序会提示错误。</w:t>
             </w:r>
           </w:p>
         </w:tc>
@@ -4765,66 +5295,51 @@
     </w:tbl>
     <w:p>
       <w:pPr>
-        <w:spacing w:before="200" w:after="200" w:line="420"/>
-        <w:ind w:left="200" w:right="200"/>
-        <w:jc w:val="center"/>
-        <w:rPr>
-          <w:color w:val="1f2937"/>
+        <w:pStyle w:val="000003"/>
+        <w:keepNext w:val="1"/>
+        <w:keepLines w:val="1"/>
+        <w:pBdr>
+          <w:left w:val="single" w:color="2563eb" w:sz="30" w:space="7"/>
+        </w:pBdr>
+        <w:spacing w:before="400" w:beforeAutospacing="1" w:after="160" w:afterAutospacing="1" w:line="420"/>
+        <w:outlineLvl w:val="1"/>
+        <w:rPr>
+          <w:color w:val="1d4ed8"/>
+          <w:sz w:val="32"/>
+          <w:szCs w:val="32"/>
         </w:rPr>
       </w:pPr>
       <w:r>
-        <w:drawing>
-          <wp:inline>
-            <wp:extent cx="5274310" cy="2528566"/>
-            <wp:docPr id="20" name=""/>
-            <wp:cNvGraphicFramePr>
-              <a:graphicFrameLocks noChangeAspect="1"/>
-            </wp:cNvGraphicFramePr>
-            <a:graphic>
-              <a:graphicData uri="http://schemas.openxmlformats.org/drawingml/2006/picture">
-                <pic:pic>
-                  <pic:nvPicPr>
-                    <pic:cNvPr id="21" name=""/>
-                    <pic:cNvPicPr/>
-                  </pic:nvPicPr>
-                  <pic:blipFill>
-                    <a:blip r:embed="rId10"/>
-                    <a:stretch>
-                      <a:fillRect/>
-                    </a:stretch>
-                  </pic:blipFill>
-                  <pic:spPr>
-                    <a:xfrm>
-                      <a:off x="0" y="0"/>
-                      <a:ext cx="5274310" cy="2528566"/>
-                    </a:xfrm>
-                    <a:prstGeom prst="rect">
-                      <a:avLst/>
-                    </a:prstGeom>
-                  </pic:spPr>
-                </pic:pic>
-              </a:graphicData>
-            </a:graphic>
-          </wp:inline>
-        </w:drawing>
+        <w:rPr>
+          <w:rFonts w:hint="eastAsia" w:ascii="Microsoft YaHei" w:hAnsi="Microsoft YaHei" w:eastAsia="Microsoft YaHei" w:cs="Microsoft YaHei"/>
+          <w:b w:val="1"/>
+          <w:color w:val="1d4ed8"/>
+          <w:sz w:val="30"/>
+        </w:rPr>
+        <w:t>九、功能五：删除与提取页面</w:t>
       </w:r>
     </w:p>
     <w:p>
       <w:pPr>
-        <w:spacing w:before="60" w:after="100" w:line="420"/>
-        <w:ind w:left="100" w:right="100"/>
-        <w:jc w:val="center"/>
-        <w:rPr>
-          <w:color w:val="64748b"/>
+        <w:pStyle w:val="000004"/>
+        <w:keepNext w:val="1"/>
+        <w:keepLines w:val="1"/>
+        <w:spacing w:before="280" w:beforeAutospacing="1" w:after="120" w:afterAutospacing="1" w:line="420"/>
+        <w:outlineLvl w:val="2"/>
+        <w:rPr>
+          <w:color w:val="0f172a"/>
+          <w:sz w:val="32"/>
+          <w:szCs w:val="32"/>
         </w:rPr>
       </w:pPr>
       <w:r>
         <w:rPr>
           <w:rFonts w:hint="eastAsia" w:ascii="Microsoft YaHei" w:hAnsi="Microsoft YaHei" w:eastAsia="Microsoft YaHei" w:cs="Microsoft YaHei"/>
-          <w:color w:val="64748b"/>
-          <w:sz w:val="19"/>
-        </w:rPr>
-        <w:t>图 7　按 3,1,2 重排后：新第 1 页为原第 3 页，依次类推</w:t>
+          <w:b w:val="1"/>
+          <w:color w:val="0f172a"/>
+          <w:sz w:val="25"/>
+        </w:rPr>
+        <w:t>9.1 删除当前页</w:t>
       </w:r>
     </w:p>
     <w:tbl>
@@ -4853,12 +5368,12 @@
           <w:tcPr>
             <w:tcW w:w="8306" w:type="dxa"/>
             <w:tcBorders>
-              <w:top w:val="single" w:color="fcd34d" w:sz="6"/>
-              <w:left w:val="single" w:color="fcd34d" w:sz="6"/>
-              <w:bottom w:val="single" w:color="fcd34d" w:sz="6"/>
-              <w:right w:val="single" w:color="fcd34d" w:sz="6"/>
-            </w:tcBorders>
-            <w:shd w:val="clear" w:fill="fef3c7"/>
+              <w:top w:val="none" w:sz="8"/>
+              <w:left w:val="single" w:color="2563eb" w:sz="24"/>
+              <w:bottom w:val="none" w:sz="8"/>
+              <w:right w:val="none" w:sz="8"/>
+            </w:tcBorders>
+            <w:shd w:val="clear" w:fill="f1f5f9"/>
             <w:vAlign w:val="center"/>
           </w:tcPr>
           <w:p>
@@ -4871,35 +5386,18 @@
               <w:rPr>
                 <w:rFonts w:hint="eastAsia" w:ascii="Microsoft YaHei" w:hAnsi="Microsoft YaHei" w:eastAsia="Microsoft YaHei" w:cs="Microsoft YaHei"/>
                 <w:b w:val="1"/>
-                <w:color w:val="1f2937"/>
-                <w:sz w:val="22"/>
-              </w:rPr>
-              <w:t>注意：</w:t>
-            </w:r>
-            <w:r>
-              <w:rPr>
-                <w:rFonts w:hint="eastAsia" w:ascii="Microsoft YaHei" w:hAnsi="Microsoft YaHei" w:eastAsia="Microsoft YaHei" w:cs="Microsoft YaHei"/>
-                <w:color w:val="1f2937"/>
-                <w:sz w:val="22"/>
-              </w:rPr>
-              <w:t>所填数字必须恰好是 1 到总页数的</w:t>
-            </w:r>
-            <w:r>
-              <w:rPr>
-                <w:rFonts w:hint="eastAsia" w:ascii="Microsoft YaHei" w:hAnsi="Microsoft YaHei" w:eastAsia="Microsoft YaHei" w:cs="Microsoft YaHei"/>
-                <w:b w:val="1"/>
-                <w:color w:val="1f2937"/>
-                <w:sz w:val="22"/>
-              </w:rPr>
-              <w:t>完整排列</w:t>
-            </w:r>
-            <w:r>
-              <w:rPr>
-                <w:rFonts w:hint="eastAsia" w:ascii="Microsoft YaHei" w:hAnsi="Microsoft YaHei" w:eastAsia="Microsoft YaHei" w:cs="Microsoft YaHei"/>
-                <w:color w:val="1f2937"/>
-                <w:sz w:val="22"/>
-              </w:rPr>
-              <w:t>（每页出现且仅出现一次），否则程序会提示错误。</w:t>
+                <w:color w:val="1d4ed8"/>
+                <w:sz w:val="22"/>
+              </w:rPr>
+              <w:t>第 1 步</w:t>
+            </w:r>
+            <w:r>
+              <w:rPr>
+                <w:rFonts w:hint="eastAsia" w:ascii="Microsoft YaHei" w:hAnsi="Microsoft YaHei" w:eastAsia="Microsoft YaHei" w:cs="Microsoft YaHei"/>
+                <w:color w:val="1f2937"/>
+                <w:sz w:val="22"/>
+              </w:rPr>
+              <w:t>　定位到要删除的页面（左侧缩略图点选）。</w:t>
             </w:r>
           </w:p>
         </w:tc>
@@ -4907,62 +5405,13 @@
     </w:tbl>
     <w:p>
       <w:pPr>
-        <w:pStyle w:val="000003"/>
-        <w:keepNext w:val="1"/>
-        <w:keepLines w:val="1"/>
-        <w:pBdr>
-          <w:left w:val="single" w:color="2563eb" w:sz="30" w:space="7"/>
-        </w:pBdr>
-        <w:spacing w:before="400" w:beforeAutospacing="1" w:after="160" w:afterAutospacing="1" w:line="420"/>
-        <w:outlineLvl w:val="1"/>
-        <w:rPr>
-          <w:color w:val="1d4ed8"/>
-          <w:sz w:val="32"/>
-          <w:szCs w:val="32"/>
-        </w:rPr>
+        <w:spacing w:line="240"/>
       </w:pPr>
       <w:r>
         <w:rPr>
-          <w:rFonts w:hint="eastAsia" w:ascii="Microsoft YaHei" w:hAnsi="Microsoft YaHei" w:eastAsia="Microsoft YaHei" w:cs="Microsoft YaHei"/>
-          <w:b w:val="1"/>
-          <w:color w:val="1d4ed8"/>
-          <w:sz w:val="30"/>
-        </w:rPr>
-        <w:t>九、功能五：添加文字水印</w:t>
-      </w:r>
-    </w:p>
-    <w:p>
-      <w:pPr>
-        <w:spacing w:before="100" w:after="100" w:line="420"/>
-        <w:ind w:left="100" w:right="100"/>
-        <w:rPr>
-          <w:color w:val="1f2937"/>
-        </w:rPr>
-      </w:pPr>
-      <w:r>
-        <w:rPr>
-          <w:rFonts w:hint="eastAsia" w:ascii="Microsoft YaHei" w:hAnsi="Microsoft YaHei" w:eastAsia="Microsoft YaHei" w:cs="Microsoft YaHei"/>
-          <w:color w:val="1f2937"/>
-          <w:sz w:val="22"/>
-        </w:rPr>
-        <w:t>为每一页添加居中的文字水印，适用于内部资料、合同等标注场景，</w:t>
-      </w:r>
-      <w:r>
-        <w:rPr>
-          <w:rFonts w:hint="eastAsia" w:ascii="Microsoft YaHei" w:hAnsi="Microsoft YaHei" w:eastAsia="Microsoft YaHei" w:cs="Microsoft YaHei"/>
-          <w:b w:val="1"/>
-          <w:color w:val="1f2937"/>
-          <w:sz w:val="22"/>
-        </w:rPr>
-        <w:t>支持中文</w:t>
-      </w:r>
-      <w:r>
-        <w:rPr>
-          <w:rFonts w:hint="eastAsia" w:ascii="Microsoft YaHei" w:hAnsi="Microsoft YaHei" w:eastAsia="Microsoft YaHei" w:cs="Microsoft YaHei"/>
-          <w:color w:val="1f2937"/>
-          <w:sz w:val="22"/>
-        </w:rPr>
-        <w:t>，默认呈 45° 斜向、半透明显示。</w:t>
+          <w:sz w:val="4"/>
+        </w:rPr>
+        <w:t xml:space="preserve"> </w:t>
       </w:r>
     </w:p>
     <w:tbl>
@@ -5012,15 +5461,32 @@
                 <w:color w:val="1d4ed8"/>
                 <w:sz w:val="22"/>
               </w:rPr>
-              <w:t>第 1 步</w:t>
-            </w:r>
-            <w:r>
-              <w:rPr>
-                <w:rFonts w:hint="eastAsia" w:ascii="Microsoft YaHei" w:hAnsi="Microsoft YaHei" w:eastAsia="Microsoft YaHei" w:cs="Microsoft YaHei"/>
-                <w:color w:val="1f2937"/>
-                <w:sz w:val="22"/>
-              </w:rPr>
-              <w:t>　选中要加水印的 PDF。</w:t>
+              <w:t>第 2 步</w:t>
+            </w:r>
+            <w:r>
+              <w:rPr>
+                <w:rFonts w:hint="eastAsia" w:ascii="Microsoft YaHei" w:hAnsi="Microsoft YaHei" w:eastAsia="Microsoft YaHei" w:cs="Microsoft YaHei"/>
+                <w:color w:val="1f2937"/>
+                <w:sz w:val="22"/>
+              </w:rPr>
+              <w:t xml:space="preserve">　点击工具栏 </w:t>
+            </w:r>
+            <w:r>
+              <w:rPr>
+                <w:rFonts w:hint="eastAsia" w:ascii="Microsoft YaHei" w:hAnsi="Microsoft YaHei" w:eastAsia="Microsoft YaHei" w:cs="Microsoft YaHei"/>
+                <w:b w:val="1"/>
+                <w:color w:val="1d4ed8"/>
+                <w:sz w:val="22"/>
+              </w:rPr>
+              <w:t>删除页</w:t>
+            </w:r>
+            <w:r>
+              <w:rPr>
+                <w:rFonts w:hint="eastAsia" w:ascii="Microsoft YaHei" w:hAnsi="Microsoft YaHei" w:eastAsia="Microsoft YaHei" w:cs="Microsoft YaHei"/>
+                <w:color w:val="1f2937"/>
+                <w:sz w:val="22"/>
+              </w:rPr>
+              <w:t xml:space="preserve"> 按钮，确认删除提示。</w:t>
             </w:r>
           </w:p>
         </w:tc>
@@ -5084,32 +5550,32 @@
                 <w:color w:val="1d4ed8"/>
                 <w:sz w:val="22"/>
               </w:rPr>
-              <w:t>第 2 步</w:t>
-            </w:r>
-            <w:r>
-              <w:rPr>
-                <w:rFonts w:hint="eastAsia" w:ascii="Microsoft YaHei" w:hAnsi="Microsoft YaHei" w:eastAsia="Microsoft YaHei" w:cs="Microsoft YaHei"/>
-                <w:color w:val="1f2937"/>
-                <w:sz w:val="22"/>
-              </w:rPr>
-              <w:t>　在"</w:t>
-            </w:r>
-            <w:r>
-              <w:rPr>
-                <w:rFonts w:hint="eastAsia" w:ascii="Microsoft YaHei" w:hAnsi="Microsoft YaHei" w:eastAsia="Microsoft YaHei" w:cs="Microsoft YaHei"/>
-                <w:b w:val="1"/>
-                <w:color w:val="1d4ed8"/>
-                <w:sz w:val="22"/>
-              </w:rPr>
-              <w:t>文字水印内容</w:t>
-            </w:r>
-            <w:r>
-              <w:rPr>
-                <w:rFonts w:hint="eastAsia" w:ascii="Microsoft YaHei" w:hAnsi="Microsoft YaHei" w:eastAsia="Microsoft YaHei" w:cs="Microsoft YaHei"/>
-                <w:color w:val="1f2937"/>
-                <w:sz w:val="22"/>
-              </w:rPr>
-              <w:t>"输入框中填写水印文字（默认"机密"），例如"机密 - 内部资料"。</w:t>
+              <w:t>第 3 步</w:t>
+            </w:r>
+            <w:r>
+              <w:rPr>
+                <w:rFonts w:hint="eastAsia" w:ascii="Microsoft YaHei" w:hAnsi="Microsoft YaHei" w:eastAsia="Microsoft YaHei" w:cs="Microsoft YaHei"/>
+                <w:color w:val="1f2937"/>
+                <w:sz w:val="22"/>
+              </w:rPr>
+              <w:t xml:space="preserve">　选择保存位置，输出文件为 </w:t>
+            </w:r>
+            <w:r>
+              <w:rPr>
+                <w:rFonts w:hint="eastAsia" w:ascii="Consolas" w:hAnsi="Consolas" w:eastAsia="Consolas" w:cs="Consolas"/>
+                <w:color w:val="be123c"/>
+                <w:sz w:val="20"/>
+                <w:shd w:val="clear" w:fill="f1f5f9"/>
+              </w:rPr>
+              <w:t>原名_del.pdf</w:t>
+            </w:r>
+            <w:r>
+              <w:rPr>
+                <w:rFonts w:hint="eastAsia" w:ascii="Microsoft YaHei" w:hAnsi="Microsoft YaHei" w:eastAsia="Microsoft YaHei" w:cs="Microsoft YaHei"/>
+                <w:color w:val="1f2937"/>
+                <w:sz w:val="22"/>
+              </w:rPr>
+              <w:t>。</w:t>
             </w:r>
           </w:p>
         </w:tc>
@@ -5152,12 +5618,12 @@
           <w:tcPr>
             <w:tcW w:w="8306" w:type="dxa"/>
             <w:tcBorders>
-              <w:top w:val="none" w:sz="8"/>
-              <w:left w:val="single" w:color="2563eb" w:sz="24"/>
-              <w:bottom w:val="none" w:sz="8"/>
-              <w:right w:val="none" w:sz="8"/>
-            </w:tcBorders>
-            <w:shd w:val="clear" w:fill="f1f5f9"/>
+              <w:top w:val="single" w:color="fcd34d" w:sz="6"/>
+              <w:left w:val="single" w:color="fcd34d" w:sz="6"/>
+              <w:bottom w:val="single" w:color="fcd34d" w:sz="6"/>
+              <w:right w:val="single" w:color="fcd34d" w:sz="6"/>
+            </w:tcBorders>
+            <w:shd w:val="clear" w:fill="fef3c7"/>
             <w:vAlign w:val="center"/>
           </w:tcPr>
           <w:p>
@@ -5170,35 +5636,18 @@
               <w:rPr>
                 <w:rFonts w:hint="eastAsia" w:ascii="Microsoft YaHei" w:hAnsi="Microsoft YaHei" w:eastAsia="Microsoft YaHei" w:cs="Microsoft YaHei"/>
                 <w:b w:val="1"/>
-                <w:color w:val="1d4ed8"/>
-                <w:sz w:val="22"/>
-              </w:rPr>
-              <w:t>第 3 步</w:t>
-            </w:r>
-            <w:r>
-              <w:rPr>
-                <w:rFonts w:hint="eastAsia" w:ascii="Microsoft YaHei" w:hAnsi="Microsoft YaHei" w:eastAsia="Microsoft YaHei" w:cs="Microsoft YaHei"/>
-                <w:color w:val="1f2937"/>
-                <w:sz w:val="22"/>
-              </w:rPr>
-              <w:t xml:space="preserve">　点击 </w:t>
-            </w:r>
-            <w:r>
-              <w:rPr>
-                <w:rFonts w:hint="eastAsia" w:ascii="Microsoft YaHei" w:hAnsi="Microsoft YaHei" w:eastAsia="Microsoft YaHei" w:cs="Microsoft YaHei"/>
-                <w:b w:val="1"/>
-                <w:color w:val="1d4ed8"/>
-                <w:sz w:val="22"/>
-              </w:rPr>
-              <w:t>文字水印</w:t>
-            </w:r>
-            <w:r>
-              <w:rPr>
-                <w:rFonts w:hint="eastAsia" w:ascii="Microsoft YaHei" w:hAnsi="Microsoft YaHei" w:eastAsia="Microsoft YaHei" w:cs="Microsoft YaHei"/>
-                <w:color w:val="1f2937"/>
-                <w:sz w:val="22"/>
-              </w:rPr>
-              <w:t xml:space="preserve"> 按钮，选择保存位置。</w:t>
+                <w:color w:val="1f2937"/>
+                <w:sz w:val="22"/>
+              </w:rPr>
+              <w:t>注意：</w:t>
+            </w:r>
+            <w:r>
+              <w:rPr>
+                <w:rFonts w:hint="eastAsia" w:ascii="Microsoft YaHei" w:hAnsi="Microsoft YaHei" w:eastAsia="Microsoft YaHei" w:cs="Microsoft YaHei"/>
+                <w:color w:val="1f2937"/>
+                <w:sz w:val="22"/>
+              </w:rPr>
+              <w:t>至少需保留一页，若文件仅剩 1 页则无法继续删除。</w:t>
             </w:r>
           </w:p>
         </w:tc>
@@ -5206,13 +5655,25 @@
     </w:tbl>
     <w:p>
       <w:pPr>
-        <w:spacing w:line="240"/>
+        <w:pStyle w:val="000004"/>
+        <w:keepNext w:val="1"/>
+        <w:keepLines w:val="1"/>
+        <w:spacing w:before="280" w:beforeAutospacing="1" w:after="120" w:afterAutospacing="1" w:line="420"/>
+        <w:outlineLvl w:val="2"/>
+        <w:rPr>
+          <w:color w:val="0f172a"/>
+          <w:sz w:val="32"/>
+          <w:szCs w:val="32"/>
+        </w:rPr>
       </w:pPr>
       <w:r>
         <w:rPr>
-          <w:sz w:val="4"/>
-        </w:rPr>
-        <w:t xml:space="preserve"> </w:t>
+          <w:rFonts w:hint="eastAsia" w:ascii="Microsoft YaHei" w:hAnsi="Microsoft YaHei" w:eastAsia="Microsoft YaHei" w:cs="Microsoft YaHei"/>
+          <w:b w:val="1"/>
+          <w:color w:val="0f172a"/>
+          <w:sz w:val="25"/>
+        </w:rPr>
+        <w:t>9.2 提取指定页面</w:t>
       </w:r>
     </w:p>
     <w:tbl>
@@ -5262,15 +5723,193 @@
                 <w:color w:val="1d4ed8"/>
                 <w:sz w:val="22"/>
               </w:rPr>
-              <w:t>第 4 步</w:t>
-            </w:r>
-            <w:r>
-              <w:rPr>
-                <w:rFonts w:hint="eastAsia" w:ascii="Microsoft YaHei" w:hAnsi="Microsoft YaHei" w:eastAsia="Microsoft YaHei" w:cs="Microsoft YaHei"/>
-                <w:color w:val="1f2937"/>
-                <w:sz w:val="22"/>
-              </w:rPr>
-              <w:t xml:space="preserve">　日志区显示"文字水印完成"，输出文件为 </w:t>
+              <w:t>第 1 步</w:t>
+            </w:r>
+            <w:r>
+              <w:rPr>
+                <w:rFonts w:hint="eastAsia" w:ascii="Microsoft YaHei" w:hAnsi="Microsoft YaHei" w:eastAsia="Microsoft YaHei" w:cs="Microsoft YaHei"/>
+                <w:color w:val="1f2937"/>
+                <w:sz w:val="22"/>
+              </w:rPr>
+              <w:t xml:space="preserve">　点击工具栏 </w:t>
+            </w:r>
+            <w:r>
+              <w:rPr>
+                <w:rFonts w:hint="eastAsia" w:ascii="Microsoft YaHei" w:hAnsi="Microsoft YaHei" w:eastAsia="Microsoft YaHei" w:cs="Microsoft YaHei"/>
+                <w:b w:val="1"/>
+                <w:color w:val="1d4ed8"/>
+                <w:sz w:val="22"/>
+              </w:rPr>
+              <w:t>提取页</w:t>
+            </w:r>
+            <w:r>
+              <w:rPr>
+                <w:rFonts w:hint="eastAsia" w:ascii="Microsoft YaHei" w:hAnsi="Microsoft YaHei" w:eastAsia="Microsoft YaHei" w:cs="Microsoft YaHei"/>
+                <w:color w:val="1f2937"/>
+                <w:sz w:val="22"/>
+              </w:rPr>
+              <w:t xml:space="preserve"> 按钮。</w:t>
+            </w:r>
+          </w:p>
+        </w:tc>
+      </w:tr>
+    </w:tbl>
+    <w:p>
+      <w:pPr>
+        <w:spacing w:line="240"/>
+      </w:pPr>
+      <w:r>
+        <w:rPr>
+          <w:sz w:val="4"/>
+        </w:rPr>
+        <w:t xml:space="preserve"> </w:t>
+      </w:r>
+    </w:p>
+    <w:tbl>
+      <w:tblPr>
+        <w:tblW w:w="0" w:type="auto"/>
+        <w:tblBorders>
+          <w:top w:val="none" w:sz="8"/>
+          <w:left w:val="none" w:sz="8"/>
+          <w:bottom w:val="none" w:sz="8"/>
+          <w:right w:val="none" w:sz="8"/>
+        </w:tblBorders>
+        <w:tblLayout w:type="autofit"/>
+        <w:tblCellMar>
+          <w:top w:w="15" w:type="dxa"/>
+          <w:left w:w="15" w:type="dxa"/>
+          <w:bottom w:w="15" w:type="dxa"/>
+          <w:right w:w="15" w:type="dxa"/>
+        </w:tblCellMar>
+      </w:tblPr>
+      <w:tblGrid>
+        <w:gridCol w:w="8306"/>
+      </w:tblGrid>
+      <w:tr>
+        <w:trPr/>
+        <w:tc>
+          <w:tcPr>
+            <w:tcW w:w="8306" w:type="dxa"/>
+            <w:tcBorders>
+              <w:top w:val="none" w:sz="8"/>
+              <w:left w:val="single" w:color="2563eb" w:sz="24"/>
+              <w:bottom w:val="none" w:sz="8"/>
+              <w:right w:val="none" w:sz="8"/>
+            </w:tcBorders>
+            <w:shd w:val="clear" w:fill="f1f5f9"/>
+            <w:vAlign w:val="center"/>
+          </w:tcPr>
+          <w:p>
+            <w:pPr>
+              <w:rPr>
+                <w:color w:val="1f2937"/>
+              </w:rPr>
+            </w:pPr>
+            <w:r>
+              <w:rPr>
+                <w:rFonts w:hint="eastAsia" w:ascii="Microsoft YaHei" w:hAnsi="Microsoft YaHei" w:eastAsia="Microsoft YaHei" w:cs="Microsoft YaHei"/>
+                <w:b w:val="1"/>
+                <w:color w:val="1d4ed8"/>
+                <w:sz w:val="22"/>
+              </w:rPr>
+              <w:t>第 2 步</w:t>
+            </w:r>
+            <w:r>
+              <w:rPr>
+                <w:rFonts w:hint="eastAsia" w:ascii="Microsoft YaHei" w:hAnsi="Microsoft YaHei" w:eastAsia="Microsoft YaHei" w:cs="Microsoft YaHei"/>
+                <w:color w:val="1f2937"/>
+                <w:sz w:val="22"/>
+              </w:rPr>
+              <w:t xml:space="preserve">　输入要提取的页码，逗号分隔，例如 </w:t>
+            </w:r>
+            <w:r>
+              <w:rPr>
+                <w:rFonts w:ascii="Consolas" w:hAnsi="Consolas" w:eastAsia="Consolas" w:cs="Consolas"/>
+                <w:color w:val="be123c"/>
+                <w:sz w:val="20"/>
+                <w:shd w:val="clear" w:fill="f1f5f9"/>
+              </w:rPr>
+              <w:t>1,3,5</w:t>
+            </w:r>
+            <w:r>
+              <w:rPr>
+                <w:rFonts w:hint="eastAsia" w:ascii="Microsoft YaHei" w:hAnsi="Microsoft YaHei" w:eastAsia="Microsoft YaHei" w:cs="Microsoft YaHei"/>
+                <w:color w:val="1f2937"/>
+                <w:sz w:val="22"/>
+              </w:rPr>
+              <w:t>。</w:t>
+            </w:r>
+          </w:p>
+        </w:tc>
+      </w:tr>
+    </w:tbl>
+    <w:p>
+      <w:pPr>
+        <w:spacing w:line="240"/>
+      </w:pPr>
+      <w:r>
+        <w:rPr>
+          <w:sz w:val="4"/>
+        </w:rPr>
+        <w:t xml:space="preserve"> </w:t>
+      </w:r>
+    </w:p>
+    <w:tbl>
+      <w:tblPr>
+        <w:tblW w:w="0" w:type="auto"/>
+        <w:tblBorders>
+          <w:top w:val="none" w:sz="8"/>
+          <w:left w:val="none" w:sz="8"/>
+          <w:bottom w:val="none" w:sz="8"/>
+          <w:right w:val="none" w:sz="8"/>
+        </w:tblBorders>
+        <w:tblLayout w:type="autofit"/>
+        <w:tblCellMar>
+          <w:top w:w="15" w:type="dxa"/>
+          <w:left w:w="15" w:type="dxa"/>
+          <w:bottom w:w="15" w:type="dxa"/>
+          <w:right w:w="15" w:type="dxa"/>
+        </w:tblCellMar>
+      </w:tblPr>
+      <w:tblGrid>
+        <w:gridCol w:w="8306"/>
+      </w:tblGrid>
+      <w:tr>
+        <w:trPr/>
+        <w:tc>
+          <w:tcPr>
+            <w:tcW w:w="8306" w:type="dxa"/>
+            <w:tcBorders>
+              <w:top w:val="none" w:sz="8"/>
+              <w:left w:val="single" w:color="2563eb" w:sz="24"/>
+              <w:bottom w:val="none" w:sz="8"/>
+              <w:right w:val="none" w:sz="8"/>
+            </w:tcBorders>
+            <w:shd w:val="clear" w:fill="f1f5f9"/>
+            <w:vAlign w:val="center"/>
+          </w:tcPr>
+          <w:p>
+            <w:pPr>
+              <w:rPr>
+                <w:color w:val="1f2937"/>
+              </w:rPr>
+            </w:pPr>
+            <w:r>
+              <w:rPr>
+                <w:rFonts w:hint="eastAsia" w:ascii="Microsoft YaHei" w:hAnsi="Microsoft YaHei" w:eastAsia="Microsoft YaHei" w:cs="Microsoft YaHei"/>
+                <w:b w:val="1"/>
+                <w:color w:val="1d4ed8"/>
+                <w:sz w:val="22"/>
+              </w:rPr>
+              <w:t>第 3 步</w:t>
+            </w:r>
+            <w:r>
+              <w:rPr>
+                <w:rFonts w:hint="eastAsia" w:ascii="Microsoft YaHei" w:hAnsi="Microsoft YaHei" w:eastAsia="Microsoft YaHei" w:cs="Microsoft YaHei"/>
+                <w:color w:val="1f2937"/>
+                <w:sz w:val="22"/>
+              </w:rPr>
+              <w:t xml:space="preserve">　选择保存位置，输出文件为 </w:t>
             </w:r>
             <w:r>
               <w:rPr>
@@ -5279,7 +5918,1012 @@
                 <w:sz w:val="20"/>
                 <w:shd w:val="clear" w:fill="f1f5f9"/>
               </w:rPr>
+              <w:t>原名_extract.pdf</w:t>
+            </w:r>
+            <w:r>
+              <w:rPr>
+                <w:rFonts w:hint="eastAsia" w:ascii="Microsoft YaHei" w:hAnsi="Microsoft YaHei" w:eastAsia="Microsoft YaHei" w:cs="Microsoft YaHei"/>
+                <w:color w:val="1f2937"/>
+                <w:sz w:val="22"/>
+              </w:rPr>
+              <w:t>。</w:t>
+            </w:r>
+          </w:p>
+        </w:tc>
+      </w:tr>
+    </w:tbl>
+    <w:p>
+      <w:pPr>
+        <w:pStyle w:val="000003"/>
+        <w:keepNext w:val="1"/>
+        <w:keepLines w:val="1"/>
+        <w:pBdr>
+          <w:left w:val="single" w:color="2563eb" w:sz="30" w:space="7"/>
+        </w:pBdr>
+        <w:spacing w:before="400" w:beforeAutospacing="1" w:after="160" w:afterAutospacing="1" w:line="420"/>
+        <w:outlineLvl w:val="1"/>
+        <w:rPr>
+          <w:color w:val="1d4ed8"/>
+          <w:sz w:val="32"/>
+          <w:szCs w:val="32"/>
+        </w:rPr>
+      </w:pPr>
+      <w:r>
+        <w:rPr>
+          <w:rFonts w:hint="eastAsia" w:ascii="Microsoft YaHei" w:hAnsi="Microsoft YaHei" w:eastAsia="Microsoft YaHei" w:cs="Microsoft YaHei"/>
+          <w:b w:val="1"/>
+          <w:color w:val="1d4ed8"/>
+          <w:sz w:val="30"/>
+        </w:rPr>
+        <w:t>十、功能六：插入页面</w:t>
+      </w:r>
+    </w:p>
+    <w:p>
+      <w:pPr>
+        <w:spacing w:before="100" w:after="100" w:line="420"/>
+        <w:ind w:left="100" w:right="100"/>
+        <w:rPr>
+          <w:color w:val="1f2937"/>
+        </w:rPr>
+      </w:pPr>
+      <w:r>
+        <w:rPr>
+          <w:rFonts w:hint="eastAsia" w:ascii="Microsoft YaHei" w:hAnsi="Microsoft YaHei" w:eastAsia="Microsoft YaHei" w:cs="Microsoft YaHei"/>
+          <w:color w:val="1f2937"/>
+          <w:sz w:val="22"/>
+        </w:rPr>
+        <w:t>把另一个 PDF 的页面插入到当前文档中，可插入到最前、末尾或当前页之后。</w:t>
+      </w:r>
+    </w:p>
+    <w:tbl>
+      <w:tblPr>
+        <w:tblW w:w="0" w:type="auto"/>
+        <w:tblBorders>
+          <w:top w:val="none" w:sz="8"/>
+          <w:left w:val="none" w:sz="8"/>
+          <w:bottom w:val="none" w:sz="8"/>
+          <w:right w:val="none" w:sz="8"/>
+        </w:tblBorders>
+        <w:tblLayout w:type="autofit"/>
+        <w:tblCellMar>
+          <w:top w:w="15" w:type="dxa"/>
+          <w:left w:w="15" w:type="dxa"/>
+          <w:bottom w:w="15" w:type="dxa"/>
+          <w:right w:w="15" w:type="dxa"/>
+        </w:tblCellMar>
+      </w:tblPr>
+      <w:tblGrid>
+        <w:gridCol w:w="8306"/>
+      </w:tblGrid>
+      <w:tr>
+        <w:trPr/>
+        <w:tc>
+          <w:tcPr>
+            <w:tcW w:w="8306" w:type="dxa"/>
+            <w:tcBorders>
+              <w:top w:val="none" w:sz="8"/>
+              <w:left w:val="single" w:color="2563eb" w:sz="24"/>
+              <w:bottom w:val="none" w:sz="8"/>
+              <w:right w:val="none" w:sz="8"/>
+            </w:tcBorders>
+            <w:shd w:val="clear" w:fill="f1f5f9"/>
+            <w:vAlign w:val="center"/>
+          </w:tcPr>
+          <w:p>
+            <w:pPr>
+              <w:rPr>
+                <w:color w:val="1f2937"/>
+              </w:rPr>
+            </w:pPr>
+            <w:r>
+              <w:rPr>
+                <w:rFonts w:hint="eastAsia" w:ascii="Microsoft YaHei" w:hAnsi="Microsoft YaHei" w:eastAsia="Microsoft YaHei" w:cs="Microsoft YaHei"/>
+                <w:b w:val="1"/>
+                <w:color w:val="1d4ed8"/>
+                <w:sz w:val="22"/>
+              </w:rPr>
+              <w:t>第 1 步</w:t>
+            </w:r>
+            <w:r>
+              <w:rPr>
+                <w:rFonts w:hint="eastAsia" w:ascii="Microsoft YaHei" w:hAnsi="Microsoft YaHei" w:eastAsia="Microsoft YaHei" w:cs="Microsoft YaHei"/>
+                <w:color w:val="1f2937"/>
+                <w:sz w:val="22"/>
+              </w:rPr>
+              <w:t xml:space="preserve">　点击工具栏 </w:t>
+            </w:r>
+            <w:r>
+              <w:rPr>
+                <w:rFonts w:hint="eastAsia" w:ascii="Microsoft YaHei" w:hAnsi="Microsoft YaHei" w:eastAsia="Microsoft YaHei" w:cs="Microsoft YaHei"/>
+                <w:b w:val="1"/>
+                <w:color w:val="1d4ed8"/>
+                <w:sz w:val="22"/>
+              </w:rPr>
+              <w:t>插入 PDF</w:t>
+            </w:r>
+            <w:r>
+              <w:rPr>
+                <w:rFonts w:hint="eastAsia" w:ascii="Microsoft YaHei" w:hAnsi="Microsoft YaHei" w:eastAsia="Microsoft YaHei" w:cs="Microsoft YaHei"/>
+                <w:color w:val="1f2937"/>
+                <w:sz w:val="22"/>
+              </w:rPr>
+              <w:t xml:space="preserve"> 按钮（菜单"插入"中可选择插入位置：末尾 / 最前 / 当前页后）。</w:t>
+            </w:r>
+          </w:p>
+        </w:tc>
+      </w:tr>
+    </w:tbl>
+    <w:p>
+      <w:pPr>
+        <w:spacing w:line="240"/>
+      </w:pPr>
+      <w:r>
+        <w:rPr>
+          <w:sz w:val="4"/>
+        </w:rPr>
+        <w:t xml:space="preserve"> </w:t>
+      </w:r>
+    </w:p>
+    <w:tbl>
+      <w:tblPr>
+        <w:tblW w:w="0" w:type="auto"/>
+        <w:tblBorders>
+          <w:top w:val="none" w:sz="8"/>
+          <w:left w:val="none" w:sz="8"/>
+          <w:bottom w:val="none" w:sz="8"/>
+          <w:right w:val="none" w:sz="8"/>
+        </w:tblBorders>
+        <w:tblLayout w:type="autofit"/>
+        <w:tblCellMar>
+          <w:top w:w="15" w:type="dxa"/>
+          <w:left w:w="15" w:type="dxa"/>
+          <w:bottom w:w="15" w:type="dxa"/>
+          <w:right w:w="15" w:type="dxa"/>
+        </w:tblCellMar>
+      </w:tblPr>
+      <w:tblGrid>
+        <w:gridCol w:w="8306"/>
+      </w:tblGrid>
+      <w:tr>
+        <w:trPr/>
+        <w:tc>
+          <w:tcPr>
+            <w:tcW w:w="8306" w:type="dxa"/>
+            <w:tcBorders>
+              <w:top w:val="none" w:sz="8"/>
+              <w:left w:val="single" w:color="2563eb" w:sz="24"/>
+              <w:bottom w:val="none" w:sz="8"/>
+              <w:right w:val="none" w:sz="8"/>
+            </w:tcBorders>
+            <w:shd w:val="clear" w:fill="f1f5f9"/>
+            <w:vAlign w:val="center"/>
+          </w:tcPr>
+          <w:p>
+            <w:pPr>
+              <w:rPr>
+                <w:color w:val="1f2937"/>
+              </w:rPr>
+            </w:pPr>
+            <w:r>
+              <w:rPr>
+                <w:rFonts w:hint="eastAsia" w:ascii="Microsoft YaHei" w:hAnsi="Microsoft YaHei" w:eastAsia="Microsoft YaHei" w:cs="Microsoft YaHei"/>
+                <w:b w:val="1"/>
+                <w:color w:val="1d4ed8"/>
+                <w:sz w:val="22"/>
+              </w:rPr>
+              <w:t>第 2 步</w:t>
+            </w:r>
+            <w:r>
+              <w:rPr>
+                <w:rFonts w:hint="eastAsia" w:ascii="Microsoft YaHei" w:hAnsi="Microsoft YaHei" w:eastAsia="Microsoft YaHei" w:cs="Microsoft YaHei"/>
+                <w:color w:val="1f2937"/>
+                <w:sz w:val="22"/>
+              </w:rPr>
+              <w:t>　选择要插入的 PDF 文件。</w:t>
+            </w:r>
+          </w:p>
+        </w:tc>
+      </w:tr>
+    </w:tbl>
+    <w:p>
+      <w:pPr>
+        <w:spacing w:line="240"/>
+      </w:pPr>
+      <w:r>
+        <w:rPr>
+          <w:sz w:val="4"/>
+        </w:rPr>
+        <w:t xml:space="preserve"> </w:t>
+      </w:r>
+    </w:p>
+    <w:tbl>
+      <w:tblPr>
+        <w:tblW w:w="0" w:type="auto"/>
+        <w:tblBorders>
+          <w:top w:val="none" w:sz="8"/>
+          <w:left w:val="none" w:sz="8"/>
+          <w:bottom w:val="none" w:sz="8"/>
+          <w:right w:val="none" w:sz="8"/>
+        </w:tblBorders>
+        <w:tblLayout w:type="autofit"/>
+        <w:tblCellMar>
+          <w:top w:w="15" w:type="dxa"/>
+          <w:left w:w="15" w:type="dxa"/>
+          <w:bottom w:w="15" w:type="dxa"/>
+          <w:right w:w="15" w:type="dxa"/>
+        </w:tblCellMar>
+      </w:tblPr>
+      <w:tblGrid>
+        <w:gridCol w:w="8306"/>
+      </w:tblGrid>
+      <w:tr>
+        <w:trPr/>
+        <w:tc>
+          <w:tcPr>
+            <w:tcW w:w="8306" w:type="dxa"/>
+            <w:tcBorders>
+              <w:top w:val="none" w:sz="8"/>
+              <w:left w:val="single" w:color="2563eb" w:sz="24"/>
+              <w:bottom w:val="none" w:sz="8"/>
+              <w:right w:val="none" w:sz="8"/>
+            </w:tcBorders>
+            <w:shd w:val="clear" w:fill="f1f5f9"/>
+            <w:vAlign w:val="center"/>
+          </w:tcPr>
+          <w:p>
+            <w:pPr>
+              <w:rPr>
+                <w:color w:val="1f2937"/>
+              </w:rPr>
+            </w:pPr>
+            <w:r>
+              <w:rPr>
+                <w:rFonts w:hint="eastAsia" w:ascii="Microsoft YaHei" w:hAnsi="Microsoft YaHei" w:eastAsia="Microsoft YaHei" w:cs="Microsoft YaHei"/>
+                <w:b w:val="1"/>
+                <w:color w:val="1d4ed8"/>
+                <w:sz w:val="22"/>
+              </w:rPr>
+              <w:t>第 3 步</w:t>
+            </w:r>
+            <w:r>
+              <w:rPr>
+                <w:rFonts w:hint="eastAsia" w:ascii="Microsoft YaHei" w:hAnsi="Microsoft YaHei" w:eastAsia="Microsoft YaHei" w:cs="Microsoft YaHei"/>
+                <w:color w:val="1f2937"/>
+                <w:sz w:val="22"/>
+              </w:rPr>
+              <w:t xml:space="preserve">　选择保存位置，输出文件为 </w:t>
+            </w:r>
+            <w:r>
+              <w:rPr>
+                <w:rFonts w:hint="eastAsia" w:ascii="Consolas" w:hAnsi="Consolas" w:eastAsia="Consolas" w:cs="Consolas"/>
+                <w:color w:val="be123c"/>
+                <w:sz w:val="20"/>
+                <w:shd w:val="clear" w:fill="f1f5f9"/>
+              </w:rPr>
+              <w:t>原名_inserted.pdf</w:t>
+            </w:r>
+            <w:r>
+              <w:rPr>
+                <w:rFonts w:hint="eastAsia" w:ascii="Microsoft YaHei" w:hAnsi="Microsoft YaHei" w:eastAsia="Microsoft YaHei" w:cs="Microsoft YaHei"/>
+                <w:color w:val="1f2937"/>
+                <w:sz w:val="22"/>
+              </w:rPr>
+              <w:t>，总页数相应增加。</w:t>
+            </w:r>
+          </w:p>
+        </w:tc>
+      </w:tr>
+    </w:tbl>
+    <w:p>
+      <w:pPr>
+        <w:pStyle w:val="000003"/>
+        <w:keepNext w:val="1"/>
+        <w:keepLines w:val="1"/>
+        <w:pBdr>
+          <w:left w:val="single" w:color="2563eb" w:sz="30" w:space="7"/>
+        </w:pBdr>
+        <w:spacing w:before="400" w:beforeAutospacing="1" w:after="160" w:afterAutospacing="1" w:line="420"/>
+        <w:outlineLvl w:val="1"/>
+        <w:rPr>
+          <w:color w:val="1d4ed8"/>
+          <w:sz w:val="32"/>
+          <w:szCs w:val="32"/>
+        </w:rPr>
+      </w:pPr>
+      <w:r>
+        <w:rPr>
+          <w:rFonts w:hint="eastAsia" w:ascii="Microsoft YaHei" w:hAnsi="Microsoft YaHei" w:eastAsia="Microsoft YaHei" w:cs="Microsoft YaHei"/>
+          <w:b w:val="1"/>
+          <w:color w:val="1d4ed8"/>
+          <w:sz w:val="30"/>
+        </w:rPr>
+        <w:t>十一、功能七：添加文字水印</w:t>
+      </w:r>
+    </w:p>
+    <w:p>
+      <w:pPr>
+        <w:spacing w:before="100" w:after="100" w:line="420"/>
+        <w:ind w:left="100" w:right="100"/>
+        <w:rPr>
+          <w:color w:val="1f2937"/>
+        </w:rPr>
+      </w:pPr>
+      <w:r>
+        <w:rPr>
+          <w:rFonts w:hint="eastAsia" w:ascii="Microsoft YaHei" w:hAnsi="Microsoft YaHei" w:eastAsia="Microsoft YaHei" w:cs="Microsoft YaHei"/>
+          <w:color w:val="1f2937"/>
+          <w:sz w:val="22"/>
+        </w:rPr>
+        <w:t>为每一页添加居中的文字水印，适用于内部资料、合同等标注场景，</w:t>
+      </w:r>
+      <w:r>
+        <w:rPr>
+          <w:rFonts w:hint="eastAsia" w:ascii="Microsoft YaHei" w:hAnsi="Microsoft YaHei" w:eastAsia="Microsoft YaHei" w:cs="Microsoft YaHei"/>
+          <w:b w:val="1"/>
+          <w:color w:val="1f2937"/>
+          <w:sz w:val="22"/>
+        </w:rPr>
+        <w:t>支持中文</w:t>
+      </w:r>
+      <w:r>
+        <w:rPr>
+          <w:rFonts w:hint="eastAsia" w:ascii="Microsoft YaHei" w:hAnsi="Microsoft YaHei" w:eastAsia="Microsoft YaHei" w:cs="Microsoft YaHei"/>
+          <w:color w:val="1f2937"/>
+          <w:sz w:val="22"/>
+        </w:rPr>
+        <w:t>，默认呈 45° 斜向、半透明显示。</w:t>
+      </w:r>
+    </w:p>
+    <w:tbl>
+      <w:tblPr>
+        <w:tblW w:w="0" w:type="auto"/>
+        <w:tblBorders>
+          <w:top w:val="none" w:sz="8"/>
+          <w:left w:val="none" w:sz="8"/>
+          <w:bottom w:val="none" w:sz="8"/>
+          <w:right w:val="none" w:sz="8"/>
+        </w:tblBorders>
+        <w:tblLayout w:type="autofit"/>
+        <w:tblCellMar>
+          <w:top w:w="15" w:type="dxa"/>
+          <w:left w:w="15" w:type="dxa"/>
+          <w:bottom w:w="15" w:type="dxa"/>
+          <w:right w:w="15" w:type="dxa"/>
+        </w:tblCellMar>
+      </w:tblPr>
+      <w:tblGrid>
+        <w:gridCol w:w="8306"/>
+      </w:tblGrid>
+      <w:tr>
+        <w:trPr/>
+        <w:tc>
+          <w:tcPr>
+            <w:tcW w:w="8306" w:type="dxa"/>
+            <w:tcBorders>
+              <w:top w:val="none" w:sz="8"/>
+              <w:left w:val="single" w:color="2563eb" w:sz="24"/>
+              <w:bottom w:val="none" w:sz="8"/>
+              <w:right w:val="none" w:sz="8"/>
+            </w:tcBorders>
+            <w:shd w:val="clear" w:fill="f1f5f9"/>
+            <w:vAlign w:val="center"/>
+          </w:tcPr>
+          <w:p>
+            <w:pPr>
+              <w:rPr>
+                <w:color w:val="1f2937"/>
+              </w:rPr>
+            </w:pPr>
+            <w:r>
+              <w:rPr>
+                <w:rFonts w:hint="eastAsia" w:ascii="Microsoft YaHei" w:hAnsi="Microsoft YaHei" w:eastAsia="Microsoft YaHei" w:cs="Microsoft YaHei"/>
+                <w:b w:val="1"/>
+                <w:color w:val="1d4ed8"/>
+                <w:sz w:val="22"/>
+              </w:rPr>
+              <w:t>第 1 步</w:t>
+            </w:r>
+            <w:r>
+              <w:rPr>
+                <w:rFonts w:hint="eastAsia" w:ascii="Microsoft YaHei" w:hAnsi="Microsoft YaHei" w:eastAsia="Microsoft YaHei" w:cs="Microsoft YaHei"/>
+                <w:color w:val="1f2937"/>
+                <w:sz w:val="22"/>
+              </w:rPr>
+              <w:t xml:space="preserve">　点击工具栏 </w:t>
+            </w:r>
+            <w:r>
+              <w:rPr>
+                <w:rFonts w:hint="eastAsia" w:ascii="Microsoft YaHei" w:hAnsi="Microsoft YaHei" w:eastAsia="Microsoft YaHei" w:cs="Microsoft YaHei"/>
+                <w:b w:val="1"/>
+                <w:color w:val="1d4ed8"/>
+                <w:sz w:val="22"/>
+              </w:rPr>
+              <w:t>文字水印</w:t>
+            </w:r>
+            <w:r>
+              <w:rPr>
+                <w:rFonts w:hint="eastAsia" w:ascii="Microsoft YaHei" w:hAnsi="Microsoft YaHei" w:eastAsia="Microsoft YaHei" w:cs="Microsoft YaHei"/>
+                <w:color w:val="1f2937"/>
+                <w:sz w:val="22"/>
+              </w:rPr>
+              <w:t xml:space="preserve"> 按钮。</w:t>
+            </w:r>
+          </w:p>
+        </w:tc>
+      </w:tr>
+    </w:tbl>
+    <w:p>
+      <w:pPr>
+        <w:spacing w:line="240"/>
+      </w:pPr>
+      <w:r>
+        <w:rPr>
+          <w:sz w:val="4"/>
+        </w:rPr>
+        <w:t xml:space="preserve"> </w:t>
+      </w:r>
+    </w:p>
+    <w:tbl>
+      <w:tblPr>
+        <w:tblW w:w="0" w:type="auto"/>
+        <w:tblBorders>
+          <w:top w:val="none" w:sz="8"/>
+          <w:left w:val="none" w:sz="8"/>
+          <w:bottom w:val="none" w:sz="8"/>
+          <w:right w:val="none" w:sz="8"/>
+        </w:tblBorders>
+        <w:tblLayout w:type="autofit"/>
+        <w:tblCellMar>
+          <w:top w:w="15" w:type="dxa"/>
+          <w:left w:w="15" w:type="dxa"/>
+          <w:bottom w:w="15" w:type="dxa"/>
+          <w:right w:w="15" w:type="dxa"/>
+        </w:tblCellMar>
+      </w:tblPr>
+      <w:tblGrid>
+        <w:gridCol w:w="8306"/>
+      </w:tblGrid>
+      <w:tr>
+        <w:trPr/>
+        <w:tc>
+          <w:tcPr>
+            <w:tcW w:w="8306" w:type="dxa"/>
+            <w:tcBorders>
+              <w:top w:val="none" w:sz="8"/>
+              <w:left w:val="single" w:color="2563eb" w:sz="24"/>
+              <w:bottom w:val="none" w:sz="8"/>
+              <w:right w:val="none" w:sz="8"/>
+            </w:tcBorders>
+            <w:shd w:val="clear" w:fill="f1f5f9"/>
+            <w:vAlign w:val="center"/>
+          </w:tcPr>
+          <w:p>
+            <w:pPr>
+              <w:rPr>
+                <w:color w:val="1f2937"/>
+              </w:rPr>
+            </w:pPr>
+            <w:r>
+              <w:rPr>
+                <w:rFonts w:hint="eastAsia" w:ascii="Microsoft YaHei" w:hAnsi="Microsoft YaHei" w:eastAsia="Microsoft YaHei" w:cs="Microsoft YaHei"/>
+                <w:b w:val="1"/>
+                <w:color w:val="1d4ed8"/>
+                <w:sz w:val="22"/>
+              </w:rPr>
+              <w:t>第 2 步</w:t>
+            </w:r>
+            <w:r>
+              <w:rPr>
+                <w:rFonts w:hint="eastAsia" w:ascii="Microsoft YaHei" w:hAnsi="Microsoft YaHei" w:eastAsia="Microsoft YaHei" w:cs="Microsoft YaHei"/>
+                <w:color w:val="1f2937"/>
+                <w:sz w:val="22"/>
+              </w:rPr>
+              <w:t>　在弹出的输入框中填写水印文字（默认"机密"），例如"机密 - 内部资料"。</w:t>
+            </w:r>
+          </w:p>
+        </w:tc>
+      </w:tr>
+    </w:tbl>
+    <w:p>
+      <w:pPr>
+        <w:spacing w:line="240"/>
+      </w:pPr>
+      <w:r>
+        <w:rPr>
+          <w:sz w:val="4"/>
+        </w:rPr>
+        <w:t xml:space="preserve"> </w:t>
+      </w:r>
+    </w:p>
+    <w:tbl>
+      <w:tblPr>
+        <w:tblW w:w="0" w:type="auto"/>
+        <w:tblBorders>
+          <w:top w:val="none" w:sz="8"/>
+          <w:left w:val="none" w:sz="8"/>
+          <w:bottom w:val="none" w:sz="8"/>
+          <w:right w:val="none" w:sz="8"/>
+        </w:tblBorders>
+        <w:tblLayout w:type="autofit"/>
+        <w:tblCellMar>
+          <w:top w:w="15" w:type="dxa"/>
+          <w:left w:w="15" w:type="dxa"/>
+          <w:bottom w:w="15" w:type="dxa"/>
+          <w:right w:w="15" w:type="dxa"/>
+        </w:tblCellMar>
+      </w:tblPr>
+      <w:tblGrid>
+        <w:gridCol w:w="8306"/>
+      </w:tblGrid>
+      <w:tr>
+        <w:trPr/>
+        <w:tc>
+          <w:tcPr>
+            <w:tcW w:w="8306" w:type="dxa"/>
+            <w:tcBorders>
+              <w:top w:val="none" w:sz="8"/>
+              <w:left w:val="single" w:color="2563eb" w:sz="24"/>
+              <w:bottom w:val="none" w:sz="8"/>
+              <w:right w:val="none" w:sz="8"/>
+            </w:tcBorders>
+            <w:shd w:val="clear" w:fill="f1f5f9"/>
+            <w:vAlign w:val="center"/>
+          </w:tcPr>
+          <w:p>
+            <w:pPr>
+              <w:rPr>
+                <w:color w:val="1f2937"/>
+              </w:rPr>
+            </w:pPr>
+            <w:r>
+              <w:rPr>
+                <w:rFonts w:hint="eastAsia" w:ascii="Microsoft YaHei" w:hAnsi="Microsoft YaHei" w:eastAsia="Microsoft YaHei" w:cs="Microsoft YaHei"/>
+                <w:b w:val="1"/>
+                <w:color w:val="1d4ed8"/>
+                <w:sz w:val="22"/>
+              </w:rPr>
+              <w:t>第 3 步</w:t>
+            </w:r>
+            <w:r>
+              <w:rPr>
+                <w:rFonts w:hint="eastAsia" w:ascii="Microsoft YaHei" w:hAnsi="Microsoft YaHei" w:eastAsia="Microsoft YaHei" w:cs="Microsoft YaHei"/>
+                <w:color w:val="1f2937"/>
+                <w:sz w:val="22"/>
+              </w:rPr>
+              <w:t xml:space="preserve">　选择保存位置，输出文件为 </w:t>
+            </w:r>
+            <w:r>
+              <w:rPr>
+                <w:rFonts w:hint="eastAsia" w:ascii="Consolas" w:hAnsi="Consolas" w:eastAsia="Consolas" w:cs="Consolas"/>
+                <w:color w:val="be123c"/>
+                <w:sz w:val="20"/>
+                <w:shd w:val="clear" w:fill="f1f5f9"/>
+              </w:rPr>
               <w:t>原名_watermarked.pdf</w:t>
+            </w:r>
+            <w:r>
+              <w:rPr>
+                <w:rFonts w:hint="eastAsia" w:ascii="Microsoft YaHei" w:hAnsi="Microsoft YaHei" w:eastAsia="Microsoft YaHei" w:cs="Microsoft YaHei"/>
+                <w:color w:val="1f2937"/>
+                <w:sz w:val="22"/>
+              </w:rPr>
+              <w:t>。</w:t>
+            </w:r>
+          </w:p>
+        </w:tc>
+      </w:tr>
+    </w:tbl>
+    <w:p>
+      <w:pPr>
+        <w:spacing w:before="200" w:after="200" w:line="420"/>
+        <w:ind w:left="200" w:right="200"/>
+        <w:jc w:val="center"/>
+        <w:rPr>
+          <w:color w:val="1f2937"/>
+        </w:rPr>
+      </w:pPr>
+      <w:r>
+        <w:drawing>
+          <wp:inline>
+            <wp:extent cx="3200400" cy="4714875"/>
+            <wp:docPr id="20" name=""/>
+            <wp:cNvGraphicFramePr>
+              <a:graphicFrameLocks noChangeAspect="1"/>
+            </wp:cNvGraphicFramePr>
+            <a:graphic>
+              <a:graphicData uri="http://schemas.openxmlformats.org/drawingml/2006/picture">
+                <pic:pic>
+                  <pic:nvPicPr>
+                    <pic:cNvPr id="21" name=""/>
+                    <pic:cNvPicPr/>
+                  </pic:nvPicPr>
+                  <pic:blipFill>
+                    <a:blip r:embed="rId10"/>
+                    <a:stretch>
+                      <a:fillRect/>
+                    </a:stretch>
+                  </pic:blipFill>
+                  <pic:spPr>
+                    <a:xfrm>
+                      <a:off x="0" y="0"/>
+                      <a:ext cx="3200400" cy="4714875"/>
+                    </a:xfrm>
+                    <a:prstGeom prst="rect">
+                      <a:avLst/>
+                    </a:prstGeom>
+                  </pic:spPr>
+                </pic:pic>
+              </a:graphicData>
+            </a:graphic>
+          </wp:inline>
+        </w:drawing>
+      </w:r>
+    </w:p>
+    <w:p>
+      <w:pPr>
+        <w:spacing w:before="60" w:after="100" w:line="420"/>
+        <w:ind w:left="100" w:right="100"/>
+        <w:jc w:val="center"/>
+        <w:rPr>
+          <w:color w:val="64748b"/>
+        </w:rPr>
+      </w:pPr>
+      <w:r>
+        <w:rPr>
+          <w:rFonts w:hint="eastAsia" w:ascii="Microsoft YaHei" w:hAnsi="Microsoft YaHei" w:eastAsia="Microsoft YaHei" w:cs="Microsoft YaHei"/>
+          <w:color w:val="64748b"/>
+          <w:sz w:val="19"/>
+        </w:rPr>
+        <w:t>图 7　中文文字水印效果（45° 斜向、居中、半透明）</w:t>
+      </w:r>
+    </w:p>
+    <w:tbl>
+      <w:tblPr>
+        <w:tblW w:w="0" w:type="auto"/>
+        <w:tblBorders>
+          <w:top w:val="none" w:sz="8"/>
+          <w:left w:val="none" w:sz="8"/>
+          <w:bottom w:val="none" w:sz="8"/>
+          <w:right w:val="none" w:sz="8"/>
+        </w:tblBorders>
+        <w:tblLayout w:type="autofit"/>
+        <w:tblCellMar>
+          <w:top w:w="15" w:type="dxa"/>
+          <w:left w:w="15" w:type="dxa"/>
+          <w:bottom w:w="15" w:type="dxa"/>
+          <w:right w:w="15" w:type="dxa"/>
+        </w:tblCellMar>
+      </w:tblPr>
+      <w:tblGrid>
+        <w:gridCol w:w="8306"/>
+      </w:tblGrid>
+      <w:tr>
+        <w:trPr/>
+        <w:tc>
+          <w:tcPr>
+            <w:tcW w:w="8306" w:type="dxa"/>
+            <w:tcBorders>
+              <w:top w:val="single" w:color="bfdbfe" w:sz="6"/>
+              <w:left w:val="single" w:color="bfdbfe" w:sz="6"/>
+              <w:bottom w:val="single" w:color="bfdbfe" w:sz="6"/>
+              <w:right w:val="single" w:color="bfdbfe" w:sz="6"/>
+            </w:tcBorders>
+            <w:shd w:val="clear" w:fill="eff6ff"/>
+            <w:vAlign w:val="center"/>
+          </w:tcPr>
+          <w:p>
+            <w:pPr>
+              <w:rPr>
+                <w:color w:val="1f2937"/>
+              </w:rPr>
+            </w:pPr>
+            <w:r>
+              <w:rPr>
+                <w:rFonts w:hint="eastAsia" w:ascii="Microsoft YaHei" w:hAnsi="Microsoft YaHei" w:eastAsia="Microsoft YaHei" w:cs="Microsoft YaHei"/>
+                <w:b w:val="1"/>
+                <w:color w:val="1f2937"/>
+                <w:sz w:val="22"/>
+              </w:rPr>
+              <w:t>提示：</w:t>
+            </w:r>
+            <w:r>
+              <w:rPr>
+                <w:rFonts w:hint="eastAsia" w:ascii="Microsoft YaHei" w:hAnsi="Microsoft YaHei" w:eastAsia="Microsoft YaHei" w:cs="Microsoft YaHei"/>
+                <w:color w:val="1f2937"/>
+                <w:sz w:val="22"/>
+              </w:rPr>
+              <w:t>程序会自动选用系统中文字体（微软雅黑/黑体等），并内置中文字体回退，确保中文正常显示，不会出现乱码或方框。</w:t>
+            </w:r>
+          </w:p>
+        </w:tc>
+      </w:tr>
+    </w:tbl>
+    <w:p>
+      <w:pPr>
+        <w:pStyle w:val="000003"/>
+        <w:keepNext w:val="1"/>
+        <w:keepLines w:val="1"/>
+        <w:pBdr>
+          <w:left w:val="single" w:color="2563eb" w:sz="30" w:space="7"/>
+        </w:pBdr>
+        <w:spacing w:before="400" w:beforeAutospacing="1" w:after="160" w:afterAutospacing="1" w:line="420"/>
+        <w:outlineLvl w:val="1"/>
+        <w:rPr>
+          <w:color w:val="1d4ed8"/>
+          <w:sz w:val="32"/>
+          <w:szCs w:val="32"/>
+        </w:rPr>
+      </w:pPr>
+      <w:r>
+        <w:rPr>
+          <w:rFonts w:hint="eastAsia" w:ascii="Microsoft YaHei" w:hAnsi="Microsoft YaHei" w:eastAsia="Microsoft YaHei" w:cs="Microsoft YaHei"/>
+          <w:b w:val="1"/>
+          <w:color w:val="1d4ed8"/>
+          <w:sz w:val="30"/>
+        </w:rPr>
+        <w:t>十二、功能八：添加图片水印</w:t>
+      </w:r>
+    </w:p>
+    <w:p>
+      <w:pPr>
+        <w:spacing w:before="100" w:after="100" w:line="420"/>
+        <w:ind w:left="100" w:right="100"/>
+        <w:rPr>
+          <w:color w:val="1f2937"/>
+        </w:rPr>
+      </w:pPr>
+      <w:r>
+        <w:rPr>
+          <w:rFonts w:hint="eastAsia" w:ascii="Microsoft YaHei" w:hAnsi="Microsoft YaHei" w:eastAsia="Microsoft YaHei" w:cs="Microsoft YaHei"/>
+          <w:color w:val="1f2937"/>
+          <w:sz w:val="22"/>
+        </w:rPr>
+        <w:t>为每一页叠加一张图片作为水印，常用于加盖公司印章或放置品牌 Logo。</w:t>
+      </w:r>
+    </w:p>
+    <w:tbl>
+      <w:tblPr>
+        <w:tblW w:w="0" w:type="auto"/>
+        <w:tblBorders>
+          <w:top w:val="none" w:sz="8"/>
+          <w:left w:val="none" w:sz="8"/>
+          <w:bottom w:val="none" w:sz="8"/>
+          <w:right w:val="none" w:sz="8"/>
+        </w:tblBorders>
+        <w:tblLayout w:type="autofit"/>
+        <w:tblCellMar>
+          <w:top w:w="15" w:type="dxa"/>
+          <w:left w:w="15" w:type="dxa"/>
+          <w:bottom w:w="15" w:type="dxa"/>
+          <w:right w:w="15" w:type="dxa"/>
+        </w:tblCellMar>
+      </w:tblPr>
+      <w:tblGrid>
+        <w:gridCol w:w="8306"/>
+      </w:tblGrid>
+      <w:tr>
+        <w:trPr/>
+        <w:tc>
+          <w:tcPr>
+            <w:tcW w:w="8306" w:type="dxa"/>
+            <w:tcBorders>
+              <w:top w:val="none" w:sz="8"/>
+              <w:left w:val="single" w:color="2563eb" w:sz="24"/>
+              <w:bottom w:val="none" w:sz="8"/>
+              <w:right w:val="none" w:sz="8"/>
+            </w:tcBorders>
+            <w:shd w:val="clear" w:fill="f1f5f9"/>
+            <w:vAlign w:val="center"/>
+          </w:tcPr>
+          <w:p>
+            <w:pPr>
+              <w:rPr>
+                <w:color w:val="1f2937"/>
+              </w:rPr>
+            </w:pPr>
+            <w:r>
+              <w:rPr>
+                <w:rFonts w:hint="eastAsia" w:ascii="Microsoft YaHei" w:hAnsi="Microsoft YaHei" w:eastAsia="Microsoft YaHei" w:cs="Microsoft YaHei"/>
+                <w:b w:val="1"/>
+                <w:color w:val="1d4ed8"/>
+                <w:sz w:val="22"/>
+              </w:rPr>
+              <w:t>第 1 步</w:t>
+            </w:r>
+            <w:r>
+              <w:rPr>
+                <w:rFonts w:hint="eastAsia" w:ascii="Microsoft YaHei" w:hAnsi="Microsoft YaHei" w:eastAsia="Microsoft YaHei" w:cs="Microsoft YaHei"/>
+                <w:color w:val="1f2937"/>
+                <w:sz w:val="22"/>
+              </w:rPr>
+              <w:t xml:space="preserve">　点击工具栏 </w:t>
+            </w:r>
+            <w:r>
+              <w:rPr>
+                <w:rFonts w:hint="eastAsia" w:ascii="Microsoft YaHei" w:hAnsi="Microsoft YaHei" w:eastAsia="Microsoft YaHei" w:cs="Microsoft YaHei"/>
+                <w:b w:val="1"/>
+                <w:color w:val="1d4ed8"/>
+                <w:sz w:val="22"/>
+              </w:rPr>
+              <w:t>图片水印</w:t>
+            </w:r>
+            <w:r>
+              <w:rPr>
+                <w:rFonts w:hint="eastAsia" w:ascii="Microsoft YaHei" w:hAnsi="Microsoft YaHei" w:eastAsia="Microsoft YaHei" w:cs="Microsoft YaHei"/>
+                <w:color w:val="1f2937"/>
+                <w:sz w:val="22"/>
+              </w:rPr>
+              <w:t xml:space="preserve"> 按钮。</w:t>
+            </w:r>
+          </w:p>
+        </w:tc>
+      </w:tr>
+    </w:tbl>
+    <w:p>
+      <w:pPr>
+        <w:spacing w:line="240"/>
+      </w:pPr>
+      <w:r>
+        <w:rPr>
+          <w:sz w:val="4"/>
+        </w:rPr>
+        <w:t xml:space="preserve"> </w:t>
+      </w:r>
+    </w:p>
+    <w:tbl>
+      <w:tblPr>
+        <w:tblW w:w="0" w:type="auto"/>
+        <w:tblBorders>
+          <w:top w:val="none" w:sz="8"/>
+          <w:left w:val="none" w:sz="8"/>
+          <w:bottom w:val="none" w:sz="8"/>
+          <w:right w:val="none" w:sz="8"/>
+        </w:tblBorders>
+        <w:tblLayout w:type="autofit"/>
+        <w:tblCellMar>
+          <w:top w:w="15" w:type="dxa"/>
+          <w:left w:w="15" w:type="dxa"/>
+          <w:bottom w:w="15" w:type="dxa"/>
+          <w:right w:w="15" w:type="dxa"/>
+        </w:tblCellMar>
+      </w:tblPr>
+      <w:tblGrid>
+        <w:gridCol w:w="8306"/>
+      </w:tblGrid>
+      <w:tr>
+        <w:trPr/>
+        <w:tc>
+          <w:tcPr>
+            <w:tcW w:w="8306" w:type="dxa"/>
+            <w:tcBorders>
+              <w:top w:val="none" w:sz="8"/>
+              <w:left w:val="single" w:color="2563eb" w:sz="24"/>
+              <w:bottom w:val="none" w:sz="8"/>
+              <w:right w:val="none" w:sz="8"/>
+            </w:tcBorders>
+            <w:shd w:val="clear" w:fill="f1f5f9"/>
+            <w:vAlign w:val="center"/>
+          </w:tcPr>
+          <w:p>
+            <w:pPr>
+              <w:rPr>
+                <w:color w:val="1f2937"/>
+              </w:rPr>
+            </w:pPr>
+            <w:r>
+              <w:rPr>
+                <w:rFonts w:hint="eastAsia" w:ascii="Microsoft YaHei" w:hAnsi="Microsoft YaHei" w:eastAsia="Microsoft YaHei" w:cs="Microsoft YaHei"/>
+                <w:b w:val="1"/>
+                <w:color w:val="1d4ed8"/>
+                <w:sz w:val="22"/>
+              </w:rPr>
+              <w:t>第 2 步</w:t>
+            </w:r>
+            <w:r>
+              <w:rPr>
+                <w:rFonts w:hint="eastAsia" w:ascii="Microsoft YaHei" w:hAnsi="Microsoft YaHei" w:eastAsia="Microsoft YaHei" w:cs="Microsoft YaHei"/>
+                <w:color w:val="1f2937"/>
+                <w:sz w:val="22"/>
+              </w:rPr>
+              <w:t xml:space="preserve">　在文件对话框中选择图片（支持 </w:t>
+            </w:r>
+            <w:r>
+              <w:rPr>
+                <w:rFonts w:ascii="Consolas" w:hAnsi="Consolas" w:eastAsia="Consolas" w:cs="Consolas"/>
+                <w:color w:val="be123c"/>
+                <w:sz w:val="20"/>
+                <w:shd w:val="clear" w:fill="f1f5f9"/>
+              </w:rPr>
+              <w:t>png / jpg / jpeg</w:t>
+            </w:r>
+            <w:r>
+              <w:rPr>
+                <w:rFonts w:hint="eastAsia" w:ascii="Microsoft YaHei" w:hAnsi="Microsoft YaHei" w:eastAsia="Microsoft YaHei" w:cs="Microsoft YaHei"/>
+                <w:color w:val="1f2937"/>
+                <w:sz w:val="22"/>
+              </w:rPr>
+              <w:t>）。</w:t>
+            </w:r>
+          </w:p>
+        </w:tc>
+      </w:tr>
+    </w:tbl>
+    <w:p>
+      <w:pPr>
+        <w:spacing w:line="240"/>
+      </w:pPr>
+      <w:r>
+        <w:rPr>
+          <w:sz w:val="4"/>
+        </w:rPr>
+        <w:t xml:space="preserve"> </w:t>
+      </w:r>
+    </w:p>
+    <w:tbl>
+      <w:tblPr>
+        <w:tblW w:w="0" w:type="auto"/>
+        <w:tblBorders>
+          <w:top w:val="none" w:sz="8"/>
+          <w:left w:val="none" w:sz="8"/>
+          <w:bottom w:val="none" w:sz="8"/>
+          <w:right w:val="none" w:sz="8"/>
+        </w:tblBorders>
+        <w:tblLayout w:type="autofit"/>
+        <w:tblCellMar>
+          <w:top w:w="15" w:type="dxa"/>
+          <w:left w:w="15" w:type="dxa"/>
+          <w:bottom w:w="15" w:type="dxa"/>
+          <w:right w:w="15" w:type="dxa"/>
+        </w:tblCellMar>
+      </w:tblPr>
+      <w:tblGrid>
+        <w:gridCol w:w="8306"/>
+      </w:tblGrid>
+      <w:tr>
+        <w:trPr/>
+        <w:tc>
+          <w:tcPr>
+            <w:tcW w:w="8306" w:type="dxa"/>
+            <w:tcBorders>
+              <w:top w:val="none" w:sz="8"/>
+              <w:left w:val="single" w:color="2563eb" w:sz="24"/>
+              <w:bottom w:val="none" w:sz="8"/>
+              <w:right w:val="none" w:sz="8"/>
+            </w:tcBorders>
+            <w:shd w:val="clear" w:fill="f1f5f9"/>
+            <w:vAlign w:val="center"/>
+          </w:tcPr>
+          <w:p>
+            <w:pPr>
+              <w:rPr>
+                <w:color w:val="1f2937"/>
+              </w:rPr>
+            </w:pPr>
+            <w:r>
+              <w:rPr>
+                <w:rFonts w:hint="eastAsia" w:ascii="Microsoft YaHei" w:hAnsi="Microsoft YaHei" w:eastAsia="Microsoft YaHei" w:cs="Microsoft YaHei"/>
+                <w:b w:val="1"/>
+                <w:color w:val="1d4ed8"/>
+                <w:sz w:val="22"/>
+              </w:rPr>
+              <w:t>第 3 步</w:t>
+            </w:r>
+            <w:r>
+              <w:rPr>
+                <w:rFonts w:hint="eastAsia" w:ascii="Microsoft YaHei" w:hAnsi="Microsoft YaHei" w:eastAsia="Microsoft YaHei" w:cs="Microsoft YaHei"/>
+                <w:color w:val="1f2937"/>
+                <w:sz w:val="22"/>
+              </w:rPr>
+              <w:t xml:space="preserve">　选择保存位置，输出文件为 </w:t>
+            </w:r>
+            <w:r>
+              <w:rPr>
+                <w:rFonts w:hint="eastAsia" w:ascii="Consolas" w:hAnsi="Consolas" w:eastAsia="Consolas" w:cs="Consolas"/>
+                <w:color w:val="be123c"/>
+                <w:sz w:val="20"/>
+                <w:shd w:val="clear" w:fill="f1f5f9"/>
+              </w:rPr>
+              <w:t>原名_img_watermarked.pdf</w:t>
             </w:r>
             <w:r>
               <w:rPr>
@@ -5354,7 +6998,7 @@
           <w:color w:val="64748b"/>
           <w:sz w:val="19"/>
         </w:rPr>
-        <w:t>图 8　中文文字水印效果（45° 斜向、居中、半透明）</w:t>
+        <w:t>图 8　图片水印效果（印章居中叠加于每页）</w:t>
       </w:r>
     </w:p>
     <w:tbl>
@@ -5412,7 +7056,24 @@
                 <w:color w:val="1f2937"/>
                 <w:sz w:val="22"/>
               </w:rPr>
-              <w:t>程序会自动选用系统中文字体（微软雅黑/黑体等），确保中文正常显示，不会出现乱码或方框。</w:t>
+              <w:t>建议使用</w:t>
+            </w:r>
+            <w:r>
+              <w:rPr>
+                <w:rFonts w:hint="eastAsia" w:ascii="Microsoft YaHei" w:hAnsi="Microsoft YaHei" w:eastAsia="Microsoft YaHei" w:cs="Microsoft YaHei"/>
+                <w:b w:val="1"/>
+                <w:color w:val="1f2937"/>
+                <w:sz w:val="22"/>
+              </w:rPr>
+              <w:t>带透明通道的 PNG</w:t>
+            </w:r>
+            <w:r>
+              <w:rPr>
+                <w:rFonts w:hint="eastAsia" w:ascii="Microsoft YaHei" w:hAnsi="Microsoft YaHei" w:eastAsia="Microsoft YaHei" w:cs="Microsoft YaHei"/>
+                <w:color w:val="1f2937"/>
+                <w:sz w:val="22"/>
+              </w:rPr>
+              <w:t xml:space="preserve"> 图片，叠加效果更自然；图片会自动缩放至页面居中区域。</w:t>
             </w:r>
           </w:p>
         </w:tc>
@@ -5441,7 +7102,7 @@
           <w:color w:val="1d4ed8"/>
           <w:sz w:val="30"/>
         </w:rPr>
-        <w:t>十、功能六：添加图片水印</w:t>
+        <w:t>十三、功能九：提取文字</w:t>
       </w:r>
     </w:p>
     <w:p>
@@ -5458,7 +7119,7 @@
           <w:color w:val="1f2937"/>
           <w:sz w:val="22"/>
         </w:rPr>
-        <w:t>为每一页叠加一张图片作为水印，常用于加盖公司印章或放置品牌 Logo。</w:t>
+        <w:t>读取 PDF 中的文字内容，用于复制、检索或核对。</w:t>
       </w:r>
     </w:p>
     <w:tbl>
@@ -5516,7 +7177,24 @@
                 <w:color w:val="1f2937"/>
                 <w:sz w:val="22"/>
               </w:rPr>
-              <w:t>　选中要加图片水印的 PDF。</w:t>
+              <w:t xml:space="preserve">　打开目标 PDF 后，点击工具栏 </w:t>
+            </w:r>
+            <w:r>
+              <w:rPr>
+                <w:rFonts w:hint="eastAsia" w:ascii="Microsoft YaHei" w:hAnsi="Microsoft YaHei" w:eastAsia="Microsoft YaHei" w:cs="Microsoft YaHei"/>
+                <w:b w:val="1"/>
+                <w:color w:val="1d4ed8"/>
+                <w:sz w:val="22"/>
+              </w:rPr>
+              <w:t>提取文字</w:t>
+            </w:r>
+            <w:r>
+              <w:rPr>
+                <w:rFonts w:hint="eastAsia" w:ascii="Microsoft YaHei" w:hAnsi="Microsoft YaHei" w:eastAsia="Microsoft YaHei" w:cs="Microsoft YaHei"/>
+                <w:color w:val="1f2937"/>
+                <w:sz w:val="22"/>
+              </w:rPr>
+              <w:t xml:space="preserve"> 按钮。</w:t>
             </w:r>
           </w:p>
         </w:tc>
@@ -5588,41 +7266,7 @@
                 <w:color w:val="1f2937"/>
                 <w:sz w:val="22"/>
               </w:rPr>
-              <w:t xml:space="preserve">　点击 </w:t>
-            </w:r>
-            <w:r>
-              <w:rPr>
-                <w:rFonts w:hint="eastAsia" w:ascii="Microsoft YaHei" w:hAnsi="Microsoft YaHei" w:eastAsia="Microsoft YaHei" w:cs="Microsoft YaHei"/>
-                <w:b w:val="1"/>
-                <w:color w:val="1d4ed8"/>
-                <w:sz w:val="22"/>
-              </w:rPr>
-              <w:t>图片水印</w:t>
-            </w:r>
-            <w:r>
-              <w:rPr>
-                <w:rFonts w:hint="eastAsia" w:ascii="Microsoft YaHei" w:hAnsi="Microsoft YaHei" w:eastAsia="Microsoft YaHei" w:cs="Microsoft YaHei"/>
-                <w:color w:val="1f2937"/>
-                <w:sz w:val="22"/>
-              </w:rPr>
-              <w:t xml:space="preserve"> 按钮，在文件对话框中选择图片（支持 </w:t>
-            </w:r>
-            <w:r>
-              <w:rPr>
-                <w:rFonts w:ascii="Consolas" w:hAnsi="Consolas" w:eastAsia="Consolas" w:cs="Consolas"/>
-                <w:color w:val="be123c"/>
-                <w:sz w:val="20"/>
-                <w:shd w:val="clear" w:fill="f1f5f9"/>
-              </w:rPr>
-              <w:t>png / jpg / jpeg</w:t>
-            </w:r>
-            <w:r>
-              <w:rPr>
-                <w:rFonts w:hint="eastAsia" w:ascii="Microsoft YaHei" w:hAnsi="Microsoft YaHei" w:eastAsia="Microsoft YaHei" w:cs="Microsoft YaHei"/>
-                <w:color w:val="1f2937"/>
-                <w:sz w:val="22"/>
-              </w:rPr>
-              <w:t>）。</w:t>
+              <w:t>　程序弹出"提取的文字"窗口，展示全文内容，可框选复制。</w:t>
             </w:r>
           </w:p>
         </w:tc>
@@ -5694,24 +7338,7 @@
                 <w:color w:val="1f2937"/>
                 <w:sz w:val="22"/>
               </w:rPr>
-              <w:t xml:space="preserve">　选择保存位置，日志区显示"图片水印完成"，输出文件为 </w:t>
-            </w:r>
-            <w:r>
-              <w:rPr>
-                <w:rFonts w:hint="eastAsia" w:ascii="Consolas" w:hAnsi="Consolas" w:eastAsia="Consolas" w:cs="Consolas"/>
-                <w:color w:val="be123c"/>
-                <w:sz w:val="20"/>
-                <w:shd w:val="clear" w:fill="f1f5f9"/>
-              </w:rPr>
-              <w:t>原名_img_watermarked.pdf</w:t>
-            </w:r>
-            <w:r>
-              <w:rPr>
-                <w:rFonts w:hint="eastAsia" w:ascii="Microsoft YaHei" w:hAnsi="Microsoft YaHei" w:eastAsia="Microsoft YaHei" w:cs="Microsoft YaHei"/>
-                <w:color w:val="1f2937"/>
-                <w:sz w:val="22"/>
-              </w:rPr>
-              <w:t>。</w:t>
+              <w:t>　日志区提示提取完成及文字长度。</w:t>
             </w:r>
           </w:p>
         </w:tc>
@@ -5729,7 +7356,7 @@
       <w:r>
         <w:drawing>
           <wp:inline>
-            <wp:extent cx="3200400" cy="4714875"/>
+            <wp:extent cx="5274310" cy="4005895"/>
             <wp:docPr id="26" name=""/>
             <wp:cNvGraphicFramePr>
               <a:graphicFrameLocks noChangeAspect="1"/>
@@ -5750,7 +7377,7 @@
                   <pic:spPr>
                     <a:xfrm>
                       <a:off x="0" y="0"/>
-                      <a:ext cx="3200400" cy="4714875"/>
+                      <a:ext cx="5274310" cy="4005895"/>
                     </a:xfrm>
                     <a:prstGeom prst="rect">
                       <a:avLst/>
@@ -5778,7 +7405,7 @@
           <w:color w:val="64748b"/>
           <w:sz w:val="19"/>
         </w:rPr>
-        <w:t>图 9　图片水印效果（印章居中叠加于每页）</w:t>
+        <w:t>图 9　「提取的文字」结果窗口</w:t>
       </w:r>
     </w:p>
     <w:tbl>
@@ -5807,12 +7434,12 @@
           <w:tcPr>
             <w:tcW w:w="8306" w:type="dxa"/>
             <w:tcBorders>
-              <w:top w:val="single" w:color="bfdbfe" w:sz="6"/>
-              <w:left w:val="single" w:color="bfdbfe" w:sz="6"/>
-              <w:bottom w:val="single" w:color="bfdbfe" w:sz="6"/>
-              <w:right w:val="single" w:color="bfdbfe" w:sz="6"/>
-            </w:tcBorders>
-            <w:shd w:val="clear" w:fill="eff6ff"/>
+              <w:top w:val="single" w:color="fcd34d" w:sz="6"/>
+              <w:left w:val="single" w:color="fcd34d" w:sz="6"/>
+              <w:bottom w:val="single" w:color="fcd34d" w:sz="6"/>
+              <w:right w:val="single" w:color="fcd34d" w:sz="6"/>
+            </w:tcBorders>
+            <w:shd w:val="clear" w:fill="fef3c7"/>
             <w:vAlign w:val="center"/>
           </w:tcPr>
           <w:p>
@@ -5828,15 +7455,15 @@
                 <w:color w:val="1f2937"/>
                 <w:sz w:val="22"/>
               </w:rPr>
-              <w:t>提示：</w:t>
-            </w:r>
-            <w:r>
-              <w:rPr>
-                <w:rFonts w:hint="eastAsia" w:ascii="Microsoft YaHei" w:hAnsi="Microsoft YaHei" w:eastAsia="Microsoft YaHei" w:cs="Microsoft YaHei"/>
-                <w:color w:val="1f2937"/>
-                <w:sz w:val="22"/>
-              </w:rPr>
-              <w:t>建议使用</w:t>
+              <w:t>注意：</w:t>
+            </w:r>
+            <w:r>
+              <w:rPr>
+                <w:rFonts w:hint="eastAsia" w:ascii="Microsoft YaHei" w:hAnsi="Microsoft YaHei" w:eastAsia="Microsoft YaHei" w:cs="Microsoft YaHei"/>
+                <w:color w:val="1f2937"/>
+                <w:sz w:val="22"/>
+              </w:rPr>
+              <w:t>提取文字依赖 PDF 内置的文本层。若文件是</w:t>
             </w:r>
             <w:r>
               <w:rPr>
@@ -5845,15 +7472,15 @@
                 <w:color w:val="1f2937"/>
                 <w:sz w:val="22"/>
               </w:rPr>
-              <w:t>带透明通道的 PNG</w:t>
-            </w:r>
-            <w:r>
-              <w:rPr>
-                <w:rFonts w:hint="eastAsia" w:ascii="Microsoft YaHei" w:hAnsi="Microsoft YaHei" w:eastAsia="Microsoft YaHei" w:cs="Microsoft YaHei"/>
-                <w:color w:val="1f2937"/>
-                <w:sz w:val="22"/>
-              </w:rPr>
-              <w:t xml:space="preserve"> 图片，叠加效果更自然；图片会自动缩放至页面居中区域。</w:t>
+              <w:t>纯图片扫描件</w:t>
+            </w:r>
+            <w:r>
+              <w:rPr>
+                <w:rFonts w:hint="eastAsia" w:ascii="Microsoft YaHei" w:hAnsi="Microsoft YaHei" w:eastAsia="Microsoft YaHei" w:cs="Microsoft YaHei"/>
+                <w:color w:val="1f2937"/>
+                <w:sz w:val="22"/>
+              </w:rPr>
+              <w:t>（未做 OCR），将无法提取出文字，这属于正常现象。</w:t>
             </w:r>
           </w:p>
         </w:tc>
@@ -5882,7 +7509,7 @@
           <w:color w:val="1d4ed8"/>
           <w:sz w:val="30"/>
         </w:rPr>
-        <w:t>十一、功能七：提取文字</w:t>
+        <w:t>十四、操作日志与状态反馈</w:t>
       </w:r>
     </w:p>
     <w:p>
@@ -5899,7 +7526,1821 @@
           <w:color w:val="1f2937"/>
           <w:sz w:val="22"/>
         </w:rPr>
-        <w:t>读取 PDF 中的文字内容，用于复制、检索或核对。</w:t>
+        <w:t>界面底部的</w:t>
+      </w:r>
+      <w:r>
+        <w:rPr>
+          <w:rFonts w:hint="eastAsia" w:ascii="Microsoft YaHei" w:hAnsi="Microsoft YaHei" w:eastAsia="Microsoft YaHei" w:cs="Microsoft YaHei"/>
+          <w:b w:val="1"/>
+          <w:color w:val="1f2937"/>
+          <w:sz w:val="22"/>
+        </w:rPr>
+        <w:t>操作日志</w:t>
+      </w:r>
+      <w:r>
+        <w:rPr>
+          <w:rFonts w:hint="eastAsia" w:ascii="Microsoft YaHei" w:hAnsi="Microsoft YaHei" w:eastAsia="Microsoft YaHei" w:cs="Microsoft YaHei"/>
+          <w:color w:val="1f2937"/>
+          <w:sz w:val="22"/>
+        </w:rPr>
+        <w:t>会记录每一步操作，包括打开的文件、输出的路径与结果，便于回溯核对。</w:t>
+      </w:r>
+    </w:p>
+    <w:p>
+      <w:pPr>
+        <w:spacing w:before="200" w:after="200" w:line="420"/>
+        <w:ind w:left="200" w:right="200"/>
+        <w:jc w:val="center"/>
+        <w:rPr>
+          <w:color w:val="1f2937"/>
+        </w:rPr>
+      </w:pPr>
+      <w:r>
+        <w:drawing>
+          <wp:inline>
+            <wp:extent cx="5274310" cy="652171"/>
+            <wp:docPr id="29" name=""/>
+            <wp:cNvGraphicFramePr>
+              <a:graphicFrameLocks noChangeAspect="1"/>
+            </wp:cNvGraphicFramePr>
+            <a:graphic>
+              <a:graphicData uri="http://schemas.openxmlformats.org/drawingml/2006/picture">
+                <pic:pic>
+                  <pic:nvPicPr>
+                    <pic:cNvPr id="30" name=""/>
+                    <pic:cNvPicPr/>
+                  </pic:nvPicPr>
+                  <pic:blipFill>
+                    <a:blip r:embed="rId13"/>
+                    <a:stretch>
+                      <a:fillRect/>
+                    </a:stretch>
+                  </pic:blipFill>
+                  <pic:spPr>
+                    <a:xfrm>
+                      <a:off x="0" y="0"/>
+                      <a:ext cx="5274310" cy="652171"/>
+                    </a:xfrm>
+                    <a:prstGeom prst="rect">
+                      <a:avLst/>
+                    </a:prstGeom>
+                  </pic:spPr>
+                </pic:pic>
+              </a:graphicData>
+            </a:graphic>
+          </wp:inline>
+        </w:drawing>
+      </w:r>
+    </w:p>
+    <w:p>
+      <w:pPr>
+        <w:spacing w:before="60" w:after="100" w:line="420"/>
+        <w:ind w:left="100" w:right="100"/>
+        <w:jc w:val="center"/>
+        <w:rPr>
+          <w:color w:val="64748b"/>
+        </w:rPr>
+      </w:pPr>
+      <w:r>
+        <w:rPr>
+          <w:rFonts w:hint="eastAsia" w:ascii="Microsoft YaHei" w:hAnsi="Microsoft YaHei" w:eastAsia="Microsoft YaHei" w:cs="Microsoft YaHei"/>
+          <w:color w:val="64748b"/>
+          <w:sz w:val="19"/>
+        </w:rPr>
+        <w:t>图 10　操作日志区实时反馈每一步结果</w:t>
+      </w:r>
+    </w:p>
+    <w:p>
+      <w:pPr>
+        <w:pStyle w:val="000003"/>
+        <w:keepNext w:val="1"/>
+        <w:keepLines w:val="1"/>
+        <w:pBdr>
+          <w:left w:val="single" w:color="2563eb" w:sz="30" w:space="7"/>
+        </w:pBdr>
+        <w:spacing w:before="400" w:beforeAutospacing="1" w:after="160" w:afterAutospacing="1" w:line="420"/>
+        <w:outlineLvl w:val="1"/>
+        <w:rPr>
+          <w:color w:val="1d4ed8"/>
+          <w:sz w:val="32"/>
+          <w:szCs w:val="32"/>
+        </w:rPr>
+      </w:pPr>
+      <w:r>
+        <w:rPr>
+          <w:rFonts w:hint="eastAsia" w:ascii="Microsoft YaHei" w:hAnsi="Microsoft YaHei" w:eastAsia="Microsoft YaHei" w:cs="Microsoft YaHei"/>
+          <w:b w:val="1"/>
+          <w:color w:val="1d4ed8"/>
+          <w:sz w:val="30"/>
+        </w:rPr>
+        <w:t>十五、常见问题（FAQ）</w:t>
+      </w:r>
+    </w:p>
+    <w:tbl>
+      <w:tblPr>
+        <w:tblW w:w="8306" w:type="dxa"/>
+        <w:shd w:color="1f2937"/>
+        <w:tblLayout w:type="autofit"/>
+        <w:tblCellMar>
+          <w:top w:w="15" w:type="dxa"/>
+          <w:left w:w="15" w:type="dxa"/>
+          <w:bottom w:w="15" w:type="dxa"/>
+          <w:right w:w="15" w:type="dxa"/>
+        </w:tblCellMar>
+      </w:tblPr>
+      <w:tblGrid>
+        <w:gridCol w:w="3156"/>
+        <w:gridCol w:w="5150"/>
+      </w:tblGrid>
+      <w:tr>
+        <w:trPr>
+          <w:tblHeader w:val="1"/>
+        </w:trPr>
+        <w:tc>
+          <w:tcPr>
+            <w:tcW w:w="3156" w:type="dxa"/>
+            <w:tcBorders>
+              <w:top w:val="single" w:color="cbd5e1" w:sz="6"/>
+              <w:left w:val="single" w:color="cbd5e1" w:sz="6"/>
+              <w:bottom w:val="single" w:color="cbd5e1" w:sz="6"/>
+              <w:right w:val="single" w:color="cbd5e1" w:sz="6"/>
+            </w:tcBorders>
+            <w:shd w:val="clear" w:fill="2563eb"/>
+            <w:tcMar>
+              <w:top w:w="120" w:type="dxa"/>
+              <w:left w:w="160" w:type="dxa"/>
+              <w:bottom w:w="120" w:type="dxa"/>
+              <w:right w:w="160" w:type="dxa"/>
+            </w:tcMar>
+            <w:vAlign w:val="center"/>
+          </w:tcPr>
+          <w:p>
+            <w:pPr>
+              <w:jc w:val="left"/>
+              <w:rPr>
+                <w:b w:val="1"/>
+                <w:bCs w:val="1"/>
+                <w:color w:val="ffffff"/>
+              </w:rPr>
+            </w:pPr>
+            <w:r>
+              <w:rPr>
+                <w:rFonts w:hint="eastAsia" w:ascii="Microsoft YaHei" w:hAnsi="Microsoft YaHei" w:eastAsia="Microsoft YaHei" w:cs="Microsoft YaHei"/>
+                <w:b w:val="1"/>
+                <w:color w:val="ffffff"/>
+                <w:sz w:val="21"/>
+              </w:rPr>
+              <w:t>问题</w:t>
+            </w:r>
+          </w:p>
+        </w:tc>
+        <w:tc>
+          <w:tcPr>
+            <w:tcW w:w="5150" w:type="dxa"/>
+            <w:tcBorders>
+              <w:top w:val="single" w:color="cbd5e1" w:sz="6"/>
+              <w:left w:val="single" w:color="cbd5e1" w:sz="6"/>
+              <w:bottom w:val="single" w:color="cbd5e1" w:sz="6"/>
+              <w:right w:val="single" w:color="cbd5e1" w:sz="6"/>
+            </w:tcBorders>
+            <w:shd w:val="clear" w:fill="2563eb"/>
+            <w:tcMar>
+              <w:top w:w="120" w:type="dxa"/>
+              <w:left w:w="160" w:type="dxa"/>
+              <w:bottom w:w="120" w:type="dxa"/>
+              <w:right w:w="160" w:type="dxa"/>
+            </w:tcMar>
+            <w:vAlign w:val="center"/>
+          </w:tcPr>
+          <w:p>
+            <w:pPr>
+              <w:jc w:val="left"/>
+              <w:rPr>
+                <w:b w:val="1"/>
+                <w:bCs w:val="1"/>
+                <w:color w:val="ffffff"/>
+              </w:rPr>
+            </w:pPr>
+            <w:r>
+              <w:rPr>
+                <w:rFonts w:hint="eastAsia" w:ascii="Microsoft YaHei" w:hAnsi="Microsoft YaHei" w:eastAsia="Microsoft YaHei" w:cs="Microsoft YaHei"/>
+                <w:b w:val="1"/>
+                <w:color w:val="ffffff"/>
+                <w:sz w:val="21"/>
+              </w:rPr>
+              <w:t>解决办法</w:t>
+            </w:r>
+          </w:p>
+        </w:tc>
+      </w:tr>
+      <w:tr>
+        <w:trPr/>
+        <w:tc>
+          <w:tcPr>
+            <w:tcW w:w="3156" w:type="dxa"/>
+            <w:tcBorders>
+              <w:top w:val="single" w:color="cbd5e1" w:sz="6"/>
+              <w:left w:val="single" w:color="cbd5e1" w:sz="6"/>
+              <w:bottom w:val="single" w:color="cbd5e1" w:sz="6"/>
+              <w:right w:val="single" w:color="cbd5e1" w:sz="6"/>
+            </w:tcBorders>
+            <w:shd w:val="clear" w:fill="f8fafc"/>
+            <w:tcMar>
+              <w:top w:w="120" w:type="dxa"/>
+              <w:left w:w="160" w:type="dxa"/>
+              <w:bottom w:w="120" w:type="dxa"/>
+              <w:right w:w="160" w:type="dxa"/>
+            </w:tcMar>
+            <w:vAlign w:val="center"/>
+          </w:tcPr>
+          <w:p>
+            <w:pPr>
+              <w:rPr>
+                <w:color w:val="1f2937"/>
+              </w:rPr>
+            </w:pPr>
+            <w:r>
+              <w:rPr>
+                <w:rFonts w:hint="eastAsia" w:ascii="Microsoft YaHei" w:hAnsi="Microsoft YaHei" w:eastAsia="Microsoft YaHei" w:cs="Microsoft YaHei"/>
+                <w:color w:val="1f2937"/>
+                <w:sz w:val="21"/>
+              </w:rPr>
+              <w:t>双击 exe 没有反应</w:t>
+            </w:r>
+          </w:p>
+        </w:tc>
+        <w:tc>
+          <w:tcPr>
+            <w:tcW w:w="5150" w:type="dxa"/>
+            <w:tcBorders>
+              <w:top w:val="single" w:color="cbd5e1" w:sz="6"/>
+              <w:left w:val="single" w:color="cbd5e1" w:sz="6"/>
+              <w:bottom w:val="single" w:color="cbd5e1" w:sz="6"/>
+              <w:right w:val="single" w:color="cbd5e1" w:sz="6"/>
+            </w:tcBorders>
+            <w:shd w:val="clear" w:fill="f8fafc"/>
+            <w:tcMar>
+              <w:top w:w="120" w:type="dxa"/>
+              <w:left w:w="160" w:type="dxa"/>
+              <w:bottom w:w="120" w:type="dxa"/>
+              <w:right w:w="160" w:type="dxa"/>
+            </w:tcMar>
+            <w:vAlign w:val="center"/>
+          </w:tcPr>
+          <w:p>
+            <w:pPr>
+              <w:rPr>
+                <w:color w:val="1f2937"/>
+              </w:rPr>
+            </w:pPr>
+            <w:r>
+              <w:rPr>
+                <w:rFonts w:hint="eastAsia" w:ascii="Microsoft YaHei" w:hAnsi="Microsoft YaHei" w:eastAsia="Microsoft YaHei" w:cs="Microsoft YaHei"/>
+                <w:color w:val="1f2937"/>
+                <w:sz w:val="21"/>
+              </w:rPr>
+              <w:t>确认系统为 Win10 及以上 64 位；将文件解压后再运行，不要在压缩包内直接双击。</w:t>
+            </w:r>
+          </w:p>
+        </w:tc>
+      </w:tr>
+      <w:tr>
+        <w:trPr/>
+        <w:tc>
+          <w:tcPr>
+            <w:tcW w:w="3156" w:type="dxa"/>
+            <w:tcBorders>
+              <w:top w:val="single" w:color="cbd5e1" w:sz="6"/>
+              <w:left w:val="single" w:color="cbd5e1" w:sz="6"/>
+              <w:bottom w:val="single" w:color="cbd5e1" w:sz="6"/>
+              <w:right w:val="single" w:color="cbd5e1" w:sz="6"/>
+            </w:tcBorders>
+            <w:tcMar>
+              <w:top w:w="120" w:type="dxa"/>
+              <w:left w:w="160" w:type="dxa"/>
+              <w:bottom w:w="120" w:type="dxa"/>
+              <w:right w:w="160" w:type="dxa"/>
+            </w:tcMar>
+            <w:vAlign w:val="center"/>
+          </w:tcPr>
+          <w:p>
+            <w:pPr>
+              <w:rPr>
+                <w:color w:val="1f2937"/>
+              </w:rPr>
+            </w:pPr>
+            <w:r>
+              <w:rPr>
+                <w:rFonts w:hint="eastAsia" w:ascii="Microsoft YaHei" w:hAnsi="Microsoft YaHei" w:eastAsia="Microsoft YaHei" w:cs="Microsoft YaHei"/>
+                <w:color w:val="1f2937"/>
+                <w:sz w:val="21"/>
+              </w:rPr>
+              <w:t>预览区空白 / 未显示</w:t>
+            </w:r>
+          </w:p>
+        </w:tc>
+        <w:tc>
+          <w:tcPr>
+            <w:tcW w:w="5150" w:type="dxa"/>
+            <w:tcBorders>
+              <w:top w:val="single" w:color="cbd5e1" w:sz="6"/>
+              <w:left w:val="single" w:color="cbd5e1" w:sz="6"/>
+              <w:bottom w:val="single" w:color="cbd5e1" w:sz="6"/>
+              <w:right w:val="single" w:color="cbd5e1" w:sz="6"/>
+            </w:tcBorders>
+            <w:tcMar>
+              <w:top w:w="120" w:type="dxa"/>
+              <w:left w:w="160" w:type="dxa"/>
+              <w:bottom w:w="120" w:type="dxa"/>
+              <w:right w:w="160" w:type="dxa"/>
+            </w:tcMar>
+            <w:vAlign w:val="center"/>
+          </w:tcPr>
+          <w:p>
+            <w:pPr>
+              <w:rPr>
+                <w:color w:val="1f2937"/>
+              </w:rPr>
+            </w:pPr>
+            <w:r>
+              <w:rPr>
+                <w:rFonts w:hint="eastAsia" w:ascii="Microsoft YaHei" w:hAnsi="Microsoft YaHei" w:eastAsia="Microsoft YaHei" w:cs="Microsoft YaHei"/>
+                <w:color w:val="1f2937"/>
+                <w:sz w:val="21"/>
+              </w:rPr>
+              <w:t>请先通过"打开"载入一个 PDF 文件；未打开文件时预览区会提示"打开一个 PDF 文件后在此预览"。</w:t>
+            </w:r>
+          </w:p>
+        </w:tc>
+      </w:tr>
+      <w:tr>
+        <w:trPr/>
+        <w:tc>
+          <w:tcPr>
+            <w:tcW w:w="3156" w:type="dxa"/>
+            <w:tcBorders>
+              <w:top w:val="single" w:color="cbd5e1" w:sz="6"/>
+              <w:left w:val="single" w:color="cbd5e1" w:sz="6"/>
+              <w:bottom w:val="single" w:color="cbd5e1" w:sz="6"/>
+              <w:right w:val="single" w:color="cbd5e1" w:sz="6"/>
+            </w:tcBorders>
+            <w:shd w:val="clear" w:fill="f8fafc"/>
+            <w:tcMar>
+              <w:top w:w="120" w:type="dxa"/>
+              <w:left w:w="160" w:type="dxa"/>
+              <w:bottom w:w="120" w:type="dxa"/>
+              <w:right w:w="160" w:type="dxa"/>
+            </w:tcMar>
+            <w:vAlign w:val="center"/>
+          </w:tcPr>
+          <w:p>
+            <w:pPr>
+              <w:rPr>
+                <w:color w:val="1f2937"/>
+              </w:rPr>
+            </w:pPr>
+            <w:r>
+              <w:rPr>
+                <w:rFonts w:hint="eastAsia" w:ascii="Microsoft YaHei" w:hAnsi="Microsoft YaHei" w:eastAsia="Microsoft YaHei" w:cs="Microsoft YaHei"/>
+                <w:color w:val="1f2937"/>
+                <w:sz w:val="21"/>
+              </w:rPr>
+              <w:t>中文水印显示为方块/乱码</w:t>
+            </w:r>
+          </w:p>
+        </w:tc>
+        <w:tc>
+          <w:tcPr>
+            <w:tcW w:w="5150" w:type="dxa"/>
+            <w:tcBorders>
+              <w:top w:val="single" w:color="cbd5e1" w:sz="6"/>
+              <w:left w:val="single" w:color="cbd5e1" w:sz="6"/>
+              <w:bottom w:val="single" w:color="cbd5e1" w:sz="6"/>
+              <w:right w:val="single" w:color="cbd5e1" w:sz="6"/>
+            </w:tcBorders>
+            <w:shd w:val="clear" w:fill="f8fafc"/>
+            <w:tcMar>
+              <w:top w:w="120" w:type="dxa"/>
+              <w:left w:w="160" w:type="dxa"/>
+              <w:bottom w:w="120" w:type="dxa"/>
+              <w:right w:w="160" w:type="dxa"/>
+            </w:tcMar>
+            <w:vAlign w:val="center"/>
+          </w:tcPr>
+          <w:p>
+            <w:pPr>
+              <w:rPr>
+                <w:color w:val="1f2937"/>
+              </w:rPr>
+            </w:pPr>
+            <w:r>
+              <w:rPr>
+                <w:rFonts w:hint="eastAsia" w:ascii="Microsoft YaHei" w:hAnsi="Microsoft YaHei" w:eastAsia="Microsoft YaHei" w:cs="Microsoft YaHei"/>
+                <w:color w:val="1f2937"/>
+                <w:sz w:val="21"/>
+              </w:rPr>
+              <w:t>确保系统已安装中文字体（微软雅黑/黑体）。本版本已内置中文字体回退，正常情况下不会乱码。</w:t>
+            </w:r>
+          </w:p>
+        </w:tc>
+      </w:tr>
+      <w:tr>
+        <w:trPr/>
+        <w:tc>
+          <w:tcPr>
+            <w:tcW w:w="3156" w:type="dxa"/>
+            <w:tcBorders>
+              <w:top w:val="single" w:color="cbd5e1" w:sz="6"/>
+              <w:left w:val="single" w:color="cbd5e1" w:sz="6"/>
+              <w:bottom w:val="single" w:color="cbd5e1" w:sz="6"/>
+              <w:right w:val="single" w:color="cbd5e1" w:sz="6"/>
+            </w:tcBorders>
+            <w:tcMar>
+              <w:top w:w="120" w:type="dxa"/>
+              <w:left w:w="160" w:type="dxa"/>
+              <w:bottom w:w="120" w:type="dxa"/>
+              <w:right w:w="160" w:type="dxa"/>
+            </w:tcMar>
+            <w:vAlign w:val="center"/>
+          </w:tcPr>
+          <w:p>
+            <w:pPr>
+              <w:rPr>
+                <w:color w:val="1f2937"/>
+              </w:rPr>
+            </w:pPr>
+            <w:r>
+              <w:rPr>
+                <w:rFonts w:hint="eastAsia" w:ascii="Microsoft YaHei" w:hAnsi="Microsoft YaHei" w:eastAsia="Microsoft YaHei" w:cs="Microsoft YaHei"/>
+                <w:color w:val="1f2937"/>
+                <w:sz w:val="21"/>
+              </w:rPr>
+              <w:t>拆分提示"无效页码范围"</w:t>
+            </w:r>
+          </w:p>
+        </w:tc>
+        <w:tc>
+          <w:tcPr>
+            <w:tcW w:w="5150" w:type="dxa"/>
+            <w:tcBorders>
+              <w:top w:val="single" w:color="cbd5e1" w:sz="6"/>
+              <w:left w:val="single" w:color="cbd5e1" w:sz="6"/>
+              <w:bottom w:val="single" w:color="cbd5e1" w:sz="6"/>
+              <w:right w:val="single" w:color="cbd5e1" w:sz="6"/>
+            </w:tcBorders>
+            <w:tcMar>
+              <w:top w:w="120" w:type="dxa"/>
+              <w:left w:w="160" w:type="dxa"/>
+              <w:bottom w:w="120" w:type="dxa"/>
+              <w:right w:w="160" w:type="dxa"/>
+            </w:tcMar>
+            <w:vAlign w:val="center"/>
+          </w:tcPr>
+          <w:p>
+            <w:pPr>
+              <w:rPr>
+                <w:color w:val="1f2937"/>
+              </w:rPr>
+            </w:pPr>
+            <w:r>
+              <w:rPr>
+                <w:rFonts w:hint="eastAsia" w:ascii="Microsoft YaHei" w:hAnsi="Microsoft YaHei" w:eastAsia="Microsoft YaHei" w:cs="Microsoft YaHei"/>
+                <w:color w:val="1f2937"/>
+                <w:sz w:val="21"/>
+              </w:rPr>
+              <w:t xml:space="preserve">检查输入格式（如 </w:t>
+            </w:r>
+            <w:r>
+              <w:rPr>
+                <w:rFonts w:ascii="Consolas" w:hAnsi="Consolas" w:eastAsia="Consolas" w:cs="Consolas"/>
+                <w:color w:val="be123c"/>
+                <w:sz w:val="20"/>
+                <w:shd w:val="clear" w:fill="f1f5f9"/>
+              </w:rPr>
+              <w:t>1-3,4-6</w:t>
+            </w:r>
+            <w:r>
+              <w:rPr>
+                <w:rFonts w:hint="eastAsia" w:ascii="Microsoft YaHei" w:hAnsi="Microsoft YaHei" w:eastAsia="Microsoft YaHei" w:cs="Microsoft YaHei"/>
+                <w:color w:val="1f2937"/>
+                <w:sz w:val="21"/>
+              </w:rPr>
+              <w:t>）及页码是否超出原文件总页数。</w:t>
+            </w:r>
+          </w:p>
+        </w:tc>
+      </w:tr>
+      <w:tr>
+        <w:trPr/>
+        <w:tc>
+          <w:tcPr>
+            <w:tcW w:w="3156" w:type="dxa"/>
+            <w:tcBorders>
+              <w:top w:val="single" w:color="cbd5e1" w:sz="6"/>
+              <w:left w:val="single" w:color="cbd5e1" w:sz="6"/>
+              <w:bottom w:val="single" w:color="cbd5e1" w:sz="6"/>
+              <w:right w:val="single" w:color="cbd5e1" w:sz="6"/>
+            </w:tcBorders>
+            <w:shd w:val="clear" w:fill="f8fafc"/>
+            <w:tcMar>
+              <w:top w:w="120" w:type="dxa"/>
+              <w:left w:w="160" w:type="dxa"/>
+              <w:bottom w:w="120" w:type="dxa"/>
+              <w:right w:w="160" w:type="dxa"/>
+            </w:tcMar>
+            <w:vAlign w:val="center"/>
+          </w:tcPr>
+          <w:p>
+            <w:pPr>
+              <w:rPr>
+                <w:color w:val="1f2937"/>
+              </w:rPr>
+            </w:pPr>
+            <w:r>
+              <w:rPr>
+                <w:rFonts w:hint="eastAsia" w:ascii="Microsoft YaHei" w:hAnsi="Microsoft YaHei" w:eastAsia="Microsoft YaHei" w:cs="Microsoft YaHei"/>
+                <w:color w:val="1f2937"/>
+                <w:sz w:val="21"/>
+              </w:rPr>
+              <w:t>重排提示"order 必须是排列"</w:t>
+            </w:r>
+          </w:p>
+        </w:tc>
+        <w:tc>
+          <w:tcPr>
+            <w:tcW w:w="5150" w:type="dxa"/>
+            <w:tcBorders>
+              <w:top w:val="single" w:color="cbd5e1" w:sz="6"/>
+              <w:left w:val="single" w:color="cbd5e1" w:sz="6"/>
+              <w:bottom w:val="single" w:color="cbd5e1" w:sz="6"/>
+              <w:right w:val="single" w:color="cbd5e1" w:sz="6"/>
+            </w:tcBorders>
+            <w:shd w:val="clear" w:fill="f8fafc"/>
+            <w:tcMar>
+              <w:top w:w="120" w:type="dxa"/>
+              <w:left w:w="160" w:type="dxa"/>
+              <w:bottom w:w="120" w:type="dxa"/>
+              <w:right w:w="160" w:type="dxa"/>
+            </w:tcMar>
+            <w:vAlign w:val="center"/>
+          </w:tcPr>
+          <w:p>
+            <w:pPr>
+              <w:rPr>
+                <w:color w:val="1f2937"/>
+              </w:rPr>
+            </w:pPr>
+            <w:r>
+              <w:rPr>
+                <w:rFonts w:hint="eastAsia" w:ascii="Microsoft YaHei" w:hAnsi="Microsoft YaHei" w:eastAsia="Microsoft YaHei" w:cs="Microsoft YaHei"/>
+                <w:color w:val="1f2937"/>
+                <w:sz w:val="21"/>
+              </w:rPr>
+              <w:t>输入数字须为 1…总页数的完整排列，不重复、不遗漏。</w:t>
+            </w:r>
+          </w:p>
+        </w:tc>
+      </w:tr>
+      <w:tr>
+        <w:trPr/>
+        <w:tc>
+          <w:tcPr>
+            <w:tcW w:w="3156" w:type="dxa"/>
+            <w:tcBorders>
+              <w:top w:val="single" w:color="cbd5e1" w:sz="6"/>
+              <w:left w:val="single" w:color="cbd5e1" w:sz="6"/>
+              <w:bottom w:val="single" w:color="cbd5e1" w:sz="6"/>
+              <w:right w:val="single" w:color="cbd5e1" w:sz="6"/>
+            </w:tcBorders>
+            <w:tcMar>
+              <w:top w:w="120" w:type="dxa"/>
+              <w:left w:w="160" w:type="dxa"/>
+              <w:bottom w:w="120" w:type="dxa"/>
+              <w:right w:w="160" w:type="dxa"/>
+            </w:tcMar>
+            <w:vAlign w:val="center"/>
+          </w:tcPr>
+          <w:p>
+            <w:pPr>
+              <w:rPr>
+                <w:color w:val="1f2937"/>
+              </w:rPr>
+            </w:pPr>
+            <w:r>
+              <w:rPr>
+                <w:rFonts w:hint="eastAsia" w:ascii="Microsoft YaHei" w:hAnsi="Microsoft YaHei" w:eastAsia="Microsoft YaHei" w:cs="Microsoft YaHei"/>
+                <w:color w:val="1f2937"/>
+                <w:sz w:val="21"/>
+              </w:rPr>
+              <w:t>只删不掉最后一页</w:t>
+            </w:r>
+          </w:p>
+        </w:tc>
+        <w:tc>
+          <w:tcPr>
+            <w:tcW w:w="5150" w:type="dxa"/>
+            <w:tcBorders>
+              <w:top w:val="single" w:color="cbd5e1" w:sz="6"/>
+              <w:left w:val="single" w:color="cbd5e1" w:sz="6"/>
+              <w:bottom w:val="single" w:color="cbd5e1" w:sz="6"/>
+              <w:right w:val="single" w:color="cbd5e1" w:sz="6"/>
+            </w:tcBorders>
+            <w:tcMar>
+              <w:top w:w="120" w:type="dxa"/>
+              <w:left w:w="160" w:type="dxa"/>
+              <w:bottom w:w="120" w:type="dxa"/>
+              <w:right w:w="160" w:type="dxa"/>
+            </w:tcMar>
+            <w:vAlign w:val="center"/>
+          </w:tcPr>
+          <w:p>
+            <w:pPr>
+              <w:rPr>
+                <w:color w:val="1f2937"/>
+              </w:rPr>
+            </w:pPr>
+            <w:r>
+              <w:rPr>
+                <w:rFonts w:hint="eastAsia" w:ascii="Microsoft YaHei" w:hAnsi="Microsoft YaHei" w:eastAsia="Microsoft YaHei" w:cs="Microsoft YaHei"/>
+                <w:color w:val="1f2937"/>
+                <w:sz w:val="21"/>
+              </w:rPr>
+              <w:t>程序要求至少保留一页，请勿删除唯一剩余页面。</w:t>
+            </w:r>
+          </w:p>
+        </w:tc>
+      </w:tr>
+      <w:tr>
+        <w:trPr/>
+        <w:tc>
+          <w:tcPr>
+            <w:tcW w:w="3156" w:type="dxa"/>
+            <w:tcBorders>
+              <w:top w:val="single" w:color="cbd5e1" w:sz="6"/>
+              <w:left w:val="single" w:color="cbd5e1" w:sz="6"/>
+              <w:bottom w:val="single" w:color="cbd5e1" w:sz="6"/>
+              <w:right w:val="single" w:color="cbd5e1" w:sz="6"/>
+            </w:tcBorders>
+            <w:shd w:val="clear" w:fill="f8fafc"/>
+            <w:tcMar>
+              <w:top w:w="120" w:type="dxa"/>
+              <w:left w:w="160" w:type="dxa"/>
+              <w:bottom w:w="120" w:type="dxa"/>
+              <w:right w:w="160" w:type="dxa"/>
+            </w:tcMar>
+            <w:vAlign w:val="center"/>
+          </w:tcPr>
+          <w:p>
+            <w:pPr>
+              <w:rPr>
+                <w:color w:val="1f2937"/>
+              </w:rPr>
+            </w:pPr>
+            <w:r>
+              <w:rPr>
+                <w:rFonts w:hint="eastAsia" w:ascii="Microsoft YaHei" w:hAnsi="Microsoft YaHei" w:eastAsia="Microsoft YaHei" w:cs="Microsoft YaHei"/>
+                <w:color w:val="1f2937"/>
+                <w:sz w:val="21"/>
+              </w:rPr>
+              <w:t>处理大文件较慢</w:t>
+            </w:r>
+          </w:p>
+        </w:tc>
+        <w:tc>
+          <w:tcPr>
+            <w:tcW w:w="5150" w:type="dxa"/>
+            <w:tcBorders>
+              <w:top w:val="single" w:color="cbd5e1" w:sz="6"/>
+              <w:left w:val="single" w:color="cbd5e1" w:sz="6"/>
+              <w:bottom w:val="single" w:color="cbd5e1" w:sz="6"/>
+              <w:right w:val="single" w:color="cbd5e1" w:sz="6"/>
+            </w:tcBorders>
+            <w:shd w:val="clear" w:fill="f8fafc"/>
+            <w:tcMar>
+              <w:top w:w="120" w:type="dxa"/>
+              <w:left w:w="160" w:type="dxa"/>
+              <w:bottom w:w="120" w:type="dxa"/>
+              <w:right w:w="160" w:type="dxa"/>
+            </w:tcMar>
+            <w:vAlign w:val="center"/>
+          </w:tcPr>
+          <w:p>
+            <w:pPr>
+              <w:rPr>
+                <w:color w:val="1f2937"/>
+              </w:rPr>
+            </w:pPr>
+            <w:r>
+              <w:rPr>
+                <w:rFonts w:hint="eastAsia" w:ascii="Microsoft YaHei" w:hAnsi="Microsoft YaHei" w:eastAsia="Microsoft YaHei" w:cs="Microsoft YaHei"/>
+                <w:color w:val="1f2937"/>
+                <w:sz w:val="21"/>
+              </w:rPr>
+              <w:t>处理耗时取决于文件页数与内容，属正常范围；缩略图较多时首屏渲染会稍慢。</w:t>
+            </w:r>
+          </w:p>
+        </w:tc>
+      </w:tr>
+      <w:tr>
+        <w:trPr/>
+        <w:tc>
+          <w:tcPr>
+            <w:tcW w:w="3156" w:type="dxa"/>
+            <w:tcBorders>
+              <w:top w:val="single" w:color="cbd5e1" w:sz="6"/>
+              <w:left w:val="single" w:color="cbd5e1" w:sz="6"/>
+              <w:bottom w:val="single" w:color="cbd5e1" w:sz="6"/>
+              <w:right w:val="single" w:color="cbd5e1" w:sz="6"/>
+            </w:tcBorders>
+            <w:tcMar>
+              <w:top w:w="120" w:type="dxa"/>
+              <w:left w:w="160" w:type="dxa"/>
+              <w:bottom w:w="120" w:type="dxa"/>
+              <w:right w:w="160" w:type="dxa"/>
+            </w:tcMar>
+            <w:vAlign w:val="center"/>
+          </w:tcPr>
+          <w:p>
+            <w:pPr>
+              <w:rPr>
+                <w:color w:val="1f2937"/>
+              </w:rPr>
+            </w:pPr>
+            <w:r>
+              <w:rPr>
+                <w:rFonts w:hint="eastAsia" w:ascii="Microsoft YaHei" w:hAnsi="Microsoft YaHei" w:eastAsia="Microsoft YaHei" w:cs="Microsoft YaHei"/>
+                <w:color w:val="1f2937"/>
+                <w:sz w:val="21"/>
+              </w:rPr>
+              <w:t>原文件会被修改吗？</w:t>
+            </w:r>
+          </w:p>
+        </w:tc>
+        <w:tc>
+          <w:tcPr>
+            <w:tcW w:w="5150" w:type="dxa"/>
+            <w:tcBorders>
+              <w:top w:val="single" w:color="cbd5e1" w:sz="6"/>
+              <w:left w:val="single" w:color="cbd5e1" w:sz="6"/>
+              <w:bottom w:val="single" w:color="cbd5e1" w:sz="6"/>
+              <w:right w:val="single" w:color="cbd5e1" w:sz="6"/>
+            </w:tcBorders>
+            <w:tcMar>
+              <w:top w:w="120" w:type="dxa"/>
+              <w:left w:w="160" w:type="dxa"/>
+              <w:bottom w:w="120" w:type="dxa"/>
+              <w:right w:w="160" w:type="dxa"/>
+            </w:tcMar>
+            <w:vAlign w:val="center"/>
+          </w:tcPr>
+          <w:p>
+            <w:pPr>
+              <w:rPr>
+                <w:color w:val="1f2937"/>
+              </w:rPr>
+            </w:pPr>
+            <w:r>
+              <w:rPr>
+                <w:rFonts w:hint="eastAsia" w:ascii="Microsoft YaHei" w:hAnsi="Microsoft YaHei" w:eastAsia="Microsoft YaHei" w:cs="Microsoft YaHei"/>
+                <w:color w:val="1f2937"/>
+                <w:sz w:val="21"/>
+              </w:rPr>
+              <w:t>不会。所有功能均输出到您指定的</w:t>
+            </w:r>
+            <w:r>
+              <w:rPr>
+                <w:rFonts w:hint="eastAsia" w:ascii="Microsoft YaHei" w:hAnsi="Microsoft YaHei" w:eastAsia="Microsoft YaHei" w:cs="Microsoft YaHei"/>
+                <w:b w:val="1"/>
+                <w:color w:val="1f2937"/>
+                <w:sz w:val="21"/>
+              </w:rPr>
+              <w:t>新文件</w:t>
+            </w:r>
+            <w:r>
+              <w:rPr>
+                <w:rFonts w:hint="eastAsia" w:ascii="Microsoft YaHei" w:hAnsi="Microsoft YaHei" w:eastAsia="Microsoft YaHei" w:cs="Microsoft YaHei"/>
+                <w:color w:val="1f2937"/>
+                <w:sz w:val="21"/>
+              </w:rPr>
+              <w:t>，原文件保持原样。</w:t>
+            </w:r>
+          </w:p>
+        </w:tc>
+      </w:tr>
+    </w:tbl>
+    <w:p>
+      <w:pPr>
+        <w:pStyle w:val="000003"/>
+        <w:keepNext w:val="1"/>
+        <w:keepLines w:val="1"/>
+        <w:pBdr>
+          <w:left w:val="single" w:color="2563eb" w:sz="30" w:space="7"/>
+        </w:pBdr>
+        <w:spacing w:before="400" w:beforeAutospacing="1" w:after="160" w:afterAutospacing="1" w:line="420"/>
+        <w:outlineLvl w:val="1"/>
+        <w:rPr>
+          <w:color w:val="1d4ed8"/>
+          <w:sz w:val="32"/>
+          <w:szCs w:val="32"/>
+        </w:rPr>
+      </w:pPr>
+      <w:r>
+        <w:rPr>
+          <w:rFonts w:hint="eastAsia" w:ascii="Microsoft YaHei" w:hAnsi="Microsoft YaHei" w:eastAsia="Microsoft YaHei" w:cs="Microsoft YaHei"/>
+          <w:b w:val="1"/>
+          <w:color w:val="1d4ed8"/>
+          <w:sz w:val="30"/>
+        </w:rPr>
+        <w:t>十六、附录：技术参数与测试情况</w:t>
+      </w:r>
+    </w:p>
+    <w:p>
+      <w:pPr>
+        <w:pStyle w:val="000004"/>
+        <w:keepNext w:val="1"/>
+        <w:keepLines w:val="1"/>
+        <w:spacing w:before="280" w:beforeAutospacing="1" w:after="120" w:afterAutospacing="1" w:line="420"/>
+        <w:outlineLvl w:val="2"/>
+        <w:rPr>
+          <w:color w:val="0f172a"/>
+          <w:sz w:val="32"/>
+          <w:szCs w:val="32"/>
+        </w:rPr>
+      </w:pPr>
+      <w:r>
+        <w:rPr>
+          <w:rFonts w:hint="eastAsia" w:ascii="Microsoft YaHei" w:hAnsi="Microsoft YaHei" w:eastAsia="Microsoft YaHei" w:cs="Microsoft YaHei"/>
+          <w:b w:val="1"/>
+          <w:color w:val="0f172a"/>
+          <w:sz w:val="25"/>
+        </w:rPr>
+        <w:t>16.1 运行环境</w:t>
+      </w:r>
+    </w:p>
+    <w:tbl>
+      <w:tblPr>
+        <w:tblW w:w="8306" w:type="dxa"/>
+        <w:shd w:color="1f2937"/>
+        <w:tblLayout w:type="autofit"/>
+        <w:tblCellMar>
+          <w:top w:w="15" w:type="dxa"/>
+          <w:left w:w="15" w:type="dxa"/>
+          <w:bottom w:w="15" w:type="dxa"/>
+          <w:right w:w="15" w:type="dxa"/>
+        </w:tblCellMar>
+      </w:tblPr>
+      <w:tblGrid>
+        <w:gridCol w:w="2491"/>
+        <w:gridCol w:w="5815"/>
+      </w:tblGrid>
+      <w:tr>
+        <w:trPr>
+          <w:tblHeader w:val="1"/>
+        </w:trPr>
+        <w:tc>
+          <w:tcPr>
+            <w:tcW w:w="2491" w:type="dxa"/>
+            <w:tcBorders>
+              <w:top w:val="single" w:color="cbd5e1" w:sz="6"/>
+              <w:left w:val="single" w:color="cbd5e1" w:sz="6"/>
+              <w:bottom w:val="single" w:color="cbd5e1" w:sz="6"/>
+              <w:right w:val="single" w:color="cbd5e1" w:sz="6"/>
+            </w:tcBorders>
+            <w:shd w:val="clear" w:fill="2563eb"/>
+            <w:tcMar>
+              <w:top w:w="120" w:type="dxa"/>
+              <w:left w:w="160" w:type="dxa"/>
+              <w:bottom w:w="120" w:type="dxa"/>
+              <w:right w:w="160" w:type="dxa"/>
+            </w:tcMar>
+            <w:vAlign w:val="center"/>
+          </w:tcPr>
+          <w:p>
+            <w:pPr>
+              <w:jc w:val="left"/>
+              <w:rPr>
+                <w:b w:val="1"/>
+                <w:bCs w:val="1"/>
+                <w:color w:val="ffffff"/>
+              </w:rPr>
+            </w:pPr>
+            <w:r>
+              <w:rPr>
+                <w:rFonts w:hint="eastAsia" w:ascii="Microsoft YaHei" w:hAnsi="Microsoft YaHei" w:eastAsia="Microsoft YaHei" w:cs="Microsoft YaHei"/>
+                <w:b w:val="1"/>
+                <w:color w:val="ffffff"/>
+                <w:sz w:val="21"/>
+              </w:rPr>
+              <w:t>项目</w:t>
+            </w:r>
+          </w:p>
+        </w:tc>
+        <w:tc>
+          <w:tcPr>
+            <w:tcW w:w="5815" w:type="dxa"/>
+            <w:tcBorders>
+              <w:top w:val="single" w:color="cbd5e1" w:sz="6"/>
+              <w:left w:val="single" w:color="cbd5e1" w:sz="6"/>
+              <w:bottom w:val="single" w:color="cbd5e1" w:sz="6"/>
+              <w:right w:val="single" w:color="cbd5e1" w:sz="6"/>
+            </w:tcBorders>
+            <w:shd w:val="clear" w:fill="2563eb"/>
+            <w:tcMar>
+              <w:top w:w="120" w:type="dxa"/>
+              <w:left w:w="160" w:type="dxa"/>
+              <w:bottom w:w="120" w:type="dxa"/>
+              <w:right w:w="160" w:type="dxa"/>
+            </w:tcMar>
+            <w:vAlign w:val="center"/>
+          </w:tcPr>
+          <w:p>
+            <w:pPr>
+              <w:jc w:val="left"/>
+              <w:rPr>
+                <w:b w:val="1"/>
+                <w:bCs w:val="1"/>
+                <w:color w:val="ffffff"/>
+              </w:rPr>
+            </w:pPr>
+            <w:r>
+              <w:rPr>
+                <w:rFonts w:hint="eastAsia" w:ascii="Microsoft YaHei" w:hAnsi="Microsoft YaHei" w:eastAsia="Microsoft YaHei" w:cs="Microsoft YaHei"/>
+                <w:b w:val="1"/>
+                <w:color w:val="ffffff"/>
+                <w:sz w:val="21"/>
+              </w:rPr>
+              <w:t>说明</w:t>
+            </w:r>
+          </w:p>
+        </w:tc>
+      </w:tr>
+      <w:tr>
+        <w:trPr/>
+        <w:tc>
+          <w:tcPr>
+            <w:tcW w:w="2491" w:type="dxa"/>
+            <w:tcBorders>
+              <w:top w:val="single" w:color="cbd5e1" w:sz="6"/>
+              <w:left w:val="single" w:color="cbd5e1" w:sz="6"/>
+              <w:bottom w:val="single" w:color="cbd5e1" w:sz="6"/>
+              <w:right w:val="single" w:color="cbd5e1" w:sz="6"/>
+            </w:tcBorders>
+            <w:shd w:val="clear" w:fill="f8fafc"/>
+            <w:tcMar>
+              <w:top w:w="120" w:type="dxa"/>
+              <w:left w:w="160" w:type="dxa"/>
+              <w:bottom w:w="120" w:type="dxa"/>
+              <w:right w:w="160" w:type="dxa"/>
+            </w:tcMar>
+            <w:vAlign w:val="center"/>
+          </w:tcPr>
+          <w:p>
+            <w:pPr>
+              <w:rPr>
+                <w:color w:val="1f2937"/>
+              </w:rPr>
+            </w:pPr>
+            <w:r>
+              <w:rPr>
+                <w:rFonts w:hint="eastAsia" w:ascii="Microsoft YaHei" w:hAnsi="Microsoft YaHei" w:eastAsia="Microsoft YaHei" w:cs="Microsoft YaHei"/>
+                <w:color w:val="1f2937"/>
+                <w:sz w:val="21"/>
+              </w:rPr>
+              <w:t>操作系统</w:t>
+            </w:r>
+          </w:p>
+        </w:tc>
+        <w:tc>
+          <w:tcPr>
+            <w:tcW w:w="5815" w:type="dxa"/>
+            <w:tcBorders>
+              <w:top w:val="single" w:color="cbd5e1" w:sz="6"/>
+              <w:left w:val="single" w:color="cbd5e1" w:sz="6"/>
+              <w:bottom w:val="single" w:color="cbd5e1" w:sz="6"/>
+              <w:right w:val="single" w:color="cbd5e1" w:sz="6"/>
+            </w:tcBorders>
+            <w:shd w:val="clear" w:fill="f8fafc"/>
+            <w:tcMar>
+              <w:top w:w="120" w:type="dxa"/>
+              <w:left w:w="160" w:type="dxa"/>
+              <w:bottom w:w="120" w:type="dxa"/>
+              <w:right w:w="160" w:type="dxa"/>
+            </w:tcMar>
+            <w:vAlign w:val="center"/>
+          </w:tcPr>
+          <w:p>
+            <w:pPr>
+              <w:rPr>
+                <w:color w:val="1f2937"/>
+              </w:rPr>
+            </w:pPr>
+            <w:r>
+              <w:rPr>
+                <w:rFonts w:hint="eastAsia" w:ascii="Microsoft YaHei" w:hAnsi="Microsoft YaHei" w:eastAsia="Microsoft YaHei" w:cs="Microsoft YaHei"/>
+                <w:color w:val="1f2937"/>
+                <w:sz w:val="21"/>
+              </w:rPr>
+              <w:t>Windows 10 / 11（64 位）</w:t>
+            </w:r>
+          </w:p>
+        </w:tc>
+      </w:tr>
+      <w:tr>
+        <w:trPr/>
+        <w:tc>
+          <w:tcPr>
+            <w:tcW w:w="2491" w:type="dxa"/>
+            <w:tcBorders>
+              <w:top w:val="single" w:color="cbd5e1" w:sz="6"/>
+              <w:left w:val="single" w:color="cbd5e1" w:sz="6"/>
+              <w:bottom w:val="single" w:color="cbd5e1" w:sz="6"/>
+              <w:right w:val="single" w:color="cbd5e1" w:sz="6"/>
+            </w:tcBorders>
+            <w:tcMar>
+              <w:top w:w="120" w:type="dxa"/>
+              <w:left w:w="160" w:type="dxa"/>
+              <w:bottom w:w="120" w:type="dxa"/>
+              <w:right w:w="160" w:type="dxa"/>
+            </w:tcMar>
+            <w:vAlign w:val="center"/>
+          </w:tcPr>
+          <w:p>
+            <w:pPr>
+              <w:rPr>
+                <w:color w:val="1f2937"/>
+              </w:rPr>
+            </w:pPr>
+            <w:r>
+              <w:rPr>
+                <w:rFonts w:hint="eastAsia" w:ascii="Microsoft YaHei" w:hAnsi="Microsoft YaHei" w:eastAsia="Microsoft YaHei" w:cs="Microsoft YaHei"/>
+                <w:color w:val="1f2937"/>
+                <w:sz w:val="21"/>
+              </w:rPr>
+              <w:t>运行方式</w:t>
+            </w:r>
+          </w:p>
+        </w:tc>
+        <w:tc>
+          <w:tcPr>
+            <w:tcW w:w="5815" w:type="dxa"/>
+            <w:tcBorders>
+              <w:top w:val="single" w:color="cbd5e1" w:sz="6"/>
+              <w:left w:val="single" w:color="cbd5e1" w:sz="6"/>
+              <w:bottom w:val="single" w:color="cbd5e1" w:sz="6"/>
+              <w:right w:val="single" w:color="cbd5e1" w:sz="6"/>
+            </w:tcBorders>
+            <w:tcMar>
+              <w:top w:w="120" w:type="dxa"/>
+              <w:left w:w="160" w:type="dxa"/>
+              <w:bottom w:w="120" w:type="dxa"/>
+              <w:right w:w="160" w:type="dxa"/>
+            </w:tcMar>
+            <w:vAlign w:val="center"/>
+          </w:tcPr>
+          <w:p>
+            <w:pPr>
+              <w:rPr>
+                <w:color w:val="1f2937"/>
+              </w:rPr>
+            </w:pPr>
+            <w:r>
+              <w:rPr>
+                <w:rFonts w:hint="eastAsia" w:ascii="Microsoft YaHei" w:hAnsi="Microsoft YaHei" w:eastAsia="Microsoft YaHei" w:cs="Microsoft YaHei"/>
+                <w:color w:val="1f2937"/>
+                <w:sz w:val="21"/>
+              </w:rPr>
+              <w:t>绿色免安装（单文件 exe）或源码运行</w:t>
+            </w:r>
+          </w:p>
+        </w:tc>
+      </w:tr>
+      <w:tr>
+        <w:trPr/>
+        <w:tc>
+          <w:tcPr>
+            <w:tcW w:w="2491" w:type="dxa"/>
+            <w:tcBorders>
+              <w:top w:val="single" w:color="cbd5e1" w:sz="6"/>
+              <w:left w:val="single" w:color="cbd5e1" w:sz="6"/>
+              <w:bottom w:val="single" w:color="cbd5e1" w:sz="6"/>
+              <w:right w:val="single" w:color="cbd5e1" w:sz="6"/>
+            </w:tcBorders>
+            <w:shd w:val="clear" w:fill="f8fafc"/>
+            <w:tcMar>
+              <w:top w:w="120" w:type="dxa"/>
+              <w:left w:w="160" w:type="dxa"/>
+              <w:bottom w:w="120" w:type="dxa"/>
+              <w:right w:w="160" w:type="dxa"/>
+            </w:tcMar>
+            <w:vAlign w:val="center"/>
+          </w:tcPr>
+          <w:p>
+            <w:pPr>
+              <w:rPr>
+                <w:color w:val="1f2937"/>
+              </w:rPr>
+            </w:pPr>
+            <w:r>
+              <w:rPr>
+                <w:rFonts w:hint="eastAsia" w:ascii="Microsoft YaHei" w:hAnsi="Microsoft YaHei" w:eastAsia="Microsoft YaHei" w:cs="Microsoft YaHei"/>
+                <w:color w:val="1f2937"/>
+                <w:sz w:val="21"/>
+              </w:rPr>
+              <w:t>核心引擎</w:t>
+            </w:r>
+          </w:p>
+        </w:tc>
+        <w:tc>
+          <w:tcPr>
+            <w:tcW w:w="5815" w:type="dxa"/>
+            <w:tcBorders>
+              <w:top w:val="single" w:color="cbd5e1" w:sz="6"/>
+              <w:left w:val="single" w:color="cbd5e1" w:sz="6"/>
+              <w:bottom w:val="single" w:color="cbd5e1" w:sz="6"/>
+              <w:right w:val="single" w:color="cbd5e1" w:sz="6"/>
+            </w:tcBorders>
+            <w:shd w:val="clear" w:fill="f8fafc"/>
+            <w:tcMar>
+              <w:top w:w="120" w:type="dxa"/>
+              <w:left w:w="160" w:type="dxa"/>
+              <w:bottom w:w="120" w:type="dxa"/>
+              <w:right w:w="160" w:type="dxa"/>
+            </w:tcMar>
+            <w:vAlign w:val="center"/>
+          </w:tcPr>
+          <w:p>
+            <w:pPr>
+              <w:rPr>
+                <w:color w:val="1f2937"/>
+              </w:rPr>
+            </w:pPr>
+            <w:r>
+              <w:rPr>
+                <w:rFonts w:hint="eastAsia" w:ascii="Microsoft YaHei" w:hAnsi="Microsoft YaHei" w:eastAsia="Microsoft YaHei" w:cs="Microsoft YaHei"/>
+                <w:color w:val="1f2937"/>
+                <w:sz w:val="21"/>
+              </w:rPr>
+              <w:t>PyMuPDF（fitz）</w:t>
+            </w:r>
+          </w:p>
+        </w:tc>
+      </w:tr>
+      <w:tr>
+        <w:trPr/>
+        <w:tc>
+          <w:tcPr>
+            <w:tcW w:w="2491" w:type="dxa"/>
+            <w:tcBorders>
+              <w:top w:val="single" w:color="cbd5e1" w:sz="6"/>
+              <w:left w:val="single" w:color="cbd5e1" w:sz="6"/>
+              <w:bottom w:val="single" w:color="cbd5e1" w:sz="6"/>
+              <w:right w:val="single" w:color="cbd5e1" w:sz="6"/>
+            </w:tcBorders>
+            <w:tcMar>
+              <w:top w:w="120" w:type="dxa"/>
+              <w:left w:w="160" w:type="dxa"/>
+              <w:bottom w:w="120" w:type="dxa"/>
+              <w:right w:w="160" w:type="dxa"/>
+            </w:tcMar>
+            <w:vAlign w:val="center"/>
+          </w:tcPr>
+          <w:p>
+            <w:pPr>
+              <w:rPr>
+                <w:color w:val="1f2937"/>
+              </w:rPr>
+            </w:pPr>
+            <w:r>
+              <w:rPr>
+                <w:rFonts w:hint="eastAsia" w:ascii="Microsoft YaHei" w:hAnsi="Microsoft YaHei" w:eastAsia="Microsoft YaHei" w:cs="Microsoft YaHei"/>
+                <w:color w:val="1f2937"/>
+                <w:sz w:val="21"/>
+              </w:rPr>
+              <w:t>界面框架</w:t>
+            </w:r>
+          </w:p>
+        </w:tc>
+        <w:tc>
+          <w:tcPr>
+            <w:tcW w:w="5815" w:type="dxa"/>
+            <w:tcBorders>
+              <w:top w:val="single" w:color="cbd5e1" w:sz="6"/>
+              <w:left w:val="single" w:color="cbd5e1" w:sz="6"/>
+              <w:bottom w:val="single" w:color="cbd5e1" w:sz="6"/>
+              <w:right w:val="single" w:color="cbd5e1" w:sz="6"/>
+            </w:tcBorders>
+            <w:tcMar>
+              <w:top w:w="120" w:type="dxa"/>
+              <w:left w:w="160" w:type="dxa"/>
+              <w:bottom w:w="120" w:type="dxa"/>
+              <w:right w:w="160" w:type="dxa"/>
+            </w:tcMar>
+            <w:vAlign w:val="center"/>
+          </w:tcPr>
+          <w:p>
+            <w:pPr>
+              <w:rPr>
+                <w:color w:val="1f2937"/>
+              </w:rPr>
+            </w:pPr>
+            <w:r>
+              <w:rPr>
+                <w:rFonts w:hint="eastAsia" w:ascii="Microsoft YaHei" w:hAnsi="Microsoft YaHei" w:eastAsia="Microsoft YaHei" w:cs="Microsoft YaHei"/>
+                <w:color w:val="1f2937"/>
+                <w:sz w:val="21"/>
+              </w:rPr>
+              <w:t>tkinter + ttkbootstrap（WPS 蓝主题）</w:t>
+            </w:r>
+          </w:p>
+        </w:tc>
+      </w:tr>
+      <w:tr>
+        <w:trPr/>
+        <w:tc>
+          <w:tcPr>
+            <w:tcW w:w="2491" w:type="dxa"/>
+            <w:tcBorders>
+              <w:top w:val="single" w:color="cbd5e1" w:sz="6"/>
+              <w:left w:val="single" w:color="cbd5e1" w:sz="6"/>
+              <w:bottom w:val="single" w:color="cbd5e1" w:sz="6"/>
+              <w:right w:val="single" w:color="cbd5e1" w:sz="6"/>
+            </w:tcBorders>
+            <w:shd w:val="clear" w:fill="f8fafc"/>
+            <w:tcMar>
+              <w:top w:w="120" w:type="dxa"/>
+              <w:left w:w="160" w:type="dxa"/>
+              <w:bottom w:w="120" w:type="dxa"/>
+              <w:right w:w="160" w:type="dxa"/>
+            </w:tcMar>
+            <w:vAlign w:val="center"/>
+          </w:tcPr>
+          <w:p>
+            <w:pPr>
+              <w:rPr>
+                <w:color w:val="1f2937"/>
+              </w:rPr>
+            </w:pPr>
+            <w:r>
+              <w:rPr>
+                <w:rFonts w:hint="eastAsia" w:ascii="Microsoft YaHei" w:hAnsi="Microsoft YaHei" w:eastAsia="Microsoft YaHei" w:cs="Microsoft YaHei"/>
+                <w:color w:val="1f2937"/>
+                <w:sz w:val="21"/>
+              </w:rPr>
+              <w:t>网络依赖</w:t>
+            </w:r>
+          </w:p>
+        </w:tc>
+        <w:tc>
+          <w:tcPr>
+            <w:tcW w:w="5815" w:type="dxa"/>
+            <w:tcBorders>
+              <w:top w:val="single" w:color="cbd5e1" w:sz="6"/>
+              <w:left w:val="single" w:color="cbd5e1" w:sz="6"/>
+              <w:bottom w:val="single" w:color="cbd5e1" w:sz="6"/>
+              <w:right w:val="single" w:color="cbd5e1" w:sz="6"/>
+            </w:tcBorders>
+            <w:shd w:val="clear" w:fill="f8fafc"/>
+            <w:tcMar>
+              <w:top w:w="120" w:type="dxa"/>
+              <w:left w:w="160" w:type="dxa"/>
+              <w:bottom w:w="120" w:type="dxa"/>
+              <w:right w:w="160" w:type="dxa"/>
+            </w:tcMar>
+            <w:vAlign w:val="center"/>
+          </w:tcPr>
+          <w:p>
+            <w:pPr>
+              <w:rPr>
+                <w:color w:val="1f2937"/>
+              </w:rPr>
+            </w:pPr>
+            <w:r>
+              <w:rPr>
+                <w:rFonts w:hint="eastAsia" w:ascii="Microsoft YaHei" w:hAnsi="Microsoft YaHei" w:eastAsia="Microsoft YaHei" w:cs="Microsoft YaHei"/>
+                <w:color w:val="1f2937"/>
+                <w:sz w:val="21"/>
+              </w:rPr>
+              <w:t>无，全离线运行</w:t>
+            </w:r>
+          </w:p>
+        </w:tc>
+      </w:tr>
+    </w:tbl>
+    <w:p>
+      <w:pPr>
+        <w:pStyle w:val="000004"/>
+        <w:keepNext w:val="1"/>
+        <w:keepLines w:val="1"/>
+        <w:spacing w:before="280" w:beforeAutospacing="1" w:after="120" w:afterAutospacing="1" w:line="420"/>
+        <w:outlineLvl w:val="2"/>
+        <w:rPr>
+          <w:color w:val="0f172a"/>
+          <w:sz w:val="32"/>
+          <w:szCs w:val="32"/>
+        </w:rPr>
+      </w:pPr>
+      <w:r>
+        <w:rPr>
+          <w:rFonts w:hint="eastAsia" w:ascii="Microsoft YaHei" w:hAnsi="Microsoft YaHei" w:eastAsia="Microsoft YaHei" w:cs="Microsoft YaHei"/>
+          <w:b w:val="1"/>
+          <w:color w:val="0f172a"/>
+          <w:sz w:val="25"/>
+        </w:rPr>
+        <w:t>16.2 功能测试结论</w:t>
+      </w:r>
+    </w:p>
+    <w:p>
+      <w:pPr>
+        <w:spacing w:before="100" w:after="100" w:line="420"/>
+        <w:ind w:left="100" w:right="100"/>
+        <w:rPr>
+          <w:color w:val="1f2937"/>
+        </w:rPr>
+      </w:pPr>
+      <w:r>
+        <w:rPr>
+          <w:rFonts w:hint="eastAsia" w:ascii="Microsoft YaHei" w:hAnsi="Microsoft YaHei" w:eastAsia="Microsoft YaHei" w:cs="Microsoft YaHei"/>
+          <w:color w:val="1f2937"/>
+          <w:sz w:val="22"/>
+        </w:rPr>
+        <w:t>发布前已对全部功能执行完整测试，</w:t>
+      </w:r>
+      <w:r>
+        <w:rPr>
+          <w:rFonts w:hint="eastAsia" w:ascii="Microsoft YaHei" w:hAnsi="Microsoft YaHei" w:eastAsia="Microsoft YaHei" w:cs="Microsoft YaHei"/>
+          <w:b w:val="1"/>
+          <w:color w:val="1f2937"/>
+          <w:sz w:val="22"/>
+        </w:rPr>
+        <w:t>单元测试 15 项、集成测试 8 项（含 exe 启动）全部通过</w:t>
+      </w:r>
+      <w:r>
+        <w:rPr>
+          <w:rFonts w:hint="eastAsia" w:ascii="Microsoft YaHei" w:hAnsi="Microsoft YaHei" w:eastAsia="Microsoft YaHei" w:cs="Microsoft YaHei"/>
+          <w:color w:val="1f2937"/>
+          <w:sz w:val="22"/>
+        </w:rPr>
+        <w:t>：</w:t>
+      </w:r>
+    </w:p>
+    <w:tbl>
+      <w:tblPr>
+        <w:tblW w:w="8306" w:type="dxa"/>
+        <w:shd w:color="1f2937"/>
+        <w:tblLayout w:type="autofit"/>
+        <w:tblCellMar>
+          <w:top w:w="15" w:type="dxa"/>
+          <w:left w:w="15" w:type="dxa"/>
+          <w:bottom w:w="15" w:type="dxa"/>
+          <w:right w:w="15" w:type="dxa"/>
+        </w:tblCellMar>
+      </w:tblPr>
+      <w:tblGrid>
+        <w:gridCol w:w="3322"/>
+        <w:gridCol w:w="4984"/>
+      </w:tblGrid>
+      <w:tr>
+        <w:trPr>
+          <w:tblHeader w:val="1"/>
+        </w:trPr>
+        <w:tc>
+          <w:tcPr>
+            <w:tcW w:w="3322" w:type="dxa"/>
+            <w:tcBorders>
+              <w:top w:val="single" w:color="cbd5e1" w:sz="6"/>
+              <w:left w:val="single" w:color="cbd5e1" w:sz="6"/>
+              <w:bottom w:val="single" w:color="cbd5e1" w:sz="6"/>
+              <w:right w:val="single" w:color="cbd5e1" w:sz="6"/>
+            </w:tcBorders>
+            <w:shd w:val="clear" w:fill="2563eb"/>
+            <w:tcMar>
+              <w:top w:w="120" w:type="dxa"/>
+              <w:left w:w="160" w:type="dxa"/>
+              <w:bottom w:w="120" w:type="dxa"/>
+              <w:right w:w="160" w:type="dxa"/>
+            </w:tcMar>
+            <w:vAlign w:val="center"/>
+          </w:tcPr>
+          <w:p>
+            <w:pPr>
+              <w:jc w:val="left"/>
+              <w:rPr>
+                <w:b w:val="1"/>
+                <w:bCs w:val="1"/>
+                <w:color w:val="ffffff"/>
+              </w:rPr>
+            </w:pPr>
+            <w:r>
+              <w:rPr>
+                <w:rFonts w:hint="eastAsia" w:ascii="Microsoft YaHei" w:hAnsi="Microsoft YaHei" w:eastAsia="Microsoft YaHei" w:cs="Microsoft YaHei"/>
+                <w:b w:val="1"/>
+                <w:color w:val="ffffff"/>
+                <w:sz w:val="21"/>
+              </w:rPr>
+              <w:t>测试项</w:t>
+            </w:r>
+          </w:p>
+        </w:tc>
+        <w:tc>
+          <w:tcPr>
+            <w:tcW w:w="4984" w:type="dxa"/>
+            <w:tcBorders>
+              <w:top w:val="single" w:color="cbd5e1" w:sz="6"/>
+              <w:left w:val="single" w:color="cbd5e1" w:sz="6"/>
+              <w:bottom w:val="single" w:color="cbd5e1" w:sz="6"/>
+              <w:right w:val="single" w:color="cbd5e1" w:sz="6"/>
+            </w:tcBorders>
+            <w:shd w:val="clear" w:fill="2563eb"/>
+            <w:tcMar>
+              <w:top w:w="120" w:type="dxa"/>
+              <w:left w:w="160" w:type="dxa"/>
+              <w:bottom w:w="120" w:type="dxa"/>
+              <w:right w:w="160" w:type="dxa"/>
+            </w:tcMar>
+            <w:vAlign w:val="center"/>
+          </w:tcPr>
+          <w:p>
+            <w:pPr>
+              <w:jc w:val="left"/>
+              <w:rPr>
+                <w:b w:val="1"/>
+                <w:bCs w:val="1"/>
+                <w:color w:val="ffffff"/>
+              </w:rPr>
+            </w:pPr>
+            <w:r>
+              <w:rPr>
+                <w:rFonts w:hint="eastAsia" w:ascii="Microsoft YaHei" w:hAnsi="Microsoft YaHei" w:eastAsia="Microsoft YaHei" w:cs="Microsoft YaHei"/>
+                <w:b w:val="1"/>
+                <w:color w:val="ffffff"/>
+                <w:sz w:val="21"/>
+              </w:rPr>
+              <w:t>结果</w:t>
+            </w:r>
+          </w:p>
+        </w:tc>
+      </w:tr>
+      <w:tr>
+        <w:trPr/>
+        <w:tc>
+          <w:tcPr>
+            <w:tcW w:w="3322" w:type="dxa"/>
+            <w:tcBorders>
+              <w:top w:val="single" w:color="cbd5e1" w:sz="6"/>
+              <w:left w:val="single" w:color="cbd5e1" w:sz="6"/>
+              <w:bottom w:val="single" w:color="cbd5e1" w:sz="6"/>
+              <w:right w:val="single" w:color="cbd5e1" w:sz="6"/>
+            </w:tcBorders>
+            <w:shd w:val="clear" w:fill="f8fafc"/>
+            <w:tcMar>
+              <w:top w:w="120" w:type="dxa"/>
+              <w:left w:w="160" w:type="dxa"/>
+              <w:bottom w:w="120" w:type="dxa"/>
+              <w:right w:w="160" w:type="dxa"/>
+            </w:tcMar>
+            <w:vAlign w:val="center"/>
+          </w:tcPr>
+          <w:p>
+            <w:pPr>
+              <w:rPr>
+                <w:color w:val="1f2937"/>
+              </w:rPr>
+            </w:pPr>
+            <w:r>
+              <w:rPr>
+                <w:rFonts w:hint="eastAsia" w:ascii="Microsoft YaHei" w:hAnsi="Microsoft YaHei" w:eastAsia="Microsoft YaHei" w:cs="Microsoft YaHei"/>
+                <w:color w:val="1f2937"/>
+                <w:sz w:val="21"/>
+              </w:rPr>
+              <w:t>程序启动（exe --version）</w:t>
+            </w:r>
+          </w:p>
+        </w:tc>
+        <w:tc>
+          <w:tcPr>
+            <w:tcW w:w="4984" w:type="dxa"/>
+            <w:tcBorders>
+              <w:top w:val="single" w:color="cbd5e1" w:sz="6"/>
+              <w:left w:val="single" w:color="cbd5e1" w:sz="6"/>
+              <w:bottom w:val="single" w:color="cbd5e1" w:sz="6"/>
+              <w:right w:val="single" w:color="cbd5e1" w:sz="6"/>
+            </w:tcBorders>
+            <w:shd w:val="clear" w:fill="f8fafc"/>
+            <w:tcMar>
+              <w:top w:w="120" w:type="dxa"/>
+              <w:left w:w="160" w:type="dxa"/>
+              <w:bottom w:w="120" w:type="dxa"/>
+              <w:right w:w="160" w:type="dxa"/>
+            </w:tcMar>
+            <w:vAlign w:val="center"/>
+          </w:tcPr>
+          <w:p>
+            <w:pPr>
+              <w:rPr>
+                <w:color w:val="1f2937"/>
+              </w:rPr>
+            </w:pPr>
+            <w:r>
+              <w:rPr>
+                <w:rFonts w:hint="eastAsia" w:ascii="Microsoft YaHei" w:hAnsi="Microsoft YaHei" w:eastAsia="Microsoft YaHei" w:cs="Microsoft YaHei"/>
+                <w:color w:val="1f2937"/>
+                <w:sz w:val="21"/>
+              </w:rPr>
+              <w:t>通过</w:t>
+            </w:r>
+          </w:p>
+        </w:tc>
+      </w:tr>
+      <w:tr>
+        <w:trPr/>
+        <w:tc>
+          <w:tcPr>
+            <w:tcW w:w="3322" w:type="dxa"/>
+            <w:tcBorders>
+              <w:top w:val="single" w:color="cbd5e1" w:sz="6"/>
+              <w:left w:val="single" w:color="cbd5e1" w:sz="6"/>
+              <w:bottom w:val="single" w:color="cbd5e1" w:sz="6"/>
+              <w:right w:val="single" w:color="cbd5e1" w:sz="6"/>
+            </w:tcBorders>
+            <w:tcMar>
+              <w:top w:w="120" w:type="dxa"/>
+              <w:left w:w="160" w:type="dxa"/>
+              <w:bottom w:w="120" w:type="dxa"/>
+              <w:right w:w="160" w:type="dxa"/>
+            </w:tcMar>
+            <w:vAlign w:val="center"/>
+          </w:tcPr>
+          <w:p>
+            <w:pPr>
+              <w:rPr>
+                <w:color w:val="1f2937"/>
+              </w:rPr>
+            </w:pPr>
+            <w:r>
+              <w:rPr>
+                <w:rFonts w:hint="eastAsia" w:ascii="Microsoft YaHei" w:hAnsi="Microsoft YaHei" w:eastAsia="Microsoft YaHei" w:cs="Microsoft YaHei"/>
+                <w:color w:val="1f2937"/>
+                <w:sz w:val="21"/>
+              </w:rPr>
+              <w:t>合并 / 拆分 / 旋转 / 重排</w:t>
+            </w:r>
+          </w:p>
+        </w:tc>
+        <w:tc>
+          <w:tcPr>
+            <w:tcW w:w="4984" w:type="dxa"/>
+            <w:tcBorders>
+              <w:top w:val="single" w:color="cbd5e1" w:sz="6"/>
+              <w:left w:val="single" w:color="cbd5e1" w:sz="6"/>
+              <w:bottom w:val="single" w:color="cbd5e1" w:sz="6"/>
+              <w:right w:val="single" w:color="cbd5e1" w:sz="6"/>
+            </w:tcBorders>
+            <w:tcMar>
+              <w:top w:w="120" w:type="dxa"/>
+              <w:left w:w="160" w:type="dxa"/>
+              <w:bottom w:w="120" w:type="dxa"/>
+              <w:right w:w="160" w:type="dxa"/>
+            </w:tcMar>
+            <w:vAlign w:val="center"/>
+          </w:tcPr>
+          <w:p>
+            <w:pPr>
+              <w:rPr>
+                <w:color w:val="1f2937"/>
+              </w:rPr>
+            </w:pPr>
+            <w:r>
+              <w:rPr>
+                <w:rFonts w:hint="eastAsia" w:ascii="Microsoft YaHei" w:hAnsi="Microsoft YaHei" w:eastAsia="Microsoft YaHei" w:cs="Microsoft YaHei"/>
+                <w:color w:val="1f2937"/>
+                <w:sz w:val="21"/>
+              </w:rPr>
+              <w:t>通过</w:t>
+            </w:r>
+          </w:p>
+        </w:tc>
+      </w:tr>
+      <w:tr>
+        <w:trPr/>
+        <w:tc>
+          <w:tcPr>
+            <w:tcW w:w="3322" w:type="dxa"/>
+            <w:tcBorders>
+              <w:top w:val="single" w:color="cbd5e1" w:sz="6"/>
+              <w:left w:val="single" w:color="cbd5e1" w:sz="6"/>
+              <w:bottom w:val="single" w:color="cbd5e1" w:sz="6"/>
+              <w:right w:val="single" w:color="cbd5e1" w:sz="6"/>
+            </w:tcBorders>
+            <w:shd w:val="clear" w:fill="f8fafc"/>
+            <w:tcMar>
+              <w:top w:w="120" w:type="dxa"/>
+              <w:left w:w="160" w:type="dxa"/>
+              <w:bottom w:w="120" w:type="dxa"/>
+              <w:right w:w="160" w:type="dxa"/>
+            </w:tcMar>
+            <w:vAlign w:val="center"/>
+          </w:tcPr>
+          <w:p>
+            <w:pPr>
+              <w:rPr>
+                <w:color w:val="1f2937"/>
+              </w:rPr>
+            </w:pPr>
+            <w:r>
+              <w:rPr>
+                <w:rFonts w:hint="eastAsia" w:ascii="Microsoft YaHei" w:hAnsi="Microsoft YaHei" w:eastAsia="Microsoft YaHei" w:cs="Microsoft YaHei"/>
+                <w:color w:val="1f2937"/>
+                <w:sz w:val="21"/>
+              </w:rPr>
+              <w:t>删除页 / 提取页 / 插入页</w:t>
+            </w:r>
+          </w:p>
+        </w:tc>
+        <w:tc>
+          <w:tcPr>
+            <w:tcW w:w="4984" w:type="dxa"/>
+            <w:tcBorders>
+              <w:top w:val="single" w:color="cbd5e1" w:sz="6"/>
+              <w:left w:val="single" w:color="cbd5e1" w:sz="6"/>
+              <w:bottom w:val="single" w:color="cbd5e1" w:sz="6"/>
+              <w:right w:val="single" w:color="cbd5e1" w:sz="6"/>
+            </w:tcBorders>
+            <w:shd w:val="clear" w:fill="f8fafc"/>
+            <w:tcMar>
+              <w:top w:w="120" w:type="dxa"/>
+              <w:left w:w="160" w:type="dxa"/>
+              <w:bottom w:w="120" w:type="dxa"/>
+              <w:right w:w="160" w:type="dxa"/>
+            </w:tcMar>
+            <w:vAlign w:val="center"/>
+          </w:tcPr>
+          <w:p>
+            <w:pPr>
+              <w:rPr>
+                <w:color w:val="1f2937"/>
+              </w:rPr>
+            </w:pPr>
+            <w:r>
+              <w:rPr>
+                <w:rFonts w:hint="eastAsia" w:ascii="Microsoft YaHei" w:hAnsi="Microsoft YaHei" w:eastAsia="Microsoft YaHei" w:cs="Microsoft YaHei"/>
+                <w:color w:val="1f2937"/>
+                <w:sz w:val="21"/>
+              </w:rPr>
+              <w:t>通过</w:t>
+            </w:r>
+          </w:p>
+        </w:tc>
+      </w:tr>
+      <w:tr>
+        <w:trPr/>
+        <w:tc>
+          <w:tcPr>
+            <w:tcW w:w="3322" w:type="dxa"/>
+            <w:tcBorders>
+              <w:top w:val="single" w:color="cbd5e1" w:sz="6"/>
+              <w:left w:val="single" w:color="cbd5e1" w:sz="6"/>
+              <w:bottom w:val="single" w:color="cbd5e1" w:sz="6"/>
+              <w:right w:val="single" w:color="cbd5e1" w:sz="6"/>
+            </w:tcBorders>
+            <w:tcMar>
+              <w:top w:w="120" w:type="dxa"/>
+              <w:left w:w="160" w:type="dxa"/>
+              <w:bottom w:w="120" w:type="dxa"/>
+              <w:right w:w="160" w:type="dxa"/>
+            </w:tcMar>
+            <w:vAlign w:val="center"/>
+          </w:tcPr>
+          <w:p>
+            <w:pPr>
+              <w:rPr>
+                <w:color w:val="1f2937"/>
+              </w:rPr>
+            </w:pPr>
+            <w:r>
+              <w:rPr>
+                <w:rFonts w:hint="eastAsia" w:ascii="Microsoft YaHei" w:hAnsi="Microsoft YaHei" w:eastAsia="Microsoft YaHei" w:cs="Microsoft YaHei"/>
+                <w:color w:val="1f2937"/>
+                <w:sz w:val="21"/>
+              </w:rPr>
+              <w:t>文字水印（含中文）/ 图片水印</w:t>
+            </w:r>
+          </w:p>
+        </w:tc>
+        <w:tc>
+          <w:tcPr>
+            <w:tcW w:w="4984" w:type="dxa"/>
+            <w:tcBorders>
+              <w:top w:val="single" w:color="cbd5e1" w:sz="6"/>
+              <w:left w:val="single" w:color="cbd5e1" w:sz="6"/>
+              <w:bottom w:val="single" w:color="cbd5e1" w:sz="6"/>
+              <w:right w:val="single" w:color="cbd5e1" w:sz="6"/>
+            </w:tcBorders>
+            <w:tcMar>
+              <w:top w:w="120" w:type="dxa"/>
+              <w:left w:w="160" w:type="dxa"/>
+              <w:bottom w:w="120" w:type="dxa"/>
+              <w:right w:w="160" w:type="dxa"/>
+            </w:tcMar>
+            <w:vAlign w:val="center"/>
+          </w:tcPr>
+          <w:p>
+            <w:pPr>
+              <w:rPr>
+                <w:color w:val="1f2937"/>
+              </w:rPr>
+            </w:pPr>
+            <w:r>
+              <w:rPr>
+                <w:rFonts w:hint="eastAsia" w:ascii="Microsoft YaHei" w:hAnsi="Microsoft YaHei" w:eastAsia="Microsoft YaHei" w:cs="Microsoft YaHei"/>
+                <w:color w:val="1f2937"/>
+                <w:sz w:val="21"/>
+              </w:rPr>
+              <w:t>通过</w:t>
+            </w:r>
+          </w:p>
+        </w:tc>
+      </w:tr>
+      <w:tr>
+        <w:trPr/>
+        <w:tc>
+          <w:tcPr>
+            <w:tcW w:w="3322" w:type="dxa"/>
+            <w:tcBorders>
+              <w:top w:val="single" w:color="cbd5e1" w:sz="6"/>
+              <w:left w:val="single" w:color="cbd5e1" w:sz="6"/>
+              <w:bottom w:val="single" w:color="cbd5e1" w:sz="6"/>
+              <w:right w:val="single" w:color="cbd5e1" w:sz="6"/>
+            </w:tcBorders>
+            <w:shd w:val="clear" w:fill="f8fafc"/>
+            <w:tcMar>
+              <w:top w:w="120" w:type="dxa"/>
+              <w:left w:w="160" w:type="dxa"/>
+              <w:bottom w:w="120" w:type="dxa"/>
+              <w:right w:w="160" w:type="dxa"/>
+            </w:tcMar>
+            <w:vAlign w:val="center"/>
+          </w:tcPr>
+          <w:p>
+            <w:pPr>
+              <w:rPr>
+                <w:color w:val="1f2937"/>
+              </w:rPr>
+            </w:pPr>
+            <w:r>
+              <w:rPr>
+                <w:rFonts w:hint="eastAsia" w:ascii="Microsoft YaHei" w:hAnsi="Microsoft YaHei" w:eastAsia="Microsoft YaHei" w:cs="Microsoft YaHei"/>
+                <w:color w:val="1f2937"/>
+                <w:sz w:val="21"/>
+              </w:rPr>
+              <w:t>提取文字 / 页面渲染</w:t>
+            </w:r>
+          </w:p>
+        </w:tc>
+        <w:tc>
+          <w:tcPr>
+            <w:tcW w:w="4984" w:type="dxa"/>
+            <w:tcBorders>
+              <w:top w:val="single" w:color="cbd5e1" w:sz="6"/>
+              <w:left w:val="single" w:color="cbd5e1" w:sz="6"/>
+              <w:bottom w:val="single" w:color="cbd5e1" w:sz="6"/>
+              <w:right w:val="single" w:color="cbd5e1" w:sz="6"/>
+            </w:tcBorders>
+            <w:shd w:val="clear" w:fill="f8fafc"/>
+            <w:tcMar>
+              <w:top w:w="120" w:type="dxa"/>
+              <w:left w:w="160" w:type="dxa"/>
+              <w:bottom w:w="120" w:type="dxa"/>
+              <w:right w:w="160" w:type="dxa"/>
+            </w:tcMar>
+            <w:vAlign w:val="center"/>
+          </w:tcPr>
+          <w:p>
+            <w:pPr>
+              <w:rPr>
+                <w:color w:val="1f2937"/>
+              </w:rPr>
+            </w:pPr>
+            <w:r>
+              <w:rPr>
+                <w:rFonts w:hint="eastAsia" w:ascii="Microsoft YaHei" w:hAnsi="Microsoft YaHei" w:eastAsia="Microsoft YaHei" w:cs="Microsoft YaHei"/>
+                <w:color w:val="1f2937"/>
+                <w:sz w:val="21"/>
+              </w:rPr>
+              <w:t>通过</w:t>
+            </w:r>
+          </w:p>
+        </w:tc>
+      </w:tr>
+    </w:tbl>
+    <w:p>
+      <w:pPr>
+        <w:spacing w:line="240"/>
+      </w:pPr>
+      <w:r>
+        <w:rPr>
+          <w:sz w:val="4"/>
+        </w:rPr>
+        <w:t xml:space="preserve"> </w:t>
       </w:r>
     </w:p>
     <w:tbl>
@@ -5928,2315 +9369,6 @@
           <w:tcPr>
             <w:tcW w:w="8306" w:type="dxa"/>
             <w:tcBorders>
-              <w:top w:val="none" w:sz="8"/>
-              <w:left w:val="single" w:color="2563eb" w:sz="24"/>
-              <w:bottom w:val="none" w:sz="8"/>
-              <w:right w:val="none" w:sz="8"/>
-            </w:tcBorders>
-            <w:shd w:val="clear" w:fill="f1f5f9"/>
-            <w:vAlign w:val="center"/>
-          </w:tcPr>
-          <w:p>
-            <w:pPr>
-              <w:rPr>
-                <w:color w:val="1f2937"/>
-              </w:rPr>
-            </w:pPr>
-            <w:r>
-              <w:rPr>
-                <w:rFonts w:hint="eastAsia" w:ascii="Microsoft YaHei" w:hAnsi="Microsoft YaHei" w:eastAsia="Microsoft YaHei" w:cs="Microsoft YaHei"/>
-                <w:b w:val="1"/>
-                <w:color w:val="1d4ed8"/>
-                <w:sz w:val="22"/>
-              </w:rPr>
-              <w:t>第 1 步</w:t>
-            </w:r>
-            <w:r>
-              <w:rPr>
-                <w:rFonts w:hint="eastAsia" w:ascii="Microsoft YaHei" w:hAnsi="Microsoft YaHei" w:eastAsia="Microsoft YaHei" w:cs="Microsoft YaHei"/>
-                <w:color w:val="1f2937"/>
-                <w:sz w:val="22"/>
-              </w:rPr>
-              <w:t>　选中要提取文字的 PDF。</w:t>
-            </w:r>
-          </w:p>
-        </w:tc>
-      </w:tr>
-    </w:tbl>
-    <w:p>
-      <w:pPr>
-        <w:spacing w:line="240"/>
-      </w:pPr>
-      <w:r>
-        <w:rPr>
-          <w:sz w:val="4"/>
-        </w:rPr>
-        <w:t xml:space="preserve"> </w:t>
-      </w:r>
-    </w:p>
-    <w:tbl>
-      <w:tblPr>
-        <w:tblW w:w="0" w:type="auto"/>
-        <w:tblBorders>
-          <w:top w:val="none" w:sz="8"/>
-          <w:left w:val="none" w:sz="8"/>
-          <w:bottom w:val="none" w:sz="8"/>
-          <w:right w:val="none" w:sz="8"/>
-        </w:tblBorders>
-        <w:tblLayout w:type="autofit"/>
-        <w:tblCellMar>
-          <w:top w:w="15" w:type="dxa"/>
-          <w:left w:w="15" w:type="dxa"/>
-          <w:bottom w:w="15" w:type="dxa"/>
-          <w:right w:w="15" w:type="dxa"/>
-        </w:tblCellMar>
-      </w:tblPr>
-      <w:tblGrid>
-        <w:gridCol w:w="8306"/>
-      </w:tblGrid>
-      <w:tr>
-        <w:trPr/>
-        <w:tc>
-          <w:tcPr>
-            <w:tcW w:w="8306" w:type="dxa"/>
-            <w:tcBorders>
-              <w:top w:val="none" w:sz="8"/>
-              <w:left w:val="single" w:color="2563eb" w:sz="24"/>
-              <w:bottom w:val="none" w:sz="8"/>
-              <w:right w:val="none" w:sz="8"/>
-            </w:tcBorders>
-            <w:shd w:val="clear" w:fill="f1f5f9"/>
-            <w:vAlign w:val="center"/>
-          </w:tcPr>
-          <w:p>
-            <w:pPr>
-              <w:rPr>
-                <w:color w:val="1f2937"/>
-              </w:rPr>
-            </w:pPr>
-            <w:r>
-              <w:rPr>
-                <w:rFonts w:hint="eastAsia" w:ascii="Microsoft YaHei" w:hAnsi="Microsoft YaHei" w:eastAsia="Microsoft YaHei" w:cs="Microsoft YaHei"/>
-                <w:b w:val="1"/>
-                <w:color w:val="1d4ed8"/>
-                <w:sz w:val="22"/>
-              </w:rPr>
-              <w:t>第 2 步</w:t>
-            </w:r>
-            <w:r>
-              <w:rPr>
-                <w:rFonts w:hint="eastAsia" w:ascii="Microsoft YaHei" w:hAnsi="Microsoft YaHei" w:eastAsia="Microsoft YaHei" w:cs="Microsoft YaHei"/>
-                <w:color w:val="1f2937"/>
-                <w:sz w:val="22"/>
-              </w:rPr>
-              <w:t xml:space="preserve">　点击 </w:t>
-            </w:r>
-            <w:r>
-              <w:rPr>
-                <w:rFonts w:hint="eastAsia" w:ascii="Microsoft YaHei" w:hAnsi="Microsoft YaHei" w:eastAsia="Microsoft YaHei" w:cs="Microsoft YaHei"/>
-                <w:b w:val="1"/>
-                <w:color w:val="1d4ed8"/>
-                <w:sz w:val="22"/>
-              </w:rPr>
-              <w:t>提取文字</w:t>
-            </w:r>
-            <w:r>
-              <w:rPr>
-                <w:rFonts w:hint="eastAsia" w:ascii="Microsoft YaHei" w:hAnsi="Microsoft YaHei" w:eastAsia="Microsoft YaHei" w:cs="Microsoft YaHei"/>
-                <w:color w:val="1f2937"/>
-                <w:sz w:val="22"/>
-              </w:rPr>
-              <w:t xml:space="preserve"> 按钮。</w:t>
-            </w:r>
-          </w:p>
-        </w:tc>
-      </w:tr>
-    </w:tbl>
-    <w:p>
-      <w:pPr>
-        <w:spacing w:line="240"/>
-      </w:pPr>
-      <w:r>
-        <w:rPr>
-          <w:sz w:val="4"/>
-        </w:rPr>
-        <w:t xml:space="preserve"> </w:t>
-      </w:r>
-    </w:p>
-    <w:tbl>
-      <w:tblPr>
-        <w:tblW w:w="0" w:type="auto"/>
-        <w:tblBorders>
-          <w:top w:val="none" w:sz="8"/>
-          <w:left w:val="none" w:sz="8"/>
-          <w:bottom w:val="none" w:sz="8"/>
-          <w:right w:val="none" w:sz="8"/>
-        </w:tblBorders>
-        <w:tblLayout w:type="autofit"/>
-        <w:tblCellMar>
-          <w:top w:w="15" w:type="dxa"/>
-          <w:left w:w="15" w:type="dxa"/>
-          <w:bottom w:w="15" w:type="dxa"/>
-          <w:right w:w="15" w:type="dxa"/>
-        </w:tblCellMar>
-      </w:tblPr>
-      <w:tblGrid>
-        <w:gridCol w:w="8306"/>
-      </w:tblGrid>
-      <w:tr>
-        <w:trPr/>
-        <w:tc>
-          <w:tcPr>
-            <w:tcW w:w="8306" w:type="dxa"/>
-            <w:tcBorders>
-              <w:top w:val="none" w:sz="8"/>
-              <w:left w:val="single" w:color="2563eb" w:sz="24"/>
-              <w:bottom w:val="none" w:sz="8"/>
-              <w:right w:val="none" w:sz="8"/>
-            </w:tcBorders>
-            <w:shd w:val="clear" w:fill="f1f5f9"/>
-            <w:vAlign w:val="center"/>
-          </w:tcPr>
-          <w:p>
-            <w:pPr>
-              <w:rPr>
-                <w:color w:val="1f2937"/>
-              </w:rPr>
-            </w:pPr>
-            <w:r>
-              <w:rPr>
-                <w:rFonts w:hint="eastAsia" w:ascii="Microsoft YaHei" w:hAnsi="Microsoft YaHei" w:eastAsia="Microsoft YaHei" w:cs="Microsoft YaHei"/>
-                <w:b w:val="1"/>
-                <w:color w:val="1d4ed8"/>
-                <w:sz w:val="22"/>
-              </w:rPr>
-              <w:t>第 3 步</w:t>
-            </w:r>
-            <w:r>
-              <w:rPr>
-                <w:rFonts w:hint="eastAsia" w:ascii="Microsoft YaHei" w:hAnsi="Microsoft YaHei" w:eastAsia="Microsoft YaHei" w:cs="Microsoft YaHei"/>
-                <w:color w:val="1f2937"/>
-                <w:sz w:val="22"/>
-              </w:rPr>
-              <w:t>　程序弹出"提取的文字"窗口，展示全文内容，可框选复制。</w:t>
-            </w:r>
-          </w:p>
-        </w:tc>
-      </w:tr>
-    </w:tbl>
-    <w:p>
-      <w:pPr>
-        <w:spacing w:line="240"/>
-      </w:pPr>
-      <w:r>
-        <w:rPr>
-          <w:sz w:val="4"/>
-        </w:rPr>
-        <w:t xml:space="preserve"> </w:t>
-      </w:r>
-    </w:p>
-    <w:tbl>
-      <w:tblPr>
-        <w:tblW w:w="0" w:type="auto"/>
-        <w:tblBorders>
-          <w:top w:val="none" w:sz="8"/>
-          <w:left w:val="none" w:sz="8"/>
-          <w:bottom w:val="none" w:sz="8"/>
-          <w:right w:val="none" w:sz="8"/>
-        </w:tblBorders>
-        <w:tblLayout w:type="autofit"/>
-        <w:tblCellMar>
-          <w:top w:w="15" w:type="dxa"/>
-          <w:left w:w="15" w:type="dxa"/>
-          <w:bottom w:w="15" w:type="dxa"/>
-          <w:right w:w="15" w:type="dxa"/>
-        </w:tblCellMar>
-      </w:tblPr>
-      <w:tblGrid>
-        <w:gridCol w:w="8306"/>
-      </w:tblGrid>
-      <w:tr>
-        <w:trPr/>
-        <w:tc>
-          <w:tcPr>
-            <w:tcW w:w="8306" w:type="dxa"/>
-            <w:tcBorders>
-              <w:top w:val="none" w:sz="8"/>
-              <w:left w:val="single" w:color="2563eb" w:sz="24"/>
-              <w:bottom w:val="none" w:sz="8"/>
-              <w:right w:val="none" w:sz="8"/>
-            </w:tcBorders>
-            <w:shd w:val="clear" w:fill="f1f5f9"/>
-            <w:vAlign w:val="center"/>
-          </w:tcPr>
-          <w:p>
-            <w:pPr>
-              <w:rPr>
-                <w:color w:val="1f2937"/>
-              </w:rPr>
-            </w:pPr>
-            <w:r>
-              <w:rPr>
-                <w:rFonts w:hint="eastAsia" w:ascii="Microsoft YaHei" w:hAnsi="Microsoft YaHei" w:eastAsia="Microsoft YaHei" w:cs="Microsoft YaHei"/>
-                <w:b w:val="1"/>
-                <w:color w:val="1d4ed8"/>
-                <w:sz w:val="22"/>
-              </w:rPr>
-              <w:t>第 4 步</w:t>
-            </w:r>
-            <w:r>
-              <w:rPr>
-                <w:rFonts w:hint="eastAsia" w:ascii="Microsoft YaHei" w:hAnsi="Microsoft YaHei" w:eastAsia="Microsoft YaHei" w:cs="Microsoft YaHei"/>
-                <w:color w:val="1f2937"/>
-                <w:sz w:val="22"/>
-              </w:rPr>
-              <w:t>　日志区提示提取完成及文字长度。</w:t>
-            </w:r>
-          </w:p>
-        </w:tc>
-      </w:tr>
-    </w:tbl>
-    <w:p>
-      <w:pPr>
-        <w:spacing w:before="200" w:after="200" w:line="420"/>
-        <w:ind w:left="200" w:right="200"/>
-        <w:jc w:val="center"/>
-        <w:rPr>
-          <w:color w:val="1f2937"/>
-        </w:rPr>
-      </w:pPr>
-      <w:r>
-        <w:drawing>
-          <wp:inline>
-            <wp:extent cx="5274310" cy="3970465"/>
-            <wp:docPr id="29" name=""/>
-            <wp:cNvGraphicFramePr>
-              <a:graphicFrameLocks noChangeAspect="1"/>
-            </wp:cNvGraphicFramePr>
-            <a:graphic>
-              <a:graphicData uri="http://schemas.openxmlformats.org/drawingml/2006/picture">
-                <pic:pic>
-                  <pic:nvPicPr>
-                    <pic:cNvPr id="30" name=""/>
-                    <pic:cNvPicPr/>
-                  </pic:nvPicPr>
-                  <pic:blipFill>
-                    <a:blip r:embed="rId13"/>
-                    <a:stretch>
-                      <a:fillRect/>
-                    </a:stretch>
-                  </pic:blipFill>
-                  <pic:spPr>
-                    <a:xfrm>
-                      <a:off x="0" y="0"/>
-                      <a:ext cx="5274310" cy="3970465"/>
-                    </a:xfrm>
-                    <a:prstGeom prst="rect">
-                      <a:avLst/>
-                    </a:prstGeom>
-                  </pic:spPr>
-                </pic:pic>
-              </a:graphicData>
-            </a:graphic>
-          </wp:inline>
-        </w:drawing>
-      </w:r>
-    </w:p>
-    <w:p>
-      <w:pPr>
-        <w:spacing w:before="60" w:after="100" w:line="420"/>
-        <w:ind w:left="100" w:right="100"/>
-        <w:jc w:val="center"/>
-        <w:rPr>
-          <w:color w:val="64748b"/>
-        </w:rPr>
-      </w:pPr>
-      <w:r>
-        <w:rPr>
-          <w:rFonts w:hint="eastAsia" w:ascii="Microsoft YaHei" w:hAnsi="Microsoft YaHei" w:eastAsia="Microsoft YaHei" w:cs="Microsoft YaHei"/>
-          <w:color w:val="64748b"/>
-          <w:sz w:val="19"/>
-        </w:rPr>
-        <w:t>图 10　"提取的文字"结果窗口</w:t>
-      </w:r>
-    </w:p>
-    <w:tbl>
-      <w:tblPr>
-        <w:tblW w:w="0" w:type="auto"/>
-        <w:tblBorders>
-          <w:top w:val="none" w:sz="8"/>
-          <w:left w:val="none" w:sz="8"/>
-          <w:bottom w:val="none" w:sz="8"/>
-          <w:right w:val="none" w:sz="8"/>
-        </w:tblBorders>
-        <w:tblLayout w:type="autofit"/>
-        <w:tblCellMar>
-          <w:top w:w="15" w:type="dxa"/>
-          <w:left w:w="15" w:type="dxa"/>
-          <w:bottom w:w="15" w:type="dxa"/>
-          <w:right w:w="15" w:type="dxa"/>
-        </w:tblCellMar>
-      </w:tblPr>
-      <w:tblGrid>
-        <w:gridCol w:w="8306"/>
-      </w:tblGrid>
-      <w:tr>
-        <w:trPr/>
-        <w:tc>
-          <w:tcPr>
-            <w:tcW w:w="8306" w:type="dxa"/>
-            <w:tcBorders>
-              <w:top w:val="single" w:color="fcd34d" w:sz="6"/>
-              <w:left w:val="single" w:color="fcd34d" w:sz="6"/>
-              <w:bottom w:val="single" w:color="fcd34d" w:sz="6"/>
-              <w:right w:val="single" w:color="fcd34d" w:sz="6"/>
-            </w:tcBorders>
-            <w:shd w:val="clear" w:fill="fef3c7"/>
-            <w:vAlign w:val="center"/>
-          </w:tcPr>
-          <w:p>
-            <w:pPr>
-              <w:rPr>
-                <w:color w:val="1f2937"/>
-              </w:rPr>
-            </w:pPr>
-            <w:r>
-              <w:rPr>
-                <w:rFonts w:hint="eastAsia" w:ascii="Microsoft YaHei" w:hAnsi="Microsoft YaHei" w:eastAsia="Microsoft YaHei" w:cs="Microsoft YaHei"/>
-                <w:b w:val="1"/>
-                <w:color w:val="1f2937"/>
-                <w:sz w:val="22"/>
-              </w:rPr>
-              <w:t>注意：</w:t>
-            </w:r>
-            <w:r>
-              <w:rPr>
-                <w:rFonts w:hint="eastAsia" w:ascii="Microsoft YaHei" w:hAnsi="Microsoft YaHei" w:eastAsia="Microsoft YaHei" w:cs="Microsoft YaHei"/>
-                <w:color w:val="1f2937"/>
-                <w:sz w:val="22"/>
-              </w:rPr>
-              <w:t>提取文字依赖 PDF 内置的文本层。若文件是</w:t>
-            </w:r>
-            <w:r>
-              <w:rPr>
-                <w:rFonts w:hint="eastAsia" w:ascii="Microsoft YaHei" w:hAnsi="Microsoft YaHei" w:eastAsia="Microsoft YaHei" w:cs="Microsoft YaHei"/>
-                <w:b w:val="1"/>
-                <w:color w:val="1f2937"/>
-                <w:sz w:val="22"/>
-              </w:rPr>
-              <w:t>纯图片扫描件</w:t>
-            </w:r>
-            <w:r>
-              <w:rPr>
-                <w:rFonts w:hint="eastAsia" w:ascii="Microsoft YaHei" w:hAnsi="Microsoft YaHei" w:eastAsia="Microsoft YaHei" w:cs="Microsoft YaHei"/>
-                <w:color w:val="1f2937"/>
-                <w:sz w:val="22"/>
-              </w:rPr>
-              <w:t>（未做 OCR），将无法提取出文字，这属于正常现象。</w:t>
-            </w:r>
-          </w:p>
-        </w:tc>
-      </w:tr>
-    </w:tbl>
-    <w:p>
-      <w:pPr>
-        <w:pStyle w:val="000003"/>
-        <w:keepNext w:val="1"/>
-        <w:keepLines w:val="1"/>
-        <w:pBdr>
-          <w:left w:val="single" w:color="2563eb" w:sz="30" w:space="7"/>
-        </w:pBdr>
-        <w:spacing w:before="400" w:beforeAutospacing="1" w:after="160" w:afterAutospacing="1" w:line="420"/>
-        <w:outlineLvl w:val="1"/>
-        <w:rPr>
-          <w:color w:val="1d4ed8"/>
-          <w:sz w:val="32"/>
-          <w:szCs w:val="32"/>
-        </w:rPr>
-      </w:pPr>
-      <w:r>
-        <w:rPr>
-          <w:rFonts w:hint="eastAsia" w:ascii="Microsoft YaHei" w:hAnsi="Microsoft YaHei" w:eastAsia="Microsoft YaHei" w:cs="Microsoft YaHei"/>
-          <w:b w:val="1"/>
-          <w:color w:val="1d4ed8"/>
-          <w:sz w:val="30"/>
-        </w:rPr>
-        <w:t>十二、常见问题（FAQ）</w:t>
-      </w:r>
-    </w:p>
-    <w:tbl>
-      <w:tblPr>
-        <w:tblW w:w="8306" w:type="dxa"/>
-        <w:shd w:color="1f2937"/>
-        <w:tblLayout w:type="autofit"/>
-        <w:tblCellMar>
-          <w:top w:w="15" w:type="dxa"/>
-          <w:left w:w="15" w:type="dxa"/>
-          <w:bottom w:w="15" w:type="dxa"/>
-          <w:right w:w="15" w:type="dxa"/>
-        </w:tblCellMar>
-      </w:tblPr>
-      <w:tblGrid>
-        <w:gridCol w:w="3156"/>
-        <w:gridCol w:w="5150"/>
-      </w:tblGrid>
-      <w:tr>
-        <w:trPr>
-          <w:tblHeader w:val="1"/>
-        </w:trPr>
-        <w:tc>
-          <w:tcPr>
-            <w:tcW w:w="3156" w:type="dxa"/>
-            <w:tcBorders>
-              <w:top w:val="single" w:color="cbd5e1" w:sz="6"/>
-              <w:left w:val="single" w:color="cbd5e1" w:sz="6"/>
-              <w:bottom w:val="single" w:color="cbd5e1" w:sz="6"/>
-              <w:right w:val="single" w:color="cbd5e1" w:sz="6"/>
-            </w:tcBorders>
-            <w:shd w:val="clear" w:fill="2563eb"/>
-            <w:tcMar>
-              <w:top w:w="120" w:type="dxa"/>
-              <w:left w:w="160" w:type="dxa"/>
-              <w:bottom w:w="120" w:type="dxa"/>
-              <w:right w:w="160" w:type="dxa"/>
-            </w:tcMar>
-            <w:vAlign w:val="center"/>
-          </w:tcPr>
-          <w:p>
-            <w:pPr>
-              <w:jc w:val="left"/>
-              <w:rPr>
-                <w:b w:val="1"/>
-                <w:bCs w:val="1"/>
-                <w:color w:val="ffffff"/>
-              </w:rPr>
-            </w:pPr>
-            <w:r>
-              <w:rPr>
-                <w:rFonts w:hint="eastAsia" w:ascii="Microsoft YaHei" w:hAnsi="Microsoft YaHei" w:eastAsia="Microsoft YaHei" w:cs="Microsoft YaHei"/>
-                <w:b w:val="1"/>
-                <w:color w:val="ffffff"/>
-                <w:sz w:val="21"/>
-              </w:rPr>
-              <w:t>问题</w:t>
-            </w:r>
-          </w:p>
-        </w:tc>
-        <w:tc>
-          <w:tcPr>
-            <w:tcW w:w="5150" w:type="dxa"/>
-            <w:tcBorders>
-              <w:top w:val="single" w:color="cbd5e1" w:sz="6"/>
-              <w:left w:val="single" w:color="cbd5e1" w:sz="6"/>
-              <w:bottom w:val="single" w:color="cbd5e1" w:sz="6"/>
-              <w:right w:val="single" w:color="cbd5e1" w:sz="6"/>
-            </w:tcBorders>
-            <w:shd w:val="clear" w:fill="2563eb"/>
-            <w:tcMar>
-              <w:top w:w="120" w:type="dxa"/>
-              <w:left w:w="160" w:type="dxa"/>
-              <w:bottom w:w="120" w:type="dxa"/>
-              <w:right w:w="160" w:type="dxa"/>
-            </w:tcMar>
-            <w:vAlign w:val="center"/>
-          </w:tcPr>
-          <w:p>
-            <w:pPr>
-              <w:jc w:val="left"/>
-              <w:rPr>
-                <w:b w:val="1"/>
-                <w:bCs w:val="1"/>
-                <w:color w:val="ffffff"/>
-              </w:rPr>
-            </w:pPr>
-            <w:r>
-              <w:rPr>
-                <w:rFonts w:hint="eastAsia" w:ascii="Microsoft YaHei" w:hAnsi="Microsoft YaHei" w:eastAsia="Microsoft YaHei" w:cs="Microsoft YaHei"/>
-                <w:b w:val="1"/>
-                <w:color w:val="ffffff"/>
-                <w:sz w:val="21"/>
-              </w:rPr>
-              <w:t>解决办法</w:t>
-            </w:r>
-          </w:p>
-        </w:tc>
-      </w:tr>
-      <w:tr>
-        <w:trPr/>
-        <w:tc>
-          <w:tcPr>
-            <w:tcW w:w="3156" w:type="dxa"/>
-            <w:tcBorders>
-              <w:top w:val="single" w:color="cbd5e1" w:sz="6"/>
-              <w:left w:val="single" w:color="cbd5e1" w:sz="6"/>
-              <w:bottom w:val="single" w:color="cbd5e1" w:sz="6"/>
-              <w:right w:val="single" w:color="cbd5e1" w:sz="6"/>
-            </w:tcBorders>
-            <w:shd w:val="clear" w:fill="f8fafc"/>
-            <w:tcMar>
-              <w:top w:w="120" w:type="dxa"/>
-              <w:left w:w="160" w:type="dxa"/>
-              <w:bottom w:w="120" w:type="dxa"/>
-              <w:right w:w="160" w:type="dxa"/>
-            </w:tcMar>
-            <w:vAlign w:val="center"/>
-          </w:tcPr>
-          <w:p>
-            <w:pPr>
-              <w:rPr>
-                <w:color w:val="1f2937"/>
-              </w:rPr>
-            </w:pPr>
-            <w:r>
-              <w:rPr>
-                <w:rFonts w:hint="eastAsia" w:ascii="Microsoft YaHei" w:hAnsi="Microsoft YaHei" w:eastAsia="Microsoft YaHei" w:cs="Microsoft YaHei"/>
-                <w:color w:val="1f2937"/>
-                <w:sz w:val="21"/>
-              </w:rPr>
-              <w:t>双击 exe 没有反应</w:t>
-            </w:r>
-          </w:p>
-        </w:tc>
-        <w:tc>
-          <w:tcPr>
-            <w:tcW w:w="5150" w:type="dxa"/>
-            <w:tcBorders>
-              <w:top w:val="single" w:color="cbd5e1" w:sz="6"/>
-              <w:left w:val="single" w:color="cbd5e1" w:sz="6"/>
-              <w:bottom w:val="single" w:color="cbd5e1" w:sz="6"/>
-              <w:right w:val="single" w:color="cbd5e1" w:sz="6"/>
-            </w:tcBorders>
-            <w:shd w:val="clear" w:fill="f8fafc"/>
-            <w:tcMar>
-              <w:top w:w="120" w:type="dxa"/>
-              <w:left w:w="160" w:type="dxa"/>
-              <w:bottom w:w="120" w:type="dxa"/>
-              <w:right w:w="160" w:type="dxa"/>
-            </w:tcMar>
-            <w:vAlign w:val="center"/>
-          </w:tcPr>
-          <w:p>
-            <w:pPr>
-              <w:rPr>
-                <w:color w:val="1f2937"/>
-              </w:rPr>
-            </w:pPr>
-            <w:r>
-              <w:rPr>
-                <w:rFonts w:hint="eastAsia" w:ascii="Microsoft YaHei" w:hAnsi="Microsoft YaHei" w:eastAsia="Microsoft YaHei" w:cs="Microsoft YaHei"/>
-                <w:color w:val="1f2937"/>
-                <w:sz w:val="21"/>
-              </w:rPr>
-              <w:t>确认系统为 Win10 及以上 64 位；将文件解压后再运行，不要在压缩包内直接双击。</w:t>
-            </w:r>
-          </w:p>
-        </w:tc>
-      </w:tr>
-      <w:tr>
-        <w:trPr/>
-        <w:tc>
-          <w:tcPr>
-            <w:tcW w:w="3156" w:type="dxa"/>
-            <w:tcBorders>
-              <w:top w:val="single" w:color="cbd5e1" w:sz="6"/>
-              <w:left w:val="single" w:color="cbd5e1" w:sz="6"/>
-              <w:bottom w:val="single" w:color="cbd5e1" w:sz="6"/>
-              <w:right w:val="single" w:color="cbd5e1" w:sz="6"/>
-            </w:tcBorders>
-            <w:tcMar>
-              <w:top w:w="120" w:type="dxa"/>
-              <w:left w:w="160" w:type="dxa"/>
-              <w:bottom w:w="120" w:type="dxa"/>
-              <w:right w:w="160" w:type="dxa"/>
-            </w:tcMar>
-            <w:vAlign w:val="center"/>
-          </w:tcPr>
-          <w:p>
-            <w:pPr>
-              <w:rPr>
-                <w:color w:val="1f2937"/>
-              </w:rPr>
-            </w:pPr>
-            <w:r>
-              <w:rPr>
-                <w:rFonts w:hint="eastAsia" w:ascii="Microsoft YaHei" w:hAnsi="Microsoft YaHei" w:eastAsia="Microsoft YaHei" w:cs="Microsoft YaHei"/>
-                <w:color w:val="1f2937"/>
-                <w:sz w:val="21"/>
-              </w:rPr>
-              <w:t>提示"请先添加 PDF 文件"</w:t>
-            </w:r>
-          </w:p>
-        </w:tc>
-        <w:tc>
-          <w:tcPr>
-            <w:tcW w:w="5150" w:type="dxa"/>
-            <w:tcBorders>
-              <w:top w:val="single" w:color="cbd5e1" w:sz="6"/>
-              <w:left w:val="single" w:color="cbd5e1" w:sz="6"/>
-              <w:bottom w:val="single" w:color="cbd5e1" w:sz="6"/>
-              <w:right w:val="single" w:color="cbd5e1" w:sz="6"/>
-            </w:tcBorders>
-            <w:tcMar>
-              <w:top w:w="120" w:type="dxa"/>
-              <w:left w:w="160" w:type="dxa"/>
-              <w:bottom w:w="120" w:type="dxa"/>
-              <w:right w:w="160" w:type="dxa"/>
-            </w:tcMar>
-            <w:vAlign w:val="center"/>
-          </w:tcPr>
-          <w:p>
-            <w:pPr>
-              <w:rPr>
-                <w:color w:val="1f2937"/>
-              </w:rPr>
-            </w:pPr>
-            <w:r>
-              <w:rPr>
-                <w:rFonts w:hint="eastAsia" w:ascii="Microsoft YaHei" w:hAnsi="Microsoft YaHei" w:eastAsia="Microsoft YaHei" w:cs="Microsoft YaHei"/>
-                <w:color w:val="1f2937"/>
-                <w:sz w:val="21"/>
-              </w:rPr>
-              <w:t>需先点击"添加文件"并选中列表项，再执行对应功能。</w:t>
-            </w:r>
-          </w:p>
-        </w:tc>
-      </w:tr>
-      <w:tr>
-        <w:trPr/>
-        <w:tc>
-          <w:tcPr>
-            <w:tcW w:w="3156" w:type="dxa"/>
-            <w:tcBorders>
-              <w:top w:val="single" w:color="cbd5e1" w:sz="6"/>
-              <w:left w:val="single" w:color="cbd5e1" w:sz="6"/>
-              <w:bottom w:val="single" w:color="cbd5e1" w:sz="6"/>
-              <w:right w:val="single" w:color="cbd5e1" w:sz="6"/>
-            </w:tcBorders>
-            <w:shd w:val="clear" w:fill="f8fafc"/>
-            <w:tcMar>
-              <w:top w:w="120" w:type="dxa"/>
-              <w:left w:w="160" w:type="dxa"/>
-              <w:bottom w:w="120" w:type="dxa"/>
-              <w:right w:w="160" w:type="dxa"/>
-            </w:tcMar>
-            <w:vAlign w:val="center"/>
-          </w:tcPr>
-          <w:p>
-            <w:pPr>
-              <w:rPr>
-                <w:color w:val="1f2937"/>
-              </w:rPr>
-            </w:pPr>
-            <w:r>
-              <w:rPr>
-                <w:rFonts w:hint="eastAsia" w:ascii="Microsoft YaHei" w:hAnsi="Microsoft YaHei" w:eastAsia="Microsoft YaHei" w:cs="Microsoft YaHei"/>
-                <w:color w:val="1f2937"/>
-                <w:sz w:val="21"/>
-              </w:rPr>
-              <w:t>中文水印显示为方块/乱码</w:t>
-            </w:r>
-          </w:p>
-        </w:tc>
-        <w:tc>
-          <w:tcPr>
-            <w:tcW w:w="5150" w:type="dxa"/>
-            <w:tcBorders>
-              <w:top w:val="single" w:color="cbd5e1" w:sz="6"/>
-              <w:left w:val="single" w:color="cbd5e1" w:sz="6"/>
-              <w:bottom w:val="single" w:color="cbd5e1" w:sz="6"/>
-              <w:right w:val="single" w:color="cbd5e1" w:sz="6"/>
-            </w:tcBorders>
-            <w:shd w:val="clear" w:fill="f8fafc"/>
-            <w:tcMar>
-              <w:top w:w="120" w:type="dxa"/>
-              <w:left w:w="160" w:type="dxa"/>
-              <w:bottom w:w="120" w:type="dxa"/>
-              <w:right w:w="160" w:type="dxa"/>
-            </w:tcMar>
-            <w:vAlign w:val="center"/>
-          </w:tcPr>
-          <w:p>
-            <w:pPr>
-              <w:rPr>
-                <w:color w:val="1f2937"/>
-              </w:rPr>
-            </w:pPr>
-            <w:r>
-              <w:rPr>
-                <w:rFonts w:hint="eastAsia" w:ascii="Microsoft YaHei" w:hAnsi="Microsoft YaHei" w:eastAsia="Microsoft YaHei" w:cs="Microsoft YaHei"/>
-                <w:color w:val="1f2937"/>
-                <w:sz w:val="21"/>
-              </w:rPr>
-              <w:t>确保系统已安装中文字体（微软雅黑/黑体）。v0.1.0 起已内置中文字体回退，正常情况下不会乱码。</w:t>
-            </w:r>
-          </w:p>
-        </w:tc>
-      </w:tr>
-      <w:tr>
-        <w:trPr/>
-        <w:tc>
-          <w:tcPr>
-            <w:tcW w:w="3156" w:type="dxa"/>
-            <w:tcBorders>
-              <w:top w:val="single" w:color="cbd5e1" w:sz="6"/>
-              <w:left w:val="single" w:color="cbd5e1" w:sz="6"/>
-              <w:bottom w:val="single" w:color="cbd5e1" w:sz="6"/>
-              <w:right w:val="single" w:color="cbd5e1" w:sz="6"/>
-            </w:tcBorders>
-            <w:tcMar>
-              <w:top w:w="120" w:type="dxa"/>
-              <w:left w:w="160" w:type="dxa"/>
-              <w:bottom w:w="120" w:type="dxa"/>
-              <w:right w:w="160" w:type="dxa"/>
-            </w:tcMar>
-            <w:vAlign w:val="center"/>
-          </w:tcPr>
-          <w:p>
-            <w:pPr>
-              <w:rPr>
-                <w:color w:val="1f2937"/>
-              </w:rPr>
-            </w:pPr>
-            <w:r>
-              <w:rPr>
-                <w:rFonts w:hint="eastAsia" w:ascii="Microsoft YaHei" w:hAnsi="Microsoft YaHei" w:eastAsia="Microsoft YaHei" w:cs="Microsoft YaHei"/>
-                <w:color w:val="1f2937"/>
-                <w:sz w:val="21"/>
-              </w:rPr>
-              <w:t>拆分提示"无效页码范围"</w:t>
-            </w:r>
-          </w:p>
-        </w:tc>
-        <w:tc>
-          <w:tcPr>
-            <w:tcW w:w="5150" w:type="dxa"/>
-            <w:tcBorders>
-              <w:top w:val="single" w:color="cbd5e1" w:sz="6"/>
-              <w:left w:val="single" w:color="cbd5e1" w:sz="6"/>
-              <w:bottom w:val="single" w:color="cbd5e1" w:sz="6"/>
-              <w:right w:val="single" w:color="cbd5e1" w:sz="6"/>
-            </w:tcBorders>
-            <w:tcMar>
-              <w:top w:w="120" w:type="dxa"/>
-              <w:left w:w="160" w:type="dxa"/>
-              <w:bottom w:w="120" w:type="dxa"/>
-              <w:right w:w="160" w:type="dxa"/>
-            </w:tcMar>
-            <w:vAlign w:val="center"/>
-          </w:tcPr>
-          <w:p>
-            <w:pPr>
-              <w:rPr>
-                <w:color w:val="1f2937"/>
-              </w:rPr>
-            </w:pPr>
-            <w:r>
-              <w:rPr>
-                <w:rFonts w:hint="eastAsia" w:ascii="Microsoft YaHei" w:hAnsi="Microsoft YaHei" w:eastAsia="Microsoft YaHei" w:cs="Microsoft YaHei"/>
-                <w:color w:val="1f2937"/>
-                <w:sz w:val="21"/>
-              </w:rPr>
-              <w:t xml:space="preserve">检查输入格式（如 </w:t>
-            </w:r>
-            <w:r>
-              <w:rPr>
-                <w:rFonts w:ascii="Consolas" w:hAnsi="Consolas" w:eastAsia="Consolas" w:cs="Consolas"/>
-                <w:color w:val="be123c"/>
-                <w:sz w:val="20"/>
-                <w:shd w:val="clear" w:fill="f1f5f9"/>
-              </w:rPr>
-              <w:t>1-3,4-6</w:t>
-            </w:r>
-            <w:r>
-              <w:rPr>
-                <w:rFonts w:hint="eastAsia" w:ascii="Microsoft YaHei" w:hAnsi="Microsoft YaHei" w:eastAsia="Microsoft YaHei" w:cs="Microsoft YaHei"/>
-                <w:color w:val="1f2937"/>
-                <w:sz w:val="21"/>
-              </w:rPr>
-              <w:t>）及页码是否超出原文件总页数。</w:t>
-            </w:r>
-          </w:p>
-        </w:tc>
-      </w:tr>
-      <w:tr>
-        <w:trPr/>
-        <w:tc>
-          <w:tcPr>
-            <w:tcW w:w="3156" w:type="dxa"/>
-            <w:tcBorders>
-              <w:top w:val="single" w:color="cbd5e1" w:sz="6"/>
-              <w:left w:val="single" w:color="cbd5e1" w:sz="6"/>
-              <w:bottom w:val="single" w:color="cbd5e1" w:sz="6"/>
-              <w:right w:val="single" w:color="cbd5e1" w:sz="6"/>
-            </w:tcBorders>
-            <w:shd w:val="clear" w:fill="f8fafc"/>
-            <w:tcMar>
-              <w:top w:w="120" w:type="dxa"/>
-              <w:left w:w="160" w:type="dxa"/>
-              <w:bottom w:w="120" w:type="dxa"/>
-              <w:right w:w="160" w:type="dxa"/>
-            </w:tcMar>
-            <w:vAlign w:val="center"/>
-          </w:tcPr>
-          <w:p>
-            <w:pPr>
-              <w:rPr>
-                <w:color w:val="1f2937"/>
-              </w:rPr>
-            </w:pPr>
-            <w:r>
-              <w:rPr>
-                <w:rFonts w:hint="eastAsia" w:ascii="Microsoft YaHei" w:hAnsi="Microsoft YaHei" w:eastAsia="Microsoft YaHei" w:cs="Microsoft YaHei"/>
-                <w:color w:val="1f2937"/>
-                <w:sz w:val="21"/>
-              </w:rPr>
-              <w:t>重排提示"order 必须是排列"</w:t>
-            </w:r>
-          </w:p>
-        </w:tc>
-        <w:tc>
-          <w:tcPr>
-            <w:tcW w:w="5150" w:type="dxa"/>
-            <w:tcBorders>
-              <w:top w:val="single" w:color="cbd5e1" w:sz="6"/>
-              <w:left w:val="single" w:color="cbd5e1" w:sz="6"/>
-              <w:bottom w:val="single" w:color="cbd5e1" w:sz="6"/>
-              <w:right w:val="single" w:color="cbd5e1" w:sz="6"/>
-            </w:tcBorders>
-            <w:shd w:val="clear" w:fill="f8fafc"/>
-            <w:tcMar>
-              <w:top w:w="120" w:type="dxa"/>
-              <w:left w:w="160" w:type="dxa"/>
-              <w:bottom w:w="120" w:type="dxa"/>
-              <w:right w:w="160" w:type="dxa"/>
-            </w:tcMar>
-            <w:vAlign w:val="center"/>
-          </w:tcPr>
-          <w:p>
-            <w:pPr>
-              <w:rPr>
-                <w:color w:val="1f2937"/>
-              </w:rPr>
-            </w:pPr>
-            <w:r>
-              <w:rPr>
-                <w:rFonts w:hint="eastAsia" w:ascii="Microsoft YaHei" w:hAnsi="Microsoft YaHei" w:eastAsia="Microsoft YaHei" w:cs="Microsoft YaHei"/>
-                <w:color w:val="1f2937"/>
-                <w:sz w:val="21"/>
-              </w:rPr>
-              <w:t>输入数字须为 1…总页数的完整排列，不重复、不遗漏。</w:t>
-            </w:r>
-          </w:p>
-        </w:tc>
-      </w:tr>
-      <w:tr>
-        <w:trPr/>
-        <w:tc>
-          <w:tcPr>
-            <w:tcW w:w="3156" w:type="dxa"/>
-            <w:tcBorders>
-              <w:top w:val="single" w:color="cbd5e1" w:sz="6"/>
-              <w:left w:val="single" w:color="cbd5e1" w:sz="6"/>
-              <w:bottom w:val="single" w:color="cbd5e1" w:sz="6"/>
-              <w:right w:val="single" w:color="cbd5e1" w:sz="6"/>
-            </w:tcBorders>
-            <w:tcMar>
-              <w:top w:w="120" w:type="dxa"/>
-              <w:left w:w="160" w:type="dxa"/>
-              <w:bottom w:w="120" w:type="dxa"/>
-              <w:right w:w="160" w:type="dxa"/>
-            </w:tcMar>
-            <w:vAlign w:val="center"/>
-          </w:tcPr>
-          <w:p>
-            <w:pPr>
-              <w:rPr>
-                <w:color w:val="1f2937"/>
-              </w:rPr>
-            </w:pPr>
-            <w:r>
-              <w:rPr>
-                <w:rFonts w:hint="eastAsia" w:ascii="Microsoft YaHei" w:hAnsi="Microsoft YaHei" w:eastAsia="Microsoft YaHei" w:cs="Microsoft YaHei"/>
-                <w:color w:val="1f2937"/>
-                <w:sz w:val="21"/>
-              </w:rPr>
-              <w:t>处理大文件较慢</w:t>
-            </w:r>
-          </w:p>
-        </w:tc>
-        <w:tc>
-          <w:tcPr>
-            <w:tcW w:w="5150" w:type="dxa"/>
-            <w:tcBorders>
-              <w:top w:val="single" w:color="cbd5e1" w:sz="6"/>
-              <w:left w:val="single" w:color="cbd5e1" w:sz="6"/>
-              <w:bottom w:val="single" w:color="cbd5e1" w:sz="6"/>
-              <w:right w:val="single" w:color="cbd5e1" w:sz="6"/>
-            </w:tcBorders>
-            <w:tcMar>
-              <w:top w:w="120" w:type="dxa"/>
-              <w:left w:w="160" w:type="dxa"/>
-              <w:bottom w:w="120" w:type="dxa"/>
-              <w:right w:w="160" w:type="dxa"/>
-            </w:tcMar>
-            <w:vAlign w:val="center"/>
-          </w:tcPr>
-          <w:p>
-            <w:pPr>
-              <w:rPr>
-                <w:color w:val="1f2937"/>
-              </w:rPr>
-            </w:pPr>
-            <w:r>
-              <w:rPr>
-                <w:rFonts w:hint="eastAsia" w:ascii="Microsoft YaHei" w:hAnsi="Microsoft YaHei" w:eastAsia="Microsoft YaHei" w:cs="Microsoft YaHei"/>
-                <w:color w:val="1f2937"/>
-                <w:sz w:val="21"/>
-              </w:rPr>
-              <w:t>处理耗时取决于文件页数与内容，属正常范围；建议分批处理超大文件。</w:t>
-            </w:r>
-          </w:p>
-        </w:tc>
-      </w:tr>
-      <w:tr>
-        <w:trPr/>
-        <w:tc>
-          <w:tcPr>
-            <w:tcW w:w="3156" w:type="dxa"/>
-            <w:tcBorders>
-              <w:top w:val="single" w:color="cbd5e1" w:sz="6"/>
-              <w:left w:val="single" w:color="cbd5e1" w:sz="6"/>
-              <w:bottom w:val="single" w:color="cbd5e1" w:sz="6"/>
-              <w:right w:val="single" w:color="cbd5e1" w:sz="6"/>
-            </w:tcBorders>
-            <w:shd w:val="clear" w:fill="f8fafc"/>
-            <w:tcMar>
-              <w:top w:w="120" w:type="dxa"/>
-              <w:left w:w="160" w:type="dxa"/>
-              <w:bottom w:w="120" w:type="dxa"/>
-              <w:right w:w="160" w:type="dxa"/>
-            </w:tcMar>
-            <w:vAlign w:val="center"/>
-          </w:tcPr>
-          <w:p>
-            <w:pPr>
-              <w:rPr>
-                <w:color w:val="1f2937"/>
-              </w:rPr>
-            </w:pPr>
-            <w:r>
-              <w:rPr>
-                <w:rFonts w:hint="eastAsia" w:ascii="Microsoft YaHei" w:hAnsi="Microsoft YaHei" w:eastAsia="Microsoft YaHei" w:cs="Microsoft YaHei"/>
-                <w:color w:val="1f2937"/>
-                <w:sz w:val="21"/>
-              </w:rPr>
-              <w:t>原文件会被修改吗？</w:t>
-            </w:r>
-          </w:p>
-        </w:tc>
-        <w:tc>
-          <w:tcPr>
-            <w:tcW w:w="5150" w:type="dxa"/>
-            <w:tcBorders>
-              <w:top w:val="single" w:color="cbd5e1" w:sz="6"/>
-              <w:left w:val="single" w:color="cbd5e1" w:sz="6"/>
-              <w:bottom w:val="single" w:color="cbd5e1" w:sz="6"/>
-              <w:right w:val="single" w:color="cbd5e1" w:sz="6"/>
-            </w:tcBorders>
-            <w:shd w:val="clear" w:fill="f8fafc"/>
-            <w:tcMar>
-              <w:top w:w="120" w:type="dxa"/>
-              <w:left w:w="160" w:type="dxa"/>
-              <w:bottom w:w="120" w:type="dxa"/>
-              <w:right w:w="160" w:type="dxa"/>
-            </w:tcMar>
-            <w:vAlign w:val="center"/>
-          </w:tcPr>
-          <w:p>
-            <w:pPr>
-              <w:rPr>
-                <w:color w:val="1f2937"/>
-              </w:rPr>
-            </w:pPr>
-            <w:r>
-              <w:rPr>
-                <w:rFonts w:hint="eastAsia" w:ascii="Microsoft YaHei" w:hAnsi="Microsoft YaHei" w:eastAsia="Microsoft YaHei" w:cs="Microsoft YaHei"/>
-                <w:color w:val="1f2937"/>
-                <w:sz w:val="21"/>
-              </w:rPr>
-              <w:t>不会。所有功能均输出到您指定的</w:t>
-            </w:r>
-            <w:r>
-              <w:rPr>
-                <w:rFonts w:hint="eastAsia" w:ascii="Microsoft YaHei" w:hAnsi="Microsoft YaHei" w:eastAsia="Microsoft YaHei" w:cs="Microsoft YaHei"/>
-                <w:b w:val="1"/>
-                <w:color w:val="1f2937"/>
-                <w:sz w:val="21"/>
-              </w:rPr>
-              <w:t>新文件</w:t>
-            </w:r>
-            <w:r>
-              <w:rPr>
-                <w:rFonts w:hint="eastAsia" w:ascii="Microsoft YaHei" w:hAnsi="Microsoft YaHei" w:eastAsia="Microsoft YaHei" w:cs="Microsoft YaHei"/>
-                <w:color w:val="1f2937"/>
-                <w:sz w:val="21"/>
-              </w:rPr>
-              <w:t>，原文件保持原样。</w:t>
-            </w:r>
-          </w:p>
-        </w:tc>
-      </w:tr>
-    </w:tbl>
-    <w:p>
-      <w:pPr>
-        <w:pStyle w:val="000003"/>
-        <w:keepNext w:val="1"/>
-        <w:keepLines w:val="1"/>
-        <w:pBdr>
-          <w:left w:val="single" w:color="2563eb" w:sz="30" w:space="7"/>
-        </w:pBdr>
-        <w:spacing w:before="400" w:beforeAutospacing="1" w:after="160" w:afterAutospacing="1" w:line="420"/>
-        <w:outlineLvl w:val="1"/>
-        <w:rPr>
-          <w:color w:val="1d4ed8"/>
-          <w:sz w:val="32"/>
-          <w:szCs w:val="32"/>
-        </w:rPr>
-      </w:pPr>
-      <w:r>
-        <w:rPr>
-          <w:rFonts w:hint="eastAsia" w:ascii="Microsoft YaHei" w:hAnsi="Microsoft YaHei" w:eastAsia="Microsoft YaHei" w:cs="Microsoft YaHei"/>
-          <w:b w:val="1"/>
-          <w:color w:val="1d4ed8"/>
-          <w:sz w:val="30"/>
-        </w:rPr>
-        <w:t>十三、附录：技术参数与测试情况</w:t>
-      </w:r>
-    </w:p>
-    <w:p>
-      <w:pPr>
-        <w:pStyle w:val="000004"/>
-        <w:keepNext w:val="1"/>
-        <w:keepLines w:val="1"/>
-        <w:spacing w:before="280" w:beforeAutospacing="1" w:after="120" w:afterAutospacing="1" w:line="420"/>
-        <w:outlineLvl w:val="2"/>
-        <w:rPr>
-          <w:color w:val="0f172a"/>
-          <w:sz w:val="32"/>
-          <w:szCs w:val="32"/>
-        </w:rPr>
-      </w:pPr>
-      <w:r>
-        <w:rPr>
-          <w:rFonts w:hint="eastAsia" w:ascii="Microsoft YaHei" w:hAnsi="Microsoft YaHei" w:eastAsia="Microsoft YaHei" w:cs="Microsoft YaHei"/>
-          <w:b w:val="1"/>
-          <w:color w:val="0f172a"/>
-          <w:sz w:val="25"/>
-        </w:rPr>
-        <w:t>13.1 运行环境</w:t>
-      </w:r>
-    </w:p>
-    <w:tbl>
-      <w:tblPr>
-        <w:tblW w:w="8306" w:type="dxa"/>
-        <w:shd w:color="1f2937"/>
-        <w:tblLayout w:type="autofit"/>
-        <w:tblCellMar>
-          <w:top w:w="15" w:type="dxa"/>
-          <w:left w:w="15" w:type="dxa"/>
-          <w:bottom w:w="15" w:type="dxa"/>
-          <w:right w:w="15" w:type="dxa"/>
-        </w:tblCellMar>
-      </w:tblPr>
-      <w:tblGrid>
-        <w:gridCol w:w="2491"/>
-        <w:gridCol w:w="5815"/>
-      </w:tblGrid>
-      <w:tr>
-        <w:trPr>
-          <w:tblHeader w:val="1"/>
-        </w:trPr>
-        <w:tc>
-          <w:tcPr>
-            <w:tcW w:w="2491" w:type="dxa"/>
-            <w:tcBorders>
-              <w:top w:val="single" w:color="cbd5e1" w:sz="6"/>
-              <w:left w:val="single" w:color="cbd5e1" w:sz="6"/>
-              <w:bottom w:val="single" w:color="cbd5e1" w:sz="6"/>
-              <w:right w:val="single" w:color="cbd5e1" w:sz="6"/>
-            </w:tcBorders>
-            <w:shd w:val="clear" w:fill="2563eb"/>
-            <w:tcMar>
-              <w:top w:w="120" w:type="dxa"/>
-              <w:left w:w="160" w:type="dxa"/>
-              <w:bottom w:w="120" w:type="dxa"/>
-              <w:right w:w="160" w:type="dxa"/>
-            </w:tcMar>
-            <w:vAlign w:val="center"/>
-          </w:tcPr>
-          <w:p>
-            <w:pPr>
-              <w:jc w:val="left"/>
-              <w:rPr>
-                <w:b w:val="1"/>
-                <w:bCs w:val="1"/>
-                <w:color w:val="ffffff"/>
-              </w:rPr>
-            </w:pPr>
-            <w:r>
-              <w:rPr>
-                <w:rFonts w:hint="eastAsia" w:ascii="Microsoft YaHei" w:hAnsi="Microsoft YaHei" w:eastAsia="Microsoft YaHei" w:cs="Microsoft YaHei"/>
-                <w:b w:val="1"/>
-                <w:color w:val="ffffff"/>
-                <w:sz w:val="21"/>
-              </w:rPr>
-              <w:t>项目</w:t>
-            </w:r>
-          </w:p>
-        </w:tc>
-        <w:tc>
-          <w:tcPr>
-            <w:tcW w:w="5815" w:type="dxa"/>
-            <w:tcBorders>
-              <w:top w:val="single" w:color="cbd5e1" w:sz="6"/>
-              <w:left w:val="single" w:color="cbd5e1" w:sz="6"/>
-              <w:bottom w:val="single" w:color="cbd5e1" w:sz="6"/>
-              <w:right w:val="single" w:color="cbd5e1" w:sz="6"/>
-            </w:tcBorders>
-            <w:shd w:val="clear" w:fill="2563eb"/>
-            <w:tcMar>
-              <w:top w:w="120" w:type="dxa"/>
-              <w:left w:w="160" w:type="dxa"/>
-              <w:bottom w:w="120" w:type="dxa"/>
-              <w:right w:w="160" w:type="dxa"/>
-            </w:tcMar>
-            <w:vAlign w:val="center"/>
-          </w:tcPr>
-          <w:p>
-            <w:pPr>
-              <w:jc w:val="left"/>
-              <w:rPr>
-                <w:b w:val="1"/>
-                <w:bCs w:val="1"/>
-                <w:color w:val="ffffff"/>
-              </w:rPr>
-            </w:pPr>
-            <w:r>
-              <w:rPr>
-                <w:rFonts w:hint="eastAsia" w:ascii="Microsoft YaHei" w:hAnsi="Microsoft YaHei" w:eastAsia="Microsoft YaHei" w:cs="Microsoft YaHei"/>
-                <w:b w:val="1"/>
-                <w:color w:val="ffffff"/>
-                <w:sz w:val="21"/>
-              </w:rPr>
-              <w:t>说明</w:t>
-            </w:r>
-          </w:p>
-        </w:tc>
-      </w:tr>
-      <w:tr>
-        <w:trPr/>
-        <w:tc>
-          <w:tcPr>
-            <w:tcW w:w="2491" w:type="dxa"/>
-            <w:tcBorders>
-              <w:top w:val="single" w:color="cbd5e1" w:sz="6"/>
-              <w:left w:val="single" w:color="cbd5e1" w:sz="6"/>
-              <w:bottom w:val="single" w:color="cbd5e1" w:sz="6"/>
-              <w:right w:val="single" w:color="cbd5e1" w:sz="6"/>
-            </w:tcBorders>
-            <w:shd w:val="clear" w:fill="f8fafc"/>
-            <w:tcMar>
-              <w:top w:w="120" w:type="dxa"/>
-              <w:left w:w="160" w:type="dxa"/>
-              <w:bottom w:w="120" w:type="dxa"/>
-              <w:right w:w="160" w:type="dxa"/>
-            </w:tcMar>
-            <w:vAlign w:val="center"/>
-          </w:tcPr>
-          <w:p>
-            <w:pPr>
-              <w:rPr>
-                <w:color w:val="1f2937"/>
-              </w:rPr>
-            </w:pPr>
-            <w:r>
-              <w:rPr>
-                <w:rFonts w:hint="eastAsia" w:ascii="Microsoft YaHei" w:hAnsi="Microsoft YaHei" w:eastAsia="Microsoft YaHei" w:cs="Microsoft YaHei"/>
-                <w:color w:val="1f2937"/>
-                <w:sz w:val="21"/>
-              </w:rPr>
-              <w:t>操作系统</w:t>
-            </w:r>
-          </w:p>
-        </w:tc>
-        <w:tc>
-          <w:tcPr>
-            <w:tcW w:w="5815" w:type="dxa"/>
-            <w:tcBorders>
-              <w:top w:val="single" w:color="cbd5e1" w:sz="6"/>
-              <w:left w:val="single" w:color="cbd5e1" w:sz="6"/>
-              <w:bottom w:val="single" w:color="cbd5e1" w:sz="6"/>
-              <w:right w:val="single" w:color="cbd5e1" w:sz="6"/>
-            </w:tcBorders>
-            <w:shd w:val="clear" w:fill="f8fafc"/>
-            <w:tcMar>
-              <w:top w:w="120" w:type="dxa"/>
-              <w:left w:w="160" w:type="dxa"/>
-              <w:bottom w:w="120" w:type="dxa"/>
-              <w:right w:w="160" w:type="dxa"/>
-            </w:tcMar>
-            <w:vAlign w:val="center"/>
-          </w:tcPr>
-          <w:p>
-            <w:pPr>
-              <w:rPr>
-                <w:color w:val="1f2937"/>
-              </w:rPr>
-            </w:pPr>
-            <w:r>
-              <w:rPr>
-                <w:rFonts w:hint="eastAsia" w:ascii="Microsoft YaHei" w:hAnsi="Microsoft YaHei" w:eastAsia="Microsoft YaHei" w:cs="Microsoft YaHei"/>
-                <w:color w:val="1f2937"/>
-                <w:sz w:val="21"/>
-              </w:rPr>
-              <w:t>Windows 10 / 11（64 位）</w:t>
-            </w:r>
-          </w:p>
-        </w:tc>
-      </w:tr>
-      <w:tr>
-        <w:trPr/>
-        <w:tc>
-          <w:tcPr>
-            <w:tcW w:w="2491" w:type="dxa"/>
-            <w:tcBorders>
-              <w:top w:val="single" w:color="cbd5e1" w:sz="6"/>
-              <w:left w:val="single" w:color="cbd5e1" w:sz="6"/>
-              <w:bottom w:val="single" w:color="cbd5e1" w:sz="6"/>
-              <w:right w:val="single" w:color="cbd5e1" w:sz="6"/>
-            </w:tcBorders>
-            <w:tcMar>
-              <w:top w:w="120" w:type="dxa"/>
-              <w:left w:w="160" w:type="dxa"/>
-              <w:bottom w:w="120" w:type="dxa"/>
-              <w:right w:w="160" w:type="dxa"/>
-            </w:tcMar>
-            <w:vAlign w:val="center"/>
-          </w:tcPr>
-          <w:p>
-            <w:pPr>
-              <w:rPr>
-                <w:color w:val="1f2937"/>
-              </w:rPr>
-            </w:pPr>
-            <w:r>
-              <w:rPr>
-                <w:rFonts w:hint="eastAsia" w:ascii="Microsoft YaHei" w:hAnsi="Microsoft YaHei" w:eastAsia="Microsoft YaHei" w:cs="Microsoft YaHei"/>
-                <w:color w:val="1f2937"/>
-                <w:sz w:val="21"/>
-              </w:rPr>
-              <w:t>运行方式</w:t>
-            </w:r>
-          </w:p>
-        </w:tc>
-        <w:tc>
-          <w:tcPr>
-            <w:tcW w:w="5815" w:type="dxa"/>
-            <w:tcBorders>
-              <w:top w:val="single" w:color="cbd5e1" w:sz="6"/>
-              <w:left w:val="single" w:color="cbd5e1" w:sz="6"/>
-              <w:bottom w:val="single" w:color="cbd5e1" w:sz="6"/>
-              <w:right w:val="single" w:color="cbd5e1" w:sz="6"/>
-            </w:tcBorders>
-            <w:tcMar>
-              <w:top w:w="120" w:type="dxa"/>
-              <w:left w:w="160" w:type="dxa"/>
-              <w:bottom w:w="120" w:type="dxa"/>
-              <w:right w:w="160" w:type="dxa"/>
-            </w:tcMar>
-            <w:vAlign w:val="center"/>
-          </w:tcPr>
-          <w:p>
-            <w:pPr>
-              <w:rPr>
-                <w:color w:val="1f2937"/>
-              </w:rPr>
-            </w:pPr>
-            <w:r>
-              <w:rPr>
-                <w:rFonts w:hint="eastAsia" w:ascii="Microsoft YaHei" w:hAnsi="Microsoft YaHei" w:eastAsia="Microsoft YaHei" w:cs="Microsoft YaHei"/>
-                <w:color w:val="1f2937"/>
-                <w:sz w:val="21"/>
-              </w:rPr>
-              <w:t>绿色免安装（单文件 exe）或源码运行</w:t>
-            </w:r>
-          </w:p>
-        </w:tc>
-      </w:tr>
-      <w:tr>
-        <w:trPr/>
-        <w:tc>
-          <w:tcPr>
-            <w:tcW w:w="2491" w:type="dxa"/>
-            <w:tcBorders>
-              <w:top w:val="single" w:color="cbd5e1" w:sz="6"/>
-              <w:left w:val="single" w:color="cbd5e1" w:sz="6"/>
-              <w:bottom w:val="single" w:color="cbd5e1" w:sz="6"/>
-              <w:right w:val="single" w:color="cbd5e1" w:sz="6"/>
-            </w:tcBorders>
-            <w:shd w:val="clear" w:fill="f8fafc"/>
-            <w:tcMar>
-              <w:top w:w="120" w:type="dxa"/>
-              <w:left w:w="160" w:type="dxa"/>
-              <w:bottom w:w="120" w:type="dxa"/>
-              <w:right w:w="160" w:type="dxa"/>
-            </w:tcMar>
-            <w:vAlign w:val="center"/>
-          </w:tcPr>
-          <w:p>
-            <w:pPr>
-              <w:rPr>
-                <w:color w:val="1f2937"/>
-              </w:rPr>
-            </w:pPr>
-            <w:r>
-              <w:rPr>
-                <w:rFonts w:hint="eastAsia" w:ascii="Microsoft YaHei" w:hAnsi="Microsoft YaHei" w:eastAsia="Microsoft YaHei" w:cs="Microsoft YaHei"/>
-                <w:color w:val="1f2937"/>
-                <w:sz w:val="21"/>
-              </w:rPr>
-              <w:t>核心引擎</w:t>
-            </w:r>
-          </w:p>
-        </w:tc>
-        <w:tc>
-          <w:tcPr>
-            <w:tcW w:w="5815" w:type="dxa"/>
-            <w:tcBorders>
-              <w:top w:val="single" w:color="cbd5e1" w:sz="6"/>
-              <w:left w:val="single" w:color="cbd5e1" w:sz="6"/>
-              <w:bottom w:val="single" w:color="cbd5e1" w:sz="6"/>
-              <w:right w:val="single" w:color="cbd5e1" w:sz="6"/>
-            </w:tcBorders>
-            <w:shd w:val="clear" w:fill="f8fafc"/>
-            <w:tcMar>
-              <w:top w:w="120" w:type="dxa"/>
-              <w:left w:w="160" w:type="dxa"/>
-              <w:bottom w:w="120" w:type="dxa"/>
-              <w:right w:w="160" w:type="dxa"/>
-            </w:tcMar>
-            <w:vAlign w:val="center"/>
-          </w:tcPr>
-          <w:p>
-            <w:pPr>
-              <w:rPr>
-                <w:color w:val="1f2937"/>
-              </w:rPr>
-            </w:pPr>
-            <w:r>
-              <w:rPr>
-                <w:rFonts w:ascii="Microsoft YaHei" w:hAnsi="Microsoft YaHei" w:eastAsia="Microsoft YaHei" w:cs="Microsoft YaHei"/>
-                <w:color w:val="1f2937"/>
-                <w:sz w:val="21"/>
-              </w:rPr>
-              <w:t>PyMuPDF</w:t>
-            </w:r>
-          </w:p>
-        </w:tc>
-      </w:tr>
-      <w:tr>
-        <w:trPr/>
-        <w:tc>
-          <w:tcPr>
-            <w:tcW w:w="2491" w:type="dxa"/>
-            <w:tcBorders>
-              <w:top w:val="single" w:color="cbd5e1" w:sz="6"/>
-              <w:left w:val="single" w:color="cbd5e1" w:sz="6"/>
-              <w:bottom w:val="single" w:color="cbd5e1" w:sz="6"/>
-              <w:right w:val="single" w:color="cbd5e1" w:sz="6"/>
-            </w:tcBorders>
-            <w:tcMar>
-              <w:top w:w="120" w:type="dxa"/>
-              <w:left w:w="160" w:type="dxa"/>
-              <w:bottom w:w="120" w:type="dxa"/>
-              <w:right w:w="160" w:type="dxa"/>
-            </w:tcMar>
-            <w:vAlign w:val="center"/>
-          </w:tcPr>
-          <w:p>
-            <w:pPr>
-              <w:rPr>
-                <w:color w:val="1f2937"/>
-              </w:rPr>
-            </w:pPr>
-            <w:r>
-              <w:rPr>
-                <w:rFonts w:hint="eastAsia" w:ascii="Microsoft YaHei" w:hAnsi="Microsoft YaHei" w:eastAsia="Microsoft YaHei" w:cs="Microsoft YaHei"/>
-                <w:color w:val="1f2937"/>
-                <w:sz w:val="21"/>
-              </w:rPr>
-              <w:t>界面框架</w:t>
-            </w:r>
-          </w:p>
-        </w:tc>
-        <w:tc>
-          <w:tcPr>
-            <w:tcW w:w="5815" w:type="dxa"/>
-            <w:tcBorders>
-              <w:top w:val="single" w:color="cbd5e1" w:sz="6"/>
-              <w:left w:val="single" w:color="cbd5e1" w:sz="6"/>
-              <w:bottom w:val="single" w:color="cbd5e1" w:sz="6"/>
-              <w:right w:val="single" w:color="cbd5e1" w:sz="6"/>
-            </w:tcBorders>
-            <w:tcMar>
-              <w:top w:w="120" w:type="dxa"/>
-              <w:left w:w="160" w:type="dxa"/>
-              <w:bottom w:w="120" w:type="dxa"/>
-              <w:right w:w="160" w:type="dxa"/>
-            </w:tcMar>
-            <w:vAlign w:val="center"/>
-          </w:tcPr>
-          <w:p>
-            <w:pPr>
-              <w:rPr>
-                <w:color w:val="1f2937"/>
-              </w:rPr>
-            </w:pPr>
-            <w:r>
-              <w:rPr>
-                <w:rFonts w:ascii="Microsoft YaHei" w:hAnsi="Microsoft YaHei" w:eastAsia="Microsoft YaHei" w:cs="Microsoft YaHei"/>
-                <w:color w:val="1f2937"/>
-                <w:sz w:val="21"/>
-              </w:rPr>
-              <w:t>tkinter + ttkbootstrap</w:t>
-            </w:r>
-          </w:p>
-        </w:tc>
-      </w:tr>
-      <w:tr>
-        <w:trPr/>
-        <w:tc>
-          <w:tcPr>
-            <w:tcW w:w="2491" w:type="dxa"/>
-            <w:tcBorders>
-              <w:top w:val="single" w:color="cbd5e1" w:sz="6"/>
-              <w:left w:val="single" w:color="cbd5e1" w:sz="6"/>
-              <w:bottom w:val="single" w:color="cbd5e1" w:sz="6"/>
-              <w:right w:val="single" w:color="cbd5e1" w:sz="6"/>
-            </w:tcBorders>
-            <w:shd w:val="clear" w:fill="f8fafc"/>
-            <w:tcMar>
-              <w:top w:w="120" w:type="dxa"/>
-              <w:left w:w="160" w:type="dxa"/>
-              <w:bottom w:w="120" w:type="dxa"/>
-              <w:right w:w="160" w:type="dxa"/>
-            </w:tcMar>
-            <w:vAlign w:val="center"/>
-          </w:tcPr>
-          <w:p>
-            <w:pPr>
-              <w:rPr>
-                <w:color w:val="1f2937"/>
-              </w:rPr>
-            </w:pPr>
-            <w:r>
-              <w:rPr>
-                <w:rFonts w:hint="eastAsia" w:ascii="Microsoft YaHei" w:hAnsi="Microsoft YaHei" w:eastAsia="Microsoft YaHei" w:cs="Microsoft YaHei"/>
-                <w:color w:val="1f2937"/>
-                <w:sz w:val="21"/>
-              </w:rPr>
-              <w:t>网络依赖</w:t>
-            </w:r>
-          </w:p>
-        </w:tc>
-        <w:tc>
-          <w:tcPr>
-            <w:tcW w:w="5815" w:type="dxa"/>
-            <w:tcBorders>
-              <w:top w:val="single" w:color="cbd5e1" w:sz="6"/>
-              <w:left w:val="single" w:color="cbd5e1" w:sz="6"/>
-              <w:bottom w:val="single" w:color="cbd5e1" w:sz="6"/>
-              <w:right w:val="single" w:color="cbd5e1" w:sz="6"/>
-            </w:tcBorders>
-            <w:shd w:val="clear" w:fill="f8fafc"/>
-            <w:tcMar>
-              <w:top w:w="120" w:type="dxa"/>
-              <w:left w:w="160" w:type="dxa"/>
-              <w:bottom w:w="120" w:type="dxa"/>
-              <w:right w:w="160" w:type="dxa"/>
-            </w:tcMar>
-            <w:vAlign w:val="center"/>
-          </w:tcPr>
-          <w:p>
-            <w:pPr>
-              <w:rPr>
-                <w:color w:val="1f2937"/>
-              </w:rPr>
-            </w:pPr>
-            <w:r>
-              <w:rPr>
-                <w:rFonts w:hint="eastAsia" w:ascii="Microsoft YaHei" w:hAnsi="Microsoft YaHei" w:eastAsia="Microsoft YaHei" w:cs="Microsoft YaHei"/>
-                <w:color w:val="1f2937"/>
-                <w:sz w:val="21"/>
-              </w:rPr>
-              <w:t>无，全离线运行</w:t>
-            </w:r>
-          </w:p>
-        </w:tc>
-      </w:tr>
-    </w:tbl>
-    <w:p>
-      <w:pPr>
-        <w:pStyle w:val="000004"/>
-        <w:keepNext w:val="1"/>
-        <w:keepLines w:val="1"/>
-        <w:spacing w:before="280" w:beforeAutospacing="1" w:after="120" w:afterAutospacing="1" w:line="420"/>
-        <w:outlineLvl w:val="2"/>
-        <w:rPr>
-          <w:color w:val="0f172a"/>
-          <w:sz w:val="32"/>
-          <w:szCs w:val="32"/>
-        </w:rPr>
-      </w:pPr>
-      <w:r>
-        <w:rPr>
-          <w:rFonts w:hint="eastAsia" w:ascii="Microsoft YaHei" w:hAnsi="Microsoft YaHei" w:eastAsia="Microsoft YaHei" w:cs="Microsoft YaHei"/>
-          <w:b w:val="1"/>
-          <w:color w:val="0f172a"/>
-          <w:sz w:val="25"/>
-        </w:rPr>
-        <w:t>13.2 功能测试结论</w:t>
-      </w:r>
-    </w:p>
-    <w:p>
-      <w:pPr>
-        <w:spacing w:before="100" w:after="100" w:line="420"/>
-        <w:ind w:left="100" w:right="100"/>
-        <w:rPr>
-          <w:color w:val="1f2937"/>
-        </w:rPr>
-      </w:pPr>
-      <w:r>
-        <w:rPr>
-          <w:rFonts w:hint="eastAsia" w:ascii="Microsoft YaHei" w:hAnsi="Microsoft YaHei" w:eastAsia="Microsoft YaHei" w:cs="Microsoft YaHei"/>
-          <w:color w:val="1f2937"/>
-          <w:sz w:val="22"/>
-        </w:rPr>
-        <w:t>发布前已对全部功能执行完整测试，单元测试 8 项、集成测试 8 项（含 exe 启动）</w:t>
-      </w:r>
-      <w:r>
-        <w:rPr>
-          <w:rFonts w:hint="eastAsia" w:ascii="Microsoft YaHei" w:hAnsi="Microsoft YaHei" w:eastAsia="Microsoft YaHei" w:cs="Microsoft YaHei"/>
-          <w:b w:val="1"/>
-          <w:color w:val="1f2937"/>
-          <w:sz w:val="22"/>
-        </w:rPr>
-        <w:t>全部通过</w:t>
-      </w:r>
-      <w:r>
-        <w:rPr>
-          <w:rFonts w:hint="eastAsia" w:ascii="Microsoft YaHei" w:hAnsi="Microsoft YaHei" w:eastAsia="Microsoft YaHei" w:cs="Microsoft YaHei"/>
-          <w:color w:val="1f2937"/>
-          <w:sz w:val="22"/>
-        </w:rPr>
-        <w:t>：</w:t>
-      </w:r>
-    </w:p>
-    <w:tbl>
-      <w:tblPr>
-        <w:tblW w:w="8306" w:type="dxa"/>
-        <w:shd w:color="1f2937"/>
-        <w:tblLayout w:type="autofit"/>
-        <w:tblCellMar>
-          <w:top w:w="15" w:type="dxa"/>
-          <w:left w:w="15" w:type="dxa"/>
-          <w:bottom w:w="15" w:type="dxa"/>
-          <w:right w:w="15" w:type="dxa"/>
-        </w:tblCellMar>
-      </w:tblPr>
-      <w:tblGrid>
-        <w:gridCol w:w="2824"/>
-        <w:gridCol w:w="5482"/>
-      </w:tblGrid>
-      <w:tr>
-        <w:trPr>
-          <w:tblHeader w:val="1"/>
-        </w:trPr>
-        <w:tc>
-          <w:tcPr>
-            <w:tcW w:w="2824" w:type="dxa"/>
-            <w:tcBorders>
-              <w:top w:val="single" w:color="cbd5e1" w:sz="6"/>
-              <w:left w:val="single" w:color="cbd5e1" w:sz="6"/>
-              <w:bottom w:val="single" w:color="cbd5e1" w:sz="6"/>
-              <w:right w:val="single" w:color="cbd5e1" w:sz="6"/>
-            </w:tcBorders>
-            <w:shd w:val="clear" w:fill="2563eb"/>
-            <w:tcMar>
-              <w:top w:w="120" w:type="dxa"/>
-              <w:left w:w="160" w:type="dxa"/>
-              <w:bottom w:w="120" w:type="dxa"/>
-              <w:right w:w="160" w:type="dxa"/>
-            </w:tcMar>
-            <w:vAlign w:val="center"/>
-          </w:tcPr>
-          <w:p>
-            <w:pPr>
-              <w:jc w:val="left"/>
-              <w:rPr>
-                <w:b w:val="1"/>
-                <w:bCs w:val="1"/>
-                <w:color w:val="ffffff"/>
-              </w:rPr>
-            </w:pPr>
-            <w:r>
-              <w:rPr>
-                <w:rFonts w:hint="eastAsia" w:ascii="Microsoft YaHei" w:hAnsi="Microsoft YaHei" w:eastAsia="Microsoft YaHei" w:cs="Microsoft YaHei"/>
-                <w:b w:val="1"/>
-                <w:color w:val="ffffff"/>
-                <w:sz w:val="21"/>
-              </w:rPr>
-              <w:t>测试项</w:t>
-            </w:r>
-          </w:p>
-        </w:tc>
-        <w:tc>
-          <w:tcPr>
-            <w:tcW w:w="5482" w:type="dxa"/>
-            <w:tcBorders>
-              <w:top w:val="single" w:color="cbd5e1" w:sz="6"/>
-              <w:left w:val="single" w:color="cbd5e1" w:sz="6"/>
-              <w:bottom w:val="single" w:color="cbd5e1" w:sz="6"/>
-              <w:right w:val="single" w:color="cbd5e1" w:sz="6"/>
-            </w:tcBorders>
-            <w:shd w:val="clear" w:fill="2563eb"/>
-            <w:tcMar>
-              <w:top w:w="120" w:type="dxa"/>
-              <w:left w:w="160" w:type="dxa"/>
-              <w:bottom w:w="120" w:type="dxa"/>
-              <w:right w:w="160" w:type="dxa"/>
-            </w:tcMar>
-            <w:vAlign w:val="center"/>
-          </w:tcPr>
-          <w:p>
-            <w:pPr>
-              <w:jc w:val="left"/>
-              <w:rPr>
-                <w:b w:val="1"/>
-                <w:bCs w:val="1"/>
-                <w:color w:val="ffffff"/>
-              </w:rPr>
-            </w:pPr>
-            <w:r>
-              <w:rPr>
-                <w:rFonts w:hint="eastAsia" w:ascii="Microsoft YaHei" w:hAnsi="Microsoft YaHei" w:eastAsia="Microsoft YaHei" w:cs="Microsoft YaHei"/>
-                <w:b w:val="1"/>
-                <w:color w:val="ffffff"/>
-                <w:sz w:val="21"/>
-              </w:rPr>
-              <w:t>结果</w:t>
-            </w:r>
-          </w:p>
-        </w:tc>
-      </w:tr>
-      <w:tr>
-        <w:trPr/>
-        <w:tc>
-          <w:tcPr>
-            <w:tcW w:w="2824" w:type="dxa"/>
-            <w:tcBorders>
-              <w:top w:val="single" w:color="cbd5e1" w:sz="6"/>
-              <w:left w:val="single" w:color="cbd5e1" w:sz="6"/>
-              <w:bottom w:val="single" w:color="cbd5e1" w:sz="6"/>
-              <w:right w:val="single" w:color="cbd5e1" w:sz="6"/>
-            </w:tcBorders>
-            <w:shd w:val="clear" w:fill="f8fafc"/>
-            <w:tcMar>
-              <w:top w:w="120" w:type="dxa"/>
-              <w:left w:w="160" w:type="dxa"/>
-              <w:bottom w:w="120" w:type="dxa"/>
-              <w:right w:w="160" w:type="dxa"/>
-            </w:tcMar>
-            <w:vAlign w:val="center"/>
-          </w:tcPr>
-          <w:p>
-            <w:pPr>
-              <w:rPr>
-                <w:color w:val="1f2937"/>
-              </w:rPr>
-            </w:pPr>
-            <w:r>
-              <w:rPr>
-                <w:rFonts w:hint="eastAsia" w:ascii="Microsoft YaHei" w:hAnsi="Microsoft YaHei" w:eastAsia="Microsoft YaHei" w:cs="Microsoft YaHei"/>
-                <w:color w:val="1f2937"/>
-                <w:sz w:val="21"/>
-              </w:rPr>
-              <w:t>程序启动（exe --version）</w:t>
-            </w:r>
-          </w:p>
-        </w:tc>
-        <w:tc>
-          <w:tcPr>
-            <w:tcW w:w="5482" w:type="dxa"/>
-            <w:tcBorders>
-              <w:top w:val="single" w:color="cbd5e1" w:sz="6"/>
-              <w:left w:val="single" w:color="cbd5e1" w:sz="6"/>
-              <w:bottom w:val="single" w:color="cbd5e1" w:sz="6"/>
-              <w:right w:val="single" w:color="cbd5e1" w:sz="6"/>
-            </w:tcBorders>
-            <w:shd w:val="clear" w:fill="f8fafc"/>
-            <w:tcMar>
-              <w:top w:w="120" w:type="dxa"/>
-              <w:left w:w="160" w:type="dxa"/>
-              <w:bottom w:w="120" w:type="dxa"/>
-              <w:right w:w="160" w:type="dxa"/>
-            </w:tcMar>
-            <w:vAlign w:val="center"/>
-          </w:tcPr>
-          <w:p>
-            <w:pPr>
-              <w:rPr>
-                <w:color w:val="1f2937"/>
-              </w:rPr>
-            </w:pPr>
-            <w:r>
-              <w:rPr>
-                <w:rFonts w:hint="eastAsia" w:ascii="Microsoft YaHei" w:hAnsi="Microsoft YaHei" w:eastAsia="Microsoft YaHei" w:cs="Microsoft YaHei"/>
-                <w:color w:val="1f2937"/>
-                <w:sz w:val="21"/>
-              </w:rPr>
-              <w:t>通过</w:t>
-            </w:r>
-          </w:p>
-        </w:tc>
-      </w:tr>
-      <w:tr>
-        <w:trPr/>
-        <w:tc>
-          <w:tcPr>
-            <w:tcW w:w="2824" w:type="dxa"/>
-            <w:tcBorders>
-              <w:top w:val="single" w:color="cbd5e1" w:sz="6"/>
-              <w:left w:val="single" w:color="cbd5e1" w:sz="6"/>
-              <w:bottom w:val="single" w:color="cbd5e1" w:sz="6"/>
-              <w:right w:val="single" w:color="cbd5e1" w:sz="6"/>
-            </w:tcBorders>
-            <w:tcMar>
-              <w:top w:w="120" w:type="dxa"/>
-              <w:left w:w="160" w:type="dxa"/>
-              <w:bottom w:w="120" w:type="dxa"/>
-              <w:right w:w="160" w:type="dxa"/>
-            </w:tcMar>
-            <w:vAlign w:val="center"/>
-          </w:tcPr>
-          <w:p>
-            <w:pPr>
-              <w:rPr>
-                <w:color w:val="1f2937"/>
-              </w:rPr>
-            </w:pPr>
-            <w:r>
-              <w:rPr>
-                <w:rFonts w:hint="eastAsia" w:ascii="Microsoft YaHei" w:hAnsi="Microsoft YaHei" w:eastAsia="Microsoft YaHei" w:cs="Microsoft YaHei"/>
-                <w:color w:val="1f2937"/>
-                <w:sz w:val="21"/>
-              </w:rPr>
-              <w:t>合并 PDF</w:t>
-            </w:r>
-          </w:p>
-        </w:tc>
-        <w:tc>
-          <w:tcPr>
-            <w:tcW w:w="5482" w:type="dxa"/>
-            <w:tcBorders>
-              <w:top w:val="single" w:color="cbd5e1" w:sz="6"/>
-              <w:left w:val="single" w:color="cbd5e1" w:sz="6"/>
-              <w:bottom w:val="single" w:color="cbd5e1" w:sz="6"/>
-              <w:right w:val="single" w:color="cbd5e1" w:sz="6"/>
-            </w:tcBorders>
-            <w:tcMar>
-              <w:top w:w="120" w:type="dxa"/>
-              <w:left w:w="160" w:type="dxa"/>
-              <w:bottom w:w="120" w:type="dxa"/>
-              <w:right w:w="160" w:type="dxa"/>
-            </w:tcMar>
-            <w:vAlign w:val="center"/>
-          </w:tcPr>
-          <w:p>
-            <w:pPr>
-              <w:rPr>
-                <w:color w:val="1f2937"/>
-              </w:rPr>
-            </w:pPr>
-            <w:r>
-              <w:rPr>
-                <w:rFonts w:hint="eastAsia" w:ascii="Microsoft YaHei" w:hAnsi="Microsoft YaHei" w:eastAsia="Microsoft YaHei" w:cs="Microsoft YaHei"/>
-                <w:color w:val="1f2937"/>
-                <w:sz w:val="21"/>
-              </w:rPr>
-              <w:t>通过</w:t>
-            </w:r>
-          </w:p>
-        </w:tc>
-      </w:tr>
-      <w:tr>
-        <w:trPr/>
-        <w:tc>
-          <w:tcPr>
-            <w:tcW w:w="2824" w:type="dxa"/>
-            <w:tcBorders>
-              <w:top w:val="single" w:color="cbd5e1" w:sz="6"/>
-              <w:left w:val="single" w:color="cbd5e1" w:sz="6"/>
-              <w:bottom w:val="single" w:color="cbd5e1" w:sz="6"/>
-              <w:right w:val="single" w:color="cbd5e1" w:sz="6"/>
-            </w:tcBorders>
-            <w:shd w:val="clear" w:fill="f8fafc"/>
-            <w:tcMar>
-              <w:top w:w="120" w:type="dxa"/>
-              <w:left w:w="160" w:type="dxa"/>
-              <w:bottom w:w="120" w:type="dxa"/>
-              <w:right w:w="160" w:type="dxa"/>
-            </w:tcMar>
-            <w:vAlign w:val="center"/>
-          </w:tcPr>
-          <w:p>
-            <w:pPr>
-              <w:rPr>
-                <w:color w:val="1f2937"/>
-              </w:rPr>
-            </w:pPr>
-            <w:r>
-              <w:rPr>
-                <w:rFonts w:hint="eastAsia" w:ascii="Microsoft YaHei" w:hAnsi="Microsoft YaHei" w:eastAsia="Microsoft YaHei" w:cs="Microsoft YaHei"/>
-                <w:color w:val="1f2937"/>
-                <w:sz w:val="21"/>
-              </w:rPr>
-              <w:t>拆分 PDF</w:t>
-            </w:r>
-          </w:p>
-        </w:tc>
-        <w:tc>
-          <w:tcPr>
-            <w:tcW w:w="5482" w:type="dxa"/>
-            <w:tcBorders>
-              <w:top w:val="single" w:color="cbd5e1" w:sz="6"/>
-              <w:left w:val="single" w:color="cbd5e1" w:sz="6"/>
-              <w:bottom w:val="single" w:color="cbd5e1" w:sz="6"/>
-              <w:right w:val="single" w:color="cbd5e1" w:sz="6"/>
-            </w:tcBorders>
-            <w:shd w:val="clear" w:fill="f8fafc"/>
-            <w:tcMar>
-              <w:top w:w="120" w:type="dxa"/>
-              <w:left w:w="160" w:type="dxa"/>
-              <w:bottom w:w="120" w:type="dxa"/>
-              <w:right w:w="160" w:type="dxa"/>
-            </w:tcMar>
-            <w:vAlign w:val="center"/>
-          </w:tcPr>
-          <w:p>
-            <w:pPr>
-              <w:rPr>
-                <w:color w:val="1f2937"/>
-              </w:rPr>
-            </w:pPr>
-            <w:r>
-              <w:rPr>
-                <w:rFonts w:hint="eastAsia" w:ascii="Microsoft YaHei" w:hAnsi="Microsoft YaHei" w:eastAsia="Microsoft YaHei" w:cs="Microsoft YaHei"/>
-                <w:color w:val="1f2937"/>
-                <w:sz w:val="21"/>
-              </w:rPr>
-              <w:t>通过</w:t>
-            </w:r>
-          </w:p>
-        </w:tc>
-      </w:tr>
-      <w:tr>
-        <w:trPr/>
-        <w:tc>
-          <w:tcPr>
-            <w:tcW w:w="2824" w:type="dxa"/>
-            <w:tcBorders>
-              <w:top w:val="single" w:color="cbd5e1" w:sz="6"/>
-              <w:left w:val="single" w:color="cbd5e1" w:sz="6"/>
-              <w:bottom w:val="single" w:color="cbd5e1" w:sz="6"/>
-              <w:right w:val="single" w:color="cbd5e1" w:sz="6"/>
-            </w:tcBorders>
-            <w:tcMar>
-              <w:top w:w="120" w:type="dxa"/>
-              <w:left w:w="160" w:type="dxa"/>
-              <w:bottom w:w="120" w:type="dxa"/>
-              <w:right w:w="160" w:type="dxa"/>
-            </w:tcMar>
-            <w:vAlign w:val="center"/>
-          </w:tcPr>
-          <w:p>
-            <w:pPr>
-              <w:rPr>
-                <w:color w:val="1f2937"/>
-              </w:rPr>
-            </w:pPr>
-            <w:r>
-              <w:rPr>
-                <w:rFonts w:hint="eastAsia" w:ascii="Microsoft YaHei" w:hAnsi="Microsoft YaHei" w:eastAsia="Microsoft YaHei" w:cs="Microsoft YaHei"/>
-                <w:color w:val="1f2937"/>
-                <w:sz w:val="21"/>
-              </w:rPr>
-              <w:t>旋转 PDF</w:t>
-            </w:r>
-          </w:p>
-        </w:tc>
-        <w:tc>
-          <w:tcPr>
-            <w:tcW w:w="5482" w:type="dxa"/>
-            <w:tcBorders>
-              <w:top w:val="single" w:color="cbd5e1" w:sz="6"/>
-              <w:left w:val="single" w:color="cbd5e1" w:sz="6"/>
-              <w:bottom w:val="single" w:color="cbd5e1" w:sz="6"/>
-              <w:right w:val="single" w:color="cbd5e1" w:sz="6"/>
-            </w:tcBorders>
-            <w:tcMar>
-              <w:top w:w="120" w:type="dxa"/>
-              <w:left w:w="160" w:type="dxa"/>
-              <w:bottom w:w="120" w:type="dxa"/>
-              <w:right w:w="160" w:type="dxa"/>
-            </w:tcMar>
-            <w:vAlign w:val="center"/>
-          </w:tcPr>
-          <w:p>
-            <w:pPr>
-              <w:rPr>
-                <w:color w:val="1f2937"/>
-              </w:rPr>
-            </w:pPr>
-            <w:r>
-              <w:rPr>
-                <w:rFonts w:hint="eastAsia" w:ascii="Microsoft YaHei" w:hAnsi="Microsoft YaHei" w:eastAsia="Microsoft YaHei" w:cs="Microsoft YaHei"/>
-                <w:color w:val="1f2937"/>
-                <w:sz w:val="21"/>
-              </w:rPr>
-              <w:t>通过</w:t>
-            </w:r>
-          </w:p>
-        </w:tc>
-      </w:tr>
-      <w:tr>
-        <w:trPr/>
-        <w:tc>
-          <w:tcPr>
-            <w:tcW w:w="2824" w:type="dxa"/>
-            <w:tcBorders>
-              <w:top w:val="single" w:color="cbd5e1" w:sz="6"/>
-              <w:left w:val="single" w:color="cbd5e1" w:sz="6"/>
-              <w:bottom w:val="single" w:color="cbd5e1" w:sz="6"/>
-              <w:right w:val="single" w:color="cbd5e1" w:sz="6"/>
-            </w:tcBorders>
-            <w:shd w:val="clear" w:fill="f8fafc"/>
-            <w:tcMar>
-              <w:top w:w="120" w:type="dxa"/>
-              <w:left w:w="160" w:type="dxa"/>
-              <w:bottom w:w="120" w:type="dxa"/>
-              <w:right w:w="160" w:type="dxa"/>
-            </w:tcMar>
-            <w:vAlign w:val="center"/>
-          </w:tcPr>
-          <w:p>
-            <w:pPr>
-              <w:rPr>
-                <w:color w:val="1f2937"/>
-              </w:rPr>
-            </w:pPr>
-            <w:r>
-              <w:rPr>
-                <w:rFonts w:hint="eastAsia" w:ascii="Microsoft YaHei" w:hAnsi="Microsoft YaHei" w:eastAsia="Microsoft YaHei" w:cs="Microsoft YaHei"/>
-                <w:color w:val="1f2937"/>
-                <w:sz w:val="21"/>
-              </w:rPr>
-              <w:t>重排页面</w:t>
-            </w:r>
-          </w:p>
-        </w:tc>
-        <w:tc>
-          <w:tcPr>
-            <w:tcW w:w="5482" w:type="dxa"/>
-            <w:tcBorders>
-              <w:top w:val="single" w:color="cbd5e1" w:sz="6"/>
-              <w:left w:val="single" w:color="cbd5e1" w:sz="6"/>
-              <w:bottom w:val="single" w:color="cbd5e1" w:sz="6"/>
-              <w:right w:val="single" w:color="cbd5e1" w:sz="6"/>
-            </w:tcBorders>
-            <w:shd w:val="clear" w:fill="f8fafc"/>
-            <w:tcMar>
-              <w:top w:w="120" w:type="dxa"/>
-              <w:left w:w="160" w:type="dxa"/>
-              <w:bottom w:w="120" w:type="dxa"/>
-              <w:right w:w="160" w:type="dxa"/>
-            </w:tcMar>
-            <w:vAlign w:val="center"/>
-          </w:tcPr>
-          <w:p>
-            <w:pPr>
-              <w:rPr>
-                <w:color w:val="1f2937"/>
-              </w:rPr>
-            </w:pPr>
-            <w:r>
-              <w:rPr>
-                <w:rFonts w:hint="eastAsia" w:ascii="Microsoft YaHei" w:hAnsi="Microsoft YaHei" w:eastAsia="Microsoft YaHei" w:cs="Microsoft YaHei"/>
-                <w:color w:val="1f2937"/>
-                <w:sz w:val="21"/>
-              </w:rPr>
-              <w:t>通过</w:t>
-            </w:r>
-          </w:p>
-        </w:tc>
-      </w:tr>
-      <w:tr>
-        <w:trPr/>
-        <w:tc>
-          <w:tcPr>
-            <w:tcW w:w="2824" w:type="dxa"/>
-            <w:tcBorders>
-              <w:top w:val="single" w:color="cbd5e1" w:sz="6"/>
-              <w:left w:val="single" w:color="cbd5e1" w:sz="6"/>
-              <w:bottom w:val="single" w:color="cbd5e1" w:sz="6"/>
-              <w:right w:val="single" w:color="cbd5e1" w:sz="6"/>
-            </w:tcBorders>
-            <w:tcMar>
-              <w:top w:w="120" w:type="dxa"/>
-              <w:left w:w="160" w:type="dxa"/>
-              <w:bottom w:w="120" w:type="dxa"/>
-              <w:right w:w="160" w:type="dxa"/>
-            </w:tcMar>
-            <w:vAlign w:val="center"/>
-          </w:tcPr>
-          <w:p>
-            <w:pPr>
-              <w:rPr>
-                <w:color w:val="1f2937"/>
-              </w:rPr>
-            </w:pPr>
-            <w:r>
-              <w:rPr>
-                <w:rFonts w:hint="eastAsia" w:ascii="Microsoft YaHei" w:hAnsi="Microsoft YaHei" w:eastAsia="Microsoft YaHei" w:cs="Microsoft YaHei"/>
-                <w:color w:val="1f2937"/>
-                <w:sz w:val="21"/>
-              </w:rPr>
-              <w:t>文字水印（含中文）</w:t>
-            </w:r>
-          </w:p>
-        </w:tc>
-        <w:tc>
-          <w:tcPr>
-            <w:tcW w:w="5482" w:type="dxa"/>
-            <w:tcBorders>
-              <w:top w:val="single" w:color="cbd5e1" w:sz="6"/>
-              <w:left w:val="single" w:color="cbd5e1" w:sz="6"/>
-              <w:bottom w:val="single" w:color="cbd5e1" w:sz="6"/>
-              <w:right w:val="single" w:color="cbd5e1" w:sz="6"/>
-            </w:tcBorders>
-            <w:tcMar>
-              <w:top w:w="120" w:type="dxa"/>
-              <w:left w:w="160" w:type="dxa"/>
-              <w:bottom w:w="120" w:type="dxa"/>
-              <w:right w:w="160" w:type="dxa"/>
-            </w:tcMar>
-            <w:vAlign w:val="center"/>
-          </w:tcPr>
-          <w:p>
-            <w:pPr>
-              <w:rPr>
-                <w:color w:val="1f2937"/>
-              </w:rPr>
-            </w:pPr>
-            <w:r>
-              <w:rPr>
-                <w:rFonts w:hint="eastAsia" w:ascii="Microsoft YaHei" w:hAnsi="Microsoft YaHei" w:eastAsia="Microsoft YaHei" w:cs="Microsoft YaHei"/>
-                <w:color w:val="1f2937"/>
-                <w:sz w:val="21"/>
-              </w:rPr>
-              <w:t>通过</w:t>
-            </w:r>
-          </w:p>
-        </w:tc>
-      </w:tr>
-      <w:tr>
-        <w:trPr/>
-        <w:tc>
-          <w:tcPr>
-            <w:tcW w:w="2824" w:type="dxa"/>
-            <w:tcBorders>
-              <w:top w:val="single" w:color="cbd5e1" w:sz="6"/>
-              <w:left w:val="single" w:color="cbd5e1" w:sz="6"/>
-              <w:bottom w:val="single" w:color="cbd5e1" w:sz="6"/>
-              <w:right w:val="single" w:color="cbd5e1" w:sz="6"/>
-            </w:tcBorders>
-            <w:shd w:val="clear" w:fill="f8fafc"/>
-            <w:tcMar>
-              <w:top w:w="120" w:type="dxa"/>
-              <w:left w:w="160" w:type="dxa"/>
-              <w:bottom w:w="120" w:type="dxa"/>
-              <w:right w:w="160" w:type="dxa"/>
-            </w:tcMar>
-            <w:vAlign w:val="center"/>
-          </w:tcPr>
-          <w:p>
-            <w:pPr>
-              <w:rPr>
-                <w:color w:val="1f2937"/>
-              </w:rPr>
-            </w:pPr>
-            <w:r>
-              <w:rPr>
-                <w:rFonts w:hint="eastAsia" w:ascii="Microsoft YaHei" w:hAnsi="Microsoft YaHei" w:eastAsia="Microsoft YaHei" w:cs="Microsoft YaHei"/>
-                <w:color w:val="1f2937"/>
-                <w:sz w:val="21"/>
-              </w:rPr>
-              <w:t>图片水印</w:t>
-            </w:r>
-          </w:p>
-        </w:tc>
-        <w:tc>
-          <w:tcPr>
-            <w:tcW w:w="5482" w:type="dxa"/>
-            <w:tcBorders>
-              <w:top w:val="single" w:color="cbd5e1" w:sz="6"/>
-              <w:left w:val="single" w:color="cbd5e1" w:sz="6"/>
-              <w:bottom w:val="single" w:color="cbd5e1" w:sz="6"/>
-              <w:right w:val="single" w:color="cbd5e1" w:sz="6"/>
-            </w:tcBorders>
-            <w:shd w:val="clear" w:fill="f8fafc"/>
-            <w:tcMar>
-              <w:top w:w="120" w:type="dxa"/>
-              <w:left w:w="160" w:type="dxa"/>
-              <w:bottom w:w="120" w:type="dxa"/>
-              <w:right w:w="160" w:type="dxa"/>
-            </w:tcMar>
-            <w:vAlign w:val="center"/>
-          </w:tcPr>
-          <w:p>
-            <w:pPr>
-              <w:rPr>
-                <w:color w:val="1f2937"/>
-              </w:rPr>
-            </w:pPr>
-            <w:r>
-              <w:rPr>
-                <w:rFonts w:hint="eastAsia" w:ascii="Microsoft YaHei" w:hAnsi="Microsoft YaHei" w:eastAsia="Microsoft YaHei" w:cs="Microsoft YaHei"/>
-                <w:color w:val="1f2937"/>
-                <w:sz w:val="21"/>
-              </w:rPr>
-              <w:t>通过</w:t>
-            </w:r>
-          </w:p>
-        </w:tc>
-      </w:tr>
-      <w:tr>
-        <w:trPr/>
-        <w:tc>
-          <w:tcPr>
-            <w:tcW w:w="2824" w:type="dxa"/>
-            <w:tcBorders>
-              <w:top w:val="single" w:color="cbd5e1" w:sz="6"/>
-              <w:left w:val="single" w:color="cbd5e1" w:sz="6"/>
-              <w:bottom w:val="single" w:color="cbd5e1" w:sz="6"/>
-              <w:right w:val="single" w:color="cbd5e1" w:sz="6"/>
-            </w:tcBorders>
-            <w:tcMar>
-              <w:top w:w="120" w:type="dxa"/>
-              <w:left w:w="160" w:type="dxa"/>
-              <w:bottom w:w="120" w:type="dxa"/>
-              <w:right w:w="160" w:type="dxa"/>
-            </w:tcMar>
-            <w:vAlign w:val="center"/>
-          </w:tcPr>
-          <w:p>
-            <w:pPr>
-              <w:rPr>
-                <w:color w:val="1f2937"/>
-              </w:rPr>
-            </w:pPr>
-            <w:r>
-              <w:rPr>
-                <w:rFonts w:hint="eastAsia" w:ascii="Microsoft YaHei" w:hAnsi="Microsoft YaHei" w:eastAsia="Microsoft YaHei" w:cs="Microsoft YaHei"/>
-                <w:color w:val="1f2937"/>
-                <w:sz w:val="21"/>
-              </w:rPr>
-              <w:t>提取文字</w:t>
-            </w:r>
-          </w:p>
-        </w:tc>
-        <w:tc>
-          <w:tcPr>
-            <w:tcW w:w="5482" w:type="dxa"/>
-            <w:tcBorders>
-              <w:top w:val="single" w:color="cbd5e1" w:sz="6"/>
-              <w:left w:val="single" w:color="cbd5e1" w:sz="6"/>
-              <w:bottom w:val="single" w:color="cbd5e1" w:sz="6"/>
-              <w:right w:val="single" w:color="cbd5e1" w:sz="6"/>
-            </w:tcBorders>
-            <w:tcMar>
-              <w:top w:w="120" w:type="dxa"/>
-              <w:left w:w="160" w:type="dxa"/>
-              <w:bottom w:w="120" w:type="dxa"/>
-              <w:right w:w="160" w:type="dxa"/>
-            </w:tcMar>
-            <w:vAlign w:val="center"/>
-          </w:tcPr>
-          <w:p>
-            <w:pPr>
-              <w:rPr>
-                <w:color w:val="1f2937"/>
-              </w:rPr>
-            </w:pPr>
-            <w:r>
-              <w:rPr>
-                <w:rFonts w:hint="eastAsia" w:ascii="Microsoft YaHei" w:hAnsi="Microsoft YaHei" w:eastAsia="Microsoft YaHei" w:cs="Microsoft YaHei"/>
-                <w:color w:val="1f2937"/>
-                <w:sz w:val="21"/>
-              </w:rPr>
-              <w:t>通过</w:t>
-            </w:r>
-          </w:p>
-        </w:tc>
-      </w:tr>
-    </w:tbl>
-    <w:p>
-      <w:pPr>
-        <w:spacing w:line="240"/>
-      </w:pPr>
-      <w:r>
-        <w:rPr>
-          <w:sz w:val="4"/>
-        </w:rPr>
-        <w:t xml:space="preserve"> </w:t>
-      </w:r>
-    </w:p>
-    <w:tbl>
-      <w:tblPr>
-        <w:tblW w:w="0" w:type="auto"/>
-        <w:tblBorders>
-          <w:top w:val="none" w:sz="8"/>
-          <w:left w:val="none" w:sz="8"/>
-          <w:bottom w:val="none" w:sz="8"/>
-          <w:right w:val="none" w:sz="8"/>
-        </w:tblBorders>
-        <w:tblLayout w:type="autofit"/>
-        <w:tblCellMar>
-          <w:top w:w="15" w:type="dxa"/>
-          <w:left w:w="15" w:type="dxa"/>
-          <w:bottom w:w="15" w:type="dxa"/>
-          <w:right w:w="15" w:type="dxa"/>
-        </w:tblCellMar>
-      </w:tblPr>
-      <w:tblGrid>
-        <w:gridCol w:w="8306"/>
-      </w:tblGrid>
-      <w:tr>
-        <w:trPr/>
-        <w:tc>
-          <w:tcPr>
-            <w:tcW w:w="8306" w:type="dxa"/>
-            <w:tcBorders>
               <w:top w:val="single" w:color="bfdbfe" w:sz="6"/>
               <w:left w:val="single" w:color="bfdbfe" w:sz="6"/>
               <w:bottom w:val="single" w:color="bfdbfe" w:sz="6"/>
@@ -8266,7 +9398,7 @@
                 <w:color w:val="1f2937"/>
                 <w:sz w:val="22"/>
               </w:rPr>
-              <w:t>本手册所有界面截图与效果图，均来自软件实测结果，非示意图。</w:t>
+              <w:t>本手册所有界面截图与功能效果图，均来自软件实测结果，非示意图。</w:t>
             </w:r>
           </w:p>
         </w:tc>
@@ -8297,95 +9429,113 @@
     </w:pPrDefault>
   </w:docDefaults>
   <w:latentStyles w:defLockedState="0" w:defUIPriority="99" w:defSemiHidden="0" w:defUnhideWhenUsed="0" w:defQFormat="0" w:count="88">
+    <w:lsdException w:name="Title" w:uiPriority="10" w:qFormat="1"/>
+    <w:lsdException w:name="table of authorities" w:semiHidden="1" w:unhideWhenUsed="1"/>
+    <w:lsdException w:name="endnote text" w:semiHidden="1" w:unhideWhenUsed="1"/>
+    <w:lsdException w:name="annotation reference" w:semiHidden="1" w:unhideWhenUsed="1"/>
+    <w:lsdException w:name="toc 8" w:uiPriority="39" w:semiHidden="1" w:unhideWhenUsed="1"/>
+    <w:lsdException w:name="List Number 3" w:semiHidden="1" w:unhideWhenUsed="1"/>
+    <w:lsdException w:name="header" w:semiHidden="1" w:unhideWhenUsed="1"/>
+    <w:lsdException w:name="toc 3" w:uiPriority="39" w:semiHidden="1" w:unhideWhenUsed="1"/>
+    <w:lsdException w:name="Block Text" w:semiHidden="1" w:unhideWhenUsed="1"/>
+    <w:lsdException w:name="List Number 5" w:semiHidden="1" w:unhideWhenUsed="1"/>
+    <w:lsdException w:name="Subtitle" w:uiPriority="11" w:qFormat="1"/>
+    <w:lsdException w:name="List Bullet 4" w:semiHidden="1" w:unhideWhenUsed="1"/>
+    <w:lsdException w:name="index 6" w:semiHidden="1" w:unhideWhenUsed="1"/>
+    <w:lsdException w:name="List Bullet 2" w:semiHidden="1" w:unhideWhenUsed="1"/>
+    <w:lsdException w:name="line number" w:semiHidden="1" w:unhideWhenUsed="1"/>
+    <w:lsdException w:name="Message Header" w:semiHidden="1" w:unhideWhenUsed="1"/>
+    <w:lsdException w:name="Body Text 3" w:semiHidden="1" w:unhideWhenUsed="1"/>
+    <w:lsdException w:name="List Bullet 5" w:semiHidden="1" w:unhideWhenUsed="1"/>
+    <w:lsdException w:name="List Continue 2" w:semiHidden="1" w:unhideWhenUsed="1"/>
+    <w:lsdException w:name="List 3" w:semiHidden="1" w:unhideWhenUsed="1"/>
+    <w:lsdException w:name="toc 1" w:uiPriority="39" w:semiHidden="1" w:unhideWhenUsed="1"/>
+    <w:lsdException w:name="toc 6" w:uiPriority="39" w:semiHidden="1" w:unhideWhenUsed="1"/>
+    <w:lsdException w:name="heading 9" w:uiPriority="9" w:semiHidden="1" w:unhideWhenUsed="1" w:qFormat="1"/>
+    <w:lsdException w:name="Strong" w:uiPriority="22" w:qFormat="1"/>
+    <w:lsdException w:name="Body Text Indent 3" w:semiHidden="1" w:unhideWhenUsed="1"/>
+    <w:lsdException w:name="heading 8" w:uiPriority="9" w:semiHidden="1" w:unhideWhenUsed="1" w:qFormat="1"/>
+    <w:lsdException w:name="toc 5" w:uiPriority="39" w:semiHidden="1" w:unhideWhenUsed="1"/>
+    <w:lsdException w:name="index 8" w:semiHidden="1" w:unhideWhenUsed="1"/>
+    <w:lsdException w:name="Body Text" w:semiHidden="1" w:unhideWhenUsed="1"/>
+    <w:lsdException w:name="Normal" w:uiPriority="0" w:qFormat="1"/>
+    <w:lsdException w:name="toc 7" w:uiPriority="39" w:semiHidden="1" w:unhideWhenUsed="1"/>
+    <w:lsdException w:name="index 4" w:semiHidden="1" w:unhideWhenUsed="1"/>
+    <w:lsdException w:name="List 4" w:semiHidden="1" w:unhideWhenUsed="1"/>
+    <w:lsdException w:name="Signature" w:semiHidden="1" w:unhideWhenUsed="1"/>
+    <w:lsdException w:name="heading 2" w:uiPriority="9" w:semiHidden="1" w:unhideWhenUsed="1" w:qFormat="1"/>
+    <w:lsdException w:name="annotation text" w:semiHidden="1" w:unhideWhenUsed="1"/>
+    <w:lsdException w:name="index 2" w:semiHidden="1" w:unhideWhenUsed="1"/>
+    <w:lsdException w:name="index 9" w:semiHidden="1" w:unhideWhenUsed="1"/>
+    <w:lsdException w:name="heading 4" w:uiPriority="9" w:semiHidden="1" w:unhideWhenUsed="1" w:qFormat="1"/>
+    <w:lsdException w:name="List Continue 4" w:semiHidden="1" w:unhideWhenUsed="1"/>
+    <w:lsdException w:name="heading 6" w:uiPriority="9" w:semiHidden="1" w:unhideWhenUsed="1" w:qFormat="1"/>
+    <w:lsdException w:name="List Number 2" w:semiHidden="1" w:unhideWhenUsed="1"/>
+    <w:lsdException w:name="List Number" w:semiHidden="1" w:unhideWhenUsed="1"/>
+    <w:lsdException w:name="footnote reference" w:semiHidden="1" w:unhideWhenUsed="1"/>
+    <w:lsdException w:name="Salutation" w:semiHidden="1" w:unhideWhenUsed="1"/>
+    <w:lsdException w:name="endnote reference" w:semiHidden="1" w:unhideWhenUsed="1"/>
+    <w:lsdException w:name="Note Heading" w:semiHidden="1" w:unhideWhenUsed="1"/>
+    <w:lsdException w:name="heading 3" w:uiPriority="9" w:semiHidden="1" w:unhideWhenUsed="1" w:qFormat="1"/>
+    <w:lsdException w:name="Default Paragraph Font" w:uiPriority="1" w:semiHidden="1" w:unhideWhenUsed="1"/>
+    <w:lsdException w:name="FollowedHyperlink" w:semiHidden="1" w:unhideWhenUsed="1"/>
+    <w:lsdException w:name="toa heading" w:semiHidden="1" w:unhideWhenUsed="1"/>
+    <w:lsdException w:name="Body Text Indent 2" w:semiHidden="1" w:unhideWhenUsed="1"/>
+    <w:lsdException w:name="heading 1" w:uiPriority="9" w:qFormat="1"/>
+    <w:lsdException w:name="Normal Indent" w:semiHidden="1" w:unhideWhenUsed="1"/>
+    <w:lsdException w:name="footnote text" w:semiHidden="1" w:unhideWhenUsed="1"/>
+    <w:lsdException w:name="List Bullet 3" w:semiHidden="1" w:unhideWhenUsed="1"/>
+    <w:lsdException w:name="Body Text First Indent 2" w:semiHidden="1" w:unhideWhenUsed="1"/>
+    <w:lsdException w:name="index 5" w:semiHidden="1" w:unhideWhenUsed="1"/>
+    <w:lsdException w:name="Body Text 2" w:semiHidden="1" w:unhideWhenUsed="1"/>
+    <w:lsdException w:name="Closing" w:semiHidden="1" w:unhideWhenUsed="1"/>
+    <w:lsdException w:name="envelope return" w:semiHidden="1" w:unhideWhenUsed="1"/>
     <w:lsdException w:name="Hyperlink" w:semiHidden="1" w:unhideWhenUsed="1"/>
-    <w:lsdException w:name="List Number 3" w:semiHidden="1" w:unhideWhenUsed="1"/>
-    <w:lsdException w:name="List Number 2" w:semiHidden="1" w:unhideWhenUsed="1"/>
-    <w:lsdException w:name="FollowedHyperlink" w:semiHidden="1" w:unhideWhenUsed="1"/>
-    <w:lsdException w:name="List Continue 2" w:semiHidden="1" w:unhideWhenUsed="1"/>
+    <w:lsdException w:name="Body Text Indent" w:semiHidden="1" w:unhideWhenUsed="1"/>
+    <w:lsdException w:name="index heading" w:semiHidden="1" w:unhideWhenUsed="1"/>
+    <w:lsdException w:name="List Continue" w:semiHidden="1" w:unhideWhenUsed="1"/>
+    <w:lsdException w:name="toc 2" w:uiPriority="39" w:semiHidden="1" w:unhideWhenUsed="1"/>
+    <w:lsdException w:name="heading 5" w:uiPriority="9" w:semiHidden="1" w:unhideWhenUsed="1" w:qFormat="1"/>
+    <w:lsdException w:name="Body Text First Indent" w:semiHidden="1" w:unhideWhenUsed="1"/>
+    <w:lsdException w:name="toc 9" w:uiPriority="39" w:semiHidden="1" w:unhideWhenUsed="1"/>
+    <w:lsdException w:name="heading 7" w:uiPriority="9" w:semiHidden="1" w:unhideWhenUsed="1" w:qFormat="1"/>
+    <w:lsdException w:name="table of figures" w:semiHidden="1" w:unhideWhenUsed="1"/>
+    <w:lsdException w:name="toc 4" w:uiPriority="39" w:semiHidden="1" w:unhideWhenUsed="1"/>
+    <w:lsdException w:name="macro" w:semiHidden="1" w:unhideWhenUsed="1"/>
+    <w:lsdException w:name="page number" w:semiHidden="1" w:unhideWhenUsed="1"/>
+    <w:lsdException w:name="index 7" w:semiHidden="1" w:unhideWhenUsed="1"/>
+    <w:lsdException w:name="envelope address" w:semiHidden="1" w:unhideWhenUsed="1"/>
+    <w:lsdException w:name="footer" w:semiHidden="1" w:unhideWhenUsed="1"/>
+    <w:lsdException w:name="List 2" w:semiHidden="1" w:unhideWhenUsed="1"/>
     <w:lsdException w:name="List Continue 3" w:semiHidden="1" w:unhideWhenUsed="1"/>
-    <w:lsdException w:name="heading 7" w:uiPriority="9" w:semiHidden="1" w:unhideWhenUsed="1" w:qFormat="1"/>
-    <w:lsdException w:name="heading 6" w:uiPriority="9" w:semiHidden="1" w:unhideWhenUsed="1" w:qFormat="1"/>
-    <w:lsdException w:name="List Continue" w:semiHidden="1" w:unhideWhenUsed="1"/>
-    <w:lsdException w:name="heading 1" w:uiPriority="9" w:qFormat="1"/>
+    <w:lsdException w:name="List Number 4" w:semiHidden="1" w:unhideWhenUsed="1"/>
+    <w:lsdException w:name="List 5" w:semiHidden="1" w:unhideWhenUsed="1"/>
+    <w:lsdException w:name="List" w:semiHidden="1" w:unhideWhenUsed="1"/>
+    <w:lsdException w:name="List Continue 5" w:semiHidden="1" w:unhideWhenUsed="1"/>
+    <w:lsdException w:name="Date" w:semiHidden="1" w:unhideWhenUsed="1"/>
+    <w:lsdException w:name="caption" w:uiPriority="35" w:semiHidden="1" w:unhideWhenUsed="1" w:qFormat="1"/>
+    <w:lsdException w:name="List Bullet" w:semiHidden="1" w:unhideWhenUsed="1"/>
+    <w:lsdException w:name="index 3" w:semiHidden="1" w:unhideWhenUsed="1"/>
     <w:lsdException w:name="index 1" w:semiHidden="1" w:unhideWhenUsed="1"/>
-    <w:lsdException w:name="index 7" w:semiHidden="1" w:unhideWhenUsed="1"/>
-    <w:lsdException w:name="List Bullet 3" w:semiHidden="1" w:unhideWhenUsed="1"/>
-    <w:lsdException w:name="List Number 5" w:semiHidden="1" w:unhideWhenUsed="1"/>
-    <w:lsdException w:name="Body Text" w:semiHidden="1" w:unhideWhenUsed="1"/>
-    <w:lsdException w:name="footer" w:semiHidden="1" w:unhideWhenUsed="1"/>
-    <w:lsdException w:name="List Continue 5" w:semiHidden="1" w:unhideWhenUsed="1"/>
-    <w:lsdException w:name="Note Heading" w:semiHidden="1" w:unhideWhenUsed="1"/>
-    <w:lsdException w:name="heading 2" w:uiPriority="9" w:semiHidden="1" w:unhideWhenUsed="1" w:qFormat="1"/>
-    <w:lsdException w:name="endnote reference" w:semiHidden="1" w:unhideWhenUsed="1"/>
-    <w:lsdException w:name="footnote text" w:semiHidden="1" w:unhideWhenUsed="1"/>
-    <w:lsdException w:name="Date" w:semiHidden="1" w:unhideWhenUsed="1"/>
-    <w:lsdException w:name="List Number 4" w:semiHidden="1" w:unhideWhenUsed="1"/>
-    <w:lsdException w:name="toa heading" w:semiHidden="1" w:unhideWhenUsed="1"/>
-    <w:lsdException w:name="Signature" w:semiHidden="1" w:unhideWhenUsed="1"/>
-    <w:lsdException w:name="annotation reference" w:semiHidden="1" w:unhideWhenUsed="1"/>
-    <w:lsdException w:name="toc 6" w:uiPriority="39" w:semiHidden="1" w:unhideWhenUsed="1"/>
-    <w:lsdException w:name="Body Text 3" w:semiHidden="1" w:unhideWhenUsed="1"/>
-    <w:lsdException w:name="toc 1" w:uiPriority="39" w:semiHidden="1" w:unhideWhenUsed="1"/>
-    <w:lsdException w:name="toc 5" w:uiPriority="39" w:semiHidden="1" w:unhideWhenUsed="1"/>
-    <w:lsdException w:name="Body Text First Indent 2" w:semiHidden="1" w:unhideWhenUsed="1"/>
-    <w:lsdException w:name="Body Text Indent 3" w:semiHidden="1" w:unhideWhenUsed="1"/>
-    <w:lsdException w:name="index heading" w:semiHidden="1" w:unhideWhenUsed="1"/>
-    <w:lsdException w:name="annotation text" w:semiHidden="1" w:unhideWhenUsed="1"/>
-    <w:lsdException w:name="heading 9" w:uiPriority="9" w:semiHidden="1" w:unhideWhenUsed="1" w:qFormat="1"/>
-    <w:lsdException w:name="heading 4" w:uiPriority="9" w:semiHidden="1" w:unhideWhenUsed="1" w:qFormat="1"/>
-    <w:lsdException w:name="line number" w:semiHidden="1" w:unhideWhenUsed="1"/>
-    <w:lsdException w:name="Subtitle" w:uiPriority="11" w:qFormat="1"/>
-    <w:lsdException w:name="heading 8" w:uiPriority="9" w:semiHidden="1" w:unhideWhenUsed="1" w:qFormat="1"/>
-    <w:lsdException w:name="header" w:semiHidden="1" w:unhideWhenUsed="1"/>
-    <w:lsdException w:name="heading 3" w:uiPriority="9" w:semiHidden="1" w:unhideWhenUsed="1" w:qFormat="1"/>
-    <w:lsdException w:name="index 4" w:semiHidden="1" w:unhideWhenUsed="1"/>
-    <w:lsdException w:name="index 5" w:semiHidden="1" w:unhideWhenUsed="1"/>
-    <w:lsdException w:name="index 8" w:semiHidden="1" w:unhideWhenUsed="1"/>
-    <w:lsdException w:name="Title" w:uiPriority="10" w:qFormat="1"/>
-    <w:lsdException w:name="toc 7" w:uiPriority="39" w:semiHidden="1" w:unhideWhenUsed="1"/>
-    <w:lsdException w:name="Body Text First Indent" w:semiHidden="1" w:unhideWhenUsed="1"/>
-    <w:lsdException w:name="List Bullet 4" w:semiHidden="1" w:unhideWhenUsed="1"/>
-    <w:lsdException w:name="List 3" w:semiHidden="1" w:unhideWhenUsed="1"/>
-    <w:lsdException w:name="Normal Indent" w:semiHidden="1" w:unhideWhenUsed="1"/>
-    <w:lsdException w:name="List 2" w:semiHidden="1" w:unhideWhenUsed="1"/>
-    <w:lsdException w:name="List 5" w:semiHidden="1" w:unhideWhenUsed="1"/>
-    <w:lsdException w:name="List Continue 4" w:semiHidden="1" w:unhideWhenUsed="1"/>
-    <w:lsdException w:name="Body Text Indent 2" w:semiHidden="1" w:unhideWhenUsed="1"/>
-    <w:lsdException w:name="table of figures" w:semiHidden="1" w:unhideWhenUsed="1"/>
-    <w:lsdException w:name="List" w:semiHidden="1" w:unhideWhenUsed="1"/>
-    <w:lsdException w:name="caption" w:uiPriority="35" w:semiHidden="1" w:unhideWhenUsed="1" w:qFormat="1"/>
-    <w:lsdException w:name="envelope return" w:semiHidden="1" w:unhideWhenUsed="1"/>
-    <w:lsdException w:name="Block Text" w:semiHidden="1" w:unhideWhenUsed="1"/>
-    <w:lsdException w:name="List Bullet" w:semiHidden="1" w:unhideWhenUsed="1"/>
-    <w:lsdException w:name="page number" w:semiHidden="1" w:unhideWhenUsed="1"/>
-    <w:lsdException w:name="List 4" w:semiHidden="1" w:unhideWhenUsed="1"/>
-    <w:lsdException w:name="index 2" w:semiHidden="1" w:unhideWhenUsed="1"/>
-    <w:lsdException w:name="toc 8" w:uiPriority="39" w:semiHidden="1" w:unhideWhenUsed="1"/>
-    <w:lsdException w:name="index 9" w:semiHidden="1" w:unhideWhenUsed="1"/>
-    <w:lsdException w:name="toc 2" w:uiPriority="39" w:semiHidden="1" w:unhideWhenUsed="1"/>
-    <w:lsdException w:name="toc 3" w:uiPriority="39" w:semiHidden="1" w:unhideWhenUsed="1"/>
-    <w:lsdException w:name="Closing" w:semiHidden="1" w:unhideWhenUsed="1"/>
-    <w:lsdException w:name="Salutation" w:semiHidden="1" w:unhideWhenUsed="1"/>
-    <w:lsdException w:name="Default Paragraph Font" w:uiPriority="1" w:semiHidden="1" w:unhideWhenUsed="1"/>
-    <w:lsdException w:name="envelope address" w:semiHidden="1" w:unhideWhenUsed="1"/>
-    <w:lsdException w:name="List Bullet 2" w:semiHidden="1" w:unhideWhenUsed="1"/>
-    <w:lsdException w:name="Body Text 2" w:semiHidden="1" w:unhideWhenUsed="1"/>
-    <w:lsdException w:name="List Bullet 5" w:semiHidden="1" w:unhideWhenUsed="1"/>
-    <w:lsdException w:name="Body Text Indent" w:semiHidden="1" w:unhideWhenUsed="1"/>
-    <w:lsdException w:name="Normal" w:uiPriority="0" w:qFormat="1"/>
-    <w:lsdException w:name="footnote reference" w:semiHidden="1" w:unhideWhenUsed="1"/>
-    <w:lsdException w:name="List Number" w:semiHidden="1" w:unhideWhenUsed="1"/>
-    <w:lsdException w:name="table of authorities" w:semiHidden="1" w:unhideWhenUsed="1"/>
-    <w:lsdException w:name="Message Header" w:semiHidden="1" w:unhideWhenUsed="1"/>
-    <w:lsdException w:name="heading 5" w:uiPriority="9" w:semiHidden="1" w:unhideWhenUsed="1" w:qFormat="1"/>
-    <w:lsdException w:name="macro" w:semiHidden="1" w:unhideWhenUsed="1"/>
-    <w:lsdException w:name="index 3" w:semiHidden="1" w:unhideWhenUsed="1"/>
-    <w:lsdException w:name="endnote text" w:semiHidden="1" w:unhideWhenUsed="1"/>
-    <w:lsdException w:name="index 6" w:semiHidden="1" w:unhideWhenUsed="1"/>
-    <w:lsdException w:name="toc 9" w:uiPriority="39" w:semiHidden="1" w:unhideWhenUsed="1"/>
-    <w:lsdException w:name="toc 4" w:uiPriority="39" w:semiHidden="1" w:unhideWhenUsed="1"/>
-    <w:lsdException w:name="Strong" w:uiPriority="22" w:qFormat="1"/>
   </w:latentStyles>
+  <w:style w:type="paragraph" w:styleId="000003">
+    <w:name w:val="heading 2"/>
+    <w:basedOn w:val="Normal"/>
+    <w:next w:val="Normal"/>
+    <w:uiPriority w:val="9"/>
+    <w:qFormat w:val="1"/>
+    <w:pPr>
+      <w:keepNext w:val="1"/>
+      <w:keepLines w:val="1"/>
+      <w:spacing w:before="200" w:after="100"/>
+      <w:outlineLvl w:val="1"/>
+    </w:pPr>
+    <w:rPr>
+      <w:b w:val="1"/>
+      <w:sz w:val="26"/>
+      <w:szCs w:val="26"/>
+    </w:rPr>
+  </w:style>
   <w:style w:type="paragraph" w:styleId="000004">
     <w:name w:val="heading 3"/>
     <w:basedOn w:val="Normal"/>
@@ -8420,24 +9570,6 @@
       <w:b w:val="1"/>
       <w:sz w:val="32"/>
       <w:szCs w:val="32"/>
-    </w:rPr>
-  </w:style>
-  <w:style w:type="paragraph" w:styleId="000003">
-    <w:name w:val="heading 2"/>
-    <w:basedOn w:val="Normal"/>
-    <w:next w:val="Normal"/>
-    <w:uiPriority w:val="9"/>
-    <w:qFormat w:val="1"/>
-    <w:pPr>
-      <w:keepNext w:val="1"/>
-      <w:keepLines w:val="1"/>
-      <w:spacing w:before="200" w:after="100"/>
-      <w:outlineLvl w:val="1"/>
-    </w:pPr>
-    <w:rPr>
-      <w:b w:val="1"/>
-      <w:sz w:val="26"/>
-      <w:szCs w:val="26"/>
     </w:rPr>
   </w:style>
 </w:styles>
